--- a/TP-KB-241-Shchuchkin-Pavlo-lpr.docx
+++ b/TP-KB-241-Shchuchkin-Pavlo-lpr.docx
@@ -1,6 +1,6 @@
 
 <file path=word/document.xml><?xml version="1.0" encoding="utf-8"?>
-<w:document xmlns:wpc="http://schemas.microsoft.com/office/word/2010/wordprocessingCanvas" xmlns:cx="http://schemas.microsoft.com/office/drawing/2014/chartex" xmlns:cx1="http://schemas.microsoft.com/office/drawing/2015/9/8/chartex" xmlns:cx2="http://schemas.microsoft.com/office/drawing/2015/10/21/chartex" xmlns:cx3="http://schemas.microsoft.com/office/drawing/2016/5/9/chartex" xmlns:cx4="http://schemas.microsoft.com/office/drawing/2016/5/10/chartex" xmlns:cx5="http://schemas.microsoft.com/office/drawing/2016/5/11/chartex" xmlns:cx6="http://schemas.microsoft.com/office/drawing/2016/5/12/chartex" xmlns:cx7="http://schemas.microsoft.com/office/drawing/2016/5/13/chartex" xmlns:cx8="http://schemas.microsoft.com/office/drawing/2016/5/14/chartex" xmlns:mc="http://schemas.openxmlformats.org/markup-compatibility/2006" xmlns:aink="http://schemas.microsoft.com/office/drawing/2016/ink" xmlns:am3d="http://schemas.microsoft.com/office/drawing/2017/model3d" xmlns:o="urn:schemas-microsoft-com:office:office" xmlns:oel="http://schemas.microsoft.com/office/2019/extlst" xmlns:r="http://schemas.openxmlformats.org/officeDocument/2006/relationships" xmlns:m="http://schemas.openxmlformats.org/officeDocument/2006/math" xmlns:v="urn:schemas-microsoft-com:vml" xmlns:wp14="http://schemas.microsoft.com/office/word/2010/wordprocessingDrawing" xmlns:wp="http://schemas.openxmlformats.org/drawingml/2006/wordprocessingDrawing" xmlns:w10="urn:schemas-microsoft-com:office:word" xmlns:w="http://schemas.openxmlformats.org/wordprocessingml/2006/main" xmlns:w14="http://schemas.microsoft.com/office/word/2010/wordml" xmlns:w15="http://schemas.microsoft.com/office/word/2012/wordml" xmlns:w16cex="http://schemas.microsoft.com/office/word/2018/wordml/cex" xmlns:w16cid="http://schemas.microsoft.com/office/word/2016/wordml/cid" xmlns:w16="http://schemas.microsoft.com/office/word/2018/wordml" xmlns:w16du="http://schemas.microsoft.com/office/word/2023/wordml/word16du" xmlns:w16sdtdh="http://schemas.microsoft.com/office/word/2020/wordml/sdtdatahash" xmlns:w16sdtfl="http://schemas.microsoft.com/office/word/2024/wordml/sdtformatlock" xmlns:w16se="http://schemas.microsoft.com/office/word/2015/wordml/symex" xmlns:wpg="http://schemas.microsoft.com/office/word/2010/wordprocessingGroup" xmlns:wpi="http://schemas.microsoft.com/office/word/2010/wordprocessingInk" xmlns:wne="http://schemas.microsoft.com/office/word/2006/wordml" xmlns:wps="http://schemas.microsoft.com/office/word/2010/wordprocessingShape" mc:Ignorable="w14 w15 w16se w16cid w16 w16cex w16sdtdh w16sdtfl w16du wp14">
+<w:document xmlns:wpc="http://schemas.microsoft.com/office/word/2010/wordprocessingCanvas" xmlns:cx="http://schemas.microsoft.com/office/drawing/2014/chartex" xmlns:mc="http://schemas.openxmlformats.org/markup-compatibility/2006" xmlns:o="urn:schemas-microsoft-com:office:office" xmlns:r="http://schemas.openxmlformats.org/officeDocument/2006/relationships" xmlns:m="http://schemas.openxmlformats.org/officeDocument/2006/math" xmlns:v="urn:schemas-microsoft-com:vml" xmlns:wp14="http://schemas.microsoft.com/office/word/2010/wordprocessingDrawing" xmlns:wp="http://schemas.openxmlformats.org/drawingml/2006/wordprocessingDrawing" xmlns:w10="urn:schemas-microsoft-com:office:word" xmlns:w="http://schemas.openxmlformats.org/wordprocessingml/2006/main" xmlns:w14="http://schemas.microsoft.com/office/word/2010/wordml" xmlns:w15="http://schemas.microsoft.com/office/word/2012/wordml" xmlns:w16se="http://schemas.microsoft.com/office/word/2015/wordml/symex" xmlns:wpg="http://schemas.microsoft.com/office/word/2010/wordprocessingGroup" xmlns:wpi="http://schemas.microsoft.com/office/word/2010/wordprocessingInk" xmlns:wne="http://schemas.microsoft.com/office/word/2006/wordml" xmlns:wps="http://schemas.microsoft.com/office/word/2010/wordprocessingShape" mc:Ignorable="w14 w15 w16se wp14">
   <w:body>
     <w:p>
       <w:pPr>
@@ -501,7 +501,7 @@
           <w:rFonts w:cs="Times New Roman"/>
           <w:noProof/>
           <w:szCs w:val="28"/>
-          <w:lang w:val="uk-UA"/>
+          <w:lang w:val="uk-UA" w:eastAsia="uk-UA"/>
         </w:rPr>
         <w:drawing>
           <wp:inline distT="0" distB="0" distL="0" distR="0" wp14:anchorId="4901A806" wp14:editId="5F97C612">
@@ -1213,7 +1213,7 @@
           <w:rFonts w:cs="Times New Roman"/>
           <w:noProof/>
           <w:szCs w:val="28"/>
-          <w:lang w:val="uk-UA"/>
+          <w:lang w:val="uk-UA" w:eastAsia="uk-UA"/>
         </w:rPr>
         <w:drawing>
           <wp:inline distT="0" distB="0" distL="0" distR="0" wp14:anchorId="515C2457" wp14:editId="56EB10FE">
@@ -1565,7 +1565,7 @@
           <w:rFonts w:cs="Times New Roman"/>
           <w:szCs w:val="28"/>
         </w:rPr>
-        <w:t>d,x1,x</w:t>
+        <w:t>d,x</w:t>
       </w:r>
       <w:proofErr w:type="gramEnd"/>
       <w:r>
@@ -1573,7 +1573,7 @@
           <w:rFonts w:cs="Times New Roman"/>
           <w:szCs w:val="28"/>
         </w:rPr>
-        <w:t>2</w:t>
+        <w:t>1,x2</w:t>
       </w:r>
     </w:p>
     <w:p>
@@ -1621,7 +1621,7 @@
           <w:rFonts w:cs="Times New Roman"/>
           <w:szCs w:val="28"/>
         </w:rPr>
-        <w:t>int(input(</w:t>
+        <w:t>int(</w:t>
       </w:r>
       <w:proofErr w:type="gramEnd"/>
       <w:r>
@@ -1629,7 +1629,7 @@
           <w:rFonts w:cs="Times New Roman"/>
           <w:szCs w:val="28"/>
         </w:rPr>
-        <w:t>"Input a: "))</w:t>
+        <w:t>input("Input a: "))</w:t>
       </w:r>
     </w:p>
     <w:p>
@@ -1660,7 +1660,7 @@
           <w:rFonts w:cs="Times New Roman"/>
           <w:szCs w:val="28"/>
         </w:rPr>
-        <w:t>int(input(</w:t>
+        <w:t>int(</w:t>
       </w:r>
       <w:proofErr w:type="gramEnd"/>
       <w:r>
@@ -1668,7 +1668,7 @@
           <w:rFonts w:cs="Times New Roman"/>
           <w:szCs w:val="28"/>
         </w:rPr>
-        <w:t>"Input b: "))</w:t>
+        <w:t>input("Input b: "))</w:t>
       </w:r>
     </w:p>
     <w:p>
@@ -1699,7 +1699,7 @@
           <w:rFonts w:cs="Times New Roman"/>
           <w:szCs w:val="28"/>
         </w:rPr>
-        <w:t>int(input(</w:t>
+        <w:t>int(</w:t>
       </w:r>
       <w:proofErr w:type="gramEnd"/>
       <w:r>
@@ -1707,7 +1707,7 @@
           <w:rFonts w:cs="Times New Roman"/>
           <w:szCs w:val="28"/>
         </w:rPr>
-        <w:t>"Input c: "))</w:t>
+        <w:t>input("Input c: "))</w:t>
       </w:r>
     </w:p>
     <w:p>
@@ -1974,7 +1974,7 @@
           <w:rFonts w:cs="Times New Roman"/>
           <w:noProof/>
           <w:szCs w:val="28"/>
-          <w:lang w:val="uk-UA"/>
+          <w:lang w:val="uk-UA" w:eastAsia="uk-UA"/>
         </w:rPr>
         <w:lastRenderedPageBreak/>
         <w:drawing>
@@ -2120,7 +2120,7 @@
           <w:rFonts w:cs="Times New Roman"/>
           <w:noProof/>
           <w:szCs w:val="28"/>
-          <w:lang w:val="ru-RU"/>
+          <w:lang w:val="uk-UA" w:eastAsia="uk-UA"/>
         </w:rPr>
         <w:drawing>
           <wp:inline distT="0" distB="0" distL="0" distR="0" wp14:anchorId="42B2959C" wp14:editId="0ACEC091">
@@ -2463,12 +2463,21 @@
                 <w:szCs w:val="28"/>
               </w:rPr>
             </w:pPr>
+            <w:proofErr w:type="spellStart"/>
             <w:r>
               <w:rPr>
                 <w:rFonts w:cs="Times New Roman"/>
                 <w:szCs w:val="28"/>
               </w:rPr>
-              <w:t xml:space="preserve">def </w:t>
+              <w:t>def</w:t>
+            </w:r>
+            <w:proofErr w:type="spellEnd"/>
+            <w:r>
+              <w:rPr>
+                <w:rFonts w:cs="Times New Roman"/>
+                <w:szCs w:val="28"/>
+              </w:rPr>
+              <w:t xml:space="preserve"> </w:t>
             </w:r>
             <w:proofErr w:type="spellStart"/>
             <w:r>
@@ -2840,7 +2849,7 @@
                 <w:rFonts w:cs="Times New Roman"/>
                 <w:szCs w:val="28"/>
               </w:rPr>
-              <w:t>d,x1,x</w:t>
+              <w:t>d,x</w:t>
             </w:r>
             <w:proofErr w:type="gramEnd"/>
             <w:r>
@@ -2848,7 +2857,7 @@
                 <w:rFonts w:cs="Times New Roman"/>
                 <w:szCs w:val="28"/>
               </w:rPr>
-              <w:t>2</w:t>
+              <w:t>1,x2</w:t>
             </w:r>
           </w:p>
           <w:p>
@@ -2881,7 +2890,7 @@
                 <w:rFonts w:cs="Times New Roman"/>
                 <w:szCs w:val="28"/>
               </w:rPr>
-              <w:t>int(input(</w:t>
+              <w:t>int(</w:t>
             </w:r>
             <w:proofErr w:type="gramEnd"/>
             <w:r>
@@ -2889,7 +2898,7 @@
                 <w:rFonts w:cs="Times New Roman"/>
                 <w:szCs w:val="28"/>
               </w:rPr>
-              <w:t>"Input a: "))</w:t>
+              <w:t>input("Input a: "))</w:t>
             </w:r>
           </w:p>
           <w:p>
@@ -2913,7 +2922,7 @@
                 <w:rFonts w:cs="Times New Roman"/>
                 <w:szCs w:val="28"/>
               </w:rPr>
-              <w:t>int(input(</w:t>
+              <w:t>int(</w:t>
             </w:r>
             <w:proofErr w:type="gramEnd"/>
             <w:r>
@@ -2921,7 +2930,7 @@
                 <w:rFonts w:cs="Times New Roman"/>
                 <w:szCs w:val="28"/>
               </w:rPr>
-              <w:t>"Input b: "))</w:t>
+              <w:t>input("Input b: "))</w:t>
             </w:r>
           </w:p>
           <w:p>
@@ -2945,7 +2954,7 @@
                 <w:rFonts w:cs="Times New Roman"/>
                 <w:szCs w:val="28"/>
               </w:rPr>
-              <w:t>int(input(</w:t>
+              <w:t>int(</w:t>
             </w:r>
             <w:proofErr w:type="gramEnd"/>
             <w:r>
@@ -2953,7 +2962,7 @@
                 <w:rFonts w:cs="Times New Roman"/>
                 <w:szCs w:val="28"/>
               </w:rPr>
-              <w:t>"Input c: "))</w:t>
+              <w:t>input("Input c: "))</w:t>
             </w:r>
           </w:p>
           <w:p>
@@ -3115,7 +3124,23 @@
                 <w:rFonts w:cs="Times New Roman"/>
                 <w:szCs w:val="28"/>
               </w:rPr>
-              <w:t xml:space="preserve">"Nema </w:t>
+              <w:t>"</w:t>
+            </w:r>
+            <w:proofErr w:type="spellStart"/>
+            <w:r>
+              <w:rPr>
+                <w:rFonts w:cs="Times New Roman"/>
+                <w:szCs w:val="28"/>
+              </w:rPr>
+              <w:t>Nema</w:t>
+            </w:r>
+            <w:proofErr w:type="spellEnd"/>
+            <w:r>
+              <w:rPr>
+                <w:rFonts w:cs="Times New Roman"/>
+                <w:szCs w:val="28"/>
+              </w:rPr>
+              <w:t xml:space="preserve"> </w:t>
             </w:r>
             <w:proofErr w:type="spellStart"/>
             <w:r>
@@ -3308,7 +3333,7 @@
       <w:r>
         <w:rPr>
           <w:noProof/>
-          <w:lang w:val="uk-UA"/>
+          <w:lang w:val="uk-UA" w:eastAsia="uk-UA"/>
         </w:rPr>
         <w:drawing>
           <wp:inline distT="0" distB="0" distL="0" distR="0" wp14:anchorId="6B70A897" wp14:editId="4E8AC49A">
@@ -3443,8 +3468,13 @@
           <w:right w:val="single" w:sz="4" w:space="4" w:color="auto"/>
         </w:pBdr>
       </w:pPr>
-      <w:r>
-        <w:t>def plus(</w:t>
+      <w:proofErr w:type="spellStart"/>
+      <w:r>
+        <w:t>def</w:t>
+      </w:r>
+      <w:proofErr w:type="spellEnd"/>
+      <w:r>
+        <w:t xml:space="preserve"> plus(</w:t>
       </w:r>
       <w:proofErr w:type="spellStart"/>
       <w:proofErr w:type="gramStart"/>
@@ -3511,8 +3541,13 @@
           <w:right w:val="single" w:sz="4" w:space="4" w:color="auto"/>
         </w:pBdr>
       </w:pPr>
-      <w:r>
-        <w:t>def minus(</w:t>
+      <w:proofErr w:type="spellStart"/>
+      <w:r>
+        <w:t>def</w:t>
+      </w:r>
+      <w:proofErr w:type="spellEnd"/>
+      <w:r>
+        <w:t xml:space="preserve"> minus(</w:t>
       </w:r>
       <w:proofErr w:type="spellStart"/>
       <w:proofErr w:type="gramStart"/>
@@ -3563,8 +3598,13 @@
           <w:right w:val="single" w:sz="4" w:space="4" w:color="auto"/>
         </w:pBdr>
       </w:pPr>
-      <w:r>
-        <w:t xml:space="preserve">def </w:t>
+      <w:proofErr w:type="spellStart"/>
+      <w:r>
+        <w:t>def</w:t>
+      </w:r>
+      <w:proofErr w:type="spellEnd"/>
+      <w:r>
+        <w:t xml:space="preserve"> </w:t>
       </w:r>
       <w:proofErr w:type="spellStart"/>
       <w:r>
@@ -3623,8 +3663,13 @@
           <w:right w:val="single" w:sz="4" w:space="4" w:color="auto"/>
         </w:pBdr>
       </w:pPr>
-      <w:r>
-        <w:t xml:space="preserve">def </w:t>
+      <w:proofErr w:type="spellStart"/>
+      <w:r>
+        <w:t>def</w:t>
+      </w:r>
+      <w:proofErr w:type="spellEnd"/>
+      <w:r>
+        <w:t xml:space="preserve"> </w:t>
       </w:r>
       <w:proofErr w:type="spellStart"/>
       <w:r>
@@ -3699,11 +3744,11 @@
       </w:r>
       <w:proofErr w:type="gramStart"/>
       <w:r>
-        <w:t>int(input(</w:t>
+        <w:t>int(</w:t>
       </w:r>
       <w:proofErr w:type="gramEnd"/>
       <w:r>
-        <w:t>"Enter first number: "))</w:t>
+        <w:t>input("Enter first number: "))</w:t>
       </w:r>
     </w:p>
     <w:p>
@@ -3721,11 +3766,11 @@
       </w:r>
       <w:proofErr w:type="gramStart"/>
       <w:r>
-        <w:t>int(input(</w:t>
+        <w:t>int(</w:t>
       </w:r>
       <w:proofErr w:type="gramEnd"/>
       <w:r>
-        <w:t>"Enter second number: "))</w:t>
+        <w:t>input("Enter second number: "))</w:t>
       </w:r>
     </w:p>
     <w:p>
@@ -3943,17 +3988,11 @@
           <w:bottom w:val="single" w:sz="4" w:space="1" w:color="auto"/>
           <w:right w:val="single" w:sz="4" w:space="4" w:color="auto"/>
         </w:pBdr>
-        <w:rPr>
-          <w:lang w:val="ru-RU"/>
-        </w:rPr>
       </w:pPr>
       <w:r>
         <w:t>else</w:t>
       </w:r>
       <w:r>
-        <w:rPr>
-          <w:lang w:val="ru-RU"/>
-        </w:rPr>
         <w:t>:</w:t>
       </w:r>
     </w:p>
@@ -3974,18 +4013,12 @@
         <w:t> </w:t>
       </w:r>
       <w:r>
-        <w:rPr>
-          <w:lang w:val="ru-RU"/>
-        </w:rPr>
         <w:t xml:space="preserve"> </w:t>
       </w:r>
       <w:r>
         <w:t> </w:t>
       </w:r>
       <w:r>
-        <w:rPr>
-          <w:lang w:val="ru-RU"/>
-        </w:rPr>
         <w:t xml:space="preserve"> </w:t>
       </w:r>
       <w:proofErr w:type="spellStart"/>
@@ -4069,7 +4102,7 @@
           <w:b/>
           <w:bCs/>
           <w:noProof/>
-          <w:lang w:val="uk-UA"/>
+          <w:lang w:val="uk-UA" w:eastAsia="uk-UA"/>
         </w:rPr>
         <w:drawing>
           <wp:inline distT="0" distB="0" distL="0" distR="0" wp14:anchorId="0C5C386C" wp14:editId="48ED3504">
@@ -4163,7 +4196,6 @@
         <w:rPr>
           <w:b/>
           <w:bCs/>
-          <w:lang w:val="ru-RU"/>
         </w:rPr>
       </w:pPr>
       <w:r>
@@ -4178,7 +4210,6 @@
         <w:rPr>
           <w:b/>
           <w:bCs/>
-          <w:lang w:val="ru-RU"/>
         </w:rPr>
         <w:t xml:space="preserve"> </w:t>
       </w:r>
@@ -4196,7 +4227,6 @@
         <w:rPr>
           <w:b/>
           <w:bCs/>
-          <w:lang w:val="ru-RU"/>
         </w:rPr>
         <w:t>:</w:t>
       </w:r>
@@ -4210,46 +4240,35 @@
           <w:right w:val="single" w:sz="4" w:space="4" w:color="auto"/>
         </w:pBdr>
         <w:spacing w:after="0"/>
-        <w:rPr>
-          <w:lang w:val="ru-RU"/>
-        </w:rPr>
-      </w:pPr>
+      </w:pPr>
+      <w:proofErr w:type="spellStart"/>
       <w:r>
         <w:t>def</w:t>
       </w:r>
-      <w:r>
-        <w:rPr>
-          <w:lang w:val="ru-RU"/>
-        </w:rPr>
+      <w:proofErr w:type="spellEnd"/>
+      <w:r>
         <w:t xml:space="preserve"> </w:t>
       </w:r>
       <w:r>
         <w:t>plus</w:t>
       </w:r>
       <w:r>
-        <w:rPr>
-          <w:lang w:val="ru-RU"/>
-        </w:rPr>
         <w:t>(</w:t>
       </w:r>
+      <w:proofErr w:type="spellStart"/>
       <w:proofErr w:type="gramStart"/>
       <w:r>
         <w:t>a</w:t>
       </w:r>
       <w:r>
-        <w:rPr>
-          <w:lang w:val="ru-RU"/>
-        </w:rPr>
         <w:t>,</w:t>
       </w:r>
       <w:r>
         <w:t>b</w:t>
       </w:r>
+      <w:proofErr w:type="spellEnd"/>
       <w:proofErr w:type="gramEnd"/>
       <w:r>
-        <w:rPr>
-          <w:lang w:val="ru-RU"/>
-        </w:rPr>
         <w:t>):</w:t>
       </w:r>
     </w:p>
@@ -4267,18 +4286,12 @@
         <w:t> </w:t>
       </w:r>
       <w:r>
-        <w:rPr>
-          <w:lang w:val="ru-RU"/>
-        </w:rPr>
         <w:t xml:space="preserve"> </w:t>
       </w:r>
       <w:r>
         <w:t> </w:t>
       </w:r>
       <w:r>
-        <w:rPr>
-          <w:lang w:val="ru-RU"/>
-        </w:rPr>
         <w:t xml:space="preserve"> </w:t>
       </w:r>
       <w:r>
@@ -4325,8 +4338,13 @@
         </w:pBdr>
         <w:spacing w:after="0"/>
       </w:pPr>
-      <w:r>
-        <w:t>def minus(</w:t>
+      <w:proofErr w:type="spellStart"/>
+      <w:r>
+        <w:t>def</w:t>
+      </w:r>
+      <w:proofErr w:type="spellEnd"/>
+      <w:r>
+        <w:t xml:space="preserve"> minus(</w:t>
       </w:r>
       <w:proofErr w:type="spellStart"/>
       <w:proofErr w:type="gramStart"/>
@@ -4377,8 +4395,13 @@
         </w:pBdr>
         <w:spacing w:after="0"/>
       </w:pPr>
-      <w:r>
-        <w:t xml:space="preserve">def </w:t>
+      <w:proofErr w:type="spellStart"/>
+      <w:r>
+        <w:t>def</w:t>
+      </w:r>
+      <w:proofErr w:type="spellEnd"/>
+      <w:r>
+        <w:t xml:space="preserve"> </w:t>
       </w:r>
       <w:proofErr w:type="spellStart"/>
       <w:r>
@@ -4438,8 +4461,13 @@
         </w:pBdr>
         <w:spacing w:after="0"/>
       </w:pPr>
-      <w:r>
-        <w:t xml:space="preserve">def </w:t>
+      <w:proofErr w:type="spellStart"/>
+      <w:r>
+        <w:t>def</w:t>
+      </w:r>
+      <w:proofErr w:type="spellEnd"/>
+      <w:r>
+        <w:t xml:space="preserve"> </w:t>
       </w:r>
       <w:proofErr w:type="spellStart"/>
       <w:r>
@@ -4514,11 +4542,11 @@
       </w:r>
       <w:proofErr w:type="gramStart"/>
       <w:r>
-        <w:t>int(input(</w:t>
+        <w:t>int(</w:t>
       </w:r>
       <w:proofErr w:type="gramEnd"/>
       <w:r>
-        <w:t>"Enter first number: "))</w:t>
+        <w:t>input("Enter first number: "))</w:t>
       </w:r>
     </w:p>
     <w:p>
@@ -4536,11 +4564,11 @@
       </w:r>
       <w:proofErr w:type="gramStart"/>
       <w:r>
-        <w:t>int(input(</w:t>
+        <w:t>int(</w:t>
       </w:r>
       <w:proofErr w:type="gramEnd"/>
       <w:r>
-        <w:t>"Enter second number: "))</w:t>
+        <w:t>input("Enter second number: "))</w:t>
       </w:r>
     </w:p>
     <w:p>
@@ -4865,7 +4893,7 @@
           <w:b/>
           <w:bCs/>
           <w:noProof/>
-          <w:lang w:val="ru-RU"/>
+          <w:lang w:val="uk-UA" w:eastAsia="uk-UA"/>
         </w:rPr>
         <w:drawing>
           <wp:inline distT="0" distB="0" distL="0" distR="0" wp14:anchorId="53D39EE7" wp14:editId="7883E58C">
@@ -4988,7 +5016,7 @@
           <w:rFonts w:cs="Times New Roman"/>
           <w:noProof/>
           <w:szCs w:val="28"/>
-          <w:lang w:val="ru-RU"/>
+          <w:lang w:val="uk-UA" w:eastAsia="uk-UA"/>
         </w:rPr>
         <w:drawing>
           <wp:inline distT="0" distB="0" distL="0" distR="0" wp14:anchorId="6977CF90" wp14:editId="7562F2BD">
@@ -5587,7 +5615,6 @@
           <w:b/>
           <w:bCs/>
           <w:szCs w:val="28"/>
-          <w:lang w:val="ru-RU"/>
         </w:rPr>
       </w:pPr>
       <w:r>
@@ -5606,7 +5633,6 @@
           <w:b/>
           <w:bCs/>
           <w:szCs w:val="28"/>
-          <w:lang w:val="ru-RU"/>
         </w:rPr>
         <w:t xml:space="preserve"> </w:t>
       </w:r>
@@ -5628,7 +5654,6 @@
           <w:b/>
           <w:bCs/>
           <w:szCs w:val="28"/>
-          <w:lang w:val="ru-RU"/>
         </w:rPr>
         <w:t>:</w:t>
       </w:r>
@@ -5647,9 +5672,9 @@
         <w:rPr>
           <w:rFonts w:cs="Times New Roman"/>
           <w:szCs w:val="28"/>
-          <w:lang w:val="ru-RU"/>
-        </w:rPr>
-      </w:pPr>
+        </w:rPr>
+      </w:pPr>
+      <w:proofErr w:type="spellStart"/>
       <w:r>
         <w:rPr>
           <w:rFonts w:cs="Times New Roman"/>
@@ -5657,11 +5682,11 @@
         </w:rPr>
         <w:t>def</w:t>
       </w:r>
-      <w:r>
-        <w:rPr>
-          <w:rFonts w:cs="Times New Roman"/>
-          <w:szCs w:val="28"/>
-          <w:lang w:val="ru-RU"/>
+      <w:proofErr w:type="spellEnd"/>
+      <w:r>
+        <w:rPr>
+          <w:rFonts w:cs="Times New Roman"/>
+          <w:szCs w:val="28"/>
         </w:rPr>
         <w:t xml:space="preserve"> </w:t>
       </w:r>
@@ -5676,10 +5701,10 @@
         <w:rPr>
           <w:rFonts w:cs="Times New Roman"/>
           <w:szCs w:val="28"/>
-          <w:lang w:val="ru-RU"/>
         </w:rPr>
         <w:t>(</w:t>
       </w:r>
+      <w:proofErr w:type="spellStart"/>
       <w:proofErr w:type="gramStart"/>
       <w:r>
         <w:rPr>
@@ -5692,7 +5717,6 @@
         <w:rPr>
           <w:rFonts w:cs="Times New Roman"/>
           <w:szCs w:val="28"/>
-          <w:lang w:val="ru-RU"/>
         </w:rPr>
         <w:t>,</w:t>
       </w:r>
@@ -5703,12 +5727,12 @@
         </w:rPr>
         <w:t>b</w:t>
       </w:r>
+      <w:proofErr w:type="spellEnd"/>
       <w:proofErr w:type="gramEnd"/>
       <w:r>
         <w:rPr>
           <w:rFonts w:cs="Times New Roman"/>
           <w:szCs w:val="28"/>
-          <w:lang w:val="ru-RU"/>
         </w:rPr>
         <w:t>):</w:t>
       </w:r>
@@ -5733,7 +5757,6 @@
         <w:rPr>
           <w:rFonts w:cs="Times New Roman"/>
           <w:szCs w:val="28"/>
-          <w:lang w:val="ru-RU"/>
         </w:rPr>
         <w:t xml:space="preserve">    </w:t>
       </w:r>
@@ -5811,12 +5834,21 @@
           <w:szCs w:val="28"/>
         </w:rPr>
       </w:pPr>
-      <w:r>
-        <w:rPr>
-          <w:rFonts w:cs="Times New Roman"/>
-          <w:szCs w:val="28"/>
-        </w:rPr>
-        <w:t>def minus(</w:t>
+      <w:proofErr w:type="spellStart"/>
+      <w:r>
+        <w:rPr>
+          <w:rFonts w:cs="Times New Roman"/>
+          <w:szCs w:val="28"/>
+        </w:rPr>
+        <w:t>def</w:t>
+      </w:r>
+      <w:proofErr w:type="spellEnd"/>
+      <w:r>
+        <w:rPr>
+          <w:rFonts w:cs="Times New Roman"/>
+          <w:szCs w:val="28"/>
+        </w:rPr>
+        <w:t xml:space="preserve"> minus(</w:t>
       </w:r>
       <w:proofErr w:type="spellStart"/>
       <w:proofErr w:type="gramStart"/>
@@ -5901,12 +5933,21 @@
           <w:szCs w:val="28"/>
         </w:rPr>
       </w:pPr>
-      <w:r>
-        <w:rPr>
-          <w:rFonts w:cs="Times New Roman"/>
-          <w:szCs w:val="28"/>
-        </w:rPr>
-        <w:t xml:space="preserve">def </w:t>
+      <w:proofErr w:type="spellStart"/>
+      <w:r>
+        <w:rPr>
+          <w:rFonts w:cs="Times New Roman"/>
+          <w:szCs w:val="28"/>
+        </w:rPr>
+        <w:t>def</w:t>
+      </w:r>
+      <w:proofErr w:type="spellEnd"/>
+      <w:r>
+        <w:rPr>
+          <w:rFonts w:cs="Times New Roman"/>
+          <w:szCs w:val="28"/>
+        </w:rPr>
+        <w:t xml:space="preserve"> </w:t>
       </w:r>
       <w:proofErr w:type="spellStart"/>
       <w:r>
@@ -6007,12 +6048,21 @@
           <w:szCs w:val="28"/>
         </w:rPr>
       </w:pPr>
-      <w:r>
-        <w:rPr>
-          <w:rFonts w:cs="Times New Roman"/>
-          <w:szCs w:val="28"/>
-        </w:rPr>
-        <w:t xml:space="preserve">def </w:t>
+      <w:proofErr w:type="spellStart"/>
+      <w:r>
+        <w:rPr>
+          <w:rFonts w:cs="Times New Roman"/>
+          <w:szCs w:val="28"/>
+        </w:rPr>
+        <w:t>def</w:t>
+      </w:r>
+      <w:proofErr w:type="spellEnd"/>
+      <w:r>
+        <w:rPr>
+          <w:rFonts w:cs="Times New Roman"/>
+          <w:szCs w:val="28"/>
+        </w:rPr>
+        <w:t xml:space="preserve"> </w:t>
       </w:r>
       <w:proofErr w:type="spellStart"/>
       <w:r>
@@ -6240,7 +6290,7 @@
           <w:rFonts w:cs="Times New Roman"/>
           <w:szCs w:val="28"/>
         </w:rPr>
-        <w:t>int(input(</w:t>
+        <w:t>int(</w:t>
       </w:r>
       <w:proofErr w:type="gramEnd"/>
       <w:r>
@@ -6248,7 +6298,7 @@
           <w:rFonts w:cs="Times New Roman"/>
           <w:szCs w:val="28"/>
         </w:rPr>
-        <w:t>"Enter first number: "))</w:t>
+        <w:t>input("Enter first number: "))</w:t>
       </w:r>
     </w:p>
     <w:p>
@@ -6280,7 +6330,7 @@
           <w:rFonts w:cs="Times New Roman"/>
           <w:szCs w:val="28"/>
         </w:rPr>
-        <w:t>int(input(</w:t>
+        <w:t>int(</w:t>
       </w:r>
       <w:proofErr w:type="gramEnd"/>
       <w:r>
@@ -6288,7 +6338,7 @@
           <w:rFonts w:cs="Times New Roman"/>
           <w:szCs w:val="28"/>
         </w:rPr>
-        <w:t>"Enter second number: "))</w:t>
+        <w:t>input("Enter second number: "))</w:t>
       </w:r>
     </w:p>
     <w:p>
@@ -7361,7 +7411,7 @@
           <w:bCs/>
           <w:noProof/>
           <w:szCs w:val="28"/>
-          <w:lang w:val="ru-RU"/>
+          <w:lang w:val="uk-UA" w:eastAsia="uk-UA"/>
         </w:rPr>
         <w:drawing>
           <wp:inline distT="0" distB="0" distL="0" distR="0" wp14:anchorId="0620A8E6" wp14:editId="36F3F93F">
@@ -7623,39 +7673,7 @@
           <w:rFonts w:cs="Times New Roman"/>
           <w:szCs w:val="28"/>
         </w:rPr>
-        <w:t xml:space="preserve">), </w:t>
-      </w:r>
-      <w:proofErr w:type="gramStart"/>
-      <w:r>
-        <w:rPr>
-          <w:rFonts w:cs="Times New Roman"/>
-          <w:szCs w:val="28"/>
-        </w:rPr>
-        <w:t>append(</w:t>
-      </w:r>
-      <w:proofErr w:type="gramEnd"/>
-      <w:r>
-        <w:rPr>
-          <w:rFonts w:cs="Times New Roman"/>
-          <w:szCs w:val="28"/>
-        </w:rPr>
-        <w:t xml:space="preserve">), </w:t>
-      </w:r>
-      <w:proofErr w:type="gramStart"/>
-      <w:r>
-        <w:rPr>
-          <w:rFonts w:cs="Times New Roman"/>
-          <w:szCs w:val="28"/>
-        </w:rPr>
-        <w:t>insert(</w:t>
-      </w:r>
-      <w:proofErr w:type="gramEnd"/>
-      <w:r>
-        <w:rPr>
-          <w:rFonts w:cs="Times New Roman"/>
-          <w:szCs w:val="28"/>
-        </w:rPr>
-        <w:t xml:space="preserve">id, </w:t>
+        <w:t xml:space="preserve">), append(), insert(id, </w:t>
       </w:r>
       <w:proofErr w:type="spellStart"/>
       <w:r>
@@ -7687,71 +7705,7 @@
           <w:rFonts w:cs="Times New Roman"/>
           <w:szCs w:val="28"/>
         </w:rPr>
-        <w:t xml:space="preserve">), </w:t>
-      </w:r>
-      <w:proofErr w:type="gramStart"/>
-      <w:r>
-        <w:rPr>
-          <w:rFonts w:cs="Times New Roman"/>
-          <w:szCs w:val="28"/>
-        </w:rPr>
-        <w:t>clear(</w:t>
-      </w:r>
-      <w:proofErr w:type="gramEnd"/>
-      <w:r>
-        <w:rPr>
-          <w:rFonts w:cs="Times New Roman"/>
-          <w:szCs w:val="28"/>
-        </w:rPr>
-        <w:t xml:space="preserve">), </w:t>
-      </w:r>
-      <w:proofErr w:type="gramStart"/>
-      <w:r>
-        <w:rPr>
-          <w:rFonts w:cs="Times New Roman"/>
-          <w:szCs w:val="28"/>
-        </w:rPr>
-        <w:t>sort(</w:t>
-      </w:r>
-      <w:proofErr w:type="gramEnd"/>
-      <w:r>
-        <w:rPr>
-          <w:rFonts w:cs="Times New Roman"/>
-          <w:szCs w:val="28"/>
-        </w:rPr>
-        <w:t xml:space="preserve">), </w:t>
-      </w:r>
-      <w:proofErr w:type="gramStart"/>
-      <w:r>
-        <w:rPr>
-          <w:rFonts w:cs="Times New Roman"/>
-          <w:szCs w:val="28"/>
-        </w:rPr>
-        <w:t>reverse(</w:t>
-      </w:r>
-      <w:proofErr w:type="gramEnd"/>
-      <w:r>
-        <w:rPr>
-          <w:rFonts w:cs="Times New Roman"/>
-          <w:szCs w:val="28"/>
-        </w:rPr>
-        <w:t xml:space="preserve">), </w:t>
-      </w:r>
-      <w:proofErr w:type="gramStart"/>
-      <w:r>
-        <w:rPr>
-          <w:rFonts w:cs="Times New Roman"/>
-          <w:szCs w:val="28"/>
-        </w:rPr>
-        <w:t>copy(</w:t>
-      </w:r>
-      <w:proofErr w:type="gramEnd"/>
-      <w:r>
-        <w:rPr>
-          <w:rFonts w:cs="Times New Roman"/>
-          <w:szCs w:val="28"/>
-        </w:rPr>
-        <w:t>)</w:t>
+        <w:t>), clear(), sort(), reverse(), copy()</w:t>
       </w:r>
     </w:p>
     <w:p>
@@ -8363,7 +8317,7 @@
           <w:b/>
           <w:bCs/>
           <w:noProof/>
-          <w:lang w:val="uk-UA"/>
+          <w:lang w:val="uk-UA" w:eastAsia="uk-UA"/>
         </w:rPr>
         <w:drawing>
           <wp:inline distT="0" distB="0" distL="0" distR="0" wp14:anchorId="5048E550" wp14:editId="1792153E">
@@ -8970,7 +8924,7 @@
           <w:rFonts w:cs="Times New Roman"/>
           <w:noProof/>
           <w:szCs w:val="28"/>
-          <w:lang w:val="uk-UA"/>
+          <w:lang w:val="uk-UA" w:eastAsia="uk-UA"/>
         </w:rPr>
         <w:lastRenderedPageBreak/>
         <w:drawing>
@@ -9093,8 +9047,13 @@
         <w:spacing w:after="0"/>
         <w:ind w:left="709" w:firstLine="0"/>
       </w:pPr>
-      <w:r>
-        <w:t xml:space="preserve">def </w:t>
+      <w:proofErr w:type="spellStart"/>
+      <w:r>
+        <w:t>def</w:t>
+      </w:r>
+      <w:proofErr w:type="spellEnd"/>
+      <w:r>
+        <w:t xml:space="preserve"> </w:t>
       </w:r>
       <w:proofErr w:type="spellStart"/>
       <w:r>
@@ -9370,76 +9329,115 @@
         </w:pBdr>
         <w:spacing w:after="0"/>
         <w:ind w:left="709" w:firstLine="0"/>
-        <w:rPr>
-          <w:lang w:val="ru-RU"/>
-        </w:rPr>
       </w:pPr>
       <w:r>
         <w:t xml:space="preserve">    </w:t>
       </w:r>
       <w:proofErr w:type="spellStart"/>
       <w:r>
-        <w:rPr>
-          <w:lang w:val="ru-RU"/>
-        </w:rPr>
         <w:t>new_value</w:t>
       </w:r>
       <w:proofErr w:type="spellEnd"/>
       <w:r>
-        <w:rPr>
-          <w:lang w:val="ru-RU"/>
-        </w:rPr>
         <w:t xml:space="preserve"> = </w:t>
       </w:r>
       <w:proofErr w:type="spellStart"/>
       <w:proofErr w:type="gramStart"/>
       <w:r>
-        <w:rPr>
-          <w:lang w:val="ru-RU"/>
-        </w:rPr>
         <w:t>int</w:t>
       </w:r>
       <w:proofErr w:type="spellEnd"/>
       <w:r>
-        <w:rPr>
-          <w:lang w:val="ru-RU"/>
-        </w:rPr>
         <w:t>(</w:t>
       </w:r>
-      <w:proofErr w:type="spellStart"/>
-      <w:r>
-        <w:rPr>
-          <w:lang w:val="ru-RU"/>
-        </w:rPr>
-        <w:t>input</w:t>
-      </w:r>
-      <w:proofErr w:type="spellEnd"/>
-      <w:r>
-        <w:rPr>
-          <w:lang w:val="ru-RU"/>
-        </w:rPr>
+      <w:proofErr w:type="gramEnd"/>
+      <w:r>
+        <w:t>input("</w:t>
+      </w:r>
+      <w:proofErr w:type="spellStart"/>
+      <w:r>
+        <w:rPr>
+          <w:lang w:val="ru-RU"/>
+        </w:rPr>
+        <w:t>Введіть</w:t>
+      </w:r>
+      <w:proofErr w:type="spellEnd"/>
+      <w:r>
+        <w:t xml:space="preserve"> </w:t>
+      </w:r>
+      <w:r>
+        <w:rPr>
+          <w:lang w:val="ru-RU"/>
+        </w:rPr>
+        <w:t>число</w:t>
+      </w:r>
+      <w:r>
+        <w:t xml:space="preserve"> </w:t>
+      </w:r>
+      <w:r>
+        <w:rPr>
+          <w:lang w:val="ru-RU"/>
+        </w:rPr>
+        <w:t>для</w:t>
+      </w:r>
+      <w:r>
+        <w:t xml:space="preserve"> </w:t>
+      </w:r>
+      <w:r>
+        <w:rPr>
+          <w:lang w:val="ru-RU"/>
+        </w:rPr>
+        <w:t>вставки</w:t>
+      </w:r>
+      <w:r>
+        <w:t>: "))</w:t>
+      </w:r>
+    </w:p>
+    <w:p>
+      <w:pPr>
+        <w:pBdr>
+          <w:top w:val="single" w:sz="4" w:space="1" w:color="auto"/>
+          <w:left w:val="single" w:sz="4" w:space="4" w:color="auto"/>
+          <w:bottom w:val="single" w:sz="4" w:space="1" w:color="auto"/>
+          <w:right w:val="single" w:sz="4" w:space="4" w:color="auto"/>
+        </w:pBdr>
+        <w:spacing w:after="0"/>
+        <w:ind w:left="709" w:firstLine="0"/>
+      </w:pPr>
+      <w:r>
+        <w:t xml:space="preserve">    </w:t>
+      </w:r>
+      <w:proofErr w:type="spellStart"/>
+      <w:r>
+        <w:t>pos</w:t>
+      </w:r>
+      <w:proofErr w:type="spellEnd"/>
+      <w:r>
+        <w:t xml:space="preserve"> = </w:t>
+      </w:r>
+      <w:proofErr w:type="spellStart"/>
+      <w:r>
+        <w:t>find_</w:t>
+      </w:r>
+      <w:proofErr w:type="gramStart"/>
+      <w:r>
+        <w:t>position</w:t>
+      </w:r>
+      <w:proofErr w:type="spellEnd"/>
+      <w:r>
         <w:t>(</w:t>
       </w:r>
       <w:proofErr w:type="gramEnd"/>
       <w:r>
-        <w:rPr>
-          <w:lang w:val="ru-RU"/>
-        </w:rPr>
-        <w:t>"</w:t>
-      </w:r>
-      <w:proofErr w:type="spellStart"/>
-      <w:r>
-        <w:rPr>
-          <w:lang w:val="ru-RU"/>
-        </w:rPr>
-        <w:t>Введіть</w:t>
-      </w:r>
-      <w:proofErr w:type="spellEnd"/>
-      <w:r>
-        <w:rPr>
-          <w:lang w:val="ru-RU"/>
-        </w:rPr>
-        <w:t xml:space="preserve"> число для вставки: "))</w:t>
+        <w:t xml:space="preserve">numbers, </w:t>
+      </w:r>
+      <w:proofErr w:type="spellStart"/>
+      <w:r>
+        <w:t>new_value</w:t>
+      </w:r>
+      <w:proofErr w:type="spellEnd"/>
+      <w:r>
+        <w:t>)</w:t>
       </w:r>
     </w:p>
     <w:p>
@@ -9454,62 +9452,25 @@
         <w:ind w:left="709" w:firstLine="0"/>
       </w:pPr>
       <w:r>
-        <w:rPr>
-          <w:lang w:val="ru-RU"/>
-        </w:rPr>
         <w:t xml:space="preserve">    </w:t>
       </w:r>
-      <w:r>
-        <w:t xml:space="preserve">pos = </w:t>
-      </w:r>
-      <w:proofErr w:type="spellStart"/>
-      <w:r>
-        <w:t>find_</w:t>
-      </w:r>
+      <w:proofErr w:type="spellStart"/>
       <w:proofErr w:type="gramStart"/>
       <w:r>
-        <w:t>position</w:t>
-      </w:r>
-      <w:proofErr w:type="spellEnd"/>
+        <w:t>numbers.insert</w:t>
+      </w:r>
+      <w:proofErr w:type="spellEnd"/>
+      <w:proofErr w:type="gramEnd"/>
       <w:r>
         <w:t>(</w:t>
       </w:r>
-      <w:proofErr w:type="gramEnd"/>
-      <w:r>
-        <w:t xml:space="preserve">numbers, </w:t>
-      </w:r>
-      <w:proofErr w:type="spellStart"/>
-      <w:r>
-        <w:t>new_value</w:t>
-      </w:r>
-      <w:proofErr w:type="spellEnd"/>
-      <w:r>
-        <w:t>)</w:t>
-      </w:r>
-    </w:p>
-    <w:p>
-      <w:pPr>
-        <w:pBdr>
-          <w:top w:val="single" w:sz="4" w:space="1" w:color="auto"/>
-          <w:left w:val="single" w:sz="4" w:space="4" w:color="auto"/>
-          <w:bottom w:val="single" w:sz="4" w:space="1" w:color="auto"/>
-          <w:right w:val="single" w:sz="4" w:space="4" w:color="auto"/>
-        </w:pBdr>
-        <w:spacing w:after="0"/>
-        <w:ind w:left="709" w:firstLine="0"/>
-      </w:pPr>
-      <w:r>
-        <w:t xml:space="preserve">    </w:t>
-      </w:r>
-      <w:proofErr w:type="spellStart"/>
-      <w:proofErr w:type="gramStart"/>
-      <w:r>
-        <w:t>numbers.insert</w:t>
-      </w:r>
-      <w:proofErr w:type="spellEnd"/>
-      <w:proofErr w:type="gramEnd"/>
-      <w:r>
-        <w:t xml:space="preserve">(pos, </w:t>
+      <w:proofErr w:type="spellStart"/>
+      <w:r>
+        <w:t>pos</w:t>
+      </w:r>
+      <w:proofErr w:type="spellEnd"/>
+      <w:r>
+        <w:t xml:space="preserve">, </w:t>
       </w:r>
       <w:proofErr w:type="spellStart"/>
       <w:r>
@@ -9900,7 +9861,7 @@
       <w:r>
         <w:rPr>
           <w:noProof/>
-          <w:lang w:val="uk-UA"/>
+          <w:lang w:val="uk-UA" w:eastAsia="uk-UA"/>
         </w:rPr>
         <w:drawing>
           <wp:inline distT="0" distB="0" distL="0" distR="0" wp14:anchorId="0E8B17FA" wp14:editId="09238706">
@@ -10011,7 +9972,8 @@
       </w:pPr>
       <w:r>
         <w:rPr>
-          <w:lang w:val="uk-UA"/>
+          <w:noProof/>
+          <w:lang w:val="uk-UA" w:eastAsia="uk-UA"/>
         </w:rPr>
         <w:drawing>
           <wp:inline distT="0" distB="0" distL="0" distR="0" wp14:anchorId="23C05BD3" wp14:editId="7B8D9E12">
@@ -10269,8 +10231,13 @@
         <w:spacing w:line="259" w:lineRule="auto"/>
         <w:jc w:val="left"/>
       </w:pPr>
-      <w:r>
-        <w:t>def plus(</w:t>
+      <w:proofErr w:type="spellStart"/>
+      <w:r>
+        <w:t>def</w:t>
+      </w:r>
+      <w:proofErr w:type="spellEnd"/>
+      <w:r>
+        <w:t xml:space="preserve"> plus(</w:t>
       </w:r>
       <w:proofErr w:type="spellStart"/>
       <w:proofErr w:type="gramStart"/>
@@ -10332,8 +10299,13 @@
         <w:spacing w:line="259" w:lineRule="auto"/>
         <w:jc w:val="left"/>
       </w:pPr>
-      <w:r>
-        <w:t xml:space="preserve">def </w:t>
+      <w:proofErr w:type="spellStart"/>
+      <w:r>
+        <w:t>def</w:t>
+      </w:r>
+      <w:proofErr w:type="spellEnd"/>
+      <w:r>
+        <w:t xml:space="preserve"> </w:t>
       </w:r>
       <w:proofErr w:type="spellStart"/>
       <w:r>
@@ -10397,7 +10369,15 @@
         <w:jc w:val="left"/>
       </w:pPr>
       <w:r>
-        <w:t xml:space="preserve">            return int(input(</w:t>
+        <w:t xml:space="preserve">            return </w:t>
+      </w:r>
+      <w:proofErr w:type="spellStart"/>
+      <w:r>
+        <w:t>int</w:t>
+      </w:r>
+      <w:proofErr w:type="spellEnd"/>
+      <w:r>
+        <w:t>(input(</w:t>
       </w:r>
       <w:proofErr w:type="spellStart"/>
       <w:r>
@@ -10443,32 +10423,56 @@
         </w:pBdr>
         <w:spacing w:line="259" w:lineRule="auto"/>
         <w:jc w:val="left"/>
+        <w:rPr>
+          <w:lang w:val="ru-RU"/>
+        </w:rPr>
       </w:pPr>
       <w:r>
         <w:t xml:space="preserve">            </w:t>
       </w:r>
       <w:proofErr w:type="gramStart"/>
       <w:r>
-        <w:t>print(</w:t>
+        <w:t>print</w:t>
+      </w:r>
+      <w:r>
+        <w:rPr>
+          <w:lang w:val="ru-RU"/>
+        </w:rPr>
+        <w:t>(</w:t>
       </w:r>
       <w:proofErr w:type="gramEnd"/>
       <w:r>
+        <w:rPr>
+          <w:lang w:val="ru-RU"/>
+        </w:rPr>
         <w:t>"</w:t>
       </w:r>
       <w:proofErr w:type="spellStart"/>
       <w:r>
+        <w:rPr>
+          <w:lang w:val="ru-RU"/>
+        </w:rPr>
         <w:t>Неправильне</w:t>
       </w:r>
       <w:proofErr w:type="spellEnd"/>
       <w:r>
+        <w:rPr>
+          <w:lang w:val="ru-RU"/>
+        </w:rPr>
         <w:t xml:space="preserve"> </w:t>
       </w:r>
       <w:proofErr w:type="spellStart"/>
       <w:r>
+        <w:rPr>
+          <w:lang w:val="ru-RU"/>
+        </w:rPr>
         <w:t>значення</w:t>
       </w:r>
       <w:proofErr w:type="spellEnd"/>
       <w:r>
+        <w:rPr>
+          <w:lang w:val="ru-RU"/>
+        </w:rPr>
         <w:t>")</w:t>
       </w:r>
     </w:p>
@@ -10483,6 +10487,9 @@
         </w:pBdr>
         <w:spacing w:line="259" w:lineRule="auto"/>
         <w:jc w:val="left"/>
+        <w:rPr>
+          <w:lang w:val="ru-RU"/>
+        </w:rPr>
       </w:pPr>
     </w:p>
     <w:p>
@@ -10496,18 +10503,48 @@
         </w:pBdr>
         <w:spacing w:line="259" w:lineRule="auto"/>
         <w:jc w:val="left"/>
-      </w:pPr>
-      <w:r>
-        <w:t>def minus(</w:t>
-      </w:r>
-      <w:proofErr w:type="spellStart"/>
+        <w:rPr>
+          <w:lang w:val="ru-RU"/>
+        </w:rPr>
+      </w:pPr>
+      <w:proofErr w:type="spellStart"/>
+      <w:r>
+        <w:t>def</w:t>
+      </w:r>
+      <w:proofErr w:type="spellEnd"/>
+      <w:r>
+        <w:rPr>
+          <w:lang w:val="ru-RU"/>
+        </w:rPr>
+        <w:t xml:space="preserve"> </w:t>
+      </w:r>
+      <w:r>
+        <w:t>minus</w:t>
+      </w:r>
+      <w:r>
+        <w:rPr>
+          <w:lang w:val="ru-RU"/>
+        </w:rPr>
+        <w:t>(</w:t>
+      </w:r>
       <w:proofErr w:type="gramStart"/>
       <w:r>
-        <w:t>a,b</w:t>
-      </w:r>
-      <w:proofErr w:type="spellEnd"/>
+        <w:t>a</w:t>
+      </w:r>
+      <w:r>
+        <w:rPr>
+          <w:lang w:val="ru-RU"/>
+        </w:rPr>
+        <w:t>,</w:t>
+      </w:r>
+      <w:r>
+        <w:t>b</w:t>
+      </w:r>
       <w:proofErr w:type="gramEnd"/>
       <w:r>
+        <w:rPr>
+          <w:lang w:val="ru-RU"/>
+        </w:rPr>
         <w:t>):</w:t>
       </w:r>
     </w:p>
@@ -10524,7 +10561,13 @@
         <w:jc w:val="left"/>
       </w:pPr>
       <w:r>
-        <w:t xml:space="preserve">    c = a-b</w:t>
+        <w:rPr>
+          <w:lang w:val="ru-RU"/>
+        </w:rPr>
+        <w:t xml:space="preserve">    </w:t>
+      </w:r>
+      <w:r>
+        <w:t>c = a-b</w:t>
       </w:r>
     </w:p>
     <w:p>
@@ -10555,8 +10598,13 @@
         <w:spacing w:line="259" w:lineRule="auto"/>
         <w:jc w:val="left"/>
       </w:pPr>
-      <w:r>
-        <w:t xml:space="preserve">def </w:t>
+      <w:proofErr w:type="spellStart"/>
+      <w:r>
+        <w:t>def</w:t>
+      </w:r>
+      <w:proofErr w:type="spellEnd"/>
+      <w:r>
+        <w:t xml:space="preserve"> </w:t>
       </w:r>
       <w:proofErr w:type="spellStart"/>
       <w:r>
@@ -10665,9 +10713,6 @@
         </w:rPr>
       </w:pPr>
       <w:r>
-        <w:rPr>
-          <w:lang w:val="ru-RU"/>
-        </w:rPr>
         <w:t xml:space="preserve">        </w:t>
       </w:r>
       <w:proofErr w:type="gramStart"/>
@@ -10728,8 +10773,13 @@
         <w:spacing w:line="259" w:lineRule="auto"/>
         <w:jc w:val="left"/>
       </w:pPr>
-      <w:r>
-        <w:t xml:space="preserve">def </w:t>
+      <w:proofErr w:type="spellStart"/>
+      <w:r>
+        <w:t>def</w:t>
+      </w:r>
+      <w:proofErr w:type="spellEnd"/>
+      <w:r>
+        <w:t xml:space="preserve"> </w:t>
       </w:r>
       <w:proofErr w:type="spellStart"/>
       <w:r>
@@ -11649,6 +11699,7 @@
       <w:r>
         <w:rPr>
           <w:noProof/>
+          <w:lang w:val="uk-UA" w:eastAsia="uk-UA"/>
         </w:rPr>
         <w:lastRenderedPageBreak/>
         <w:drawing>
@@ -11760,7 +11811,8 @@
       </w:pPr>
       <w:r>
         <w:rPr>
-          <w:lang w:val="uk-UA"/>
+          <w:noProof/>
+          <w:lang w:val="uk-UA" w:eastAsia="uk-UA"/>
         </w:rPr>
         <w:drawing>
           <wp:inline distT="0" distB="0" distL="0" distR="0" wp14:anchorId="56D6757B" wp14:editId="7C65C326">
@@ -11810,30 +11862,4624 @@
     </w:p>
     <w:p>
       <w:pPr>
-        <w:rPr>
-          <w:rFonts w:cs="Times New Roman"/>
-          <w:szCs w:val="28"/>
-          <w:lang w:val="uk-UA"/>
-        </w:rPr>
-      </w:pPr>
-    </w:p>
-    <w:p>
-      <w:pPr>
-        <w:pStyle w:val="a4"/>
-        <w:spacing w:after="0"/>
-        <w:ind w:left="1069"/>
-        <w:rPr>
-          <w:rFonts w:cs="Times New Roman"/>
-          <w:szCs w:val="28"/>
-          <w:lang w:val="uk-UA"/>
-        </w:rPr>
-      </w:pPr>
-    </w:p>
-    <w:p>
-      <w:pPr>
-        <w:pStyle w:val="a4"/>
-        <w:spacing w:after="0"/>
-        <w:ind w:left="1069"/>
+        <w:spacing w:line="259" w:lineRule="auto"/>
+        <w:ind w:firstLine="0"/>
+        <w:jc w:val="left"/>
+        <w:rPr>
+          <w:rFonts w:cs="Times New Roman"/>
+          <w:szCs w:val="28"/>
+          <w:lang w:val="uk-UA"/>
+        </w:rPr>
+      </w:pPr>
+      <w:r>
+        <w:rPr>
+          <w:rFonts w:cs="Times New Roman"/>
+          <w:szCs w:val="28"/>
+          <w:lang w:val="uk-UA"/>
+        </w:rPr>
+        <w:br w:type="page"/>
+      </w:r>
+    </w:p>
+    <w:p>
+      <w:pPr>
+        <w:spacing w:after="0"/>
+        <w:ind w:firstLine="709"/>
+        <w:jc w:val="center"/>
+        <w:rPr>
+          <w:rFonts w:cs="Times New Roman"/>
+          <w:b/>
+          <w:bCs/>
+          <w:szCs w:val="28"/>
+          <w:lang w:val="ru-RU"/>
+        </w:rPr>
+      </w:pPr>
+      <w:r>
+        <w:rPr>
+          <w:rFonts w:cs="Times New Roman"/>
+          <w:b/>
+          <w:bCs/>
+          <w:szCs w:val="28"/>
+          <w:lang w:val="uk-UA"/>
+        </w:rPr>
+        <w:lastRenderedPageBreak/>
+        <w:t xml:space="preserve">Звіт про виконання практичних завдань до лекцій з курсу Технології програмування на мові </w:t>
+      </w:r>
+      <w:r>
+        <w:rPr>
+          <w:rFonts w:cs="Times New Roman"/>
+          <w:b/>
+          <w:bCs/>
+          <w:szCs w:val="28"/>
+        </w:rPr>
+        <w:t>Python</w:t>
+      </w:r>
+    </w:p>
+    <w:p>
+      <w:pPr>
+        <w:spacing w:after="0"/>
+        <w:ind w:firstLine="709"/>
+        <w:rPr>
+          <w:rFonts w:cs="Times New Roman"/>
+          <w:szCs w:val="28"/>
+          <w:lang w:val="ru-RU"/>
+        </w:rPr>
+      </w:pPr>
+    </w:p>
+    <w:p>
+      <w:pPr>
+        <w:spacing w:after="0"/>
+        <w:ind w:firstLine="709"/>
+        <w:rPr>
+          <w:rFonts w:cs="Times New Roman"/>
+          <w:szCs w:val="28"/>
+          <w:lang w:val="ru-RU"/>
+        </w:rPr>
+      </w:pPr>
+    </w:p>
+    <w:p>
+      <w:pPr>
+        <w:spacing w:after="0"/>
+        <w:ind w:firstLine="709"/>
+        <w:jc w:val="right"/>
+        <w:rPr>
+          <w:rFonts w:cs="Times New Roman"/>
+          <w:szCs w:val="28"/>
+          <w:lang w:val="uk-UA"/>
+        </w:rPr>
+      </w:pPr>
+      <w:r>
+        <w:rPr>
+          <w:rFonts w:cs="Times New Roman"/>
+          <w:szCs w:val="28"/>
+          <w:lang w:val="uk-UA"/>
+        </w:rPr>
+        <w:t>Звіт до Теми №</w:t>
+      </w:r>
+      <w:r>
+        <w:rPr>
+          <w:rFonts w:cs="Times New Roman"/>
+          <w:szCs w:val="28"/>
+          <w:lang w:val="uk-UA"/>
+        </w:rPr>
+        <w:t>5</w:t>
+      </w:r>
+    </w:p>
+    <w:p>
+      <w:pPr>
+        <w:spacing w:after="0"/>
+        <w:ind w:firstLine="709"/>
+        <w:jc w:val="right"/>
+        <w:rPr>
+          <w:rFonts w:cs="Times New Roman"/>
+          <w:szCs w:val="28"/>
+          <w:lang w:val="uk-UA"/>
+        </w:rPr>
+      </w:pPr>
+      <w:r>
+        <w:rPr>
+          <w:rFonts w:cs="Times New Roman"/>
+          <w:szCs w:val="28"/>
+          <w:lang w:val="uk-UA"/>
+        </w:rPr>
+        <w:t>Бібліотеки</w:t>
+      </w:r>
+    </w:p>
+    <w:p>
+      <w:pPr>
+        <w:spacing w:after="0"/>
+        <w:ind w:firstLine="709"/>
+        <w:rPr>
+          <w:rFonts w:cs="Times New Roman"/>
+          <w:szCs w:val="28"/>
+          <w:lang w:val="uk-UA"/>
+        </w:rPr>
+      </w:pPr>
+      <w:r>
+        <w:rPr>
+          <w:rFonts w:cs="Times New Roman"/>
+          <w:szCs w:val="28"/>
+          <w:lang w:val="uk-UA"/>
+        </w:rPr>
+        <w:t>Під час виконання практичного завдання до Теми №</w:t>
+      </w:r>
+      <w:r>
+        <w:rPr>
+          <w:rFonts w:cs="Times New Roman"/>
+          <w:szCs w:val="28"/>
+          <w:lang w:val="uk-UA"/>
+        </w:rPr>
+        <w:t>5</w:t>
+      </w:r>
+      <w:r>
+        <w:rPr>
+          <w:rFonts w:cs="Times New Roman"/>
+          <w:szCs w:val="28"/>
+          <w:lang w:val="uk-UA"/>
+        </w:rPr>
+        <w:t xml:space="preserve"> було надано варіанти рішення до наступних задач:</w:t>
+      </w:r>
+    </w:p>
+    <w:p>
+      <w:pPr>
+        <w:pStyle w:val="a4"/>
+        <w:numPr>
+          <w:ilvl w:val="0"/>
+          <w:numId w:val="6"/>
+        </w:numPr>
+        <w:rPr>
+          <w:rFonts w:cs="Times New Roman"/>
+          <w:szCs w:val="28"/>
+          <w:lang w:val="uk-UA"/>
+        </w:rPr>
+      </w:pPr>
+      <w:r>
+        <w:rPr>
+          <w:lang w:val="uk-UA"/>
+        </w:rPr>
+        <w:t>Гра з комп’ютером</w:t>
+      </w:r>
+    </w:p>
+    <w:p>
+      <w:pPr>
+        <w:pBdr>
+          <w:top w:val="single" w:sz="4" w:space="1" w:color="auto"/>
+          <w:left w:val="single" w:sz="4" w:space="4" w:color="auto"/>
+          <w:bottom w:val="single" w:sz="4" w:space="1" w:color="auto"/>
+          <w:right w:val="single" w:sz="4" w:space="4" w:color="auto"/>
+        </w:pBdr>
+        <w:spacing w:after="0"/>
+        <w:rPr>
+          <w:rFonts w:ascii="Consolas" w:eastAsia="Times New Roman" w:hAnsi="Consolas" w:cs="Times New Roman"/>
+          <w:color w:val="000000" w:themeColor="text1"/>
+          <w:sz w:val="21"/>
+          <w:szCs w:val="21"/>
+          <w:lang w:val="uk-UA" w:eastAsia="uk-UA"/>
+        </w:rPr>
+      </w:pPr>
+      <w:r>
+        <w:rPr>
+          <w:rFonts w:ascii="Consolas" w:eastAsia="Times New Roman" w:hAnsi="Consolas" w:cs="Times New Roman"/>
+          <w:color w:val="000000" w:themeColor="text1"/>
+          <w:sz w:val="21"/>
+          <w:szCs w:val="21"/>
+          <w:lang w:val="uk-UA" w:eastAsia="uk-UA"/>
+        </w:rPr>
+        <w:t>#</w:t>
+      </w:r>
+      <w:proofErr w:type="spellStart"/>
+      <w:r>
+        <w:rPr>
+          <w:rFonts w:ascii="Consolas" w:eastAsia="Times New Roman" w:hAnsi="Consolas" w:cs="Times New Roman"/>
+          <w:color w:val="000000" w:themeColor="text1"/>
+          <w:sz w:val="21"/>
+          <w:szCs w:val="21"/>
+          <w:lang w:val="uk-UA" w:eastAsia="uk-UA"/>
+        </w:rPr>
+        <w:t>import</w:t>
+      </w:r>
+      <w:proofErr w:type="spellEnd"/>
+      <w:r>
+        <w:rPr>
+          <w:rFonts w:ascii="Consolas" w:eastAsia="Times New Roman" w:hAnsi="Consolas" w:cs="Times New Roman"/>
+          <w:color w:val="000000" w:themeColor="text1"/>
+          <w:sz w:val="21"/>
+          <w:szCs w:val="21"/>
+          <w:lang w:val="uk-UA" w:eastAsia="uk-UA"/>
+        </w:rPr>
+        <w:t xml:space="preserve"> </w:t>
+      </w:r>
+      <w:proofErr w:type="spellStart"/>
+      <w:r>
+        <w:rPr>
+          <w:rFonts w:ascii="Consolas" w:eastAsia="Times New Roman" w:hAnsi="Consolas" w:cs="Times New Roman"/>
+          <w:color w:val="000000" w:themeColor="text1"/>
+          <w:sz w:val="21"/>
+          <w:szCs w:val="21"/>
+          <w:lang w:val="uk-UA" w:eastAsia="uk-UA"/>
+        </w:rPr>
+        <w:t>random</w:t>
+      </w:r>
+      <w:proofErr w:type="spellEnd"/>
+    </w:p>
+    <w:p>
+      <w:pPr>
+        <w:pBdr>
+          <w:top w:val="single" w:sz="4" w:space="1" w:color="auto"/>
+          <w:left w:val="single" w:sz="4" w:space="4" w:color="auto"/>
+          <w:bottom w:val="single" w:sz="4" w:space="1" w:color="auto"/>
+          <w:right w:val="single" w:sz="4" w:space="4" w:color="auto"/>
+        </w:pBdr>
+        <w:spacing w:after="0"/>
+        <w:rPr>
+          <w:rFonts w:ascii="Consolas" w:eastAsia="Times New Roman" w:hAnsi="Consolas" w:cs="Times New Roman"/>
+          <w:color w:val="000000" w:themeColor="text1"/>
+          <w:sz w:val="21"/>
+          <w:szCs w:val="21"/>
+          <w:lang w:val="uk-UA" w:eastAsia="uk-UA"/>
+        </w:rPr>
+      </w:pPr>
+    </w:p>
+    <w:p>
+      <w:pPr>
+        <w:pBdr>
+          <w:top w:val="single" w:sz="4" w:space="1" w:color="auto"/>
+          <w:left w:val="single" w:sz="4" w:space="4" w:color="auto"/>
+          <w:bottom w:val="single" w:sz="4" w:space="1" w:color="auto"/>
+          <w:right w:val="single" w:sz="4" w:space="4" w:color="auto"/>
+        </w:pBdr>
+        <w:spacing w:after="0"/>
+        <w:rPr>
+          <w:rFonts w:ascii="Consolas" w:eastAsia="Times New Roman" w:hAnsi="Consolas" w:cs="Times New Roman"/>
+          <w:color w:val="000000" w:themeColor="text1"/>
+          <w:sz w:val="21"/>
+          <w:szCs w:val="21"/>
+          <w:lang w:val="uk-UA" w:eastAsia="uk-UA"/>
+        </w:rPr>
+      </w:pPr>
+      <w:proofErr w:type="spellStart"/>
+      <w:r>
+        <w:rPr>
+          <w:rFonts w:ascii="Consolas" w:eastAsia="Times New Roman" w:hAnsi="Consolas" w:cs="Times New Roman"/>
+          <w:color w:val="000000" w:themeColor="text1"/>
+          <w:sz w:val="21"/>
+          <w:szCs w:val="21"/>
+          <w:lang w:val="uk-UA" w:eastAsia="uk-UA"/>
+        </w:rPr>
+        <w:t>import</w:t>
+      </w:r>
+      <w:proofErr w:type="spellEnd"/>
+      <w:r>
+        <w:rPr>
+          <w:rFonts w:ascii="Consolas" w:eastAsia="Times New Roman" w:hAnsi="Consolas" w:cs="Times New Roman"/>
+          <w:color w:val="000000" w:themeColor="text1"/>
+          <w:sz w:val="21"/>
+          <w:szCs w:val="21"/>
+          <w:lang w:val="uk-UA" w:eastAsia="uk-UA"/>
+        </w:rPr>
+        <w:t xml:space="preserve"> </w:t>
+      </w:r>
+      <w:proofErr w:type="spellStart"/>
+      <w:r>
+        <w:rPr>
+          <w:rFonts w:ascii="Consolas" w:eastAsia="Times New Roman" w:hAnsi="Consolas" w:cs="Times New Roman"/>
+          <w:color w:val="000000" w:themeColor="text1"/>
+          <w:sz w:val="21"/>
+          <w:szCs w:val="21"/>
+          <w:lang w:val="uk-UA" w:eastAsia="uk-UA"/>
+        </w:rPr>
+        <w:t>random</w:t>
+      </w:r>
+      <w:proofErr w:type="spellEnd"/>
+    </w:p>
+    <w:p>
+      <w:pPr>
+        <w:pBdr>
+          <w:top w:val="single" w:sz="4" w:space="1" w:color="auto"/>
+          <w:left w:val="single" w:sz="4" w:space="4" w:color="auto"/>
+          <w:bottom w:val="single" w:sz="4" w:space="1" w:color="auto"/>
+          <w:right w:val="single" w:sz="4" w:space="4" w:color="auto"/>
+        </w:pBdr>
+        <w:spacing w:after="0"/>
+        <w:rPr>
+          <w:rFonts w:ascii="Consolas" w:eastAsia="Times New Roman" w:hAnsi="Consolas" w:cs="Times New Roman"/>
+          <w:color w:val="000000" w:themeColor="text1"/>
+          <w:sz w:val="21"/>
+          <w:szCs w:val="21"/>
+          <w:lang w:val="uk-UA" w:eastAsia="uk-UA"/>
+        </w:rPr>
+      </w:pPr>
+    </w:p>
+    <w:p>
+      <w:pPr>
+        <w:pBdr>
+          <w:top w:val="single" w:sz="4" w:space="1" w:color="auto"/>
+          <w:left w:val="single" w:sz="4" w:space="4" w:color="auto"/>
+          <w:bottom w:val="single" w:sz="4" w:space="1" w:color="auto"/>
+          <w:right w:val="single" w:sz="4" w:space="4" w:color="auto"/>
+        </w:pBdr>
+        <w:spacing w:after="0"/>
+        <w:rPr>
+          <w:rFonts w:ascii="Consolas" w:eastAsia="Times New Roman" w:hAnsi="Consolas" w:cs="Times New Roman"/>
+          <w:color w:val="000000" w:themeColor="text1"/>
+          <w:sz w:val="21"/>
+          <w:szCs w:val="21"/>
+          <w:lang w:val="uk-UA" w:eastAsia="uk-UA"/>
+        </w:rPr>
+      </w:pPr>
+      <w:proofErr w:type="spellStart"/>
+      <w:r>
+        <w:rPr>
+          <w:rFonts w:ascii="Consolas" w:eastAsia="Times New Roman" w:hAnsi="Consolas" w:cs="Times New Roman"/>
+          <w:color w:val="000000" w:themeColor="text1"/>
+          <w:sz w:val="21"/>
+          <w:szCs w:val="21"/>
+          <w:lang w:val="uk-UA" w:eastAsia="uk-UA"/>
+        </w:rPr>
+        <w:t>value</w:t>
+      </w:r>
+      <w:proofErr w:type="spellEnd"/>
+      <w:r>
+        <w:rPr>
+          <w:rFonts w:ascii="Consolas" w:eastAsia="Times New Roman" w:hAnsi="Consolas" w:cs="Times New Roman"/>
+          <w:color w:val="000000" w:themeColor="text1"/>
+          <w:sz w:val="21"/>
+          <w:szCs w:val="21"/>
+          <w:lang w:val="uk-UA" w:eastAsia="uk-UA"/>
+        </w:rPr>
+        <w:t xml:space="preserve"> = </w:t>
+      </w:r>
+      <w:proofErr w:type="spellStart"/>
+      <w:r>
+        <w:rPr>
+          <w:rFonts w:ascii="Consolas" w:eastAsia="Times New Roman" w:hAnsi="Consolas" w:cs="Times New Roman"/>
+          <w:color w:val="000000" w:themeColor="text1"/>
+          <w:sz w:val="21"/>
+          <w:szCs w:val="21"/>
+          <w:lang w:val="uk-UA" w:eastAsia="uk-UA"/>
+        </w:rPr>
+        <w:t>random.choice</w:t>
+      </w:r>
+      <w:proofErr w:type="spellEnd"/>
+      <w:r>
+        <w:rPr>
+          <w:rFonts w:ascii="Consolas" w:eastAsia="Times New Roman" w:hAnsi="Consolas" w:cs="Times New Roman"/>
+          <w:color w:val="000000" w:themeColor="text1"/>
+          <w:sz w:val="21"/>
+          <w:szCs w:val="21"/>
+          <w:lang w:val="uk-UA" w:eastAsia="uk-UA"/>
+        </w:rPr>
+        <w:t>(["</w:t>
+      </w:r>
+      <w:proofErr w:type="spellStart"/>
+      <w:r>
+        <w:rPr>
+          <w:rFonts w:ascii="Consolas" w:eastAsia="Times New Roman" w:hAnsi="Consolas" w:cs="Times New Roman"/>
+          <w:color w:val="000000" w:themeColor="text1"/>
+          <w:sz w:val="21"/>
+          <w:szCs w:val="21"/>
+          <w:lang w:val="uk-UA" w:eastAsia="uk-UA"/>
+        </w:rPr>
+        <w:t>stone</w:t>
+      </w:r>
+      <w:proofErr w:type="spellEnd"/>
+      <w:r>
+        <w:rPr>
+          <w:rFonts w:ascii="Consolas" w:eastAsia="Times New Roman" w:hAnsi="Consolas" w:cs="Times New Roman"/>
+          <w:color w:val="000000" w:themeColor="text1"/>
+          <w:sz w:val="21"/>
+          <w:szCs w:val="21"/>
+          <w:lang w:val="uk-UA" w:eastAsia="uk-UA"/>
+        </w:rPr>
+        <w:t>", "</w:t>
+      </w:r>
+      <w:proofErr w:type="spellStart"/>
+      <w:r>
+        <w:rPr>
+          <w:rFonts w:ascii="Consolas" w:eastAsia="Times New Roman" w:hAnsi="Consolas" w:cs="Times New Roman"/>
+          <w:color w:val="000000" w:themeColor="text1"/>
+          <w:sz w:val="21"/>
+          <w:szCs w:val="21"/>
+          <w:lang w:val="uk-UA" w:eastAsia="uk-UA"/>
+        </w:rPr>
+        <w:t>scissor</w:t>
+      </w:r>
+      <w:proofErr w:type="spellEnd"/>
+      <w:r>
+        <w:rPr>
+          <w:rFonts w:ascii="Consolas" w:eastAsia="Times New Roman" w:hAnsi="Consolas" w:cs="Times New Roman"/>
+          <w:color w:val="000000" w:themeColor="text1"/>
+          <w:sz w:val="21"/>
+          <w:szCs w:val="21"/>
+          <w:lang w:val="uk-UA" w:eastAsia="uk-UA"/>
+        </w:rPr>
+        <w:t>", "</w:t>
+      </w:r>
+      <w:proofErr w:type="spellStart"/>
+      <w:r>
+        <w:rPr>
+          <w:rFonts w:ascii="Consolas" w:eastAsia="Times New Roman" w:hAnsi="Consolas" w:cs="Times New Roman"/>
+          <w:color w:val="000000" w:themeColor="text1"/>
+          <w:sz w:val="21"/>
+          <w:szCs w:val="21"/>
+          <w:lang w:val="uk-UA" w:eastAsia="uk-UA"/>
+        </w:rPr>
+        <w:t>paper</w:t>
+      </w:r>
+      <w:proofErr w:type="spellEnd"/>
+      <w:r>
+        <w:rPr>
+          <w:rFonts w:ascii="Consolas" w:eastAsia="Times New Roman" w:hAnsi="Consolas" w:cs="Times New Roman"/>
+          <w:color w:val="000000" w:themeColor="text1"/>
+          <w:sz w:val="21"/>
+          <w:szCs w:val="21"/>
+          <w:lang w:val="uk-UA" w:eastAsia="uk-UA"/>
+        </w:rPr>
+        <w:t>"])</w:t>
+      </w:r>
+    </w:p>
+    <w:p>
+      <w:pPr>
+        <w:pBdr>
+          <w:top w:val="single" w:sz="4" w:space="1" w:color="auto"/>
+          <w:left w:val="single" w:sz="4" w:space="4" w:color="auto"/>
+          <w:bottom w:val="single" w:sz="4" w:space="1" w:color="auto"/>
+          <w:right w:val="single" w:sz="4" w:space="4" w:color="auto"/>
+        </w:pBdr>
+        <w:spacing w:after="0"/>
+        <w:rPr>
+          <w:rFonts w:ascii="Consolas" w:eastAsia="Times New Roman" w:hAnsi="Consolas" w:cs="Times New Roman"/>
+          <w:color w:val="000000" w:themeColor="text1"/>
+          <w:sz w:val="21"/>
+          <w:szCs w:val="21"/>
+          <w:lang w:val="uk-UA" w:eastAsia="uk-UA"/>
+        </w:rPr>
+      </w:pPr>
+      <w:r>
+        <w:rPr>
+          <w:rFonts w:ascii="Consolas" w:eastAsia="Times New Roman" w:hAnsi="Consolas" w:cs="Times New Roman"/>
+          <w:color w:val="000000" w:themeColor="text1"/>
+          <w:sz w:val="21"/>
+          <w:szCs w:val="21"/>
+          <w:lang w:val="uk-UA" w:eastAsia="uk-UA"/>
+        </w:rPr>
+        <w:t xml:space="preserve">a = </w:t>
+      </w:r>
+      <w:proofErr w:type="spellStart"/>
+      <w:r>
+        <w:rPr>
+          <w:rFonts w:ascii="Consolas" w:eastAsia="Times New Roman" w:hAnsi="Consolas" w:cs="Times New Roman"/>
+          <w:color w:val="000000" w:themeColor="text1"/>
+          <w:sz w:val="21"/>
+          <w:szCs w:val="21"/>
+          <w:lang w:val="uk-UA" w:eastAsia="uk-UA"/>
+        </w:rPr>
+        <w:t>input</w:t>
+      </w:r>
+      <w:proofErr w:type="spellEnd"/>
+      <w:r>
+        <w:rPr>
+          <w:rFonts w:ascii="Consolas" w:eastAsia="Times New Roman" w:hAnsi="Consolas" w:cs="Times New Roman"/>
+          <w:color w:val="000000" w:themeColor="text1"/>
+          <w:sz w:val="21"/>
+          <w:szCs w:val="21"/>
+          <w:lang w:val="uk-UA" w:eastAsia="uk-UA"/>
+        </w:rPr>
+        <w:t xml:space="preserve">('Виберіть </w:t>
+      </w:r>
+      <w:proofErr w:type="spellStart"/>
+      <w:r>
+        <w:rPr>
+          <w:rFonts w:ascii="Consolas" w:eastAsia="Times New Roman" w:hAnsi="Consolas" w:cs="Times New Roman"/>
+          <w:color w:val="000000" w:themeColor="text1"/>
+          <w:sz w:val="21"/>
+          <w:szCs w:val="21"/>
+          <w:lang w:val="uk-UA" w:eastAsia="uk-UA"/>
+        </w:rPr>
+        <w:t>stone</w:t>
+      </w:r>
+      <w:proofErr w:type="spellEnd"/>
+      <w:r>
+        <w:rPr>
+          <w:rFonts w:ascii="Consolas" w:eastAsia="Times New Roman" w:hAnsi="Consolas" w:cs="Times New Roman"/>
+          <w:color w:val="000000" w:themeColor="text1"/>
+          <w:sz w:val="21"/>
+          <w:szCs w:val="21"/>
+          <w:lang w:val="uk-UA" w:eastAsia="uk-UA"/>
+        </w:rPr>
+        <w:t xml:space="preserve">, </w:t>
+      </w:r>
+      <w:proofErr w:type="spellStart"/>
+      <w:r>
+        <w:rPr>
+          <w:rFonts w:ascii="Consolas" w:eastAsia="Times New Roman" w:hAnsi="Consolas" w:cs="Times New Roman"/>
+          <w:color w:val="000000" w:themeColor="text1"/>
+          <w:sz w:val="21"/>
+          <w:szCs w:val="21"/>
+          <w:lang w:val="uk-UA" w:eastAsia="uk-UA"/>
+        </w:rPr>
+        <w:t>scissor</w:t>
+      </w:r>
+      <w:proofErr w:type="spellEnd"/>
+      <w:r>
+        <w:rPr>
+          <w:rFonts w:ascii="Consolas" w:eastAsia="Times New Roman" w:hAnsi="Consolas" w:cs="Times New Roman"/>
+          <w:color w:val="000000" w:themeColor="text1"/>
+          <w:sz w:val="21"/>
+          <w:szCs w:val="21"/>
+          <w:lang w:val="uk-UA" w:eastAsia="uk-UA"/>
+        </w:rPr>
+        <w:t xml:space="preserve"> </w:t>
+      </w:r>
+      <w:proofErr w:type="spellStart"/>
+      <w:r>
+        <w:rPr>
+          <w:rFonts w:ascii="Consolas" w:eastAsia="Times New Roman" w:hAnsi="Consolas" w:cs="Times New Roman"/>
+          <w:color w:val="000000" w:themeColor="text1"/>
+          <w:sz w:val="21"/>
+          <w:szCs w:val="21"/>
+          <w:lang w:val="uk-UA" w:eastAsia="uk-UA"/>
+        </w:rPr>
+        <w:t>or</w:t>
+      </w:r>
+      <w:proofErr w:type="spellEnd"/>
+      <w:r>
+        <w:rPr>
+          <w:rFonts w:ascii="Consolas" w:eastAsia="Times New Roman" w:hAnsi="Consolas" w:cs="Times New Roman"/>
+          <w:color w:val="000000" w:themeColor="text1"/>
+          <w:sz w:val="21"/>
+          <w:szCs w:val="21"/>
+          <w:lang w:val="uk-UA" w:eastAsia="uk-UA"/>
+        </w:rPr>
+        <w:t xml:space="preserve"> </w:t>
+      </w:r>
+      <w:proofErr w:type="spellStart"/>
+      <w:r>
+        <w:rPr>
+          <w:rFonts w:ascii="Consolas" w:eastAsia="Times New Roman" w:hAnsi="Consolas" w:cs="Times New Roman"/>
+          <w:color w:val="000000" w:themeColor="text1"/>
+          <w:sz w:val="21"/>
+          <w:szCs w:val="21"/>
+          <w:lang w:val="uk-UA" w:eastAsia="uk-UA"/>
+        </w:rPr>
+        <w:t>paper</w:t>
+      </w:r>
+      <w:proofErr w:type="spellEnd"/>
+      <w:r>
+        <w:rPr>
+          <w:rFonts w:ascii="Consolas" w:eastAsia="Times New Roman" w:hAnsi="Consolas" w:cs="Times New Roman"/>
+          <w:color w:val="000000" w:themeColor="text1"/>
+          <w:sz w:val="21"/>
+          <w:szCs w:val="21"/>
+          <w:lang w:val="uk-UA" w:eastAsia="uk-UA"/>
+        </w:rPr>
+        <w:t>: ')</w:t>
+      </w:r>
+    </w:p>
+    <w:p>
+      <w:pPr>
+        <w:pBdr>
+          <w:top w:val="single" w:sz="4" w:space="1" w:color="auto"/>
+          <w:left w:val="single" w:sz="4" w:space="4" w:color="auto"/>
+          <w:bottom w:val="single" w:sz="4" w:space="1" w:color="auto"/>
+          <w:right w:val="single" w:sz="4" w:space="4" w:color="auto"/>
+        </w:pBdr>
+        <w:spacing w:after="0"/>
+        <w:rPr>
+          <w:rFonts w:ascii="Consolas" w:eastAsia="Times New Roman" w:hAnsi="Consolas" w:cs="Times New Roman"/>
+          <w:color w:val="000000" w:themeColor="text1"/>
+          <w:sz w:val="21"/>
+          <w:szCs w:val="21"/>
+          <w:lang w:val="uk-UA" w:eastAsia="uk-UA"/>
+        </w:rPr>
+      </w:pPr>
+      <w:proofErr w:type="spellStart"/>
+      <w:r>
+        <w:rPr>
+          <w:rFonts w:ascii="Consolas" w:eastAsia="Times New Roman" w:hAnsi="Consolas" w:cs="Times New Roman"/>
+          <w:color w:val="000000" w:themeColor="text1"/>
+          <w:sz w:val="21"/>
+          <w:szCs w:val="21"/>
+          <w:lang w:val="uk-UA" w:eastAsia="uk-UA"/>
+        </w:rPr>
+        <w:t>print</w:t>
+      </w:r>
+      <w:proofErr w:type="spellEnd"/>
+      <w:r>
+        <w:rPr>
+          <w:rFonts w:ascii="Consolas" w:eastAsia="Times New Roman" w:hAnsi="Consolas" w:cs="Times New Roman"/>
+          <w:color w:val="000000" w:themeColor="text1"/>
+          <w:sz w:val="21"/>
+          <w:szCs w:val="21"/>
+          <w:lang w:val="uk-UA" w:eastAsia="uk-UA"/>
+        </w:rPr>
+        <w:t xml:space="preserve">("Ви обрали: ", a, ", Бот обрав: ", </w:t>
+      </w:r>
+      <w:proofErr w:type="spellStart"/>
+      <w:r>
+        <w:rPr>
+          <w:rFonts w:ascii="Consolas" w:eastAsia="Times New Roman" w:hAnsi="Consolas" w:cs="Times New Roman"/>
+          <w:color w:val="000000" w:themeColor="text1"/>
+          <w:sz w:val="21"/>
+          <w:szCs w:val="21"/>
+          <w:lang w:val="uk-UA" w:eastAsia="uk-UA"/>
+        </w:rPr>
+        <w:t>value</w:t>
+      </w:r>
+      <w:proofErr w:type="spellEnd"/>
+      <w:r>
+        <w:rPr>
+          <w:rFonts w:ascii="Consolas" w:eastAsia="Times New Roman" w:hAnsi="Consolas" w:cs="Times New Roman"/>
+          <w:color w:val="000000" w:themeColor="text1"/>
+          <w:sz w:val="21"/>
+          <w:szCs w:val="21"/>
+          <w:lang w:val="uk-UA" w:eastAsia="uk-UA"/>
+        </w:rPr>
+        <w:t xml:space="preserve">) </w:t>
+      </w:r>
+    </w:p>
+    <w:p>
+      <w:pPr>
+        <w:pBdr>
+          <w:top w:val="single" w:sz="4" w:space="1" w:color="auto"/>
+          <w:left w:val="single" w:sz="4" w:space="4" w:color="auto"/>
+          <w:bottom w:val="single" w:sz="4" w:space="1" w:color="auto"/>
+          <w:right w:val="single" w:sz="4" w:space="4" w:color="auto"/>
+        </w:pBdr>
+        <w:spacing w:after="0"/>
+        <w:rPr>
+          <w:rFonts w:ascii="Consolas" w:eastAsia="Times New Roman" w:hAnsi="Consolas" w:cs="Times New Roman"/>
+          <w:color w:val="000000" w:themeColor="text1"/>
+          <w:sz w:val="21"/>
+          <w:szCs w:val="21"/>
+          <w:lang w:val="uk-UA" w:eastAsia="uk-UA"/>
+        </w:rPr>
+      </w:pPr>
+      <w:proofErr w:type="spellStart"/>
+      <w:r>
+        <w:rPr>
+          <w:rFonts w:ascii="Consolas" w:eastAsia="Times New Roman" w:hAnsi="Consolas" w:cs="Times New Roman"/>
+          <w:color w:val="000000" w:themeColor="text1"/>
+          <w:sz w:val="21"/>
+          <w:szCs w:val="21"/>
+          <w:lang w:val="uk-UA" w:eastAsia="uk-UA"/>
+        </w:rPr>
+        <w:t>if</w:t>
+      </w:r>
+      <w:proofErr w:type="spellEnd"/>
+      <w:r>
+        <w:rPr>
+          <w:rFonts w:ascii="Consolas" w:eastAsia="Times New Roman" w:hAnsi="Consolas" w:cs="Times New Roman"/>
+          <w:color w:val="000000" w:themeColor="text1"/>
+          <w:sz w:val="21"/>
+          <w:szCs w:val="21"/>
+          <w:lang w:val="uk-UA" w:eastAsia="uk-UA"/>
+        </w:rPr>
+        <w:t xml:space="preserve"> a </w:t>
+      </w:r>
+      <w:proofErr w:type="spellStart"/>
+      <w:r>
+        <w:rPr>
+          <w:rFonts w:ascii="Consolas" w:eastAsia="Times New Roman" w:hAnsi="Consolas" w:cs="Times New Roman"/>
+          <w:color w:val="000000" w:themeColor="text1"/>
+          <w:sz w:val="21"/>
+          <w:szCs w:val="21"/>
+          <w:lang w:val="uk-UA" w:eastAsia="uk-UA"/>
+        </w:rPr>
+        <w:t>not</w:t>
+      </w:r>
+      <w:proofErr w:type="spellEnd"/>
+      <w:r>
+        <w:rPr>
+          <w:rFonts w:ascii="Consolas" w:eastAsia="Times New Roman" w:hAnsi="Consolas" w:cs="Times New Roman"/>
+          <w:color w:val="000000" w:themeColor="text1"/>
+          <w:sz w:val="21"/>
+          <w:szCs w:val="21"/>
+          <w:lang w:val="uk-UA" w:eastAsia="uk-UA"/>
+        </w:rPr>
+        <w:t xml:space="preserve"> </w:t>
+      </w:r>
+      <w:proofErr w:type="spellStart"/>
+      <w:r>
+        <w:rPr>
+          <w:rFonts w:ascii="Consolas" w:eastAsia="Times New Roman" w:hAnsi="Consolas" w:cs="Times New Roman"/>
+          <w:color w:val="000000" w:themeColor="text1"/>
+          <w:sz w:val="21"/>
+          <w:szCs w:val="21"/>
+          <w:lang w:val="uk-UA" w:eastAsia="uk-UA"/>
+        </w:rPr>
+        <w:t>in</w:t>
+      </w:r>
+      <w:proofErr w:type="spellEnd"/>
+      <w:r>
+        <w:rPr>
+          <w:rFonts w:ascii="Consolas" w:eastAsia="Times New Roman" w:hAnsi="Consolas" w:cs="Times New Roman"/>
+          <w:color w:val="000000" w:themeColor="text1"/>
+          <w:sz w:val="21"/>
+          <w:szCs w:val="21"/>
+          <w:lang w:val="uk-UA" w:eastAsia="uk-UA"/>
+        </w:rPr>
+        <w:t xml:space="preserve"> ["</w:t>
+      </w:r>
+      <w:proofErr w:type="spellStart"/>
+      <w:r>
+        <w:rPr>
+          <w:rFonts w:ascii="Consolas" w:eastAsia="Times New Roman" w:hAnsi="Consolas" w:cs="Times New Roman"/>
+          <w:color w:val="000000" w:themeColor="text1"/>
+          <w:sz w:val="21"/>
+          <w:szCs w:val="21"/>
+          <w:lang w:val="uk-UA" w:eastAsia="uk-UA"/>
+        </w:rPr>
+        <w:t>stone</w:t>
+      </w:r>
+      <w:proofErr w:type="spellEnd"/>
+      <w:r>
+        <w:rPr>
+          <w:rFonts w:ascii="Consolas" w:eastAsia="Times New Roman" w:hAnsi="Consolas" w:cs="Times New Roman"/>
+          <w:color w:val="000000" w:themeColor="text1"/>
+          <w:sz w:val="21"/>
+          <w:szCs w:val="21"/>
+          <w:lang w:val="uk-UA" w:eastAsia="uk-UA"/>
+        </w:rPr>
+        <w:t>", "</w:t>
+      </w:r>
+      <w:proofErr w:type="spellStart"/>
+      <w:r>
+        <w:rPr>
+          <w:rFonts w:ascii="Consolas" w:eastAsia="Times New Roman" w:hAnsi="Consolas" w:cs="Times New Roman"/>
+          <w:color w:val="000000" w:themeColor="text1"/>
+          <w:sz w:val="21"/>
+          <w:szCs w:val="21"/>
+          <w:lang w:val="uk-UA" w:eastAsia="uk-UA"/>
+        </w:rPr>
+        <w:t>scissor</w:t>
+      </w:r>
+      <w:proofErr w:type="spellEnd"/>
+      <w:r>
+        <w:rPr>
+          <w:rFonts w:ascii="Consolas" w:eastAsia="Times New Roman" w:hAnsi="Consolas" w:cs="Times New Roman"/>
+          <w:color w:val="000000" w:themeColor="text1"/>
+          <w:sz w:val="21"/>
+          <w:szCs w:val="21"/>
+          <w:lang w:val="uk-UA" w:eastAsia="uk-UA"/>
+        </w:rPr>
+        <w:t>", "</w:t>
+      </w:r>
+      <w:proofErr w:type="spellStart"/>
+      <w:r>
+        <w:rPr>
+          <w:rFonts w:ascii="Consolas" w:eastAsia="Times New Roman" w:hAnsi="Consolas" w:cs="Times New Roman"/>
+          <w:color w:val="000000" w:themeColor="text1"/>
+          <w:sz w:val="21"/>
+          <w:szCs w:val="21"/>
+          <w:lang w:val="uk-UA" w:eastAsia="uk-UA"/>
+        </w:rPr>
+        <w:t>paper</w:t>
+      </w:r>
+      <w:proofErr w:type="spellEnd"/>
+      <w:r>
+        <w:rPr>
+          <w:rFonts w:ascii="Consolas" w:eastAsia="Times New Roman" w:hAnsi="Consolas" w:cs="Times New Roman"/>
+          <w:color w:val="000000" w:themeColor="text1"/>
+          <w:sz w:val="21"/>
+          <w:szCs w:val="21"/>
+          <w:lang w:val="uk-UA" w:eastAsia="uk-UA"/>
+        </w:rPr>
+        <w:t>"]:</w:t>
+      </w:r>
+    </w:p>
+    <w:p>
+      <w:pPr>
+        <w:pBdr>
+          <w:top w:val="single" w:sz="4" w:space="1" w:color="auto"/>
+          <w:left w:val="single" w:sz="4" w:space="4" w:color="auto"/>
+          <w:bottom w:val="single" w:sz="4" w:space="1" w:color="auto"/>
+          <w:right w:val="single" w:sz="4" w:space="4" w:color="auto"/>
+        </w:pBdr>
+        <w:spacing w:after="0"/>
+        <w:rPr>
+          <w:rFonts w:ascii="Consolas" w:eastAsia="Times New Roman" w:hAnsi="Consolas" w:cs="Times New Roman"/>
+          <w:color w:val="000000" w:themeColor="text1"/>
+          <w:sz w:val="21"/>
+          <w:szCs w:val="21"/>
+          <w:lang w:val="uk-UA" w:eastAsia="uk-UA"/>
+        </w:rPr>
+      </w:pPr>
+      <w:r>
+        <w:rPr>
+          <w:rFonts w:ascii="Consolas" w:eastAsia="Times New Roman" w:hAnsi="Consolas" w:cs="Times New Roman"/>
+          <w:color w:val="000000" w:themeColor="text1"/>
+          <w:sz w:val="21"/>
+          <w:szCs w:val="21"/>
+          <w:lang w:val="uk-UA" w:eastAsia="uk-UA"/>
+        </w:rPr>
+        <w:t xml:space="preserve">    </w:t>
+      </w:r>
+      <w:proofErr w:type="spellStart"/>
+      <w:r>
+        <w:rPr>
+          <w:rFonts w:ascii="Consolas" w:eastAsia="Times New Roman" w:hAnsi="Consolas" w:cs="Times New Roman"/>
+          <w:color w:val="000000" w:themeColor="text1"/>
+          <w:sz w:val="21"/>
+          <w:szCs w:val="21"/>
+          <w:lang w:val="uk-UA" w:eastAsia="uk-UA"/>
+        </w:rPr>
+        <w:t>print</w:t>
+      </w:r>
+      <w:proofErr w:type="spellEnd"/>
+      <w:r>
+        <w:rPr>
+          <w:rFonts w:ascii="Consolas" w:eastAsia="Times New Roman" w:hAnsi="Consolas" w:cs="Times New Roman"/>
+          <w:color w:val="000000" w:themeColor="text1"/>
+          <w:sz w:val="21"/>
+          <w:szCs w:val="21"/>
+          <w:lang w:val="uk-UA" w:eastAsia="uk-UA"/>
+        </w:rPr>
+        <w:t>("Невірне значення")</w:t>
+      </w:r>
+    </w:p>
+    <w:p>
+      <w:pPr>
+        <w:pBdr>
+          <w:top w:val="single" w:sz="4" w:space="1" w:color="auto"/>
+          <w:left w:val="single" w:sz="4" w:space="4" w:color="auto"/>
+          <w:bottom w:val="single" w:sz="4" w:space="1" w:color="auto"/>
+          <w:right w:val="single" w:sz="4" w:space="4" w:color="auto"/>
+        </w:pBdr>
+        <w:spacing w:after="0"/>
+        <w:rPr>
+          <w:rFonts w:ascii="Consolas" w:eastAsia="Times New Roman" w:hAnsi="Consolas" w:cs="Times New Roman"/>
+          <w:color w:val="000000" w:themeColor="text1"/>
+          <w:sz w:val="21"/>
+          <w:szCs w:val="21"/>
+          <w:lang w:val="uk-UA" w:eastAsia="uk-UA"/>
+        </w:rPr>
+      </w:pPr>
+      <w:proofErr w:type="spellStart"/>
+      <w:r>
+        <w:rPr>
+          <w:rFonts w:ascii="Consolas" w:eastAsia="Times New Roman" w:hAnsi="Consolas" w:cs="Times New Roman"/>
+          <w:color w:val="000000" w:themeColor="text1"/>
+          <w:sz w:val="21"/>
+          <w:szCs w:val="21"/>
+          <w:lang w:val="uk-UA" w:eastAsia="uk-UA"/>
+        </w:rPr>
+        <w:t>elif</w:t>
+      </w:r>
+      <w:proofErr w:type="spellEnd"/>
+      <w:r>
+        <w:rPr>
+          <w:rFonts w:ascii="Consolas" w:eastAsia="Times New Roman" w:hAnsi="Consolas" w:cs="Times New Roman"/>
+          <w:color w:val="000000" w:themeColor="text1"/>
+          <w:sz w:val="21"/>
+          <w:szCs w:val="21"/>
+          <w:lang w:val="uk-UA" w:eastAsia="uk-UA"/>
+        </w:rPr>
+        <w:t xml:space="preserve"> </w:t>
+      </w:r>
+      <w:proofErr w:type="spellStart"/>
+      <w:r>
+        <w:rPr>
+          <w:rFonts w:ascii="Consolas" w:eastAsia="Times New Roman" w:hAnsi="Consolas" w:cs="Times New Roman"/>
+          <w:color w:val="000000" w:themeColor="text1"/>
+          <w:sz w:val="21"/>
+          <w:szCs w:val="21"/>
+          <w:lang w:val="uk-UA" w:eastAsia="uk-UA"/>
+        </w:rPr>
+        <w:t>value</w:t>
+      </w:r>
+      <w:proofErr w:type="spellEnd"/>
+      <w:r>
+        <w:rPr>
+          <w:rFonts w:ascii="Consolas" w:eastAsia="Times New Roman" w:hAnsi="Consolas" w:cs="Times New Roman"/>
+          <w:color w:val="000000" w:themeColor="text1"/>
+          <w:sz w:val="21"/>
+          <w:szCs w:val="21"/>
+          <w:lang w:val="uk-UA" w:eastAsia="uk-UA"/>
+        </w:rPr>
+        <w:t xml:space="preserve"> == a:</w:t>
+      </w:r>
+    </w:p>
+    <w:p>
+      <w:pPr>
+        <w:pBdr>
+          <w:top w:val="single" w:sz="4" w:space="1" w:color="auto"/>
+          <w:left w:val="single" w:sz="4" w:space="4" w:color="auto"/>
+          <w:bottom w:val="single" w:sz="4" w:space="1" w:color="auto"/>
+          <w:right w:val="single" w:sz="4" w:space="4" w:color="auto"/>
+        </w:pBdr>
+        <w:spacing w:after="0"/>
+        <w:rPr>
+          <w:rFonts w:ascii="Consolas" w:eastAsia="Times New Roman" w:hAnsi="Consolas" w:cs="Times New Roman"/>
+          <w:color w:val="000000" w:themeColor="text1"/>
+          <w:sz w:val="21"/>
+          <w:szCs w:val="21"/>
+          <w:lang w:val="uk-UA" w:eastAsia="uk-UA"/>
+        </w:rPr>
+      </w:pPr>
+      <w:r>
+        <w:rPr>
+          <w:rFonts w:ascii="Consolas" w:eastAsia="Times New Roman" w:hAnsi="Consolas" w:cs="Times New Roman"/>
+          <w:color w:val="000000" w:themeColor="text1"/>
+          <w:sz w:val="21"/>
+          <w:szCs w:val="21"/>
+          <w:lang w:val="uk-UA" w:eastAsia="uk-UA"/>
+        </w:rPr>
+        <w:t xml:space="preserve">    </w:t>
+      </w:r>
+      <w:proofErr w:type="spellStart"/>
+      <w:r>
+        <w:rPr>
+          <w:rFonts w:ascii="Consolas" w:eastAsia="Times New Roman" w:hAnsi="Consolas" w:cs="Times New Roman"/>
+          <w:color w:val="000000" w:themeColor="text1"/>
+          <w:sz w:val="21"/>
+          <w:szCs w:val="21"/>
+          <w:lang w:val="uk-UA" w:eastAsia="uk-UA"/>
+        </w:rPr>
+        <w:t>print</w:t>
+      </w:r>
+      <w:proofErr w:type="spellEnd"/>
+      <w:r>
+        <w:rPr>
+          <w:rFonts w:ascii="Consolas" w:eastAsia="Times New Roman" w:hAnsi="Consolas" w:cs="Times New Roman"/>
+          <w:color w:val="000000" w:themeColor="text1"/>
+          <w:sz w:val="21"/>
+          <w:szCs w:val="21"/>
+          <w:lang w:val="uk-UA" w:eastAsia="uk-UA"/>
+        </w:rPr>
+        <w:t>("Нічия")</w:t>
+      </w:r>
+    </w:p>
+    <w:p>
+      <w:pPr>
+        <w:pBdr>
+          <w:top w:val="single" w:sz="4" w:space="1" w:color="auto"/>
+          <w:left w:val="single" w:sz="4" w:space="4" w:color="auto"/>
+          <w:bottom w:val="single" w:sz="4" w:space="1" w:color="auto"/>
+          <w:right w:val="single" w:sz="4" w:space="4" w:color="auto"/>
+        </w:pBdr>
+        <w:spacing w:after="0"/>
+        <w:rPr>
+          <w:rFonts w:ascii="Consolas" w:eastAsia="Times New Roman" w:hAnsi="Consolas" w:cs="Times New Roman"/>
+          <w:color w:val="000000" w:themeColor="text1"/>
+          <w:sz w:val="21"/>
+          <w:szCs w:val="21"/>
+          <w:lang w:val="uk-UA" w:eastAsia="uk-UA"/>
+        </w:rPr>
+      </w:pPr>
+      <w:proofErr w:type="spellStart"/>
+      <w:r>
+        <w:rPr>
+          <w:rFonts w:ascii="Consolas" w:eastAsia="Times New Roman" w:hAnsi="Consolas" w:cs="Times New Roman"/>
+          <w:color w:val="000000" w:themeColor="text1"/>
+          <w:sz w:val="21"/>
+          <w:szCs w:val="21"/>
+          <w:lang w:val="uk-UA" w:eastAsia="uk-UA"/>
+        </w:rPr>
+        <w:t>elif</w:t>
+      </w:r>
+      <w:proofErr w:type="spellEnd"/>
+      <w:r>
+        <w:rPr>
+          <w:rFonts w:ascii="Consolas" w:eastAsia="Times New Roman" w:hAnsi="Consolas" w:cs="Times New Roman"/>
+          <w:color w:val="000000" w:themeColor="text1"/>
+          <w:sz w:val="21"/>
+          <w:szCs w:val="21"/>
+          <w:lang w:val="uk-UA" w:eastAsia="uk-UA"/>
+        </w:rPr>
+        <w:t xml:space="preserve"> (</w:t>
+      </w:r>
+      <w:proofErr w:type="spellStart"/>
+      <w:r>
+        <w:rPr>
+          <w:rFonts w:ascii="Consolas" w:eastAsia="Times New Roman" w:hAnsi="Consolas" w:cs="Times New Roman"/>
+          <w:color w:val="000000" w:themeColor="text1"/>
+          <w:sz w:val="21"/>
+          <w:szCs w:val="21"/>
+          <w:lang w:val="uk-UA" w:eastAsia="uk-UA"/>
+        </w:rPr>
+        <w:t>value</w:t>
+      </w:r>
+      <w:proofErr w:type="spellEnd"/>
+      <w:r>
+        <w:rPr>
+          <w:rFonts w:ascii="Consolas" w:eastAsia="Times New Roman" w:hAnsi="Consolas" w:cs="Times New Roman"/>
+          <w:color w:val="000000" w:themeColor="text1"/>
+          <w:sz w:val="21"/>
+          <w:szCs w:val="21"/>
+          <w:lang w:val="uk-UA" w:eastAsia="uk-UA"/>
+        </w:rPr>
+        <w:t xml:space="preserve"> == "</w:t>
+      </w:r>
+      <w:proofErr w:type="spellStart"/>
+      <w:r>
+        <w:rPr>
+          <w:rFonts w:ascii="Consolas" w:eastAsia="Times New Roman" w:hAnsi="Consolas" w:cs="Times New Roman"/>
+          <w:color w:val="000000" w:themeColor="text1"/>
+          <w:sz w:val="21"/>
+          <w:szCs w:val="21"/>
+          <w:lang w:val="uk-UA" w:eastAsia="uk-UA"/>
+        </w:rPr>
+        <w:t>stone</w:t>
+      </w:r>
+      <w:proofErr w:type="spellEnd"/>
+      <w:r>
+        <w:rPr>
+          <w:rFonts w:ascii="Consolas" w:eastAsia="Times New Roman" w:hAnsi="Consolas" w:cs="Times New Roman"/>
+          <w:color w:val="000000" w:themeColor="text1"/>
+          <w:sz w:val="21"/>
+          <w:szCs w:val="21"/>
+          <w:lang w:val="uk-UA" w:eastAsia="uk-UA"/>
+        </w:rPr>
+        <w:t xml:space="preserve">" </w:t>
+      </w:r>
+      <w:proofErr w:type="spellStart"/>
+      <w:r>
+        <w:rPr>
+          <w:rFonts w:ascii="Consolas" w:eastAsia="Times New Roman" w:hAnsi="Consolas" w:cs="Times New Roman"/>
+          <w:color w:val="000000" w:themeColor="text1"/>
+          <w:sz w:val="21"/>
+          <w:szCs w:val="21"/>
+          <w:lang w:val="uk-UA" w:eastAsia="uk-UA"/>
+        </w:rPr>
+        <w:t>and</w:t>
+      </w:r>
+      <w:proofErr w:type="spellEnd"/>
+      <w:r>
+        <w:rPr>
+          <w:rFonts w:ascii="Consolas" w:eastAsia="Times New Roman" w:hAnsi="Consolas" w:cs="Times New Roman"/>
+          <w:color w:val="000000" w:themeColor="text1"/>
+          <w:sz w:val="21"/>
+          <w:szCs w:val="21"/>
+          <w:lang w:val="uk-UA" w:eastAsia="uk-UA"/>
+        </w:rPr>
+        <w:t xml:space="preserve"> a == "</w:t>
+      </w:r>
+      <w:proofErr w:type="spellStart"/>
+      <w:r>
+        <w:rPr>
+          <w:rFonts w:ascii="Consolas" w:eastAsia="Times New Roman" w:hAnsi="Consolas" w:cs="Times New Roman"/>
+          <w:color w:val="000000" w:themeColor="text1"/>
+          <w:sz w:val="21"/>
+          <w:szCs w:val="21"/>
+          <w:lang w:val="uk-UA" w:eastAsia="uk-UA"/>
+        </w:rPr>
+        <w:t>scissor</w:t>
+      </w:r>
+      <w:proofErr w:type="spellEnd"/>
+      <w:r>
+        <w:rPr>
+          <w:rFonts w:ascii="Consolas" w:eastAsia="Times New Roman" w:hAnsi="Consolas" w:cs="Times New Roman"/>
+          <w:color w:val="000000" w:themeColor="text1"/>
+          <w:sz w:val="21"/>
+          <w:szCs w:val="21"/>
+          <w:lang w:val="uk-UA" w:eastAsia="uk-UA"/>
+        </w:rPr>
+        <w:t xml:space="preserve">") </w:t>
+      </w:r>
+      <w:proofErr w:type="spellStart"/>
+      <w:r>
+        <w:rPr>
+          <w:rFonts w:ascii="Consolas" w:eastAsia="Times New Roman" w:hAnsi="Consolas" w:cs="Times New Roman"/>
+          <w:color w:val="000000" w:themeColor="text1"/>
+          <w:sz w:val="21"/>
+          <w:szCs w:val="21"/>
+          <w:lang w:val="uk-UA" w:eastAsia="uk-UA"/>
+        </w:rPr>
+        <w:t>or</w:t>
+      </w:r>
+      <w:proofErr w:type="spellEnd"/>
+      <w:r>
+        <w:rPr>
+          <w:rFonts w:ascii="Consolas" w:eastAsia="Times New Roman" w:hAnsi="Consolas" w:cs="Times New Roman"/>
+          <w:color w:val="000000" w:themeColor="text1"/>
+          <w:sz w:val="21"/>
+          <w:szCs w:val="21"/>
+          <w:lang w:val="uk-UA" w:eastAsia="uk-UA"/>
+        </w:rPr>
+        <w:t xml:space="preserve"> (</w:t>
+      </w:r>
+      <w:proofErr w:type="spellStart"/>
+      <w:r>
+        <w:rPr>
+          <w:rFonts w:ascii="Consolas" w:eastAsia="Times New Roman" w:hAnsi="Consolas" w:cs="Times New Roman"/>
+          <w:color w:val="000000" w:themeColor="text1"/>
+          <w:sz w:val="21"/>
+          <w:szCs w:val="21"/>
+          <w:lang w:val="uk-UA" w:eastAsia="uk-UA"/>
+        </w:rPr>
+        <w:t>value</w:t>
+      </w:r>
+      <w:proofErr w:type="spellEnd"/>
+      <w:r>
+        <w:rPr>
+          <w:rFonts w:ascii="Consolas" w:eastAsia="Times New Roman" w:hAnsi="Consolas" w:cs="Times New Roman"/>
+          <w:color w:val="000000" w:themeColor="text1"/>
+          <w:sz w:val="21"/>
+          <w:szCs w:val="21"/>
+          <w:lang w:val="uk-UA" w:eastAsia="uk-UA"/>
+        </w:rPr>
+        <w:t xml:space="preserve"> == "</w:t>
+      </w:r>
+      <w:proofErr w:type="spellStart"/>
+      <w:r>
+        <w:rPr>
+          <w:rFonts w:ascii="Consolas" w:eastAsia="Times New Roman" w:hAnsi="Consolas" w:cs="Times New Roman"/>
+          <w:color w:val="000000" w:themeColor="text1"/>
+          <w:sz w:val="21"/>
+          <w:szCs w:val="21"/>
+          <w:lang w:val="uk-UA" w:eastAsia="uk-UA"/>
+        </w:rPr>
+        <w:t>scissor</w:t>
+      </w:r>
+      <w:proofErr w:type="spellEnd"/>
+      <w:r>
+        <w:rPr>
+          <w:rFonts w:ascii="Consolas" w:eastAsia="Times New Roman" w:hAnsi="Consolas" w:cs="Times New Roman"/>
+          <w:color w:val="000000" w:themeColor="text1"/>
+          <w:sz w:val="21"/>
+          <w:szCs w:val="21"/>
+          <w:lang w:val="uk-UA" w:eastAsia="uk-UA"/>
+        </w:rPr>
+        <w:t xml:space="preserve">" </w:t>
+      </w:r>
+      <w:proofErr w:type="spellStart"/>
+      <w:r>
+        <w:rPr>
+          <w:rFonts w:ascii="Consolas" w:eastAsia="Times New Roman" w:hAnsi="Consolas" w:cs="Times New Roman"/>
+          <w:color w:val="000000" w:themeColor="text1"/>
+          <w:sz w:val="21"/>
+          <w:szCs w:val="21"/>
+          <w:lang w:val="uk-UA" w:eastAsia="uk-UA"/>
+        </w:rPr>
+        <w:t>and</w:t>
+      </w:r>
+      <w:proofErr w:type="spellEnd"/>
+      <w:r>
+        <w:rPr>
+          <w:rFonts w:ascii="Consolas" w:eastAsia="Times New Roman" w:hAnsi="Consolas" w:cs="Times New Roman"/>
+          <w:color w:val="000000" w:themeColor="text1"/>
+          <w:sz w:val="21"/>
+          <w:szCs w:val="21"/>
+          <w:lang w:val="uk-UA" w:eastAsia="uk-UA"/>
+        </w:rPr>
+        <w:t xml:space="preserve"> a == "</w:t>
+      </w:r>
+      <w:proofErr w:type="spellStart"/>
+      <w:r>
+        <w:rPr>
+          <w:rFonts w:ascii="Consolas" w:eastAsia="Times New Roman" w:hAnsi="Consolas" w:cs="Times New Roman"/>
+          <w:color w:val="000000" w:themeColor="text1"/>
+          <w:sz w:val="21"/>
+          <w:szCs w:val="21"/>
+          <w:lang w:val="uk-UA" w:eastAsia="uk-UA"/>
+        </w:rPr>
+        <w:t>paper</w:t>
+      </w:r>
+      <w:proofErr w:type="spellEnd"/>
+      <w:r>
+        <w:rPr>
+          <w:rFonts w:ascii="Consolas" w:eastAsia="Times New Roman" w:hAnsi="Consolas" w:cs="Times New Roman"/>
+          <w:color w:val="000000" w:themeColor="text1"/>
+          <w:sz w:val="21"/>
+          <w:szCs w:val="21"/>
+          <w:lang w:val="uk-UA" w:eastAsia="uk-UA"/>
+        </w:rPr>
+        <w:t xml:space="preserve">") </w:t>
+      </w:r>
+      <w:proofErr w:type="spellStart"/>
+      <w:r>
+        <w:rPr>
+          <w:rFonts w:ascii="Consolas" w:eastAsia="Times New Roman" w:hAnsi="Consolas" w:cs="Times New Roman"/>
+          <w:color w:val="000000" w:themeColor="text1"/>
+          <w:sz w:val="21"/>
+          <w:szCs w:val="21"/>
+          <w:lang w:val="uk-UA" w:eastAsia="uk-UA"/>
+        </w:rPr>
+        <w:t>or</w:t>
+      </w:r>
+      <w:proofErr w:type="spellEnd"/>
+      <w:r>
+        <w:rPr>
+          <w:rFonts w:ascii="Consolas" w:eastAsia="Times New Roman" w:hAnsi="Consolas" w:cs="Times New Roman"/>
+          <w:color w:val="000000" w:themeColor="text1"/>
+          <w:sz w:val="21"/>
+          <w:szCs w:val="21"/>
+          <w:lang w:val="uk-UA" w:eastAsia="uk-UA"/>
+        </w:rPr>
+        <w:t xml:space="preserve"> (</w:t>
+      </w:r>
+      <w:proofErr w:type="spellStart"/>
+      <w:r>
+        <w:rPr>
+          <w:rFonts w:ascii="Consolas" w:eastAsia="Times New Roman" w:hAnsi="Consolas" w:cs="Times New Roman"/>
+          <w:color w:val="000000" w:themeColor="text1"/>
+          <w:sz w:val="21"/>
+          <w:szCs w:val="21"/>
+          <w:lang w:val="uk-UA" w:eastAsia="uk-UA"/>
+        </w:rPr>
+        <w:t>value</w:t>
+      </w:r>
+      <w:proofErr w:type="spellEnd"/>
+      <w:r>
+        <w:rPr>
+          <w:rFonts w:ascii="Consolas" w:eastAsia="Times New Roman" w:hAnsi="Consolas" w:cs="Times New Roman"/>
+          <w:color w:val="000000" w:themeColor="text1"/>
+          <w:sz w:val="21"/>
+          <w:szCs w:val="21"/>
+          <w:lang w:val="uk-UA" w:eastAsia="uk-UA"/>
+        </w:rPr>
+        <w:t xml:space="preserve"> == "</w:t>
+      </w:r>
+      <w:proofErr w:type="spellStart"/>
+      <w:r>
+        <w:rPr>
+          <w:rFonts w:ascii="Consolas" w:eastAsia="Times New Roman" w:hAnsi="Consolas" w:cs="Times New Roman"/>
+          <w:color w:val="000000" w:themeColor="text1"/>
+          <w:sz w:val="21"/>
+          <w:szCs w:val="21"/>
+          <w:lang w:val="uk-UA" w:eastAsia="uk-UA"/>
+        </w:rPr>
+        <w:t>paper</w:t>
+      </w:r>
+      <w:proofErr w:type="spellEnd"/>
+      <w:r>
+        <w:rPr>
+          <w:rFonts w:ascii="Consolas" w:eastAsia="Times New Roman" w:hAnsi="Consolas" w:cs="Times New Roman"/>
+          <w:color w:val="000000" w:themeColor="text1"/>
+          <w:sz w:val="21"/>
+          <w:szCs w:val="21"/>
+          <w:lang w:val="uk-UA" w:eastAsia="uk-UA"/>
+        </w:rPr>
+        <w:t xml:space="preserve">" </w:t>
+      </w:r>
+      <w:proofErr w:type="spellStart"/>
+      <w:r>
+        <w:rPr>
+          <w:rFonts w:ascii="Consolas" w:eastAsia="Times New Roman" w:hAnsi="Consolas" w:cs="Times New Roman"/>
+          <w:color w:val="000000" w:themeColor="text1"/>
+          <w:sz w:val="21"/>
+          <w:szCs w:val="21"/>
+          <w:lang w:val="uk-UA" w:eastAsia="uk-UA"/>
+        </w:rPr>
+        <w:t>and</w:t>
+      </w:r>
+      <w:proofErr w:type="spellEnd"/>
+      <w:r>
+        <w:rPr>
+          <w:rFonts w:ascii="Consolas" w:eastAsia="Times New Roman" w:hAnsi="Consolas" w:cs="Times New Roman"/>
+          <w:color w:val="000000" w:themeColor="text1"/>
+          <w:sz w:val="21"/>
+          <w:szCs w:val="21"/>
+          <w:lang w:val="uk-UA" w:eastAsia="uk-UA"/>
+        </w:rPr>
+        <w:t xml:space="preserve"> a == "</w:t>
+      </w:r>
+      <w:proofErr w:type="spellStart"/>
+      <w:r>
+        <w:rPr>
+          <w:rFonts w:ascii="Consolas" w:eastAsia="Times New Roman" w:hAnsi="Consolas" w:cs="Times New Roman"/>
+          <w:color w:val="000000" w:themeColor="text1"/>
+          <w:sz w:val="21"/>
+          <w:szCs w:val="21"/>
+          <w:lang w:val="uk-UA" w:eastAsia="uk-UA"/>
+        </w:rPr>
+        <w:t>stone</w:t>
+      </w:r>
+      <w:proofErr w:type="spellEnd"/>
+      <w:r>
+        <w:rPr>
+          <w:rFonts w:ascii="Consolas" w:eastAsia="Times New Roman" w:hAnsi="Consolas" w:cs="Times New Roman"/>
+          <w:color w:val="000000" w:themeColor="text1"/>
+          <w:sz w:val="21"/>
+          <w:szCs w:val="21"/>
+          <w:lang w:val="uk-UA" w:eastAsia="uk-UA"/>
+        </w:rPr>
+        <w:t>"):</w:t>
+      </w:r>
+    </w:p>
+    <w:p>
+      <w:pPr>
+        <w:pBdr>
+          <w:top w:val="single" w:sz="4" w:space="1" w:color="auto"/>
+          <w:left w:val="single" w:sz="4" w:space="4" w:color="auto"/>
+          <w:bottom w:val="single" w:sz="4" w:space="1" w:color="auto"/>
+          <w:right w:val="single" w:sz="4" w:space="4" w:color="auto"/>
+        </w:pBdr>
+        <w:spacing w:after="0"/>
+        <w:rPr>
+          <w:rFonts w:ascii="Consolas" w:eastAsia="Times New Roman" w:hAnsi="Consolas" w:cs="Times New Roman"/>
+          <w:color w:val="000000" w:themeColor="text1"/>
+          <w:sz w:val="21"/>
+          <w:szCs w:val="21"/>
+          <w:lang w:val="uk-UA" w:eastAsia="uk-UA"/>
+        </w:rPr>
+      </w:pPr>
+      <w:r>
+        <w:rPr>
+          <w:rFonts w:ascii="Consolas" w:eastAsia="Times New Roman" w:hAnsi="Consolas" w:cs="Times New Roman"/>
+          <w:color w:val="000000" w:themeColor="text1"/>
+          <w:sz w:val="21"/>
+          <w:szCs w:val="21"/>
+          <w:lang w:val="uk-UA" w:eastAsia="uk-UA"/>
+        </w:rPr>
+        <w:t xml:space="preserve">    </w:t>
+      </w:r>
+      <w:proofErr w:type="spellStart"/>
+      <w:r>
+        <w:rPr>
+          <w:rFonts w:ascii="Consolas" w:eastAsia="Times New Roman" w:hAnsi="Consolas" w:cs="Times New Roman"/>
+          <w:color w:val="000000" w:themeColor="text1"/>
+          <w:sz w:val="21"/>
+          <w:szCs w:val="21"/>
+          <w:lang w:val="uk-UA" w:eastAsia="uk-UA"/>
+        </w:rPr>
+        <w:t>print</w:t>
+      </w:r>
+      <w:proofErr w:type="spellEnd"/>
+      <w:r>
+        <w:rPr>
+          <w:rFonts w:ascii="Consolas" w:eastAsia="Times New Roman" w:hAnsi="Consolas" w:cs="Times New Roman"/>
+          <w:color w:val="000000" w:themeColor="text1"/>
+          <w:sz w:val="21"/>
+          <w:szCs w:val="21"/>
+          <w:lang w:val="uk-UA" w:eastAsia="uk-UA"/>
+        </w:rPr>
+        <w:t>("Ви програли")</w:t>
+      </w:r>
+    </w:p>
+    <w:p>
+      <w:pPr>
+        <w:pBdr>
+          <w:top w:val="single" w:sz="4" w:space="1" w:color="auto"/>
+          <w:left w:val="single" w:sz="4" w:space="4" w:color="auto"/>
+          <w:bottom w:val="single" w:sz="4" w:space="1" w:color="auto"/>
+          <w:right w:val="single" w:sz="4" w:space="4" w:color="auto"/>
+        </w:pBdr>
+        <w:spacing w:after="0"/>
+        <w:rPr>
+          <w:rFonts w:ascii="Consolas" w:eastAsia="Times New Roman" w:hAnsi="Consolas" w:cs="Times New Roman"/>
+          <w:color w:val="000000" w:themeColor="text1"/>
+          <w:sz w:val="21"/>
+          <w:szCs w:val="21"/>
+          <w:lang w:val="uk-UA" w:eastAsia="uk-UA"/>
+        </w:rPr>
+      </w:pPr>
+      <w:proofErr w:type="spellStart"/>
+      <w:r>
+        <w:rPr>
+          <w:rFonts w:ascii="Consolas" w:eastAsia="Times New Roman" w:hAnsi="Consolas" w:cs="Times New Roman"/>
+          <w:color w:val="000000" w:themeColor="text1"/>
+          <w:sz w:val="21"/>
+          <w:szCs w:val="21"/>
+          <w:lang w:val="uk-UA" w:eastAsia="uk-UA"/>
+        </w:rPr>
+        <w:t>else</w:t>
+      </w:r>
+      <w:proofErr w:type="spellEnd"/>
+      <w:r>
+        <w:rPr>
+          <w:rFonts w:ascii="Consolas" w:eastAsia="Times New Roman" w:hAnsi="Consolas" w:cs="Times New Roman"/>
+          <w:color w:val="000000" w:themeColor="text1"/>
+          <w:sz w:val="21"/>
+          <w:szCs w:val="21"/>
+          <w:lang w:val="uk-UA" w:eastAsia="uk-UA"/>
+        </w:rPr>
+        <w:t>:</w:t>
+      </w:r>
+    </w:p>
+    <w:p>
+      <w:pPr>
+        <w:pBdr>
+          <w:top w:val="single" w:sz="4" w:space="1" w:color="auto"/>
+          <w:left w:val="single" w:sz="4" w:space="4" w:color="auto"/>
+          <w:bottom w:val="single" w:sz="4" w:space="1" w:color="auto"/>
+          <w:right w:val="single" w:sz="4" w:space="4" w:color="auto"/>
+        </w:pBdr>
+        <w:spacing w:after="0"/>
+        <w:rPr>
+          <w:rFonts w:ascii="Consolas" w:eastAsia="Times New Roman" w:hAnsi="Consolas" w:cs="Times New Roman"/>
+          <w:color w:val="000000" w:themeColor="text1"/>
+          <w:sz w:val="21"/>
+          <w:szCs w:val="21"/>
+          <w:lang w:val="uk-UA" w:eastAsia="uk-UA"/>
+        </w:rPr>
+      </w:pPr>
+      <w:r>
+        <w:rPr>
+          <w:rFonts w:ascii="Consolas" w:eastAsia="Times New Roman" w:hAnsi="Consolas" w:cs="Times New Roman"/>
+          <w:color w:val="000000" w:themeColor="text1"/>
+          <w:sz w:val="21"/>
+          <w:szCs w:val="21"/>
+          <w:lang w:val="uk-UA" w:eastAsia="uk-UA"/>
+        </w:rPr>
+        <w:t xml:space="preserve">    </w:t>
+      </w:r>
+      <w:proofErr w:type="spellStart"/>
+      <w:r>
+        <w:rPr>
+          <w:rFonts w:ascii="Consolas" w:eastAsia="Times New Roman" w:hAnsi="Consolas" w:cs="Times New Roman"/>
+          <w:color w:val="000000" w:themeColor="text1"/>
+          <w:sz w:val="21"/>
+          <w:szCs w:val="21"/>
+          <w:lang w:val="uk-UA" w:eastAsia="uk-UA"/>
+        </w:rPr>
+        <w:t>print</w:t>
+      </w:r>
+      <w:proofErr w:type="spellEnd"/>
+      <w:r>
+        <w:rPr>
+          <w:rFonts w:ascii="Consolas" w:eastAsia="Times New Roman" w:hAnsi="Consolas" w:cs="Times New Roman"/>
+          <w:color w:val="000000" w:themeColor="text1"/>
+          <w:sz w:val="21"/>
+          <w:szCs w:val="21"/>
+          <w:lang w:val="uk-UA" w:eastAsia="uk-UA"/>
+        </w:rPr>
+        <w:t>("Ви перемогли!")</w:t>
+      </w:r>
+    </w:p>
+    <w:p>
+      <w:pPr>
+        <w:spacing w:after="0"/>
+        <w:ind w:firstLine="709"/>
+        <w:rPr>
+          <w:rFonts w:cs="Times New Roman"/>
+          <w:szCs w:val="28"/>
+          <w:lang w:val="uk-UA"/>
+        </w:rPr>
+      </w:pPr>
+      <w:r>
+        <w:rPr>
+          <w:rFonts w:cs="Times New Roman"/>
+          <w:szCs w:val="28"/>
+          <w:lang w:val="uk-UA"/>
+        </w:rPr>
+        <w:t xml:space="preserve">Результат: </w:t>
+      </w:r>
+    </w:p>
+    <w:p>
+      <w:pPr>
+        <w:spacing w:after="0"/>
+        <w:rPr>
+          <w:rFonts w:cs="Times New Roman"/>
+          <w:color w:val="000000" w:themeColor="text1"/>
+          <w:szCs w:val="28"/>
+          <w:lang w:val="uk-UA"/>
+        </w:rPr>
+      </w:pPr>
+      <w:r>
+        <w:rPr>
+          <w:rFonts w:cs="Times New Roman"/>
+          <w:color w:val="000000" w:themeColor="text1"/>
+          <w:szCs w:val="28"/>
+          <w:lang w:val="uk-UA"/>
+        </w:rPr>
+        <w:drawing>
+          <wp:inline distT="0" distB="0" distL="0" distR="0" wp14:anchorId="7F0D9F6C" wp14:editId="48A9E4E0">
+            <wp:extent cx="3753374" cy="876422"/>
+            <wp:effectExtent l="0" t="0" r="0" b="0"/>
+            <wp:docPr id="1" name="Рисунок 1"/>
+            <wp:cNvGraphicFramePr>
+              <a:graphicFrameLocks xmlns:a="http://schemas.openxmlformats.org/drawingml/2006/main" noChangeAspect="1"/>
+            </wp:cNvGraphicFramePr>
+            <a:graphic xmlns:a="http://schemas.openxmlformats.org/drawingml/2006/main">
+              <a:graphicData uri="http://schemas.openxmlformats.org/drawingml/2006/picture">
+                <pic:pic xmlns:pic="http://schemas.openxmlformats.org/drawingml/2006/picture">
+                  <pic:nvPicPr>
+                    <pic:cNvPr id="1" name=""/>
+                    <pic:cNvPicPr/>
+                  </pic:nvPicPr>
+                  <pic:blipFill>
+                    <a:blip r:embed="rId19"/>
+                    <a:stretch>
+                      <a:fillRect/>
+                    </a:stretch>
+                  </pic:blipFill>
+                  <pic:spPr>
+                    <a:xfrm>
+                      <a:off x="0" y="0"/>
+                      <a:ext cx="3753374" cy="876422"/>
+                    </a:xfrm>
+                    <a:prstGeom prst="rect">
+                      <a:avLst/>
+                    </a:prstGeom>
+                  </pic:spPr>
+                </pic:pic>
+              </a:graphicData>
+            </a:graphic>
+          </wp:inline>
+        </w:drawing>
+      </w:r>
+    </w:p>
+    <w:p>
+      <w:pPr>
+        <w:pStyle w:val="a4"/>
+        <w:numPr>
+          <w:ilvl w:val="0"/>
+          <w:numId w:val="6"/>
+        </w:numPr>
+        <w:spacing w:after="0"/>
+        <w:rPr>
+          <w:rFonts w:cs="Times New Roman"/>
+          <w:szCs w:val="28"/>
+          <w:lang w:val="uk-UA"/>
+        </w:rPr>
+      </w:pPr>
+      <w:r>
+        <w:rPr>
+          <w:lang w:val="uk-UA"/>
+        </w:rPr>
+        <w:t>Програма конвертування іноземної валюти в українську гривню</w:t>
+      </w:r>
+    </w:p>
+    <w:p>
+      <w:pPr>
+        <w:pStyle w:val="a4"/>
+        <w:pBdr>
+          <w:top w:val="single" w:sz="4" w:space="1" w:color="auto"/>
+          <w:left w:val="single" w:sz="4" w:space="4" w:color="auto"/>
+          <w:bottom w:val="single" w:sz="4" w:space="1" w:color="auto"/>
+          <w:right w:val="single" w:sz="4" w:space="4" w:color="auto"/>
+        </w:pBdr>
+        <w:spacing w:after="0"/>
+        <w:ind w:left="1440"/>
+        <w:rPr>
+          <w:lang w:val="uk-UA"/>
+        </w:rPr>
+      </w:pPr>
+      <w:proofErr w:type="spellStart"/>
+      <w:r>
+        <w:rPr>
+          <w:lang w:val="uk-UA"/>
+        </w:rPr>
+        <w:lastRenderedPageBreak/>
+        <w:t>import</w:t>
+      </w:r>
+      <w:proofErr w:type="spellEnd"/>
+      <w:r>
+        <w:rPr>
+          <w:lang w:val="uk-UA"/>
+        </w:rPr>
+        <w:t xml:space="preserve"> </w:t>
+      </w:r>
+      <w:proofErr w:type="spellStart"/>
+      <w:r>
+        <w:rPr>
+          <w:lang w:val="uk-UA"/>
+        </w:rPr>
+        <w:t>requests</w:t>
+      </w:r>
+      <w:proofErr w:type="spellEnd"/>
+    </w:p>
+    <w:p>
+      <w:pPr>
+        <w:pStyle w:val="a4"/>
+        <w:pBdr>
+          <w:top w:val="single" w:sz="4" w:space="1" w:color="auto"/>
+          <w:left w:val="single" w:sz="4" w:space="4" w:color="auto"/>
+          <w:bottom w:val="single" w:sz="4" w:space="1" w:color="auto"/>
+          <w:right w:val="single" w:sz="4" w:space="4" w:color="auto"/>
+        </w:pBdr>
+        <w:spacing w:after="0"/>
+        <w:ind w:left="1440"/>
+        <w:rPr>
+          <w:lang w:val="uk-UA"/>
+        </w:rPr>
+      </w:pPr>
+    </w:p>
+    <w:p>
+      <w:pPr>
+        <w:pStyle w:val="a4"/>
+        <w:pBdr>
+          <w:top w:val="single" w:sz="4" w:space="1" w:color="auto"/>
+          <w:left w:val="single" w:sz="4" w:space="4" w:color="auto"/>
+          <w:bottom w:val="single" w:sz="4" w:space="1" w:color="auto"/>
+          <w:right w:val="single" w:sz="4" w:space="4" w:color="auto"/>
+        </w:pBdr>
+        <w:spacing w:after="0"/>
+        <w:ind w:left="1440"/>
+        <w:rPr>
+          <w:lang w:val="uk-UA"/>
+        </w:rPr>
+      </w:pPr>
+      <w:proofErr w:type="spellStart"/>
+      <w:r>
+        <w:rPr>
+          <w:lang w:val="uk-UA"/>
+        </w:rPr>
+        <w:t>url</w:t>
+      </w:r>
+      <w:proofErr w:type="spellEnd"/>
+      <w:r>
+        <w:rPr>
+          <w:lang w:val="uk-UA"/>
+        </w:rPr>
+        <w:t xml:space="preserve"> = "https://bank.gov.ua/NBUStatService/v1/statdirectory/exchange?json"</w:t>
+      </w:r>
+    </w:p>
+    <w:p>
+      <w:pPr>
+        <w:pStyle w:val="a4"/>
+        <w:pBdr>
+          <w:top w:val="single" w:sz="4" w:space="1" w:color="auto"/>
+          <w:left w:val="single" w:sz="4" w:space="4" w:color="auto"/>
+          <w:bottom w:val="single" w:sz="4" w:space="1" w:color="auto"/>
+          <w:right w:val="single" w:sz="4" w:space="4" w:color="auto"/>
+        </w:pBdr>
+        <w:spacing w:after="0"/>
+        <w:ind w:left="1440"/>
+        <w:rPr>
+          <w:lang w:val="uk-UA"/>
+        </w:rPr>
+      </w:pPr>
+      <w:proofErr w:type="spellStart"/>
+      <w:r>
+        <w:rPr>
+          <w:lang w:val="uk-UA"/>
+        </w:rPr>
+        <w:t>data</w:t>
+      </w:r>
+      <w:proofErr w:type="spellEnd"/>
+      <w:r>
+        <w:rPr>
+          <w:lang w:val="uk-UA"/>
+        </w:rPr>
+        <w:t xml:space="preserve"> = </w:t>
+      </w:r>
+      <w:proofErr w:type="spellStart"/>
+      <w:r>
+        <w:rPr>
+          <w:lang w:val="uk-UA"/>
+        </w:rPr>
+        <w:t>requests.get</w:t>
+      </w:r>
+      <w:proofErr w:type="spellEnd"/>
+      <w:r>
+        <w:rPr>
+          <w:lang w:val="uk-UA"/>
+        </w:rPr>
+        <w:t>(</w:t>
+      </w:r>
+      <w:proofErr w:type="spellStart"/>
+      <w:r>
+        <w:rPr>
+          <w:lang w:val="uk-UA"/>
+        </w:rPr>
+        <w:t>url</w:t>
+      </w:r>
+      <w:proofErr w:type="spellEnd"/>
+      <w:r>
+        <w:rPr>
+          <w:lang w:val="uk-UA"/>
+        </w:rPr>
+        <w:t>).</w:t>
+      </w:r>
+      <w:proofErr w:type="spellStart"/>
+      <w:r>
+        <w:rPr>
+          <w:lang w:val="uk-UA"/>
+        </w:rPr>
+        <w:t>json</w:t>
+      </w:r>
+      <w:proofErr w:type="spellEnd"/>
+      <w:r>
+        <w:rPr>
+          <w:lang w:val="uk-UA"/>
+        </w:rPr>
+        <w:t>()</w:t>
+      </w:r>
+    </w:p>
+    <w:p>
+      <w:pPr>
+        <w:pStyle w:val="a4"/>
+        <w:pBdr>
+          <w:top w:val="single" w:sz="4" w:space="1" w:color="auto"/>
+          <w:left w:val="single" w:sz="4" w:space="4" w:color="auto"/>
+          <w:bottom w:val="single" w:sz="4" w:space="1" w:color="auto"/>
+          <w:right w:val="single" w:sz="4" w:space="4" w:color="auto"/>
+        </w:pBdr>
+        <w:spacing w:after="0"/>
+        <w:ind w:left="1440"/>
+        <w:rPr>
+          <w:lang w:val="uk-UA"/>
+        </w:rPr>
+      </w:pPr>
+    </w:p>
+    <w:p>
+      <w:pPr>
+        <w:pStyle w:val="a4"/>
+        <w:pBdr>
+          <w:top w:val="single" w:sz="4" w:space="1" w:color="auto"/>
+          <w:left w:val="single" w:sz="4" w:space="4" w:color="auto"/>
+          <w:bottom w:val="single" w:sz="4" w:space="1" w:color="auto"/>
+          <w:right w:val="single" w:sz="4" w:space="4" w:color="auto"/>
+        </w:pBdr>
+        <w:spacing w:after="0"/>
+        <w:ind w:left="1440"/>
+        <w:rPr>
+          <w:lang w:val="uk-UA"/>
+        </w:rPr>
+      </w:pPr>
+      <w:proofErr w:type="spellStart"/>
+      <w:r>
+        <w:rPr>
+          <w:lang w:val="uk-UA"/>
+        </w:rPr>
+        <w:t>rates</w:t>
+      </w:r>
+      <w:proofErr w:type="spellEnd"/>
+      <w:r>
+        <w:rPr>
+          <w:lang w:val="uk-UA"/>
+        </w:rPr>
+        <w:t xml:space="preserve"> = {}  </w:t>
+      </w:r>
+    </w:p>
+    <w:p>
+      <w:pPr>
+        <w:pStyle w:val="a4"/>
+        <w:pBdr>
+          <w:top w:val="single" w:sz="4" w:space="1" w:color="auto"/>
+          <w:left w:val="single" w:sz="4" w:space="4" w:color="auto"/>
+          <w:bottom w:val="single" w:sz="4" w:space="1" w:color="auto"/>
+          <w:right w:val="single" w:sz="4" w:space="4" w:color="auto"/>
+        </w:pBdr>
+        <w:spacing w:after="0"/>
+        <w:ind w:left="1440"/>
+        <w:rPr>
+          <w:lang w:val="uk-UA"/>
+        </w:rPr>
+      </w:pPr>
+      <w:proofErr w:type="spellStart"/>
+      <w:r>
+        <w:rPr>
+          <w:lang w:val="uk-UA"/>
+        </w:rPr>
+        <w:t>for</w:t>
+      </w:r>
+      <w:proofErr w:type="spellEnd"/>
+      <w:r>
+        <w:rPr>
+          <w:lang w:val="uk-UA"/>
+        </w:rPr>
+        <w:t xml:space="preserve"> </w:t>
+      </w:r>
+      <w:proofErr w:type="spellStart"/>
+      <w:r>
+        <w:rPr>
+          <w:lang w:val="uk-UA"/>
+        </w:rPr>
+        <w:t>item</w:t>
+      </w:r>
+      <w:proofErr w:type="spellEnd"/>
+      <w:r>
+        <w:rPr>
+          <w:lang w:val="uk-UA"/>
+        </w:rPr>
+        <w:t xml:space="preserve"> </w:t>
+      </w:r>
+      <w:proofErr w:type="spellStart"/>
+      <w:r>
+        <w:rPr>
+          <w:lang w:val="uk-UA"/>
+        </w:rPr>
+        <w:t>in</w:t>
+      </w:r>
+      <w:proofErr w:type="spellEnd"/>
+      <w:r>
+        <w:rPr>
+          <w:lang w:val="uk-UA"/>
+        </w:rPr>
+        <w:t xml:space="preserve"> </w:t>
+      </w:r>
+      <w:proofErr w:type="spellStart"/>
+      <w:r>
+        <w:rPr>
+          <w:lang w:val="uk-UA"/>
+        </w:rPr>
+        <w:t>data</w:t>
+      </w:r>
+      <w:proofErr w:type="spellEnd"/>
+      <w:r>
+        <w:rPr>
+          <w:lang w:val="uk-UA"/>
+        </w:rPr>
+        <w:t>:</w:t>
+      </w:r>
+    </w:p>
+    <w:p>
+      <w:pPr>
+        <w:pStyle w:val="a4"/>
+        <w:pBdr>
+          <w:top w:val="single" w:sz="4" w:space="1" w:color="auto"/>
+          <w:left w:val="single" w:sz="4" w:space="4" w:color="auto"/>
+          <w:bottom w:val="single" w:sz="4" w:space="1" w:color="auto"/>
+          <w:right w:val="single" w:sz="4" w:space="4" w:color="auto"/>
+        </w:pBdr>
+        <w:spacing w:after="0"/>
+        <w:ind w:left="1440"/>
+        <w:rPr>
+          <w:lang w:val="uk-UA"/>
+        </w:rPr>
+      </w:pPr>
+      <w:r>
+        <w:rPr>
+          <w:lang w:val="uk-UA"/>
+        </w:rPr>
+        <w:t xml:space="preserve">    </w:t>
+      </w:r>
+      <w:proofErr w:type="spellStart"/>
+      <w:r>
+        <w:rPr>
+          <w:lang w:val="uk-UA"/>
+        </w:rPr>
+        <w:t>if</w:t>
+      </w:r>
+      <w:proofErr w:type="spellEnd"/>
+      <w:r>
+        <w:rPr>
+          <w:lang w:val="uk-UA"/>
+        </w:rPr>
+        <w:t xml:space="preserve"> </w:t>
+      </w:r>
+      <w:proofErr w:type="spellStart"/>
+      <w:r>
+        <w:rPr>
+          <w:lang w:val="uk-UA"/>
+        </w:rPr>
+        <w:t>item</w:t>
+      </w:r>
+      <w:proofErr w:type="spellEnd"/>
+      <w:r>
+        <w:rPr>
+          <w:lang w:val="uk-UA"/>
+        </w:rPr>
+        <w:t xml:space="preserve">["cc"] == "USD" </w:t>
+      </w:r>
+      <w:proofErr w:type="spellStart"/>
+      <w:r>
+        <w:rPr>
+          <w:lang w:val="uk-UA"/>
+        </w:rPr>
+        <w:t>or</w:t>
+      </w:r>
+      <w:proofErr w:type="spellEnd"/>
+      <w:r>
+        <w:rPr>
+          <w:lang w:val="uk-UA"/>
+        </w:rPr>
+        <w:t xml:space="preserve"> </w:t>
+      </w:r>
+      <w:proofErr w:type="spellStart"/>
+      <w:r>
+        <w:rPr>
+          <w:lang w:val="uk-UA"/>
+        </w:rPr>
+        <w:t>item</w:t>
+      </w:r>
+      <w:proofErr w:type="spellEnd"/>
+      <w:r>
+        <w:rPr>
+          <w:lang w:val="uk-UA"/>
+        </w:rPr>
+        <w:t xml:space="preserve">["cc"] == "EUR" </w:t>
+      </w:r>
+      <w:proofErr w:type="spellStart"/>
+      <w:r>
+        <w:rPr>
+          <w:lang w:val="uk-UA"/>
+        </w:rPr>
+        <w:t>or</w:t>
+      </w:r>
+      <w:proofErr w:type="spellEnd"/>
+      <w:r>
+        <w:rPr>
+          <w:lang w:val="uk-UA"/>
+        </w:rPr>
+        <w:t xml:space="preserve"> </w:t>
+      </w:r>
+      <w:proofErr w:type="spellStart"/>
+      <w:r>
+        <w:rPr>
+          <w:lang w:val="uk-UA"/>
+        </w:rPr>
+        <w:t>item</w:t>
+      </w:r>
+      <w:proofErr w:type="spellEnd"/>
+      <w:r>
+        <w:rPr>
+          <w:lang w:val="uk-UA"/>
+        </w:rPr>
+        <w:t>["cc"] == "PLN":</w:t>
+      </w:r>
+    </w:p>
+    <w:p>
+      <w:pPr>
+        <w:pStyle w:val="a4"/>
+        <w:pBdr>
+          <w:top w:val="single" w:sz="4" w:space="1" w:color="auto"/>
+          <w:left w:val="single" w:sz="4" w:space="4" w:color="auto"/>
+          <w:bottom w:val="single" w:sz="4" w:space="1" w:color="auto"/>
+          <w:right w:val="single" w:sz="4" w:space="4" w:color="auto"/>
+        </w:pBdr>
+        <w:spacing w:after="0"/>
+        <w:ind w:left="1440"/>
+        <w:rPr>
+          <w:lang w:val="uk-UA"/>
+        </w:rPr>
+      </w:pPr>
+      <w:r>
+        <w:rPr>
+          <w:lang w:val="uk-UA"/>
+        </w:rPr>
+        <w:t xml:space="preserve">        </w:t>
+      </w:r>
+      <w:proofErr w:type="spellStart"/>
+      <w:r>
+        <w:rPr>
+          <w:lang w:val="uk-UA"/>
+        </w:rPr>
+        <w:t>rates</w:t>
+      </w:r>
+      <w:proofErr w:type="spellEnd"/>
+      <w:r>
+        <w:rPr>
+          <w:lang w:val="uk-UA"/>
+        </w:rPr>
+        <w:t>[</w:t>
+      </w:r>
+      <w:proofErr w:type="spellStart"/>
+      <w:r>
+        <w:rPr>
+          <w:lang w:val="uk-UA"/>
+        </w:rPr>
+        <w:t>item</w:t>
+      </w:r>
+      <w:proofErr w:type="spellEnd"/>
+      <w:r>
+        <w:rPr>
+          <w:lang w:val="uk-UA"/>
+        </w:rPr>
+        <w:t xml:space="preserve">["cc"]] = </w:t>
+      </w:r>
+      <w:proofErr w:type="spellStart"/>
+      <w:r>
+        <w:rPr>
+          <w:lang w:val="uk-UA"/>
+        </w:rPr>
+        <w:t>item</w:t>
+      </w:r>
+      <w:proofErr w:type="spellEnd"/>
+      <w:r>
+        <w:rPr>
+          <w:lang w:val="uk-UA"/>
+        </w:rPr>
+        <w:t>["</w:t>
+      </w:r>
+      <w:proofErr w:type="spellStart"/>
+      <w:r>
+        <w:rPr>
+          <w:lang w:val="uk-UA"/>
+        </w:rPr>
+        <w:t>rate</w:t>
+      </w:r>
+      <w:proofErr w:type="spellEnd"/>
+      <w:r>
+        <w:rPr>
+          <w:lang w:val="uk-UA"/>
+        </w:rPr>
+        <w:t>"]</w:t>
+      </w:r>
+    </w:p>
+    <w:p>
+      <w:pPr>
+        <w:pStyle w:val="a4"/>
+        <w:pBdr>
+          <w:top w:val="single" w:sz="4" w:space="1" w:color="auto"/>
+          <w:left w:val="single" w:sz="4" w:space="4" w:color="auto"/>
+          <w:bottom w:val="single" w:sz="4" w:space="1" w:color="auto"/>
+          <w:right w:val="single" w:sz="4" w:space="4" w:color="auto"/>
+        </w:pBdr>
+        <w:spacing w:after="0"/>
+        <w:ind w:left="1440"/>
+        <w:rPr>
+          <w:lang w:val="uk-UA"/>
+        </w:rPr>
+      </w:pPr>
+    </w:p>
+    <w:p>
+      <w:pPr>
+        <w:pStyle w:val="a4"/>
+        <w:pBdr>
+          <w:top w:val="single" w:sz="4" w:space="1" w:color="auto"/>
+          <w:left w:val="single" w:sz="4" w:space="4" w:color="auto"/>
+          <w:bottom w:val="single" w:sz="4" w:space="1" w:color="auto"/>
+          <w:right w:val="single" w:sz="4" w:space="4" w:color="auto"/>
+        </w:pBdr>
+        <w:spacing w:after="0"/>
+        <w:ind w:left="1440"/>
+        <w:rPr>
+          <w:lang w:val="uk-UA"/>
+        </w:rPr>
+      </w:pPr>
+      <w:proofErr w:type="spellStart"/>
+      <w:r>
+        <w:rPr>
+          <w:lang w:val="uk-UA"/>
+        </w:rPr>
+        <w:t>amount</w:t>
+      </w:r>
+      <w:proofErr w:type="spellEnd"/>
+      <w:r>
+        <w:rPr>
+          <w:lang w:val="uk-UA"/>
+        </w:rPr>
+        <w:t xml:space="preserve"> = </w:t>
+      </w:r>
+      <w:proofErr w:type="spellStart"/>
+      <w:r>
+        <w:rPr>
+          <w:lang w:val="uk-UA"/>
+        </w:rPr>
+        <w:t>float</w:t>
+      </w:r>
+      <w:proofErr w:type="spellEnd"/>
+      <w:r>
+        <w:rPr>
+          <w:lang w:val="uk-UA"/>
+        </w:rPr>
+        <w:t>(</w:t>
+      </w:r>
+      <w:proofErr w:type="spellStart"/>
+      <w:r>
+        <w:rPr>
+          <w:lang w:val="uk-UA"/>
+        </w:rPr>
+        <w:t>input</w:t>
+      </w:r>
+      <w:proofErr w:type="spellEnd"/>
+      <w:r>
+        <w:rPr>
+          <w:lang w:val="uk-UA"/>
+        </w:rPr>
+        <w:t>("Введіть суму: ").</w:t>
+      </w:r>
+      <w:proofErr w:type="spellStart"/>
+      <w:r>
+        <w:rPr>
+          <w:lang w:val="uk-UA"/>
+        </w:rPr>
+        <w:t>replace</w:t>
+      </w:r>
+      <w:proofErr w:type="spellEnd"/>
+      <w:r>
+        <w:rPr>
+          <w:lang w:val="uk-UA"/>
+        </w:rPr>
+        <w:t>(",", "."))</w:t>
+      </w:r>
+    </w:p>
+    <w:p>
+      <w:pPr>
+        <w:pStyle w:val="a4"/>
+        <w:pBdr>
+          <w:top w:val="single" w:sz="4" w:space="1" w:color="auto"/>
+          <w:left w:val="single" w:sz="4" w:space="4" w:color="auto"/>
+          <w:bottom w:val="single" w:sz="4" w:space="1" w:color="auto"/>
+          <w:right w:val="single" w:sz="4" w:space="4" w:color="auto"/>
+        </w:pBdr>
+        <w:spacing w:after="0"/>
+        <w:ind w:left="1440"/>
+        <w:rPr>
+          <w:lang w:val="uk-UA"/>
+        </w:rPr>
+      </w:pPr>
+      <w:proofErr w:type="spellStart"/>
+      <w:r>
+        <w:rPr>
+          <w:lang w:val="uk-UA"/>
+        </w:rPr>
+        <w:t>cur</w:t>
+      </w:r>
+      <w:proofErr w:type="spellEnd"/>
+      <w:r>
+        <w:rPr>
+          <w:lang w:val="uk-UA"/>
+        </w:rPr>
+        <w:t xml:space="preserve"> = </w:t>
+      </w:r>
+      <w:proofErr w:type="spellStart"/>
+      <w:r>
+        <w:rPr>
+          <w:lang w:val="uk-UA"/>
+        </w:rPr>
+        <w:t>input</w:t>
+      </w:r>
+      <w:proofErr w:type="spellEnd"/>
+      <w:r>
+        <w:rPr>
+          <w:lang w:val="uk-UA"/>
+        </w:rPr>
+        <w:t>("Введіть валюту (USD, EUR, PLN): ").</w:t>
+      </w:r>
+      <w:proofErr w:type="spellStart"/>
+      <w:r>
+        <w:rPr>
+          <w:lang w:val="uk-UA"/>
+        </w:rPr>
+        <w:t>strip</w:t>
+      </w:r>
+      <w:proofErr w:type="spellEnd"/>
+      <w:r>
+        <w:rPr>
+          <w:lang w:val="uk-UA"/>
+        </w:rPr>
+        <w:t>().</w:t>
+      </w:r>
+      <w:proofErr w:type="spellStart"/>
+      <w:r>
+        <w:rPr>
+          <w:lang w:val="uk-UA"/>
+        </w:rPr>
+        <w:t>upper</w:t>
+      </w:r>
+      <w:proofErr w:type="spellEnd"/>
+      <w:r>
+        <w:rPr>
+          <w:lang w:val="uk-UA"/>
+        </w:rPr>
+        <w:t>()</w:t>
+      </w:r>
+    </w:p>
+    <w:p>
+      <w:pPr>
+        <w:pStyle w:val="a4"/>
+        <w:pBdr>
+          <w:top w:val="single" w:sz="4" w:space="1" w:color="auto"/>
+          <w:left w:val="single" w:sz="4" w:space="4" w:color="auto"/>
+          <w:bottom w:val="single" w:sz="4" w:space="1" w:color="auto"/>
+          <w:right w:val="single" w:sz="4" w:space="4" w:color="auto"/>
+        </w:pBdr>
+        <w:spacing w:after="0"/>
+        <w:ind w:left="1440"/>
+        <w:rPr>
+          <w:lang w:val="uk-UA"/>
+        </w:rPr>
+      </w:pPr>
+      <w:proofErr w:type="spellStart"/>
+      <w:r>
+        <w:rPr>
+          <w:lang w:val="uk-UA"/>
+        </w:rPr>
+        <w:t>if</w:t>
+      </w:r>
+      <w:proofErr w:type="spellEnd"/>
+      <w:r>
+        <w:rPr>
+          <w:lang w:val="uk-UA"/>
+        </w:rPr>
+        <w:t xml:space="preserve"> </w:t>
+      </w:r>
+      <w:proofErr w:type="spellStart"/>
+      <w:r>
+        <w:rPr>
+          <w:lang w:val="uk-UA"/>
+        </w:rPr>
+        <w:t>cur</w:t>
+      </w:r>
+      <w:proofErr w:type="spellEnd"/>
+      <w:r>
+        <w:rPr>
+          <w:lang w:val="uk-UA"/>
+        </w:rPr>
+        <w:t xml:space="preserve"> </w:t>
+      </w:r>
+      <w:proofErr w:type="spellStart"/>
+      <w:r>
+        <w:rPr>
+          <w:lang w:val="uk-UA"/>
+        </w:rPr>
+        <w:t>not</w:t>
+      </w:r>
+      <w:proofErr w:type="spellEnd"/>
+      <w:r>
+        <w:rPr>
+          <w:lang w:val="uk-UA"/>
+        </w:rPr>
+        <w:t xml:space="preserve"> </w:t>
+      </w:r>
+      <w:proofErr w:type="spellStart"/>
+      <w:r>
+        <w:rPr>
+          <w:lang w:val="uk-UA"/>
+        </w:rPr>
+        <w:t>in</w:t>
+      </w:r>
+      <w:proofErr w:type="spellEnd"/>
+      <w:r>
+        <w:rPr>
+          <w:lang w:val="uk-UA"/>
+        </w:rPr>
+        <w:t xml:space="preserve"> </w:t>
+      </w:r>
+      <w:proofErr w:type="spellStart"/>
+      <w:r>
+        <w:rPr>
+          <w:lang w:val="uk-UA"/>
+        </w:rPr>
+        <w:t>rates</w:t>
+      </w:r>
+      <w:proofErr w:type="spellEnd"/>
+      <w:r>
+        <w:rPr>
+          <w:lang w:val="uk-UA"/>
+        </w:rPr>
+        <w:t>:</w:t>
+      </w:r>
+    </w:p>
+    <w:p>
+      <w:pPr>
+        <w:pStyle w:val="a4"/>
+        <w:pBdr>
+          <w:top w:val="single" w:sz="4" w:space="1" w:color="auto"/>
+          <w:left w:val="single" w:sz="4" w:space="4" w:color="auto"/>
+          <w:bottom w:val="single" w:sz="4" w:space="1" w:color="auto"/>
+          <w:right w:val="single" w:sz="4" w:space="4" w:color="auto"/>
+        </w:pBdr>
+        <w:spacing w:after="0"/>
+        <w:ind w:left="1440"/>
+        <w:rPr>
+          <w:lang w:val="uk-UA"/>
+        </w:rPr>
+      </w:pPr>
+      <w:r>
+        <w:rPr>
+          <w:lang w:val="uk-UA"/>
+        </w:rPr>
+        <w:t xml:space="preserve">    </w:t>
+      </w:r>
+      <w:proofErr w:type="spellStart"/>
+      <w:r>
+        <w:rPr>
+          <w:lang w:val="uk-UA"/>
+        </w:rPr>
+        <w:t>print</w:t>
+      </w:r>
+      <w:proofErr w:type="spellEnd"/>
+      <w:r>
+        <w:rPr>
+          <w:lang w:val="uk-UA"/>
+        </w:rPr>
+        <w:t>("Підтримуються тільки USD, EUR, PLN.")</w:t>
+      </w:r>
+    </w:p>
+    <w:p>
+      <w:pPr>
+        <w:pStyle w:val="a4"/>
+        <w:pBdr>
+          <w:top w:val="single" w:sz="4" w:space="1" w:color="auto"/>
+          <w:left w:val="single" w:sz="4" w:space="4" w:color="auto"/>
+          <w:bottom w:val="single" w:sz="4" w:space="1" w:color="auto"/>
+          <w:right w:val="single" w:sz="4" w:space="4" w:color="auto"/>
+        </w:pBdr>
+        <w:spacing w:after="0"/>
+        <w:ind w:left="1440"/>
+        <w:rPr>
+          <w:lang w:val="uk-UA"/>
+        </w:rPr>
+      </w:pPr>
+      <w:proofErr w:type="spellStart"/>
+      <w:r>
+        <w:rPr>
+          <w:lang w:val="uk-UA"/>
+        </w:rPr>
+        <w:t>else</w:t>
+      </w:r>
+      <w:proofErr w:type="spellEnd"/>
+      <w:r>
+        <w:rPr>
+          <w:lang w:val="uk-UA"/>
+        </w:rPr>
+        <w:t>:</w:t>
+      </w:r>
+    </w:p>
+    <w:p>
+      <w:pPr>
+        <w:pStyle w:val="a4"/>
+        <w:pBdr>
+          <w:top w:val="single" w:sz="4" w:space="1" w:color="auto"/>
+          <w:left w:val="single" w:sz="4" w:space="4" w:color="auto"/>
+          <w:bottom w:val="single" w:sz="4" w:space="1" w:color="auto"/>
+          <w:right w:val="single" w:sz="4" w:space="4" w:color="auto"/>
+        </w:pBdr>
+        <w:spacing w:after="0"/>
+        <w:ind w:left="1440"/>
+        <w:rPr>
+          <w:lang w:val="uk-UA"/>
+        </w:rPr>
+      </w:pPr>
+      <w:r>
+        <w:rPr>
+          <w:lang w:val="uk-UA"/>
+        </w:rPr>
+        <w:t xml:space="preserve">    </w:t>
+      </w:r>
+      <w:proofErr w:type="spellStart"/>
+      <w:r>
+        <w:rPr>
+          <w:lang w:val="uk-UA"/>
+        </w:rPr>
+        <w:t>result</w:t>
+      </w:r>
+      <w:proofErr w:type="spellEnd"/>
+      <w:r>
+        <w:rPr>
+          <w:lang w:val="uk-UA"/>
+        </w:rPr>
+        <w:t xml:space="preserve"> = </w:t>
+      </w:r>
+      <w:proofErr w:type="spellStart"/>
+      <w:r>
+        <w:rPr>
+          <w:lang w:val="uk-UA"/>
+        </w:rPr>
+        <w:t>amount</w:t>
+      </w:r>
+      <w:proofErr w:type="spellEnd"/>
+      <w:r>
+        <w:rPr>
+          <w:lang w:val="uk-UA"/>
+        </w:rPr>
+        <w:t xml:space="preserve"> * </w:t>
+      </w:r>
+      <w:proofErr w:type="spellStart"/>
+      <w:r>
+        <w:rPr>
+          <w:lang w:val="uk-UA"/>
+        </w:rPr>
+        <w:t>rates</w:t>
+      </w:r>
+      <w:proofErr w:type="spellEnd"/>
+      <w:r>
+        <w:rPr>
+          <w:lang w:val="uk-UA"/>
+        </w:rPr>
+        <w:t>[</w:t>
+      </w:r>
+      <w:proofErr w:type="spellStart"/>
+      <w:r>
+        <w:rPr>
+          <w:lang w:val="uk-UA"/>
+        </w:rPr>
+        <w:t>cur</w:t>
+      </w:r>
+      <w:proofErr w:type="spellEnd"/>
+      <w:r>
+        <w:rPr>
+          <w:lang w:val="uk-UA"/>
+        </w:rPr>
+        <w:t xml:space="preserve">]  </w:t>
+      </w:r>
+    </w:p>
+    <w:p>
+      <w:pPr>
+        <w:pStyle w:val="a4"/>
+        <w:pBdr>
+          <w:top w:val="single" w:sz="4" w:space="1" w:color="auto"/>
+          <w:left w:val="single" w:sz="4" w:space="4" w:color="auto"/>
+          <w:bottom w:val="single" w:sz="4" w:space="1" w:color="auto"/>
+          <w:right w:val="single" w:sz="4" w:space="4" w:color="auto"/>
+        </w:pBdr>
+        <w:spacing w:after="0"/>
+        <w:ind w:left="1440"/>
+        <w:rPr>
+          <w:lang w:val="uk-UA"/>
+        </w:rPr>
+      </w:pPr>
+      <w:r>
+        <w:rPr>
+          <w:lang w:val="uk-UA"/>
+        </w:rPr>
+        <w:t xml:space="preserve">    </w:t>
+      </w:r>
+      <w:proofErr w:type="spellStart"/>
+      <w:r>
+        <w:rPr>
+          <w:lang w:val="uk-UA"/>
+        </w:rPr>
+        <w:t>print</w:t>
+      </w:r>
+      <w:proofErr w:type="spellEnd"/>
+      <w:r>
+        <w:rPr>
+          <w:lang w:val="uk-UA"/>
+        </w:rPr>
+        <w:t>(</w:t>
+      </w:r>
+      <w:proofErr w:type="spellStart"/>
+      <w:r>
+        <w:rPr>
+          <w:lang w:val="uk-UA"/>
+        </w:rPr>
+        <w:t>amount</w:t>
+      </w:r>
+      <w:proofErr w:type="spellEnd"/>
+      <w:r>
+        <w:rPr>
+          <w:lang w:val="uk-UA"/>
+        </w:rPr>
+        <w:t xml:space="preserve">, </w:t>
+      </w:r>
+      <w:proofErr w:type="spellStart"/>
+      <w:r>
+        <w:rPr>
+          <w:lang w:val="uk-UA"/>
+        </w:rPr>
+        <w:t>cur</w:t>
+      </w:r>
+      <w:proofErr w:type="spellEnd"/>
+      <w:r>
+        <w:rPr>
+          <w:lang w:val="uk-UA"/>
+        </w:rPr>
+        <w:t xml:space="preserve">, "=", </w:t>
+      </w:r>
+      <w:proofErr w:type="spellStart"/>
+      <w:r>
+        <w:rPr>
+          <w:lang w:val="uk-UA"/>
+        </w:rPr>
+        <w:t>round</w:t>
+      </w:r>
+      <w:proofErr w:type="spellEnd"/>
+      <w:r>
+        <w:rPr>
+          <w:lang w:val="uk-UA"/>
+        </w:rPr>
+        <w:t>(</w:t>
+      </w:r>
+      <w:proofErr w:type="spellStart"/>
+      <w:r>
+        <w:rPr>
+          <w:lang w:val="uk-UA"/>
+        </w:rPr>
+        <w:t>result</w:t>
+      </w:r>
+      <w:proofErr w:type="spellEnd"/>
+      <w:r>
+        <w:rPr>
+          <w:lang w:val="uk-UA"/>
+        </w:rPr>
+        <w:t>, 2), "UAH")</w:t>
+      </w:r>
+    </w:p>
+    <w:p>
+      <w:pPr>
+        <w:pStyle w:val="a4"/>
+        <w:spacing w:after="0"/>
+        <w:ind w:left="1440"/>
+        <w:rPr>
+          <w:lang w:val="uk-UA"/>
+        </w:rPr>
+      </w:pPr>
+      <w:r>
+        <w:rPr>
+          <w:lang w:val="uk-UA"/>
+        </w:rPr>
+        <w:t>Результат:</w:t>
+      </w:r>
+    </w:p>
+    <w:p>
+      <w:pPr>
+        <w:pStyle w:val="a4"/>
+        <w:spacing w:after="0"/>
+        <w:ind w:left="1440"/>
+        <w:rPr>
+          <w:lang w:val="uk-UA"/>
+        </w:rPr>
+      </w:pPr>
+      <w:r>
+        <w:rPr>
+          <w:lang w:val="uk-UA"/>
+        </w:rPr>
+        <w:drawing>
+          <wp:inline distT="0" distB="0" distL="0" distR="0" wp14:anchorId="1FBD40A9" wp14:editId="3A6650C3">
+            <wp:extent cx="2991267" cy="600159"/>
+            <wp:effectExtent l="0" t="0" r="0" b="9525"/>
+            <wp:docPr id="2" name="Рисунок 2"/>
+            <wp:cNvGraphicFramePr>
+              <a:graphicFrameLocks xmlns:a="http://schemas.openxmlformats.org/drawingml/2006/main" noChangeAspect="1"/>
+            </wp:cNvGraphicFramePr>
+            <a:graphic xmlns:a="http://schemas.openxmlformats.org/drawingml/2006/main">
+              <a:graphicData uri="http://schemas.openxmlformats.org/drawingml/2006/picture">
+                <pic:pic xmlns:pic="http://schemas.openxmlformats.org/drawingml/2006/picture">
+                  <pic:nvPicPr>
+                    <pic:cNvPr id="1" name=""/>
+                    <pic:cNvPicPr/>
+                  </pic:nvPicPr>
+                  <pic:blipFill>
+                    <a:blip r:embed="rId20"/>
+                    <a:stretch>
+                      <a:fillRect/>
+                    </a:stretch>
+                  </pic:blipFill>
+                  <pic:spPr>
+                    <a:xfrm>
+                      <a:off x="0" y="0"/>
+                      <a:ext cx="2991267" cy="600159"/>
+                    </a:xfrm>
+                    <a:prstGeom prst="rect">
+                      <a:avLst/>
+                    </a:prstGeom>
+                  </pic:spPr>
+                </pic:pic>
+              </a:graphicData>
+            </a:graphic>
+          </wp:inline>
+        </w:drawing>
+      </w:r>
+    </w:p>
+    <w:p>
+      <w:pPr>
+        <w:pStyle w:val="a4"/>
+        <w:spacing w:after="0"/>
+        <w:ind w:left="1440"/>
+        <w:rPr>
+          <w:lang w:val="uk-UA"/>
+        </w:rPr>
+      </w:pPr>
+    </w:p>
+    <w:p>
+      <w:pPr>
+        <w:pStyle w:val="a4"/>
+        <w:numPr>
+          <w:ilvl w:val="0"/>
+          <w:numId w:val="6"/>
+        </w:numPr>
+        <w:spacing w:after="0"/>
+        <w:rPr>
+          <w:rFonts w:cs="Times New Roman"/>
+          <w:szCs w:val="28"/>
+          <w:lang w:val="uk-UA"/>
+        </w:rPr>
+      </w:pPr>
+      <w:r>
+        <w:rPr>
+          <w:lang w:val="uk-UA"/>
+        </w:rPr>
+        <w:t>Використання модулів для програми калькулятор</w:t>
+      </w:r>
+    </w:p>
+    <w:p>
+      <w:pPr>
+        <w:spacing w:after="0"/>
+        <w:rPr>
+          <w:b/>
+          <w:lang w:val="uk-UA"/>
+        </w:rPr>
+      </w:pPr>
+      <w:r>
+        <w:rPr>
+          <w:b/>
+          <w:lang w:val="uk-UA"/>
+        </w:rPr>
+        <w:t>calc.py</w:t>
+      </w:r>
+    </w:p>
+    <w:p>
+      <w:pPr>
+        <w:pBdr>
+          <w:top w:val="single" w:sz="4" w:space="1" w:color="auto"/>
+          <w:left w:val="single" w:sz="4" w:space="4" w:color="auto"/>
+          <w:bottom w:val="single" w:sz="4" w:space="1" w:color="auto"/>
+          <w:right w:val="single" w:sz="4" w:space="4" w:color="auto"/>
+        </w:pBdr>
+        <w:spacing w:after="0"/>
+        <w:rPr>
+          <w:lang w:val="uk-UA"/>
+        </w:rPr>
+      </w:pPr>
+      <w:proofErr w:type="spellStart"/>
+      <w:r>
+        <w:rPr>
+          <w:lang w:val="uk-UA"/>
+        </w:rPr>
+        <w:t>from</w:t>
+      </w:r>
+      <w:proofErr w:type="spellEnd"/>
+      <w:r>
+        <w:rPr>
+          <w:lang w:val="uk-UA"/>
+        </w:rPr>
+        <w:t xml:space="preserve"> </w:t>
+      </w:r>
+      <w:proofErr w:type="spellStart"/>
+      <w:r>
+        <w:rPr>
+          <w:lang w:val="uk-UA"/>
+        </w:rPr>
+        <w:t>operations</w:t>
+      </w:r>
+      <w:proofErr w:type="spellEnd"/>
+      <w:r>
+        <w:rPr>
+          <w:lang w:val="uk-UA"/>
+        </w:rPr>
+        <w:t xml:space="preserve"> </w:t>
+      </w:r>
+      <w:proofErr w:type="spellStart"/>
+      <w:r>
+        <w:rPr>
+          <w:lang w:val="uk-UA"/>
+        </w:rPr>
+        <w:t>import</w:t>
+      </w:r>
+      <w:proofErr w:type="spellEnd"/>
+      <w:r>
+        <w:rPr>
+          <w:lang w:val="uk-UA"/>
+        </w:rPr>
+        <w:t xml:space="preserve"> </w:t>
+      </w:r>
+      <w:proofErr w:type="spellStart"/>
+      <w:r>
+        <w:rPr>
+          <w:lang w:val="uk-UA"/>
+        </w:rPr>
+        <w:t>run_calculator</w:t>
+      </w:r>
+      <w:proofErr w:type="spellEnd"/>
+    </w:p>
+    <w:p>
+      <w:pPr>
+        <w:pBdr>
+          <w:top w:val="single" w:sz="4" w:space="1" w:color="auto"/>
+          <w:left w:val="single" w:sz="4" w:space="4" w:color="auto"/>
+          <w:bottom w:val="single" w:sz="4" w:space="1" w:color="auto"/>
+          <w:right w:val="single" w:sz="4" w:space="4" w:color="auto"/>
+        </w:pBdr>
+        <w:spacing w:after="0"/>
+        <w:rPr>
+          <w:lang w:val="uk-UA"/>
+        </w:rPr>
+      </w:pPr>
+    </w:p>
+    <w:p>
+      <w:pPr>
+        <w:pBdr>
+          <w:top w:val="single" w:sz="4" w:space="1" w:color="auto"/>
+          <w:left w:val="single" w:sz="4" w:space="4" w:color="auto"/>
+          <w:bottom w:val="single" w:sz="4" w:space="1" w:color="auto"/>
+          <w:right w:val="single" w:sz="4" w:space="4" w:color="auto"/>
+        </w:pBdr>
+        <w:spacing w:after="0"/>
+        <w:rPr>
+          <w:lang w:val="uk-UA"/>
+        </w:rPr>
+      </w:pPr>
+      <w:proofErr w:type="spellStart"/>
+      <w:r>
+        <w:rPr>
+          <w:lang w:val="uk-UA"/>
+        </w:rPr>
+        <w:t>run_calculator</w:t>
+      </w:r>
+      <w:proofErr w:type="spellEnd"/>
+      <w:r>
+        <w:rPr>
+          <w:lang w:val="uk-UA"/>
+        </w:rPr>
+        <w:t>()</w:t>
+      </w:r>
+    </w:p>
+    <w:p>
+      <w:pPr>
+        <w:spacing w:after="0"/>
+        <w:rPr>
+          <w:lang w:val="uk-UA"/>
+        </w:rPr>
+      </w:pPr>
+    </w:p>
+    <w:p>
+      <w:pPr>
+        <w:spacing w:after="0"/>
+        <w:rPr>
+          <w:b/>
+          <w:lang w:val="uk-UA"/>
+        </w:rPr>
+      </w:pPr>
+      <w:r>
+        <w:rPr>
+          <w:b/>
+          <w:lang w:val="uk-UA"/>
+        </w:rPr>
+        <w:t>functions.py</w:t>
+      </w:r>
+    </w:p>
+    <w:p>
+      <w:pPr>
+        <w:pBdr>
+          <w:top w:val="single" w:sz="4" w:space="1" w:color="auto"/>
+          <w:left w:val="single" w:sz="4" w:space="4" w:color="auto"/>
+          <w:bottom w:val="single" w:sz="4" w:space="1" w:color="auto"/>
+          <w:right w:val="single" w:sz="4" w:space="4" w:color="auto"/>
+        </w:pBdr>
+        <w:spacing w:after="0"/>
+        <w:rPr>
+          <w:lang w:val="uk-UA"/>
+        </w:rPr>
+      </w:pPr>
+      <w:proofErr w:type="spellStart"/>
+      <w:r>
+        <w:rPr>
+          <w:lang w:val="uk-UA"/>
+        </w:rPr>
+        <w:t>def</w:t>
+      </w:r>
+      <w:proofErr w:type="spellEnd"/>
+      <w:r>
+        <w:rPr>
+          <w:lang w:val="uk-UA"/>
+        </w:rPr>
+        <w:t xml:space="preserve"> </w:t>
+      </w:r>
+      <w:proofErr w:type="spellStart"/>
+      <w:r>
+        <w:rPr>
+          <w:lang w:val="uk-UA"/>
+        </w:rPr>
+        <w:t>plus</w:t>
+      </w:r>
+      <w:proofErr w:type="spellEnd"/>
+      <w:r>
+        <w:rPr>
+          <w:lang w:val="uk-UA"/>
+        </w:rPr>
+        <w:t>(a, b):</w:t>
+      </w:r>
+    </w:p>
+    <w:p>
+      <w:pPr>
+        <w:pBdr>
+          <w:top w:val="single" w:sz="4" w:space="1" w:color="auto"/>
+          <w:left w:val="single" w:sz="4" w:space="4" w:color="auto"/>
+          <w:bottom w:val="single" w:sz="4" w:space="1" w:color="auto"/>
+          <w:right w:val="single" w:sz="4" w:space="4" w:color="auto"/>
+        </w:pBdr>
+        <w:spacing w:after="0"/>
+        <w:rPr>
+          <w:lang w:val="uk-UA"/>
+        </w:rPr>
+      </w:pPr>
+      <w:r>
+        <w:rPr>
+          <w:lang w:val="uk-UA"/>
+        </w:rPr>
+        <w:t xml:space="preserve">    </w:t>
+      </w:r>
+      <w:proofErr w:type="spellStart"/>
+      <w:r>
+        <w:rPr>
+          <w:lang w:val="uk-UA"/>
+        </w:rPr>
+        <w:t>return</w:t>
+      </w:r>
+      <w:proofErr w:type="spellEnd"/>
+      <w:r>
+        <w:rPr>
+          <w:lang w:val="uk-UA"/>
+        </w:rPr>
+        <w:t xml:space="preserve"> a + b</w:t>
+      </w:r>
+    </w:p>
+    <w:p>
+      <w:pPr>
+        <w:pBdr>
+          <w:top w:val="single" w:sz="4" w:space="1" w:color="auto"/>
+          <w:left w:val="single" w:sz="4" w:space="4" w:color="auto"/>
+          <w:bottom w:val="single" w:sz="4" w:space="1" w:color="auto"/>
+          <w:right w:val="single" w:sz="4" w:space="4" w:color="auto"/>
+        </w:pBdr>
+        <w:spacing w:after="0"/>
+        <w:rPr>
+          <w:lang w:val="uk-UA"/>
+        </w:rPr>
+      </w:pPr>
+    </w:p>
+    <w:p>
+      <w:pPr>
+        <w:pBdr>
+          <w:top w:val="single" w:sz="4" w:space="1" w:color="auto"/>
+          <w:left w:val="single" w:sz="4" w:space="4" w:color="auto"/>
+          <w:bottom w:val="single" w:sz="4" w:space="1" w:color="auto"/>
+          <w:right w:val="single" w:sz="4" w:space="4" w:color="auto"/>
+        </w:pBdr>
+        <w:spacing w:after="0"/>
+        <w:rPr>
+          <w:lang w:val="uk-UA"/>
+        </w:rPr>
+      </w:pPr>
+      <w:proofErr w:type="spellStart"/>
+      <w:r>
+        <w:rPr>
+          <w:lang w:val="uk-UA"/>
+        </w:rPr>
+        <w:t>def</w:t>
+      </w:r>
+      <w:proofErr w:type="spellEnd"/>
+      <w:r>
+        <w:rPr>
+          <w:lang w:val="uk-UA"/>
+        </w:rPr>
+        <w:t xml:space="preserve"> </w:t>
+      </w:r>
+      <w:proofErr w:type="spellStart"/>
+      <w:r>
+        <w:rPr>
+          <w:lang w:val="uk-UA"/>
+        </w:rPr>
+        <w:t>minus</w:t>
+      </w:r>
+      <w:proofErr w:type="spellEnd"/>
+      <w:r>
+        <w:rPr>
+          <w:lang w:val="uk-UA"/>
+        </w:rPr>
+        <w:t>(a, b):</w:t>
+      </w:r>
+    </w:p>
+    <w:p>
+      <w:pPr>
+        <w:pBdr>
+          <w:top w:val="single" w:sz="4" w:space="1" w:color="auto"/>
+          <w:left w:val="single" w:sz="4" w:space="4" w:color="auto"/>
+          <w:bottom w:val="single" w:sz="4" w:space="1" w:color="auto"/>
+          <w:right w:val="single" w:sz="4" w:space="4" w:color="auto"/>
+        </w:pBdr>
+        <w:spacing w:after="0"/>
+        <w:rPr>
+          <w:lang w:val="uk-UA"/>
+        </w:rPr>
+      </w:pPr>
+      <w:r>
+        <w:rPr>
+          <w:lang w:val="uk-UA"/>
+        </w:rPr>
+        <w:t xml:space="preserve">    </w:t>
+      </w:r>
+      <w:proofErr w:type="spellStart"/>
+      <w:r>
+        <w:rPr>
+          <w:lang w:val="uk-UA"/>
+        </w:rPr>
+        <w:t>return</w:t>
+      </w:r>
+      <w:proofErr w:type="spellEnd"/>
+      <w:r>
+        <w:rPr>
+          <w:lang w:val="uk-UA"/>
+        </w:rPr>
+        <w:t xml:space="preserve"> a - b</w:t>
+      </w:r>
+    </w:p>
+    <w:p>
+      <w:pPr>
+        <w:pBdr>
+          <w:top w:val="single" w:sz="4" w:space="1" w:color="auto"/>
+          <w:left w:val="single" w:sz="4" w:space="4" w:color="auto"/>
+          <w:bottom w:val="single" w:sz="4" w:space="1" w:color="auto"/>
+          <w:right w:val="single" w:sz="4" w:space="4" w:color="auto"/>
+        </w:pBdr>
+        <w:spacing w:after="0"/>
+        <w:rPr>
+          <w:lang w:val="uk-UA"/>
+        </w:rPr>
+      </w:pPr>
+    </w:p>
+    <w:p>
+      <w:pPr>
+        <w:pBdr>
+          <w:top w:val="single" w:sz="4" w:space="1" w:color="auto"/>
+          <w:left w:val="single" w:sz="4" w:space="4" w:color="auto"/>
+          <w:bottom w:val="single" w:sz="4" w:space="1" w:color="auto"/>
+          <w:right w:val="single" w:sz="4" w:space="4" w:color="auto"/>
+        </w:pBdr>
+        <w:spacing w:after="0"/>
+        <w:rPr>
+          <w:lang w:val="uk-UA"/>
+        </w:rPr>
+      </w:pPr>
+      <w:proofErr w:type="spellStart"/>
+      <w:r>
+        <w:rPr>
+          <w:lang w:val="uk-UA"/>
+        </w:rPr>
+        <w:t>def</w:t>
+      </w:r>
+      <w:proofErr w:type="spellEnd"/>
+      <w:r>
+        <w:rPr>
+          <w:lang w:val="uk-UA"/>
+        </w:rPr>
+        <w:t xml:space="preserve"> </w:t>
+      </w:r>
+      <w:proofErr w:type="spellStart"/>
+      <w:r>
+        <w:rPr>
+          <w:lang w:val="uk-UA"/>
+        </w:rPr>
+        <w:t>mnoj</w:t>
+      </w:r>
+      <w:proofErr w:type="spellEnd"/>
+      <w:r>
+        <w:rPr>
+          <w:lang w:val="uk-UA"/>
+        </w:rPr>
+        <w:t>(a, b):</w:t>
+      </w:r>
+    </w:p>
+    <w:p>
+      <w:pPr>
+        <w:pBdr>
+          <w:top w:val="single" w:sz="4" w:space="1" w:color="auto"/>
+          <w:left w:val="single" w:sz="4" w:space="4" w:color="auto"/>
+          <w:bottom w:val="single" w:sz="4" w:space="1" w:color="auto"/>
+          <w:right w:val="single" w:sz="4" w:space="4" w:color="auto"/>
+        </w:pBdr>
+        <w:spacing w:after="0"/>
+        <w:rPr>
+          <w:lang w:val="uk-UA"/>
+        </w:rPr>
+      </w:pPr>
+      <w:r>
+        <w:rPr>
+          <w:lang w:val="uk-UA"/>
+        </w:rPr>
+        <w:t xml:space="preserve">    </w:t>
+      </w:r>
+      <w:proofErr w:type="spellStart"/>
+      <w:r>
+        <w:rPr>
+          <w:lang w:val="uk-UA"/>
+        </w:rPr>
+        <w:t>return</w:t>
+      </w:r>
+      <w:proofErr w:type="spellEnd"/>
+      <w:r>
+        <w:rPr>
+          <w:lang w:val="uk-UA"/>
+        </w:rPr>
+        <w:t xml:space="preserve"> a * b</w:t>
+      </w:r>
+    </w:p>
+    <w:p>
+      <w:pPr>
+        <w:pBdr>
+          <w:top w:val="single" w:sz="4" w:space="1" w:color="auto"/>
+          <w:left w:val="single" w:sz="4" w:space="4" w:color="auto"/>
+          <w:bottom w:val="single" w:sz="4" w:space="1" w:color="auto"/>
+          <w:right w:val="single" w:sz="4" w:space="4" w:color="auto"/>
+        </w:pBdr>
+        <w:spacing w:after="0"/>
+        <w:rPr>
+          <w:lang w:val="uk-UA"/>
+        </w:rPr>
+      </w:pPr>
+    </w:p>
+    <w:p>
+      <w:pPr>
+        <w:pBdr>
+          <w:top w:val="single" w:sz="4" w:space="1" w:color="auto"/>
+          <w:left w:val="single" w:sz="4" w:space="4" w:color="auto"/>
+          <w:bottom w:val="single" w:sz="4" w:space="1" w:color="auto"/>
+          <w:right w:val="single" w:sz="4" w:space="4" w:color="auto"/>
+        </w:pBdr>
+        <w:spacing w:after="0"/>
+        <w:rPr>
+          <w:lang w:val="uk-UA"/>
+        </w:rPr>
+      </w:pPr>
+      <w:proofErr w:type="spellStart"/>
+      <w:r>
+        <w:rPr>
+          <w:lang w:val="uk-UA"/>
+        </w:rPr>
+        <w:t>def</w:t>
+      </w:r>
+      <w:proofErr w:type="spellEnd"/>
+      <w:r>
+        <w:rPr>
+          <w:lang w:val="uk-UA"/>
+        </w:rPr>
+        <w:t xml:space="preserve"> </w:t>
+      </w:r>
+      <w:proofErr w:type="spellStart"/>
+      <w:r>
+        <w:rPr>
+          <w:lang w:val="uk-UA"/>
+        </w:rPr>
+        <w:t>dilena</w:t>
+      </w:r>
+      <w:proofErr w:type="spellEnd"/>
+      <w:r>
+        <w:rPr>
+          <w:lang w:val="uk-UA"/>
+        </w:rPr>
+        <w:t>(a, b):</w:t>
+      </w:r>
+    </w:p>
+    <w:p>
+      <w:pPr>
+        <w:pBdr>
+          <w:top w:val="single" w:sz="4" w:space="1" w:color="auto"/>
+          <w:left w:val="single" w:sz="4" w:space="4" w:color="auto"/>
+          <w:bottom w:val="single" w:sz="4" w:space="1" w:color="auto"/>
+          <w:right w:val="single" w:sz="4" w:space="4" w:color="auto"/>
+        </w:pBdr>
+        <w:spacing w:after="0"/>
+        <w:rPr>
+          <w:lang w:val="uk-UA"/>
+        </w:rPr>
+      </w:pPr>
+      <w:r>
+        <w:rPr>
+          <w:lang w:val="uk-UA"/>
+        </w:rPr>
+        <w:t xml:space="preserve">    </w:t>
+      </w:r>
+      <w:proofErr w:type="spellStart"/>
+      <w:r>
+        <w:rPr>
+          <w:lang w:val="uk-UA"/>
+        </w:rPr>
+        <w:t>if</w:t>
+      </w:r>
+      <w:proofErr w:type="spellEnd"/>
+      <w:r>
+        <w:rPr>
+          <w:lang w:val="uk-UA"/>
+        </w:rPr>
+        <w:t xml:space="preserve"> b == 0:</w:t>
+      </w:r>
+    </w:p>
+    <w:p>
+      <w:pPr>
+        <w:pBdr>
+          <w:top w:val="single" w:sz="4" w:space="1" w:color="auto"/>
+          <w:left w:val="single" w:sz="4" w:space="4" w:color="auto"/>
+          <w:bottom w:val="single" w:sz="4" w:space="1" w:color="auto"/>
+          <w:right w:val="single" w:sz="4" w:space="4" w:color="auto"/>
+        </w:pBdr>
+        <w:spacing w:after="0"/>
+        <w:rPr>
+          <w:lang w:val="uk-UA"/>
+        </w:rPr>
+      </w:pPr>
+      <w:r>
+        <w:rPr>
+          <w:lang w:val="uk-UA"/>
+        </w:rPr>
+        <w:t xml:space="preserve">        </w:t>
+      </w:r>
+      <w:proofErr w:type="spellStart"/>
+      <w:r>
+        <w:rPr>
+          <w:lang w:val="uk-UA"/>
+        </w:rPr>
+        <w:t>return</w:t>
+      </w:r>
+      <w:proofErr w:type="spellEnd"/>
+      <w:r>
+        <w:rPr>
+          <w:lang w:val="uk-UA"/>
+        </w:rPr>
+        <w:t xml:space="preserve"> "Помилка: ділення на нуль"</w:t>
+      </w:r>
+    </w:p>
+    <w:p>
+      <w:pPr>
+        <w:pBdr>
+          <w:top w:val="single" w:sz="4" w:space="1" w:color="auto"/>
+          <w:left w:val="single" w:sz="4" w:space="4" w:color="auto"/>
+          <w:bottom w:val="single" w:sz="4" w:space="1" w:color="auto"/>
+          <w:right w:val="single" w:sz="4" w:space="4" w:color="auto"/>
+        </w:pBdr>
+        <w:spacing w:after="0"/>
+        <w:rPr>
+          <w:lang w:val="uk-UA"/>
+        </w:rPr>
+      </w:pPr>
+      <w:r>
+        <w:rPr>
+          <w:lang w:val="uk-UA"/>
+        </w:rPr>
+        <w:t xml:space="preserve">    </w:t>
+      </w:r>
+      <w:proofErr w:type="spellStart"/>
+      <w:r>
+        <w:rPr>
+          <w:lang w:val="uk-UA"/>
+        </w:rPr>
+        <w:t>return</w:t>
+      </w:r>
+      <w:proofErr w:type="spellEnd"/>
+      <w:r>
+        <w:rPr>
+          <w:lang w:val="uk-UA"/>
+        </w:rPr>
+        <w:t xml:space="preserve"> a / b</w:t>
+      </w:r>
+    </w:p>
+    <w:p>
+      <w:pPr>
+        <w:spacing w:after="0"/>
+        <w:rPr>
+          <w:lang w:val="uk-UA"/>
+        </w:rPr>
+      </w:pPr>
+    </w:p>
+    <w:p>
+      <w:pPr>
+        <w:spacing w:after="0"/>
+        <w:rPr>
+          <w:b/>
+          <w:lang w:val="uk-UA"/>
+        </w:rPr>
+      </w:pPr>
+      <w:r>
+        <w:rPr>
+          <w:b/>
+          <w:lang w:val="uk-UA"/>
+        </w:rPr>
+        <w:t>operations.py</w:t>
+      </w:r>
+    </w:p>
+    <w:p>
+      <w:pPr>
+        <w:pBdr>
+          <w:top w:val="single" w:sz="4" w:space="1" w:color="auto"/>
+          <w:left w:val="single" w:sz="4" w:space="1" w:color="auto"/>
+          <w:bottom w:val="single" w:sz="4" w:space="1" w:color="auto"/>
+          <w:right w:val="single" w:sz="4" w:space="1" w:color="auto"/>
+        </w:pBdr>
+        <w:spacing w:after="0"/>
+        <w:rPr>
+          <w:rFonts w:cs="Times New Roman"/>
+          <w:szCs w:val="28"/>
+          <w:lang w:val="uk-UA"/>
+        </w:rPr>
+      </w:pPr>
+      <w:proofErr w:type="spellStart"/>
+      <w:r>
+        <w:rPr>
+          <w:rFonts w:cs="Times New Roman"/>
+          <w:szCs w:val="28"/>
+          <w:lang w:val="uk-UA"/>
+        </w:rPr>
+        <w:t>from</w:t>
+      </w:r>
+      <w:proofErr w:type="spellEnd"/>
+      <w:r>
+        <w:rPr>
+          <w:rFonts w:cs="Times New Roman"/>
+          <w:szCs w:val="28"/>
+          <w:lang w:val="uk-UA"/>
+        </w:rPr>
+        <w:t xml:space="preserve"> </w:t>
+      </w:r>
+      <w:proofErr w:type="spellStart"/>
+      <w:r>
+        <w:rPr>
+          <w:rFonts w:cs="Times New Roman"/>
+          <w:szCs w:val="28"/>
+          <w:lang w:val="uk-UA"/>
+        </w:rPr>
+        <w:t>functions</w:t>
+      </w:r>
+      <w:proofErr w:type="spellEnd"/>
+      <w:r>
+        <w:rPr>
+          <w:rFonts w:cs="Times New Roman"/>
+          <w:szCs w:val="28"/>
+          <w:lang w:val="uk-UA"/>
+        </w:rPr>
+        <w:t xml:space="preserve"> </w:t>
+      </w:r>
+      <w:proofErr w:type="spellStart"/>
+      <w:r>
+        <w:rPr>
+          <w:rFonts w:cs="Times New Roman"/>
+          <w:szCs w:val="28"/>
+          <w:lang w:val="uk-UA"/>
+        </w:rPr>
+        <w:t>import</w:t>
+      </w:r>
+      <w:proofErr w:type="spellEnd"/>
+      <w:r>
+        <w:rPr>
+          <w:rFonts w:cs="Times New Roman"/>
+          <w:szCs w:val="28"/>
+          <w:lang w:val="uk-UA"/>
+        </w:rPr>
+        <w:t xml:space="preserve"> </w:t>
+      </w:r>
+      <w:proofErr w:type="spellStart"/>
+      <w:r>
+        <w:rPr>
+          <w:rFonts w:cs="Times New Roman"/>
+          <w:szCs w:val="28"/>
+          <w:lang w:val="uk-UA"/>
+        </w:rPr>
+        <w:t>plus</w:t>
+      </w:r>
+      <w:proofErr w:type="spellEnd"/>
+      <w:r>
+        <w:rPr>
+          <w:rFonts w:cs="Times New Roman"/>
+          <w:szCs w:val="28"/>
+          <w:lang w:val="uk-UA"/>
+        </w:rPr>
+        <w:t xml:space="preserve">, </w:t>
+      </w:r>
+      <w:proofErr w:type="spellStart"/>
+      <w:r>
+        <w:rPr>
+          <w:rFonts w:cs="Times New Roman"/>
+          <w:szCs w:val="28"/>
+          <w:lang w:val="uk-UA"/>
+        </w:rPr>
+        <w:t>minus</w:t>
+      </w:r>
+      <w:proofErr w:type="spellEnd"/>
+      <w:r>
+        <w:rPr>
+          <w:rFonts w:cs="Times New Roman"/>
+          <w:szCs w:val="28"/>
+          <w:lang w:val="uk-UA"/>
+        </w:rPr>
+        <w:t xml:space="preserve">, </w:t>
+      </w:r>
+      <w:proofErr w:type="spellStart"/>
+      <w:r>
+        <w:rPr>
+          <w:rFonts w:cs="Times New Roman"/>
+          <w:szCs w:val="28"/>
+          <w:lang w:val="uk-UA"/>
+        </w:rPr>
+        <w:t>mnoj</w:t>
+      </w:r>
+      <w:proofErr w:type="spellEnd"/>
+      <w:r>
+        <w:rPr>
+          <w:rFonts w:cs="Times New Roman"/>
+          <w:szCs w:val="28"/>
+          <w:lang w:val="uk-UA"/>
+        </w:rPr>
+        <w:t xml:space="preserve">, </w:t>
+      </w:r>
+      <w:proofErr w:type="spellStart"/>
+      <w:r>
+        <w:rPr>
+          <w:rFonts w:cs="Times New Roman"/>
+          <w:szCs w:val="28"/>
+          <w:lang w:val="uk-UA"/>
+        </w:rPr>
+        <w:t>dilena</w:t>
+      </w:r>
+      <w:proofErr w:type="spellEnd"/>
+    </w:p>
+    <w:p>
+      <w:pPr>
+        <w:pBdr>
+          <w:top w:val="single" w:sz="4" w:space="1" w:color="auto"/>
+          <w:left w:val="single" w:sz="4" w:space="1" w:color="auto"/>
+          <w:bottom w:val="single" w:sz="4" w:space="1" w:color="auto"/>
+          <w:right w:val="single" w:sz="4" w:space="1" w:color="auto"/>
+        </w:pBdr>
+        <w:spacing w:after="0"/>
+        <w:rPr>
+          <w:rFonts w:cs="Times New Roman"/>
+          <w:szCs w:val="28"/>
+          <w:lang w:val="uk-UA"/>
+        </w:rPr>
+      </w:pPr>
+    </w:p>
+    <w:p>
+      <w:pPr>
+        <w:pBdr>
+          <w:top w:val="single" w:sz="4" w:space="1" w:color="auto"/>
+          <w:left w:val="single" w:sz="4" w:space="1" w:color="auto"/>
+          <w:bottom w:val="single" w:sz="4" w:space="1" w:color="auto"/>
+          <w:right w:val="single" w:sz="4" w:space="1" w:color="auto"/>
+        </w:pBdr>
+        <w:spacing w:after="0"/>
+        <w:rPr>
+          <w:rFonts w:cs="Times New Roman"/>
+          <w:szCs w:val="28"/>
+          <w:lang w:val="uk-UA"/>
+        </w:rPr>
+      </w:pPr>
+      <w:proofErr w:type="spellStart"/>
+      <w:r>
+        <w:rPr>
+          <w:rFonts w:cs="Times New Roman"/>
+          <w:szCs w:val="28"/>
+          <w:lang w:val="uk-UA"/>
+        </w:rPr>
+        <w:t>def</w:t>
+      </w:r>
+      <w:proofErr w:type="spellEnd"/>
+      <w:r>
+        <w:rPr>
+          <w:rFonts w:cs="Times New Roman"/>
+          <w:szCs w:val="28"/>
+          <w:lang w:val="uk-UA"/>
+        </w:rPr>
+        <w:t xml:space="preserve"> </w:t>
+      </w:r>
+      <w:proofErr w:type="spellStart"/>
+      <w:r>
+        <w:rPr>
+          <w:rFonts w:cs="Times New Roman"/>
+          <w:szCs w:val="28"/>
+          <w:lang w:val="uk-UA"/>
+        </w:rPr>
+        <w:t>input_numbers</w:t>
+      </w:r>
+      <w:proofErr w:type="spellEnd"/>
+      <w:r>
+        <w:rPr>
+          <w:rFonts w:cs="Times New Roman"/>
+          <w:szCs w:val="28"/>
+          <w:lang w:val="uk-UA"/>
+        </w:rPr>
+        <w:t>():</w:t>
+      </w:r>
+    </w:p>
+    <w:p>
+      <w:pPr>
+        <w:pBdr>
+          <w:top w:val="single" w:sz="4" w:space="1" w:color="auto"/>
+          <w:left w:val="single" w:sz="4" w:space="1" w:color="auto"/>
+          <w:bottom w:val="single" w:sz="4" w:space="1" w:color="auto"/>
+          <w:right w:val="single" w:sz="4" w:space="1" w:color="auto"/>
+        </w:pBdr>
+        <w:spacing w:after="0"/>
+        <w:rPr>
+          <w:rFonts w:cs="Times New Roman"/>
+          <w:szCs w:val="28"/>
+          <w:lang w:val="uk-UA"/>
+        </w:rPr>
+      </w:pPr>
+      <w:r>
+        <w:rPr>
+          <w:rFonts w:cs="Times New Roman"/>
+          <w:szCs w:val="28"/>
+          <w:lang w:val="uk-UA"/>
+        </w:rPr>
+        <w:t xml:space="preserve">    a = </w:t>
+      </w:r>
+      <w:proofErr w:type="spellStart"/>
+      <w:r>
+        <w:rPr>
+          <w:rFonts w:cs="Times New Roman"/>
+          <w:szCs w:val="28"/>
+          <w:lang w:val="uk-UA"/>
+        </w:rPr>
+        <w:t>int</w:t>
+      </w:r>
+      <w:proofErr w:type="spellEnd"/>
+      <w:r>
+        <w:rPr>
+          <w:rFonts w:cs="Times New Roman"/>
+          <w:szCs w:val="28"/>
+          <w:lang w:val="uk-UA"/>
+        </w:rPr>
+        <w:t>(</w:t>
+      </w:r>
+      <w:proofErr w:type="spellStart"/>
+      <w:r>
+        <w:rPr>
+          <w:rFonts w:cs="Times New Roman"/>
+          <w:szCs w:val="28"/>
+          <w:lang w:val="uk-UA"/>
+        </w:rPr>
+        <w:t>input</w:t>
+      </w:r>
+      <w:proofErr w:type="spellEnd"/>
+      <w:r>
+        <w:rPr>
+          <w:rFonts w:cs="Times New Roman"/>
+          <w:szCs w:val="28"/>
+          <w:lang w:val="uk-UA"/>
+        </w:rPr>
+        <w:t>("Введіть перше число: "))</w:t>
+      </w:r>
+    </w:p>
+    <w:p>
+      <w:pPr>
+        <w:pBdr>
+          <w:top w:val="single" w:sz="4" w:space="1" w:color="auto"/>
+          <w:left w:val="single" w:sz="4" w:space="1" w:color="auto"/>
+          <w:bottom w:val="single" w:sz="4" w:space="1" w:color="auto"/>
+          <w:right w:val="single" w:sz="4" w:space="1" w:color="auto"/>
+        </w:pBdr>
+        <w:spacing w:after="0"/>
+        <w:rPr>
+          <w:rFonts w:cs="Times New Roman"/>
+          <w:szCs w:val="28"/>
+          <w:lang w:val="uk-UA"/>
+        </w:rPr>
+      </w:pPr>
+      <w:r>
+        <w:rPr>
+          <w:rFonts w:cs="Times New Roman"/>
+          <w:szCs w:val="28"/>
+          <w:lang w:val="uk-UA"/>
+        </w:rPr>
+        <w:t xml:space="preserve">    b = </w:t>
+      </w:r>
+      <w:proofErr w:type="spellStart"/>
+      <w:r>
+        <w:rPr>
+          <w:rFonts w:cs="Times New Roman"/>
+          <w:szCs w:val="28"/>
+          <w:lang w:val="uk-UA"/>
+        </w:rPr>
+        <w:t>int</w:t>
+      </w:r>
+      <w:proofErr w:type="spellEnd"/>
+      <w:r>
+        <w:rPr>
+          <w:rFonts w:cs="Times New Roman"/>
+          <w:szCs w:val="28"/>
+          <w:lang w:val="uk-UA"/>
+        </w:rPr>
+        <w:t>(</w:t>
+      </w:r>
+      <w:proofErr w:type="spellStart"/>
+      <w:r>
+        <w:rPr>
+          <w:rFonts w:cs="Times New Roman"/>
+          <w:szCs w:val="28"/>
+          <w:lang w:val="uk-UA"/>
+        </w:rPr>
+        <w:t>input</w:t>
+      </w:r>
+      <w:proofErr w:type="spellEnd"/>
+      <w:r>
+        <w:rPr>
+          <w:rFonts w:cs="Times New Roman"/>
+          <w:szCs w:val="28"/>
+          <w:lang w:val="uk-UA"/>
+        </w:rPr>
+        <w:t>("Введіть друге число: "))</w:t>
+      </w:r>
+    </w:p>
+    <w:p>
+      <w:pPr>
+        <w:pBdr>
+          <w:top w:val="single" w:sz="4" w:space="1" w:color="auto"/>
+          <w:left w:val="single" w:sz="4" w:space="1" w:color="auto"/>
+          <w:bottom w:val="single" w:sz="4" w:space="1" w:color="auto"/>
+          <w:right w:val="single" w:sz="4" w:space="1" w:color="auto"/>
+        </w:pBdr>
+        <w:spacing w:after="0"/>
+        <w:rPr>
+          <w:rFonts w:cs="Times New Roman"/>
+          <w:szCs w:val="28"/>
+          <w:lang w:val="uk-UA"/>
+        </w:rPr>
+      </w:pPr>
+      <w:r>
+        <w:rPr>
+          <w:rFonts w:cs="Times New Roman"/>
+          <w:szCs w:val="28"/>
+          <w:lang w:val="uk-UA"/>
+        </w:rPr>
+        <w:t xml:space="preserve">    </w:t>
+      </w:r>
+      <w:proofErr w:type="spellStart"/>
+      <w:r>
+        <w:rPr>
+          <w:rFonts w:cs="Times New Roman"/>
+          <w:szCs w:val="28"/>
+          <w:lang w:val="uk-UA"/>
+        </w:rPr>
+        <w:t>return</w:t>
+      </w:r>
+      <w:proofErr w:type="spellEnd"/>
+      <w:r>
+        <w:rPr>
+          <w:rFonts w:cs="Times New Roman"/>
+          <w:szCs w:val="28"/>
+          <w:lang w:val="uk-UA"/>
+        </w:rPr>
+        <w:t xml:space="preserve"> a, b</w:t>
+      </w:r>
+    </w:p>
+    <w:p>
+      <w:pPr>
+        <w:pBdr>
+          <w:top w:val="single" w:sz="4" w:space="1" w:color="auto"/>
+          <w:left w:val="single" w:sz="4" w:space="1" w:color="auto"/>
+          <w:bottom w:val="single" w:sz="4" w:space="1" w:color="auto"/>
+          <w:right w:val="single" w:sz="4" w:space="1" w:color="auto"/>
+        </w:pBdr>
+        <w:spacing w:after="0"/>
+        <w:rPr>
+          <w:rFonts w:cs="Times New Roman"/>
+          <w:szCs w:val="28"/>
+          <w:lang w:val="uk-UA"/>
+        </w:rPr>
+      </w:pPr>
+    </w:p>
+    <w:p>
+      <w:pPr>
+        <w:pBdr>
+          <w:top w:val="single" w:sz="4" w:space="1" w:color="auto"/>
+          <w:left w:val="single" w:sz="4" w:space="1" w:color="auto"/>
+          <w:bottom w:val="single" w:sz="4" w:space="1" w:color="auto"/>
+          <w:right w:val="single" w:sz="4" w:space="1" w:color="auto"/>
+        </w:pBdr>
+        <w:spacing w:after="0"/>
+        <w:rPr>
+          <w:rFonts w:cs="Times New Roman"/>
+          <w:szCs w:val="28"/>
+          <w:lang w:val="uk-UA"/>
+        </w:rPr>
+      </w:pPr>
+      <w:proofErr w:type="spellStart"/>
+      <w:r>
+        <w:rPr>
+          <w:rFonts w:cs="Times New Roman"/>
+          <w:szCs w:val="28"/>
+          <w:lang w:val="uk-UA"/>
+        </w:rPr>
+        <w:lastRenderedPageBreak/>
+        <w:t>def</w:t>
+      </w:r>
+      <w:proofErr w:type="spellEnd"/>
+      <w:r>
+        <w:rPr>
+          <w:rFonts w:cs="Times New Roman"/>
+          <w:szCs w:val="28"/>
+          <w:lang w:val="uk-UA"/>
+        </w:rPr>
+        <w:t xml:space="preserve"> </w:t>
+      </w:r>
+      <w:proofErr w:type="spellStart"/>
+      <w:r>
+        <w:rPr>
+          <w:rFonts w:cs="Times New Roman"/>
+          <w:szCs w:val="28"/>
+          <w:lang w:val="uk-UA"/>
+        </w:rPr>
+        <w:t>input_operation</w:t>
+      </w:r>
+      <w:proofErr w:type="spellEnd"/>
+      <w:r>
+        <w:rPr>
+          <w:rFonts w:cs="Times New Roman"/>
+          <w:szCs w:val="28"/>
+          <w:lang w:val="uk-UA"/>
+        </w:rPr>
+        <w:t>():</w:t>
+      </w:r>
+    </w:p>
+    <w:p>
+      <w:pPr>
+        <w:pBdr>
+          <w:top w:val="single" w:sz="4" w:space="1" w:color="auto"/>
+          <w:left w:val="single" w:sz="4" w:space="1" w:color="auto"/>
+          <w:bottom w:val="single" w:sz="4" w:space="1" w:color="auto"/>
+          <w:right w:val="single" w:sz="4" w:space="1" w:color="auto"/>
+        </w:pBdr>
+        <w:spacing w:after="0"/>
+        <w:rPr>
+          <w:rFonts w:cs="Times New Roman"/>
+          <w:szCs w:val="28"/>
+          <w:lang w:val="uk-UA"/>
+        </w:rPr>
+      </w:pPr>
+      <w:r>
+        <w:rPr>
+          <w:rFonts w:cs="Times New Roman"/>
+          <w:szCs w:val="28"/>
+          <w:lang w:val="uk-UA"/>
+        </w:rPr>
+        <w:t xml:space="preserve">    </w:t>
+      </w:r>
+      <w:proofErr w:type="spellStart"/>
+      <w:r>
+        <w:rPr>
+          <w:rFonts w:cs="Times New Roman"/>
+          <w:szCs w:val="28"/>
+          <w:lang w:val="uk-UA"/>
+        </w:rPr>
+        <w:t>return</w:t>
+      </w:r>
+      <w:proofErr w:type="spellEnd"/>
+      <w:r>
+        <w:rPr>
+          <w:rFonts w:cs="Times New Roman"/>
+          <w:szCs w:val="28"/>
+          <w:lang w:val="uk-UA"/>
+        </w:rPr>
+        <w:t xml:space="preserve"> </w:t>
+      </w:r>
+      <w:proofErr w:type="spellStart"/>
+      <w:r>
+        <w:rPr>
+          <w:rFonts w:cs="Times New Roman"/>
+          <w:szCs w:val="28"/>
+          <w:lang w:val="uk-UA"/>
+        </w:rPr>
+        <w:t>input</w:t>
+      </w:r>
+      <w:proofErr w:type="spellEnd"/>
+      <w:r>
+        <w:rPr>
+          <w:rFonts w:cs="Times New Roman"/>
+          <w:szCs w:val="28"/>
+          <w:lang w:val="uk-UA"/>
+        </w:rPr>
+        <w:t>("Виберіть операцію (+-*/): ")</w:t>
+      </w:r>
+    </w:p>
+    <w:p>
+      <w:pPr>
+        <w:pBdr>
+          <w:top w:val="single" w:sz="4" w:space="1" w:color="auto"/>
+          <w:left w:val="single" w:sz="4" w:space="1" w:color="auto"/>
+          <w:bottom w:val="single" w:sz="4" w:space="1" w:color="auto"/>
+          <w:right w:val="single" w:sz="4" w:space="1" w:color="auto"/>
+        </w:pBdr>
+        <w:spacing w:after="0"/>
+        <w:rPr>
+          <w:rFonts w:cs="Times New Roman"/>
+          <w:szCs w:val="28"/>
+          <w:lang w:val="uk-UA"/>
+        </w:rPr>
+      </w:pPr>
+    </w:p>
+    <w:p>
+      <w:pPr>
+        <w:pBdr>
+          <w:top w:val="single" w:sz="4" w:space="1" w:color="auto"/>
+          <w:left w:val="single" w:sz="4" w:space="1" w:color="auto"/>
+          <w:bottom w:val="single" w:sz="4" w:space="1" w:color="auto"/>
+          <w:right w:val="single" w:sz="4" w:space="1" w:color="auto"/>
+        </w:pBdr>
+        <w:spacing w:after="0"/>
+        <w:rPr>
+          <w:rFonts w:cs="Times New Roman"/>
+          <w:szCs w:val="28"/>
+          <w:lang w:val="uk-UA"/>
+        </w:rPr>
+      </w:pPr>
+      <w:proofErr w:type="spellStart"/>
+      <w:r>
+        <w:rPr>
+          <w:rFonts w:cs="Times New Roman"/>
+          <w:szCs w:val="28"/>
+          <w:lang w:val="uk-UA"/>
+        </w:rPr>
+        <w:t>def</w:t>
+      </w:r>
+      <w:proofErr w:type="spellEnd"/>
+      <w:r>
+        <w:rPr>
+          <w:rFonts w:cs="Times New Roman"/>
+          <w:szCs w:val="28"/>
+          <w:lang w:val="uk-UA"/>
+        </w:rPr>
+        <w:t xml:space="preserve"> </w:t>
+      </w:r>
+      <w:proofErr w:type="spellStart"/>
+      <w:r>
+        <w:rPr>
+          <w:rFonts w:cs="Times New Roman"/>
+          <w:szCs w:val="28"/>
+          <w:lang w:val="uk-UA"/>
+        </w:rPr>
+        <w:t>do_operation</w:t>
+      </w:r>
+      <w:proofErr w:type="spellEnd"/>
+      <w:r>
+        <w:rPr>
+          <w:rFonts w:cs="Times New Roman"/>
+          <w:szCs w:val="28"/>
+          <w:lang w:val="uk-UA"/>
+        </w:rPr>
+        <w:t>(a, b, f):</w:t>
+      </w:r>
+    </w:p>
+    <w:p>
+      <w:pPr>
+        <w:pBdr>
+          <w:top w:val="single" w:sz="4" w:space="1" w:color="auto"/>
+          <w:left w:val="single" w:sz="4" w:space="1" w:color="auto"/>
+          <w:bottom w:val="single" w:sz="4" w:space="1" w:color="auto"/>
+          <w:right w:val="single" w:sz="4" w:space="1" w:color="auto"/>
+        </w:pBdr>
+        <w:spacing w:after="0"/>
+        <w:rPr>
+          <w:rFonts w:cs="Times New Roman"/>
+          <w:szCs w:val="28"/>
+          <w:lang w:val="uk-UA"/>
+        </w:rPr>
+      </w:pPr>
+      <w:r>
+        <w:rPr>
+          <w:rFonts w:cs="Times New Roman"/>
+          <w:szCs w:val="28"/>
+          <w:lang w:val="uk-UA"/>
+        </w:rPr>
+        <w:t xml:space="preserve">    </w:t>
+      </w:r>
+      <w:proofErr w:type="spellStart"/>
+      <w:r>
+        <w:rPr>
+          <w:rFonts w:cs="Times New Roman"/>
+          <w:szCs w:val="28"/>
+          <w:lang w:val="uk-UA"/>
+        </w:rPr>
+        <w:t>if</w:t>
+      </w:r>
+      <w:proofErr w:type="spellEnd"/>
+      <w:r>
+        <w:rPr>
+          <w:rFonts w:cs="Times New Roman"/>
+          <w:szCs w:val="28"/>
+          <w:lang w:val="uk-UA"/>
+        </w:rPr>
+        <w:t xml:space="preserve"> f == '+':</w:t>
+      </w:r>
+    </w:p>
+    <w:p>
+      <w:pPr>
+        <w:pBdr>
+          <w:top w:val="single" w:sz="4" w:space="1" w:color="auto"/>
+          <w:left w:val="single" w:sz="4" w:space="1" w:color="auto"/>
+          <w:bottom w:val="single" w:sz="4" w:space="1" w:color="auto"/>
+          <w:right w:val="single" w:sz="4" w:space="1" w:color="auto"/>
+        </w:pBdr>
+        <w:spacing w:after="0"/>
+        <w:rPr>
+          <w:rFonts w:cs="Times New Roman"/>
+          <w:szCs w:val="28"/>
+          <w:lang w:val="uk-UA"/>
+        </w:rPr>
+      </w:pPr>
+      <w:r>
+        <w:rPr>
+          <w:rFonts w:cs="Times New Roman"/>
+          <w:szCs w:val="28"/>
+          <w:lang w:val="uk-UA"/>
+        </w:rPr>
+        <w:t xml:space="preserve">        </w:t>
+      </w:r>
+      <w:proofErr w:type="spellStart"/>
+      <w:r>
+        <w:rPr>
+          <w:rFonts w:cs="Times New Roman"/>
+          <w:szCs w:val="28"/>
+          <w:lang w:val="uk-UA"/>
+        </w:rPr>
+        <w:t>return</w:t>
+      </w:r>
+      <w:proofErr w:type="spellEnd"/>
+      <w:r>
+        <w:rPr>
+          <w:rFonts w:cs="Times New Roman"/>
+          <w:szCs w:val="28"/>
+          <w:lang w:val="uk-UA"/>
+        </w:rPr>
+        <w:t xml:space="preserve"> </w:t>
+      </w:r>
+      <w:proofErr w:type="spellStart"/>
+      <w:r>
+        <w:rPr>
+          <w:rFonts w:cs="Times New Roman"/>
+          <w:szCs w:val="28"/>
+          <w:lang w:val="uk-UA"/>
+        </w:rPr>
+        <w:t>plus</w:t>
+      </w:r>
+      <w:proofErr w:type="spellEnd"/>
+      <w:r>
+        <w:rPr>
+          <w:rFonts w:cs="Times New Roman"/>
+          <w:szCs w:val="28"/>
+          <w:lang w:val="uk-UA"/>
+        </w:rPr>
+        <w:t>(a, b)</w:t>
+      </w:r>
+    </w:p>
+    <w:p>
+      <w:pPr>
+        <w:pBdr>
+          <w:top w:val="single" w:sz="4" w:space="1" w:color="auto"/>
+          <w:left w:val="single" w:sz="4" w:space="1" w:color="auto"/>
+          <w:bottom w:val="single" w:sz="4" w:space="1" w:color="auto"/>
+          <w:right w:val="single" w:sz="4" w:space="1" w:color="auto"/>
+        </w:pBdr>
+        <w:spacing w:after="0"/>
+        <w:rPr>
+          <w:rFonts w:cs="Times New Roman"/>
+          <w:szCs w:val="28"/>
+          <w:lang w:val="uk-UA"/>
+        </w:rPr>
+      </w:pPr>
+      <w:r>
+        <w:rPr>
+          <w:rFonts w:cs="Times New Roman"/>
+          <w:szCs w:val="28"/>
+          <w:lang w:val="uk-UA"/>
+        </w:rPr>
+        <w:t xml:space="preserve">    </w:t>
+      </w:r>
+      <w:proofErr w:type="spellStart"/>
+      <w:r>
+        <w:rPr>
+          <w:rFonts w:cs="Times New Roman"/>
+          <w:szCs w:val="28"/>
+          <w:lang w:val="uk-UA"/>
+        </w:rPr>
+        <w:t>elif</w:t>
+      </w:r>
+      <w:proofErr w:type="spellEnd"/>
+      <w:r>
+        <w:rPr>
+          <w:rFonts w:cs="Times New Roman"/>
+          <w:szCs w:val="28"/>
+          <w:lang w:val="uk-UA"/>
+        </w:rPr>
+        <w:t xml:space="preserve"> f == '-':</w:t>
+      </w:r>
+    </w:p>
+    <w:p>
+      <w:pPr>
+        <w:pBdr>
+          <w:top w:val="single" w:sz="4" w:space="1" w:color="auto"/>
+          <w:left w:val="single" w:sz="4" w:space="1" w:color="auto"/>
+          <w:bottom w:val="single" w:sz="4" w:space="1" w:color="auto"/>
+          <w:right w:val="single" w:sz="4" w:space="1" w:color="auto"/>
+        </w:pBdr>
+        <w:spacing w:after="0"/>
+        <w:rPr>
+          <w:rFonts w:cs="Times New Roman"/>
+          <w:szCs w:val="28"/>
+          <w:lang w:val="uk-UA"/>
+        </w:rPr>
+      </w:pPr>
+      <w:r>
+        <w:rPr>
+          <w:rFonts w:cs="Times New Roman"/>
+          <w:szCs w:val="28"/>
+          <w:lang w:val="uk-UA"/>
+        </w:rPr>
+        <w:t xml:space="preserve">        </w:t>
+      </w:r>
+      <w:proofErr w:type="spellStart"/>
+      <w:r>
+        <w:rPr>
+          <w:rFonts w:cs="Times New Roman"/>
+          <w:szCs w:val="28"/>
+          <w:lang w:val="uk-UA"/>
+        </w:rPr>
+        <w:t>return</w:t>
+      </w:r>
+      <w:proofErr w:type="spellEnd"/>
+      <w:r>
+        <w:rPr>
+          <w:rFonts w:cs="Times New Roman"/>
+          <w:szCs w:val="28"/>
+          <w:lang w:val="uk-UA"/>
+        </w:rPr>
+        <w:t xml:space="preserve"> </w:t>
+      </w:r>
+      <w:proofErr w:type="spellStart"/>
+      <w:r>
+        <w:rPr>
+          <w:rFonts w:cs="Times New Roman"/>
+          <w:szCs w:val="28"/>
+          <w:lang w:val="uk-UA"/>
+        </w:rPr>
+        <w:t>minus</w:t>
+      </w:r>
+      <w:proofErr w:type="spellEnd"/>
+      <w:r>
+        <w:rPr>
+          <w:rFonts w:cs="Times New Roman"/>
+          <w:szCs w:val="28"/>
+          <w:lang w:val="uk-UA"/>
+        </w:rPr>
+        <w:t>(a, b)</w:t>
+      </w:r>
+    </w:p>
+    <w:p>
+      <w:pPr>
+        <w:pBdr>
+          <w:top w:val="single" w:sz="4" w:space="1" w:color="auto"/>
+          <w:left w:val="single" w:sz="4" w:space="1" w:color="auto"/>
+          <w:bottom w:val="single" w:sz="4" w:space="1" w:color="auto"/>
+          <w:right w:val="single" w:sz="4" w:space="1" w:color="auto"/>
+        </w:pBdr>
+        <w:spacing w:after="0"/>
+        <w:rPr>
+          <w:rFonts w:cs="Times New Roman"/>
+          <w:szCs w:val="28"/>
+          <w:lang w:val="uk-UA"/>
+        </w:rPr>
+      </w:pPr>
+      <w:r>
+        <w:rPr>
+          <w:rFonts w:cs="Times New Roman"/>
+          <w:szCs w:val="28"/>
+          <w:lang w:val="uk-UA"/>
+        </w:rPr>
+        <w:t xml:space="preserve">    </w:t>
+      </w:r>
+      <w:proofErr w:type="spellStart"/>
+      <w:r>
+        <w:rPr>
+          <w:rFonts w:cs="Times New Roman"/>
+          <w:szCs w:val="28"/>
+          <w:lang w:val="uk-UA"/>
+        </w:rPr>
+        <w:t>elif</w:t>
+      </w:r>
+      <w:proofErr w:type="spellEnd"/>
+      <w:r>
+        <w:rPr>
+          <w:rFonts w:cs="Times New Roman"/>
+          <w:szCs w:val="28"/>
+          <w:lang w:val="uk-UA"/>
+        </w:rPr>
+        <w:t xml:space="preserve"> f == '*':</w:t>
+      </w:r>
+    </w:p>
+    <w:p>
+      <w:pPr>
+        <w:pBdr>
+          <w:top w:val="single" w:sz="4" w:space="1" w:color="auto"/>
+          <w:left w:val="single" w:sz="4" w:space="1" w:color="auto"/>
+          <w:bottom w:val="single" w:sz="4" w:space="1" w:color="auto"/>
+          <w:right w:val="single" w:sz="4" w:space="1" w:color="auto"/>
+        </w:pBdr>
+        <w:spacing w:after="0"/>
+        <w:rPr>
+          <w:rFonts w:cs="Times New Roman"/>
+          <w:szCs w:val="28"/>
+          <w:lang w:val="uk-UA"/>
+        </w:rPr>
+      </w:pPr>
+      <w:r>
+        <w:rPr>
+          <w:rFonts w:cs="Times New Roman"/>
+          <w:szCs w:val="28"/>
+          <w:lang w:val="uk-UA"/>
+        </w:rPr>
+        <w:t xml:space="preserve">        </w:t>
+      </w:r>
+      <w:proofErr w:type="spellStart"/>
+      <w:r>
+        <w:rPr>
+          <w:rFonts w:cs="Times New Roman"/>
+          <w:szCs w:val="28"/>
+          <w:lang w:val="uk-UA"/>
+        </w:rPr>
+        <w:t>return</w:t>
+      </w:r>
+      <w:proofErr w:type="spellEnd"/>
+      <w:r>
+        <w:rPr>
+          <w:rFonts w:cs="Times New Roman"/>
+          <w:szCs w:val="28"/>
+          <w:lang w:val="uk-UA"/>
+        </w:rPr>
+        <w:t xml:space="preserve"> </w:t>
+      </w:r>
+      <w:proofErr w:type="spellStart"/>
+      <w:r>
+        <w:rPr>
+          <w:rFonts w:cs="Times New Roman"/>
+          <w:szCs w:val="28"/>
+          <w:lang w:val="uk-UA"/>
+        </w:rPr>
+        <w:t>mnoj</w:t>
+      </w:r>
+      <w:proofErr w:type="spellEnd"/>
+      <w:r>
+        <w:rPr>
+          <w:rFonts w:cs="Times New Roman"/>
+          <w:szCs w:val="28"/>
+          <w:lang w:val="uk-UA"/>
+        </w:rPr>
+        <w:t>(a, b)</w:t>
+      </w:r>
+    </w:p>
+    <w:p>
+      <w:pPr>
+        <w:pBdr>
+          <w:top w:val="single" w:sz="4" w:space="1" w:color="auto"/>
+          <w:left w:val="single" w:sz="4" w:space="1" w:color="auto"/>
+          <w:bottom w:val="single" w:sz="4" w:space="1" w:color="auto"/>
+          <w:right w:val="single" w:sz="4" w:space="1" w:color="auto"/>
+        </w:pBdr>
+        <w:spacing w:after="0"/>
+        <w:rPr>
+          <w:rFonts w:cs="Times New Roman"/>
+          <w:szCs w:val="28"/>
+          <w:lang w:val="uk-UA"/>
+        </w:rPr>
+      </w:pPr>
+      <w:r>
+        <w:rPr>
+          <w:rFonts w:cs="Times New Roman"/>
+          <w:szCs w:val="28"/>
+          <w:lang w:val="uk-UA"/>
+        </w:rPr>
+        <w:t xml:space="preserve">    </w:t>
+      </w:r>
+      <w:proofErr w:type="spellStart"/>
+      <w:r>
+        <w:rPr>
+          <w:rFonts w:cs="Times New Roman"/>
+          <w:szCs w:val="28"/>
+          <w:lang w:val="uk-UA"/>
+        </w:rPr>
+        <w:t>elif</w:t>
+      </w:r>
+      <w:proofErr w:type="spellEnd"/>
+      <w:r>
+        <w:rPr>
+          <w:rFonts w:cs="Times New Roman"/>
+          <w:szCs w:val="28"/>
+          <w:lang w:val="uk-UA"/>
+        </w:rPr>
+        <w:t xml:space="preserve"> f == '/':</w:t>
+      </w:r>
+    </w:p>
+    <w:p>
+      <w:pPr>
+        <w:pBdr>
+          <w:top w:val="single" w:sz="4" w:space="1" w:color="auto"/>
+          <w:left w:val="single" w:sz="4" w:space="1" w:color="auto"/>
+          <w:bottom w:val="single" w:sz="4" w:space="1" w:color="auto"/>
+          <w:right w:val="single" w:sz="4" w:space="1" w:color="auto"/>
+        </w:pBdr>
+        <w:spacing w:after="0"/>
+        <w:rPr>
+          <w:rFonts w:cs="Times New Roman"/>
+          <w:szCs w:val="28"/>
+          <w:lang w:val="uk-UA"/>
+        </w:rPr>
+      </w:pPr>
+      <w:r>
+        <w:rPr>
+          <w:rFonts w:cs="Times New Roman"/>
+          <w:szCs w:val="28"/>
+          <w:lang w:val="uk-UA"/>
+        </w:rPr>
+        <w:t xml:space="preserve">        </w:t>
+      </w:r>
+      <w:proofErr w:type="spellStart"/>
+      <w:r>
+        <w:rPr>
+          <w:rFonts w:cs="Times New Roman"/>
+          <w:szCs w:val="28"/>
+          <w:lang w:val="uk-UA"/>
+        </w:rPr>
+        <w:t>return</w:t>
+      </w:r>
+      <w:proofErr w:type="spellEnd"/>
+      <w:r>
+        <w:rPr>
+          <w:rFonts w:cs="Times New Roman"/>
+          <w:szCs w:val="28"/>
+          <w:lang w:val="uk-UA"/>
+        </w:rPr>
+        <w:t xml:space="preserve"> </w:t>
+      </w:r>
+      <w:proofErr w:type="spellStart"/>
+      <w:r>
+        <w:rPr>
+          <w:rFonts w:cs="Times New Roman"/>
+          <w:szCs w:val="28"/>
+          <w:lang w:val="uk-UA"/>
+        </w:rPr>
+        <w:t>dilena</w:t>
+      </w:r>
+      <w:proofErr w:type="spellEnd"/>
+      <w:r>
+        <w:rPr>
+          <w:rFonts w:cs="Times New Roman"/>
+          <w:szCs w:val="28"/>
+          <w:lang w:val="uk-UA"/>
+        </w:rPr>
+        <w:t>(a, b)</w:t>
+      </w:r>
+    </w:p>
+    <w:p>
+      <w:pPr>
+        <w:pBdr>
+          <w:top w:val="single" w:sz="4" w:space="1" w:color="auto"/>
+          <w:left w:val="single" w:sz="4" w:space="1" w:color="auto"/>
+          <w:bottom w:val="single" w:sz="4" w:space="1" w:color="auto"/>
+          <w:right w:val="single" w:sz="4" w:space="1" w:color="auto"/>
+        </w:pBdr>
+        <w:spacing w:after="0"/>
+        <w:rPr>
+          <w:rFonts w:cs="Times New Roman"/>
+          <w:szCs w:val="28"/>
+          <w:lang w:val="uk-UA"/>
+        </w:rPr>
+      </w:pPr>
+      <w:r>
+        <w:rPr>
+          <w:rFonts w:cs="Times New Roman"/>
+          <w:szCs w:val="28"/>
+          <w:lang w:val="uk-UA"/>
+        </w:rPr>
+        <w:t xml:space="preserve">    </w:t>
+      </w:r>
+      <w:proofErr w:type="spellStart"/>
+      <w:r>
+        <w:rPr>
+          <w:rFonts w:cs="Times New Roman"/>
+          <w:szCs w:val="28"/>
+          <w:lang w:val="uk-UA"/>
+        </w:rPr>
+        <w:t>else</w:t>
+      </w:r>
+      <w:proofErr w:type="spellEnd"/>
+      <w:r>
+        <w:rPr>
+          <w:rFonts w:cs="Times New Roman"/>
+          <w:szCs w:val="28"/>
+          <w:lang w:val="uk-UA"/>
+        </w:rPr>
+        <w:t>:</w:t>
+      </w:r>
+    </w:p>
+    <w:p>
+      <w:pPr>
+        <w:pBdr>
+          <w:top w:val="single" w:sz="4" w:space="1" w:color="auto"/>
+          <w:left w:val="single" w:sz="4" w:space="1" w:color="auto"/>
+          <w:bottom w:val="single" w:sz="4" w:space="1" w:color="auto"/>
+          <w:right w:val="single" w:sz="4" w:space="1" w:color="auto"/>
+        </w:pBdr>
+        <w:spacing w:after="0"/>
+        <w:rPr>
+          <w:rFonts w:cs="Times New Roman"/>
+          <w:szCs w:val="28"/>
+          <w:lang w:val="uk-UA"/>
+        </w:rPr>
+      </w:pPr>
+      <w:r>
+        <w:rPr>
+          <w:rFonts w:cs="Times New Roman"/>
+          <w:szCs w:val="28"/>
+          <w:lang w:val="uk-UA"/>
+        </w:rPr>
+        <w:t xml:space="preserve">        </w:t>
+      </w:r>
+      <w:proofErr w:type="spellStart"/>
+      <w:r>
+        <w:rPr>
+          <w:rFonts w:cs="Times New Roman"/>
+          <w:szCs w:val="28"/>
+          <w:lang w:val="uk-UA"/>
+        </w:rPr>
+        <w:t>return</w:t>
+      </w:r>
+      <w:proofErr w:type="spellEnd"/>
+      <w:r>
+        <w:rPr>
+          <w:rFonts w:cs="Times New Roman"/>
+          <w:szCs w:val="28"/>
+          <w:lang w:val="uk-UA"/>
+        </w:rPr>
+        <w:t xml:space="preserve"> "Невірно введена операція"</w:t>
+      </w:r>
+    </w:p>
+    <w:p>
+      <w:pPr>
+        <w:pBdr>
+          <w:top w:val="single" w:sz="4" w:space="1" w:color="auto"/>
+          <w:left w:val="single" w:sz="4" w:space="1" w:color="auto"/>
+          <w:bottom w:val="single" w:sz="4" w:space="1" w:color="auto"/>
+          <w:right w:val="single" w:sz="4" w:space="1" w:color="auto"/>
+        </w:pBdr>
+        <w:spacing w:after="0"/>
+        <w:rPr>
+          <w:rFonts w:cs="Times New Roman"/>
+          <w:szCs w:val="28"/>
+          <w:lang w:val="uk-UA"/>
+        </w:rPr>
+      </w:pPr>
+    </w:p>
+    <w:p>
+      <w:pPr>
+        <w:pBdr>
+          <w:top w:val="single" w:sz="4" w:space="1" w:color="auto"/>
+          <w:left w:val="single" w:sz="4" w:space="1" w:color="auto"/>
+          <w:bottom w:val="single" w:sz="4" w:space="1" w:color="auto"/>
+          <w:right w:val="single" w:sz="4" w:space="1" w:color="auto"/>
+        </w:pBdr>
+        <w:spacing w:after="0"/>
+        <w:rPr>
+          <w:rFonts w:cs="Times New Roman"/>
+          <w:szCs w:val="28"/>
+          <w:lang w:val="uk-UA"/>
+        </w:rPr>
+      </w:pPr>
+      <w:proofErr w:type="spellStart"/>
+      <w:r>
+        <w:rPr>
+          <w:rFonts w:cs="Times New Roman"/>
+          <w:szCs w:val="28"/>
+          <w:lang w:val="uk-UA"/>
+        </w:rPr>
+        <w:t>def</w:t>
+      </w:r>
+      <w:proofErr w:type="spellEnd"/>
+      <w:r>
+        <w:rPr>
+          <w:rFonts w:cs="Times New Roman"/>
+          <w:szCs w:val="28"/>
+          <w:lang w:val="uk-UA"/>
+        </w:rPr>
+        <w:t xml:space="preserve"> </w:t>
+      </w:r>
+      <w:proofErr w:type="spellStart"/>
+      <w:r>
+        <w:rPr>
+          <w:rFonts w:cs="Times New Roman"/>
+          <w:szCs w:val="28"/>
+          <w:lang w:val="uk-UA"/>
+        </w:rPr>
+        <w:t>run_calculator</w:t>
+      </w:r>
+      <w:proofErr w:type="spellEnd"/>
+      <w:r>
+        <w:rPr>
+          <w:rFonts w:cs="Times New Roman"/>
+          <w:szCs w:val="28"/>
+          <w:lang w:val="uk-UA"/>
+        </w:rPr>
+        <w:t>():</w:t>
+      </w:r>
+    </w:p>
+    <w:p>
+      <w:pPr>
+        <w:pBdr>
+          <w:top w:val="single" w:sz="4" w:space="1" w:color="auto"/>
+          <w:left w:val="single" w:sz="4" w:space="1" w:color="auto"/>
+          <w:bottom w:val="single" w:sz="4" w:space="1" w:color="auto"/>
+          <w:right w:val="single" w:sz="4" w:space="1" w:color="auto"/>
+        </w:pBdr>
+        <w:spacing w:after="0"/>
+        <w:rPr>
+          <w:rFonts w:cs="Times New Roman"/>
+          <w:szCs w:val="28"/>
+          <w:lang w:val="uk-UA"/>
+        </w:rPr>
+      </w:pPr>
+      <w:r>
+        <w:rPr>
+          <w:rFonts w:cs="Times New Roman"/>
+          <w:szCs w:val="28"/>
+          <w:lang w:val="uk-UA"/>
+        </w:rPr>
+        <w:t xml:space="preserve">    a, b = </w:t>
+      </w:r>
+      <w:proofErr w:type="spellStart"/>
+      <w:r>
+        <w:rPr>
+          <w:rFonts w:cs="Times New Roman"/>
+          <w:szCs w:val="28"/>
+          <w:lang w:val="uk-UA"/>
+        </w:rPr>
+        <w:t>input_numbers</w:t>
+      </w:r>
+      <w:proofErr w:type="spellEnd"/>
+      <w:r>
+        <w:rPr>
+          <w:rFonts w:cs="Times New Roman"/>
+          <w:szCs w:val="28"/>
+          <w:lang w:val="uk-UA"/>
+        </w:rPr>
+        <w:t>()</w:t>
+      </w:r>
+    </w:p>
+    <w:p>
+      <w:pPr>
+        <w:pBdr>
+          <w:top w:val="single" w:sz="4" w:space="1" w:color="auto"/>
+          <w:left w:val="single" w:sz="4" w:space="1" w:color="auto"/>
+          <w:bottom w:val="single" w:sz="4" w:space="1" w:color="auto"/>
+          <w:right w:val="single" w:sz="4" w:space="1" w:color="auto"/>
+        </w:pBdr>
+        <w:spacing w:after="0"/>
+        <w:rPr>
+          <w:rFonts w:cs="Times New Roman"/>
+          <w:szCs w:val="28"/>
+          <w:lang w:val="uk-UA"/>
+        </w:rPr>
+      </w:pPr>
+      <w:r>
+        <w:rPr>
+          <w:rFonts w:cs="Times New Roman"/>
+          <w:szCs w:val="28"/>
+          <w:lang w:val="uk-UA"/>
+        </w:rPr>
+        <w:t xml:space="preserve">    f = </w:t>
+      </w:r>
+      <w:proofErr w:type="spellStart"/>
+      <w:r>
+        <w:rPr>
+          <w:rFonts w:cs="Times New Roman"/>
+          <w:szCs w:val="28"/>
+          <w:lang w:val="uk-UA"/>
+        </w:rPr>
+        <w:t>input_operation</w:t>
+      </w:r>
+      <w:proofErr w:type="spellEnd"/>
+      <w:r>
+        <w:rPr>
+          <w:rFonts w:cs="Times New Roman"/>
+          <w:szCs w:val="28"/>
+          <w:lang w:val="uk-UA"/>
+        </w:rPr>
+        <w:t>()</w:t>
+      </w:r>
+    </w:p>
+    <w:p>
+      <w:pPr>
+        <w:pBdr>
+          <w:top w:val="single" w:sz="4" w:space="1" w:color="auto"/>
+          <w:left w:val="single" w:sz="4" w:space="1" w:color="auto"/>
+          <w:bottom w:val="single" w:sz="4" w:space="1" w:color="auto"/>
+          <w:right w:val="single" w:sz="4" w:space="1" w:color="auto"/>
+        </w:pBdr>
+        <w:spacing w:after="0"/>
+        <w:rPr>
+          <w:rFonts w:cs="Times New Roman"/>
+          <w:szCs w:val="28"/>
+          <w:lang w:val="uk-UA"/>
+        </w:rPr>
+      </w:pPr>
+      <w:r>
+        <w:rPr>
+          <w:rFonts w:cs="Times New Roman"/>
+          <w:szCs w:val="28"/>
+          <w:lang w:val="uk-UA"/>
+        </w:rPr>
+        <w:t xml:space="preserve">    </w:t>
+      </w:r>
+      <w:proofErr w:type="spellStart"/>
+      <w:r>
+        <w:rPr>
+          <w:rFonts w:cs="Times New Roman"/>
+          <w:szCs w:val="28"/>
+          <w:lang w:val="uk-UA"/>
+        </w:rPr>
+        <w:t>result</w:t>
+      </w:r>
+      <w:proofErr w:type="spellEnd"/>
+      <w:r>
+        <w:rPr>
+          <w:rFonts w:cs="Times New Roman"/>
+          <w:szCs w:val="28"/>
+          <w:lang w:val="uk-UA"/>
+        </w:rPr>
+        <w:t xml:space="preserve"> = </w:t>
+      </w:r>
+      <w:proofErr w:type="spellStart"/>
+      <w:r>
+        <w:rPr>
+          <w:rFonts w:cs="Times New Roman"/>
+          <w:szCs w:val="28"/>
+          <w:lang w:val="uk-UA"/>
+        </w:rPr>
+        <w:t>do_operation</w:t>
+      </w:r>
+      <w:proofErr w:type="spellEnd"/>
+      <w:r>
+        <w:rPr>
+          <w:rFonts w:cs="Times New Roman"/>
+          <w:szCs w:val="28"/>
+          <w:lang w:val="uk-UA"/>
+        </w:rPr>
+        <w:t>(a, b, f)</w:t>
+      </w:r>
+    </w:p>
+    <w:p>
+      <w:pPr>
+        <w:pBdr>
+          <w:top w:val="single" w:sz="4" w:space="1" w:color="auto"/>
+          <w:left w:val="single" w:sz="4" w:space="1" w:color="auto"/>
+          <w:bottom w:val="single" w:sz="4" w:space="1" w:color="auto"/>
+          <w:right w:val="single" w:sz="4" w:space="1" w:color="auto"/>
+        </w:pBdr>
+        <w:spacing w:after="0"/>
+        <w:rPr>
+          <w:rFonts w:cs="Times New Roman"/>
+          <w:szCs w:val="28"/>
+          <w:lang w:val="uk-UA"/>
+        </w:rPr>
+      </w:pPr>
+      <w:r>
+        <w:rPr>
+          <w:rFonts w:cs="Times New Roman"/>
+          <w:szCs w:val="28"/>
+          <w:lang w:val="uk-UA"/>
+        </w:rPr>
+        <w:t xml:space="preserve">    </w:t>
+      </w:r>
+      <w:proofErr w:type="spellStart"/>
+      <w:r>
+        <w:rPr>
+          <w:rFonts w:cs="Times New Roman"/>
+          <w:szCs w:val="28"/>
+          <w:lang w:val="uk-UA"/>
+        </w:rPr>
+        <w:t>print</w:t>
+      </w:r>
+      <w:proofErr w:type="spellEnd"/>
+      <w:r>
+        <w:rPr>
+          <w:rFonts w:cs="Times New Roman"/>
+          <w:szCs w:val="28"/>
+          <w:lang w:val="uk-UA"/>
+        </w:rPr>
+        <w:t>(</w:t>
+      </w:r>
+      <w:proofErr w:type="spellStart"/>
+      <w:r>
+        <w:rPr>
+          <w:rFonts w:cs="Times New Roman"/>
+          <w:szCs w:val="28"/>
+          <w:lang w:val="uk-UA"/>
+        </w:rPr>
+        <w:t>result</w:t>
+      </w:r>
+      <w:proofErr w:type="spellEnd"/>
+      <w:r>
+        <w:rPr>
+          <w:rFonts w:cs="Times New Roman"/>
+          <w:szCs w:val="28"/>
+          <w:lang w:val="uk-UA"/>
+        </w:rPr>
+        <w:t>)</w:t>
+      </w:r>
+    </w:p>
+    <w:p>
+      <w:pPr>
+        <w:spacing w:after="0"/>
+        <w:rPr>
+          <w:rFonts w:cs="Times New Roman"/>
+          <w:szCs w:val="28"/>
+          <w:lang w:val="uk-UA"/>
+        </w:rPr>
+      </w:pPr>
+      <w:r>
+        <w:rPr>
+          <w:rFonts w:cs="Times New Roman"/>
+          <w:szCs w:val="28"/>
+          <w:lang w:val="uk-UA"/>
+        </w:rPr>
+        <w:t>Результат</w:t>
+      </w:r>
+    </w:p>
+    <w:p>
+      <w:pPr>
+        <w:spacing w:after="0"/>
+        <w:rPr>
+          <w:rFonts w:cs="Times New Roman"/>
+          <w:szCs w:val="28"/>
+          <w:lang w:val="uk-UA"/>
+        </w:rPr>
+      </w:pPr>
+      <w:r>
+        <w:rPr>
+          <w:rFonts w:cs="Times New Roman"/>
+          <w:szCs w:val="28"/>
+          <w:lang w:val="uk-UA"/>
+        </w:rPr>
+        <w:drawing>
+          <wp:inline distT="0" distB="0" distL="0" distR="0" wp14:anchorId="6B7A0D46" wp14:editId="445C16F0">
+            <wp:extent cx="2172003" cy="724001"/>
+            <wp:effectExtent l="0" t="0" r="0" b="0"/>
+            <wp:docPr id="3" name="Рисунок 3"/>
+            <wp:cNvGraphicFramePr>
+              <a:graphicFrameLocks xmlns:a="http://schemas.openxmlformats.org/drawingml/2006/main" noChangeAspect="1"/>
+            </wp:cNvGraphicFramePr>
+            <a:graphic xmlns:a="http://schemas.openxmlformats.org/drawingml/2006/main">
+              <a:graphicData uri="http://schemas.openxmlformats.org/drawingml/2006/picture">
+                <pic:pic xmlns:pic="http://schemas.openxmlformats.org/drawingml/2006/picture">
+                  <pic:nvPicPr>
+                    <pic:cNvPr id="1" name=""/>
+                    <pic:cNvPicPr/>
+                  </pic:nvPicPr>
+                  <pic:blipFill>
+                    <a:blip r:embed="rId21"/>
+                    <a:stretch>
+                      <a:fillRect/>
+                    </a:stretch>
+                  </pic:blipFill>
+                  <pic:spPr>
+                    <a:xfrm>
+                      <a:off x="0" y="0"/>
+                      <a:ext cx="2172003" cy="724001"/>
+                    </a:xfrm>
+                    <a:prstGeom prst="rect">
+                      <a:avLst/>
+                    </a:prstGeom>
+                  </pic:spPr>
+                </pic:pic>
+              </a:graphicData>
+            </a:graphic>
+          </wp:inline>
+        </w:drawing>
+      </w:r>
+    </w:p>
+    <w:p>
+      <w:pPr>
+        <w:rPr>
+          <w:lang w:val="ru-RU"/>
+        </w:rPr>
+      </w:pPr>
+      <w:r>
+        <w:rPr>
+          <w:lang w:val="uk-UA"/>
+        </w:rPr>
+        <w:t xml:space="preserve">Посилання на </w:t>
+      </w:r>
+      <w:proofErr w:type="spellStart"/>
+      <w:r>
+        <w:t>github</w:t>
+      </w:r>
+      <w:proofErr w:type="spellEnd"/>
+      <w:r>
+        <w:rPr>
+          <w:lang w:val="ru-RU"/>
+        </w:rPr>
+        <w:t>:</w:t>
+      </w:r>
+    </w:p>
+    <w:p>
+      <w:pPr>
+        <w:rPr>
+          <w:lang w:val="ru-RU"/>
+        </w:rPr>
+      </w:pPr>
+      <w:r>
+        <w:rPr>
+          <w:lang w:val="ru-RU"/>
+        </w:rPr>
+        <w:t>https://github.com/PavelSanguinary/TP-KB-241-Pavlo-Shchuchkin.git</w:t>
+      </w:r>
+    </w:p>
+    <w:p>
+      <w:pPr>
+        <w:spacing w:after="0"/>
+        <w:rPr>
+          <w:rFonts w:cs="Times New Roman"/>
+          <w:szCs w:val="28"/>
+          <w:lang w:val="ru-RU"/>
+        </w:rPr>
+      </w:pPr>
+      <w:bookmarkStart w:id="0" w:name="_GoBack"/>
+      <w:bookmarkEnd w:id="0"/>
+    </w:p>
+    <w:p>
+      <w:pPr>
+        <w:spacing w:after="0"/>
         <w:rPr>
           <w:rFonts w:cs="Times New Roman"/>
           <w:szCs w:val="28"/>
@@ -11852,7 +16498,7 @@
 </file>
 
 <file path=word/numbering.xml><?xml version="1.0" encoding="utf-8"?>
-<w:numbering xmlns:wpc="http://schemas.microsoft.com/office/word/2010/wordprocessingCanvas" xmlns:cx="http://schemas.microsoft.com/office/drawing/2014/chartex" xmlns:cx1="http://schemas.microsoft.com/office/drawing/2015/9/8/chartex" xmlns:cx2="http://schemas.microsoft.com/office/drawing/2015/10/21/chartex" xmlns:cx3="http://schemas.microsoft.com/office/drawing/2016/5/9/chartex" xmlns:cx4="http://schemas.microsoft.com/office/drawing/2016/5/10/chartex" xmlns:cx5="http://schemas.microsoft.com/office/drawing/2016/5/11/chartex" xmlns:cx6="http://schemas.microsoft.com/office/drawing/2016/5/12/chartex" xmlns:cx7="http://schemas.microsoft.com/office/drawing/2016/5/13/chartex" xmlns:cx8="http://schemas.microsoft.com/office/drawing/2016/5/14/chartex" xmlns:mc="http://schemas.openxmlformats.org/markup-compatibility/2006" xmlns:aink="http://schemas.microsoft.com/office/drawing/2016/ink" xmlns:am3d="http://schemas.microsoft.com/office/drawing/2017/model3d" xmlns:o="urn:schemas-microsoft-com:office:office" xmlns:oel="http://schemas.microsoft.com/office/2019/extlst" xmlns:r="http://schemas.openxmlformats.org/officeDocument/2006/relationships" xmlns:m="http://schemas.openxmlformats.org/officeDocument/2006/math" xmlns:v="urn:schemas-microsoft-com:vml" xmlns:wp14="http://schemas.microsoft.com/office/word/2010/wordprocessingDrawing" xmlns:wp="http://schemas.openxmlformats.org/drawingml/2006/wordprocessingDrawing" xmlns:w10="urn:schemas-microsoft-com:office:word" xmlns:w="http://schemas.openxmlformats.org/wordprocessingml/2006/main" xmlns:w14="http://schemas.microsoft.com/office/word/2010/wordml" xmlns:w15="http://schemas.microsoft.com/office/word/2012/wordml" xmlns:w16cex="http://schemas.microsoft.com/office/word/2018/wordml/cex" xmlns:w16cid="http://schemas.microsoft.com/office/word/2016/wordml/cid" xmlns:w16="http://schemas.microsoft.com/office/word/2018/wordml" xmlns:w16du="http://schemas.microsoft.com/office/word/2023/wordml/word16du" xmlns:w16sdtdh="http://schemas.microsoft.com/office/word/2020/wordml/sdtdatahash" xmlns:w16sdtfl="http://schemas.microsoft.com/office/word/2024/wordml/sdtformatlock" xmlns:w16se="http://schemas.microsoft.com/office/word/2015/wordml/symex" xmlns:wpg="http://schemas.microsoft.com/office/word/2010/wordprocessingGroup" xmlns:wpi="http://schemas.microsoft.com/office/word/2010/wordprocessingInk" xmlns:wne="http://schemas.microsoft.com/office/word/2006/wordml" xmlns:wps="http://schemas.microsoft.com/office/word/2010/wordprocessingShape" mc:Ignorable="w14 w15 w16se w16cid w16 w16cex w16sdtdh w16sdtfl w16du wp14">
+<w:numbering xmlns:wpc="http://schemas.microsoft.com/office/word/2010/wordprocessingCanvas" xmlns:cx="http://schemas.microsoft.com/office/drawing/2014/chartex" xmlns:mc="http://schemas.openxmlformats.org/markup-compatibility/2006" xmlns:o="urn:schemas-microsoft-com:office:office" xmlns:r="http://schemas.openxmlformats.org/officeDocument/2006/relationships" xmlns:m="http://schemas.openxmlformats.org/officeDocument/2006/math" xmlns:v="urn:schemas-microsoft-com:vml" xmlns:wp14="http://schemas.microsoft.com/office/word/2010/wordprocessingDrawing" xmlns:wp="http://schemas.openxmlformats.org/drawingml/2006/wordprocessingDrawing" xmlns:w10="urn:schemas-microsoft-com:office:word" xmlns:w="http://schemas.openxmlformats.org/wordprocessingml/2006/main" xmlns:w14="http://schemas.microsoft.com/office/word/2010/wordml" xmlns:w15="http://schemas.microsoft.com/office/word/2012/wordml" xmlns:w16se="http://schemas.microsoft.com/office/word/2015/wordml/symex" xmlns:wpg="http://schemas.microsoft.com/office/word/2010/wordprocessingGroup" xmlns:wpi="http://schemas.microsoft.com/office/word/2010/wordprocessingInk" xmlns:wne="http://schemas.microsoft.com/office/word/2006/wordml" xmlns:wps="http://schemas.microsoft.com/office/word/2010/wordprocessingShape" mc:Ignorable="w14 w15 w16se wp14">
   <w:abstractNum w:abstractNumId="0" w15:restartNumberingAfterBreak="0">
     <w:nsid w:val="0F806421"/>
     <w:multiLevelType w:val="hybridMultilevel"/>
@@ -11943,6 +16589,95 @@
     </w:lvl>
   </w:abstractNum>
   <w:abstractNum w:abstractNumId="1" w15:restartNumberingAfterBreak="0">
+    <w:nsid w:val="31375274"/>
+    <w:multiLevelType w:val="hybridMultilevel"/>
+    <w:tmpl w:val="113C899C"/>
+    <w:lvl w:ilvl="0" w:tplc="5666FD88">
+      <w:start w:val="1"/>
+      <w:numFmt w:val="decimal"/>
+      <w:lvlText w:val="%1)"/>
+      <w:lvlJc w:val="left"/>
+      <w:pPr>
+        <w:ind w:left="1440" w:hanging="360"/>
+      </w:pPr>
+      <w:rPr>
+        <w:rFonts w:cstheme="minorBidi" w:hint="default"/>
+      </w:rPr>
+    </w:lvl>
+    <w:lvl w:ilvl="1" w:tplc="04220019" w:tentative="1">
+      <w:start w:val="1"/>
+      <w:numFmt w:val="lowerLetter"/>
+      <w:lvlText w:val="%2."/>
+      <w:lvlJc w:val="left"/>
+      <w:pPr>
+        <w:ind w:left="2160" w:hanging="360"/>
+      </w:pPr>
+    </w:lvl>
+    <w:lvl w:ilvl="2" w:tplc="0422001B" w:tentative="1">
+      <w:start w:val="1"/>
+      <w:numFmt w:val="lowerRoman"/>
+      <w:lvlText w:val="%3."/>
+      <w:lvlJc w:val="right"/>
+      <w:pPr>
+        <w:ind w:left="2880" w:hanging="180"/>
+      </w:pPr>
+    </w:lvl>
+    <w:lvl w:ilvl="3" w:tplc="0422000F" w:tentative="1">
+      <w:start w:val="1"/>
+      <w:numFmt w:val="decimal"/>
+      <w:lvlText w:val="%4."/>
+      <w:lvlJc w:val="left"/>
+      <w:pPr>
+        <w:ind w:left="3600" w:hanging="360"/>
+      </w:pPr>
+    </w:lvl>
+    <w:lvl w:ilvl="4" w:tplc="04220019" w:tentative="1">
+      <w:start w:val="1"/>
+      <w:numFmt w:val="lowerLetter"/>
+      <w:lvlText w:val="%5."/>
+      <w:lvlJc w:val="left"/>
+      <w:pPr>
+        <w:ind w:left="4320" w:hanging="360"/>
+      </w:pPr>
+    </w:lvl>
+    <w:lvl w:ilvl="5" w:tplc="0422001B" w:tentative="1">
+      <w:start w:val="1"/>
+      <w:numFmt w:val="lowerRoman"/>
+      <w:lvlText w:val="%6."/>
+      <w:lvlJc w:val="right"/>
+      <w:pPr>
+        <w:ind w:left="5040" w:hanging="180"/>
+      </w:pPr>
+    </w:lvl>
+    <w:lvl w:ilvl="6" w:tplc="0422000F" w:tentative="1">
+      <w:start w:val="1"/>
+      <w:numFmt w:val="decimal"/>
+      <w:lvlText w:val="%7."/>
+      <w:lvlJc w:val="left"/>
+      <w:pPr>
+        <w:ind w:left="5760" w:hanging="360"/>
+      </w:pPr>
+    </w:lvl>
+    <w:lvl w:ilvl="7" w:tplc="04220019" w:tentative="1">
+      <w:start w:val="1"/>
+      <w:numFmt w:val="lowerLetter"/>
+      <w:lvlText w:val="%8."/>
+      <w:lvlJc w:val="left"/>
+      <w:pPr>
+        <w:ind w:left="6480" w:hanging="360"/>
+      </w:pPr>
+    </w:lvl>
+    <w:lvl w:ilvl="8" w:tplc="0422001B" w:tentative="1">
+      <w:start w:val="1"/>
+      <w:numFmt w:val="lowerRoman"/>
+      <w:lvlText w:val="%9."/>
+      <w:lvlJc w:val="right"/>
+      <w:pPr>
+        <w:ind w:left="7200" w:hanging="180"/>
+      </w:pPr>
+    </w:lvl>
+  </w:abstractNum>
+  <w:abstractNum w:abstractNumId="2" w15:restartNumberingAfterBreak="0">
     <w:nsid w:val="57FF11A7"/>
     <w:multiLevelType w:val="hybridMultilevel"/>
     <w:tmpl w:val="AD7E3758"/>
@@ -12031,7 +16766,7 @@
       </w:pPr>
     </w:lvl>
   </w:abstractNum>
-  <w:abstractNum w:abstractNumId="2" w15:restartNumberingAfterBreak="0">
+  <w:abstractNum w:abstractNumId="3" w15:restartNumberingAfterBreak="0">
     <w:nsid w:val="61597136"/>
     <w:multiLevelType w:val="hybridMultilevel"/>
     <w:tmpl w:val="CBC02F5A"/>
@@ -12120,7 +16855,96 @@
       </w:pPr>
     </w:lvl>
   </w:abstractNum>
-  <w:abstractNum w:abstractNumId="3" w15:restartNumberingAfterBreak="0">
+  <w:abstractNum w:abstractNumId="4" w15:restartNumberingAfterBreak="0">
+    <w:nsid w:val="65BC1C9A"/>
+    <w:multiLevelType w:val="hybridMultilevel"/>
+    <w:tmpl w:val="F1945C1E"/>
+    <w:lvl w:ilvl="0" w:tplc="381E3E92">
+      <w:start w:val="1"/>
+      <w:numFmt w:val="decimal"/>
+      <w:lvlText w:val="%1."/>
+      <w:lvlJc w:val="left"/>
+      <w:pPr>
+        <w:ind w:left="1080" w:hanging="360"/>
+      </w:pPr>
+      <w:rPr>
+        <w:rFonts w:cstheme="minorBidi" w:hint="default"/>
+      </w:rPr>
+    </w:lvl>
+    <w:lvl w:ilvl="1" w:tplc="04220019" w:tentative="1">
+      <w:start w:val="1"/>
+      <w:numFmt w:val="lowerLetter"/>
+      <w:lvlText w:val="%2."/>
+      <w:lvlJc w:val="left"/>
+      <w:pPr>
+        <w:ind w:left="1800" w:hanging="360"/>
+      </w:pPr>
+    </w:lvl>
+    <w:lvl w:ilvl="2" w:tplc="0422001B" w:tentative="1">
+      <w:start w:val="1"/>
+      <w:numFmt w:val="lowerRoman"/>
+      <w:lvlText w:val="%3."/>
+      <w:lvlJc w:val="right"/>
+      <w:pPr>
+        <w:ind w:left="2520" w:hanging="180"/>
+      </w:pPr>
+    </w:lvl>
+    <w:lvl w:ilvl="3" w:tplc="0422000F" w:tentative="1">
+      <w:start w:val="1"/>
+      <w:numFmt w:val="decimal"/>
+      <w:lvlText w:val="%4."/>
+      <w:lvlJc w:val="left"/>
+      <w:pPr>
+        <w:ind w:left="3240" w:hanging="360"/>
+      </w:pPr>
+    </w:lvl>
+    <w:lvl w:ilvl="4" w:tplc="04220019" w:tentative="1">
+      <w:start w:val="1"/>
+      <w:numFmt w:val="lowerLetter"/>
+      <w:lvlText w:val="%5."/>
+      <w:lvlJc w:val="left"/>
+      <w:pPr>
+        <w:ind w:left="3960" w:hanging="360"/>
+      </w:pPr>
+    </w:lvl>
+    <w:lvl w:ilvl="5" w:tplc="0422001B" w:tentative="1">
+      <w:start w:val="1"/>
+      <w:numFmt w:val="lowerRoman"/>
+      <w:lvlText w:val="%6."/>
+      <w:lvlJc w:val="right"/>
+      <w:pPr>
+        <w:ind w:left="4680" w:hanging="180"/>
+      </w:pPr>
+    </w:lvl>
+    <w:lvl w:ilvl="6" w:tplc="0422000F" w:tentative="1">
+      <w:start w:val="1"/>
+      <w:numFmt w:val="decimal"/>
+      <w:lvlText w:val="%7."/>
+      <w:lvlJc w:val="left"/>
+      <w:pPr>
+        <w:ind w:left="5400" w:hanging="360"/>
+      </w:pPr>
+    </w:lvl>
+    <w:lvl w:ilvl="7" w:tplc="04220019" w:tentative="1">
+      <w:start w:val="1"/>
+      <w:numFmt w:val="lowerLetter"/>
+      <w:lvlText w:val="%8."/>
+      <w:lvlJc w:val="left"/>
+      <w:pPr>
+        <w:ind w:left="6120" w:hanging="360"/>
+      </w:pPr>
+    </w:lvl>
+    <w:lvl w:ilvl="8" w:tplc="0422001B" w:tentative="1">
+      <w:start w:val="1"/>
+      <w:numFmt w:val="lowerRoman"/>
+      <w:lvlText w:val="%9."/>
+      <w:lvlJc w:val="right"/>
+      <w:pPr>
+        <w:ind w:left="6840" w:hanging="180"/>
+      </w:pPr>
+    </w:lvl>
+  </w:abstractNum>
+  <w:abstractNum w:abstractNumId="5" w15:restartNumberingAfterBreak="0">
     <w:nsid w:val="6CE54FE5"/>
     <w:multiLevelType w:val="hybridMultilevel"/>
     <w:tmpl w:val="E6D05908"/>
@@ -12209,23 +17033,29 @@
       </w:pPr>
     </w:lvl>
   </w:abstractNum>
-  <w:num w:numId="1" w16cid:durableId="335575007">
+  <w:num w:numId="1">
+    <w:abstractNumId w:val="5"/>
+  </w:num>
+  <w:num w:numId="2">
     <w:abstractNumId w:val="3"/>
   </w:num>
-  <w:num w:numId="2" w16cid:durableId="687294384">
+  <w:num w:numId="3">
+    <w:abstractNumId w:val="0"/>
+  </w:num>
+  <w:num w:numId="4">
     <w:abstractNumId w:val="2"/>
   </w:num>
-  <w:num w:numId="3" w16cid:durableId="248975660">
-    <w:abstractNumId w:val="0"/>
+  <w:num w:numId="5">
+    <w:abstractNumId w:val="4"/>
   </w:num>
-  <w:num w:numId="4" w16cid:durableId="325205044">
+  <w:num w:numId="6">
     <w:abstractNumId w:val="1"/>
   </w:num>
 </w:numbering>
 </file>
 
 <file path=word/styles.xml><?xml version="1.0" encoding="utf-8"?>
-<w:styles xmlns:mc="http://schemas.openxmlformats.org/markup-compatibility/2006" xmlns:r="http://schemas.openxmlformats.org/officeDocument/2006/relationships" xmlns:w="http://schemas.openxmlformats.org/wordprocessingml/2006/main" xmlns:w14="http://schemas.microsoft.com/office/word/2010/wordml" xmlns:w15="http://schemas.microsoft.com/office/word/2012/wordml" xmlns:w16cex="http://schemas.microsoft.com/office/word/2018/wordml/cex" xmlns:w16cid="http://schemas.microsoft.com/office/word/2016/wordml/cid" xmlns:w16="http://schemas.microsoft.com/office/word/2018/wordml" xmlns:w16du="http://schemas.microsoft.com/office/word/2023/wordml/word16du" xmlns:w16sdtdh="http://schemas.microsoft.com/office/word/2020/wordml/sdtdatahash" xmlns:w16sdtfl="http://schemas.microsoft.com/office/word/2024/wordml/sdtformatlock" xmlns:w16se="http://schemas.microsoft.com/office/word/2015/wordml/symex" mc:Ignorable="w14 w15 w16se w16cid w16 w16cex w16sdtdh w16sdtfl w16du">
+<w:styles xmlns:mc="http://schemas.openxmlformats.org/markup-compatibility/2006" xmlns:r="http://schemas.openxmlformats.org/officeDocument/2006/relationships" xmlns:w="http://schemas.openxmlformats.org/wordprocessingml/2006/main" xmlns:w14="http://schemas.microsoft.com/office/word/2010/wordml" xmlns:w15="http://schemas.microsoft.com/office/word/2012/wordml" xmlns:w16se="http://schemas.microsoft.com/office/word/2015/wordml/symex" mc:Ignorable="w14 w15 w16se">
   <w:docDefaults>
     <w:rPrDefault>
       <w:rPr>
@@ -12241,7 +17071,7 @@
       </w:pPr>
     </w:pPrDefault>
   </w:docDefaults>
-  <w:latentStyles w:defLockedState="0" w:defUIPriority="99" w:defSemiHidden="0" w:defUnhideWhenUsed="0" w:defQFormat="0" w:count="376">
+  <w:latentStyles w:defLockedState="0" w:defUIPriority="99" w:defSemiHidden="0" w:defUnhideWhenUsed="0" w:defQFormat="0" w:count="371">
     <w:lsdException w:name="Normal" w:uiPriority="0" w:qFormat="1"/>
     <w:lsdException w:name="heading 1" w:uiPriority="9" w:qFormat="1"/>
     <w:lsdException w:name="heading 2" w:semiHidden="1" w:uiPriority="9" w:unhideWhenUsed="1" w:qFormat="1"/>
@@ -12613,11 +17443,6 @@
     <w:lsdException w:name="List Table 5 Dark Accent 6" w:uiPriority="50"/>
     <w:lsdException w:name="List Table 6 Colorful Accent 6" w:uiPriority="51"/>
     <w:lsdException w:name="List Table 7 Colorful Accent 6" w:uiPriority="52"/>
-    <w:lsdException w:name="Mention" w:semiHidden="1" w:unhideWhenUsed="1"/>
-    <w:lsdException w:name="Smart Hyperlink" w:semiHidden="1" w:unhideWhenUsed="1"/>
-    <w:lsdException w:name="Hashtag" w:semiHidden="1" w:unhideWhenUsed="1"/>
-    <w:lsdException w:name="Unresolved Mention" w:semiHidden="1" w:unhideWhenUsed="1"/>
-    <w:lsdException w:name="Smart Link" w:semiHidden="1" w:unhideWhenUsed="1"/>
   </w:latentStyles>
   <w:style w:type="paragraph" w:default="1" w:styleId="a">
     <w:name w:val="Normal"/>

--- a/TP-KB-241-Shchuchkin-Pavlo-lpr.docx
+++ b/TP-KB-241-Shchuchkin-Pavlo-lpr.docx
@@ -10708,9 +10708,6 @@
         </w:pBdr>
         <w:spacing w:line="259" w:lineRule="auto"/>
         <w:jc w:val="left"/>
-        <w:rPr>
-          <w:lang w:val="ru-RU"/>
-        </w:rPr>
       </w:pPr>
       <w:r>
         <w:t xml:space="preserve">        </w:t>
@@ -10720,16 +10717,10 @@
         <w:t>print</w:t>
       </w:r>
       <w:r>
-        <w:rPr>
-          <w:lang w:val="ru-RU"/>
-        </w:rPr>
         <w:t>(</w:t>
       </w:r>
       <w:proofErr w:type="gramEnd"/>
       <w:r>
-        <w:rPr>
-          <w:lang w:val="ru-RU"/>
-        </w:rPr>
         <w:t>"</w:t>
       </w:r>
       <w:proofErr w:type="spellStart"/>
@@ -10741,10 +10732,34 @@
       </w:r>
       <w:proofErr w:type="spellEnd"/>
       <w:r>
-        <w:rPr>
-          <w:lang w:val="ru-RU"/>
-        </w:rPr>
-        <w:t xml:space="preserve"> на нуль не </w:t>
+        <w:t xml:space="preserve"> </w:t>
+      </w:r>
+      <w:r>
+        <w:rPr>
+          <w:lang w:val="ru-RU"/>
+        </w:rPr>
+        <w:t>на</w:t>
+      </w:r>
+      <w:r>
+        <w:t xml:space="preserve"> </w:t>
+      </w:r>
+      <w:r>
+        <w:rPr>
+          <w:lang w:val="ru-RU"/>
+        </w:rPr>
+        <w:t>нуль</w:t>
+      </w:r>
+      <w:r>
+        <w:t xml:space="preserve"> </w:t>
+      </w:r>
+      <w:r>
+        <w:rPr>
+          <w:lang w:val="ru-RU"/>
+        </w:rPr>
+        <w:t>не</w:t>
+      </w:r>
+      <w:r>
+        <w:t xml:space="preserve"> </w:t>
       </w:r>
       <w:proofErr w:type="spellStart"/>
       <w:r>
@@ -10755,9 +10770,6 @@
       </w:r>
       <w:proofErr w:type="spellEnd"/>
       <w:r>
-        <w:rPr>
-          <w:lang w:val="ru-RU"/>
-        </w:rPr>
         <w:t>")</w:t>
       </w:r>
     </w:p>
@@ -13349,9 +13361,10 @@
       <w:r>
         <w:rPr>
           <w:rFonts w:cs="Times New Roman"/>
+          <w:noProof/>
           <w:color w:val="000000" w:themeColor="text1"/>
           <w:szCs w:val="28"/>
-          <w:lang w:val="uk-UA"/>
+          <w:lang w:val="uk-UA" w:eastAsia="uk-UA"/>
         </w:rPr>
         <w:drawing>
           <wp:inline distT="0" distB="0" distL="0" distR="0" wp14:anchorId="7F0D9F6C" wp14:editId="48A9E4E0">
@@ -14379,7 +14392,8 @@
       </w:pPr>
       <w:r>
         <w:rPr>
-          <w:lang w:val="uk-UA"/>
+          <w:noProof/>
+          <w:lang w:val="uk-UA" w:eastAsia="uk-UA"/>
         </w:rPr>
         <w:drawing>
           <wp:inline distT="0" distB="0" distL="0" distR="0" wp14:anchorId="1FBD40A9" wp14:editId="3A6650C3">
@@ -16388,8 +16402,9 @@
       <w:r>
         <w:rPr>
           <w:rFonts w:cs="Times New Roman"/>
-          <w:szCs w:val="28"/>
-          <w:lang w:val="uk-UA"/>
+          <w:noProof/>
+          <w:szCs w:val="28"/>
+          <w:lang w:val="uk-UA" w:eastAsia="uk-UA"/>
         </w:rPr>
         <w:drawing>
           <wp:inline distT="0" distB="0" distL="0" distR="0" wp14:anchorId="6B7A0D46" wp14:editId="445C16F0">
@@ -16458,34 +16473,4212 @@
           <w:lang w:val="ru-RU"/>
         </w:rPr>
       </w:pPr>
-      <w:r>
-        <w:rPr>
-          <w:lang w:val="ru-RU"/>
-        </w:rPr>
-        <w:t>https://github.com/PavelSanguinary/TP-KB-241-Pavlo-Shchuchkin.git</w:t>
-      </w:r>
-    </w:p>
-    <w:p>
-      <w:pPr>
-        <w:spacing w:after="0"/>
-        <w:rPr>
-          <w:rFonts w:cs="Times New Roman"/>
-          <w:szCs w:val="28"/>
-          <w:lang w:val="ru-RU"/>
-        </w:rPr>
-      </w:pPr>
+      <w:hyperlink r:id="rId22" w:history="1">
+        <w:r>
+          <w:rPr>
+            <w:rStyle w:val="a5"/>
+            <w:lang w:val="ru-RU"/>
+          </w:rPr>
+          <w:t>https://github.com/PavelSanguinary/TP-KB-241-Pavlo-Shchuchkin.git</w:t>
+        </w:r>
+      </w:hyperlink>
+    </w:p>
+    <w:p>
+      <w:pPr>
+        <w:rPr>
+          <w:lang w:val="ru-RU"/>
+        </w:rPr>
+      </w:pPr>
+      <w:r>
+        <w:rPr>
+          <w:lang w:val="uk-UA"/>
+        </w:rPr>
+        <w:lastRenderedPageBreak/>
+        <w:t xml:space="preserve">Знімок екрану з посилання на </w:t>
+      </w:r>
+      <w:proofErr w:type="spellStart"/>
+      <w:r>
+        <w:t>github</w:t>
+      </w:r>
+      <w:proofErr w:type="spellEnd"/>
+      <w:r>
+        <w:rPr>
+          <w:lang w:val="ru-RU"/>
+        </w:rPr>
+        <w:t>:</w:t>
+      </w:r>
+    </w:p>
+    <w:p>
+      <w:pPr>
+        <w:spacing w:after="0"/>
+        <w:rPr>
+          <w:rFonts w:cs="Times New Roman"/>
+          <w:szCs w:val="28"/>
+          <w:lang w:val="ru-RU"/>
+        </w:rPr>
+      </w:pPr>
+      <w:r>
+        <w:rPr>
+          <w:rFonts w:cs="Times New Roman"/>
+          <w:noProof/>
+          <w:szCs w:val="28"/>
+          <w:lang w:val="uk-UA" w:eastAsia="uk-UA"/>
+        </w:rPr>
+        <w:drawing>
+          <wp:inline distT="0" distB="0" distL="0" distR="0" wp14:anchorId="18B872E6" wp14:editId="25F3CBE9">
+            <wp:extent cx="5943600" cy="2511425"/>
+            <wp:effectExtent l="0" t="0" r="0" b="3175"/>
+            <wp:docPr id="4" name="Рисунок 4"/>
+            <wp:cNvGraphicFramePr>
+              <a:graphicFrameLocks xmlns:a="http://schemas.openxmlformats.org/drawingml/2006/main" noChangeAspect="1"/>
+            </wp:cNvGraphicFramePr>
+            <a:graphic xmlns:a="http://schemas.openxmlformats.org/drawingml/2006/main">
+              <a:graphicData uri="http://schemas.openxmlformats.org/drawingml/2006/picture">
+                <pic:pic xmlns:pic="http://schemas.openxmlformats.org/drawingml/2006/picture">
+                  <pic:nvPicPr>
+                    <pic:cNvPr id="1" name=""/>
+                    <pic:cNvPicPr/>
+                  </pic:nvPicPr>
+                  <pic:blipFill>
+                    <a:blip r:embed="rId23"/>
+                    <a:stretch>
+                      <a:fillRect/>
+                    </a:stretch>
+                  </pic:blipFill>
+                  <pic:spPr>
+                    <a:xfrm>
+                      <a:off x="0" y="0"/>
+                      <a:ext cx="5943600" cy="2511425"/>
+                    </a:xfrm>
+                    <a:prstGeom prst="rect">
+                      <a:avLst/>
+                    </a:prstGeom>
+                  </pic:spPr>
+                </pic:pic>
+              </a:graphicData>
+            </a:graphic>
+          </wp:inline>
+        </w:drawing>
+      </w:r>
+    </w:p>
+    <w:p>
+      <w:pPr>
+        <w:spacing w:line="259" w:lineRule="auto"/>
+        <w:ind w:firstLine="0"/>
+        <w:jc w:val="left"/>
+        <w:rPr>
+          <w:rFonts w:cs="Times New Roman"/>
+          <w:szCs w:val="28"/>
+          <w:lang w:val="uk-UA"/>
+        </w:rPr>
+      </w:pPr>
+      <w:r>
+        <w:rPr>
+          <w:rFonts w:cs="Times New Roman"/>
+          <w:szCs w:val="28"/>
+          <w:lang w:val="uk-UA"/>
+        </w:rPr>
+        <w:br w:type="page"/>
+      </w:r>
+    </w:p>
+    <w:p>
+      <w:pPr>
+        <w:spacing w:after="0"/>
+        <w:ind w:firstLine="709"/>
+        <w:jc w:val="center"/>
+        <w:rPr>
+          <w:rFonts w:cs="Times New Roman"/>
+          <w:b/>
+          <w:bCs/>
+          <w:szCs w:val="28"/>
+          <w:lang w:val="ru-RU"/>
+        </w:rPr>
+      </w:pPr>
+      <w:r>
+        <w:rPr>
+          <w:rFonts w:cs="Times New Roman"/>
+          <w:b/>
+          <w:bCs/>
+          <w:szCs w:val="28"/>
+          <w:lang w:val="uk-UA"/>
+        </w:rPr>
+        <w:lastRenderedPageBreak/>
+        <w:t xml:space="preserve">Звіт про виконання практичних завдань до лекцій з курсу Технології програмування на мові </w:t>
+      </w:r>
+      <w:r>
+        <w:rPr>
+          <w:rFonts w:cs="Times New Roman"/>
+          <w:b/>
+          <w:bCs/>
+          <w:szCs w:val="28"/>
+        </w:rPr>
+        <w:t>Python</w:t>
+      </w:r>
+    </w:p>
+    <w:p>
+      <w:pPr>
+        <w:spacing w:after="0"/>
+        <w:ind w:firstLine="709"/>
+        <w:rPr>
+          <w:rFonts w:cs="Times New Roman"/>
+          <w:szCs w:val="28"/>
+          <w:lang w:val="ru-RU"/>
+        </w:rPr>
+      </w:pPr>
+    </w:p>
+    <w:p>
+      <w:pPr>
+        <w:spacing w:after="0"/>
+        <w:ind w:firstLine="709"/>
+        <w:rPr>
+          <w:rFonts w:cs="Times New Roman"/>
+          <w:szCs w:val="28"/>
+          <w:lang w:val="ru-RU"/>
+        </w:rPr>
+      </w:pPr>
+    </w:p>
+    <w:p>
+      <w:pPr>
+        <w:spacing w:after="0"/>
+        <w:ind w:firstLine="709"/>
+        <w:jc w:val="right"/>
+        <w:rPr>
+          <w:rFonts w:cs="Times New Roman"/>
+          <w:szCs w:val="28"/>
+          <w:lang w:val="uk-UA"/>
+        </w:rPr>
+      </w:pPr>
+      <w:r>
+        <w:rPr>
+          <w:rFonts w:cs="Times New Roman"/>
+          <w:szCs w:val="28"/>
+          <w:lang w:val="uk-UA"/>
+        </w:rPr>
+        <w:t>Звіт до Теми №</w:t>
+      </w:r>
+      <w:r>
+        <w:rPr>
+          <w:rFonts w:cs="Times New Roman"/>
+          <w:szCs w:val="28"/>
+          <w:lang w:val="uk-UA"/>
+        </w:rPr>
+        <w:t>6</w:t>
+      </w:r>
+    </w:p>
+    <w:p>
+      <w:pPr>
+        <w:spacing w:after="0"/>
+        <w:jc w:val="right"/>
+        <w:rPr>
+          <w:rFonts w:cs="Times New Roman"/>
+          <w:szCs w:val="28"/>
+          <w:lang w:val="uk-UA"/>
+        </w:rPr>
+      </w:pPr>
+      <w:r>
+        <w:rPr>
+          <w:rFonts w:cs="Times New Roman"/>
+          <w:szCs w:val="28"/>
+          <w:lang w:val="uk-UA"/>
+        </w:rPr>
+        <w:t>Робота з файлами</w:t>
+      </w:r>
+    </w:p>
+    <w:p>
+      <w:pPr>
+        <w:spacing w:after="0"/>
+        <w:ind w:firstLine="709"/>
+        <w:rPr>
+          <w:rFonts w:cs="Times New Roman"/>
+          <w:szCs w:val="28"/>
+          <w:lang w:val="uk-UA"/>
+        </w:rPr>
+      </w:pPr>
+      <w:r>
+        <w:rPr>
+          <w:rFonts w:cs="Times New Roman"/>
+          <w:szCs w:val="28"/>
+          <w:lang w:val="uk-UA"/>
+        </w:rPr>
+        <w:t>Під час виконання практичного завдання до Теми №</w:t>
+      </w:r>
+      <w:r>
+        <w:rPr>
+          <w:rFonts w:cs="Times New Roman"/>
+          <w:szCs w:val="28"/>
+          <w:lang w:val="uk-UA"/>
+        </w:rPr>
+        <w:t>6</w:t>
+      </w:r>
+      <w:r>
+        <w:rPr>
+          <w:rFonts w:cs="Times New Roman"/>
+          <w:szCs w:val="28"/>
+          <w:lang w:val="uk-UA"/>
+        </w:rPr>
+        <w:t xml:space="preserve"> було надано варіанти рішення до наступних задач:</w:t>
+      </w:r>
+    </w:p>
+    <w:p>
+      <w:pPr>
+        <w:pStyle w:val="a4"/>
+        <w:numPr>
+          <w:ilvl w:val="0"/>
+          <w:numId w:val="7"/>
+        </w:numPr>
+        <w:spacing w:after="0"/>
+        <w:rPr>
+          <w:rFonts w:cs="Times New Roman"/>
+          <w:szCs w:val="28"/>
+          <w:lang w:val="uk-UA"/>
+        </w:rPr>
+      </w:pPr>
+      <w:r>
+        <w:rPr>
+          <w:lang w:val="uk-UA"/>
+        </w:rPr>
+        <w:t>М</w:t>
+      </w:r>
+      <w:r>
+        <w:rPr>
+          <w:lang w:val="uk-UA"/>
+        </w:rPr>
+        <w:t xml:space="preserve">еханізм </w:t>
+      </w:r>
+      <w:proofErr w:type="spellStart"/>
+      <w:r>
+        <w:rPr>
+          <w:lang w:val="uk-UA"/>
+        </w:rPr>
+        <w:t>логування</w:t>
+      </w:r>
+      <w:proofErr w:type="spellEnd"/>
+    </w:p>
+    <w:p>
+      <w:pPr>
+        <w:spacing w:after="0"/>
+        <w:rPr>
+          <w:b/>
+          <w:lang w:val="uk-UA"/>
+        </w:rPr>
+      </w:pPr>
+      <w:r>
+        <w:rPr>
+          <w:b/>
+          <w:lang w:val="uk-UA"/>
+        </w:rPr>
+        <w:t>calc.py</w:t>
+      </w:r>
+    </w:p>
+    <w:p>
+      <w:pPr>
+        <w:pBdr>
+          <w:top w:val="single" w:sz="4" w:space="1" w:color="auto"/>
+          <w:left w:val="single" w:sz="4" w:space="4" w:color="auto"/>
+          <w:bottom w:val="single" w:sz="4" w:space="1" w:color="auto"/>
+          <w:right w:val="single" w:sz="4" w:space="4" w:color="auto"/>
+        </w:pBdr>
+        <w:spacing w:after="0"/>
+        <w:rPr>
+          <w:lang w:val="uk-UA"/>
+        </w:rPr>
+      </w:pPr>
+      <w:proofErr w:type="spellStart"/>
+      <w:r>
+        <w:rPr>
+          <w:lang w:val="uk-UA"/>
+        </w:rPr>
+        <w:t>from</w:t>
+      </w:r>
+      <w:proofErr w:type="spellEnd"/>
+      <w:r>
+        <w:rPr>
+          <w:lang w:val="uk-UA"/>
+        </w:rPr>
+        <w:t xml:space="preserve"> </w:t>
+      </w:r>
+      <w:proofErr w:type="spellStart"/>
+      <w:r>
+        <w:rPr>
+          <w:lang w:val="uk-UA"/>
+        </w:rPr>
+        <w:t>operations</w:t>
+      </w:r>
+      <w:proofErr w:type="spellEnd"/>
+      <w:r>
+        <w:rPr>
+          <w:lang w:val="uk-UA"/>
+        </w:rPr>
+        <w:t xml:space="preserve"> </w:t>
+      </w:r>
+      <w:proofErr w:type="spellStart"/>
+      <w:r>
+        <w:rPr>
+          <w:lang w:val="uk-UA"/>
+        </w:rPr>
+        <w:t>import</w:t>
+      </w:r>
+      <w:proofErr w:type="spellEnd"/>
+      <w:r>
+        <w:rPr>
+          <w:lang w:val="uk-UA"/>
+        </w:rPr>
+        <w:t xml:space="preserve"> </w:t>
+      </w:r>
+      <w:proofErr w:type="spellStart"/>
+      <w:r>
+        <w:rPr>
+          <w:lang w:val="uk-UA"/>
+        </w:rPr>
+        <w:t>run_calculator</w:t>
+      </w:r>
+      <w:proofErr w:type="spellEnd"/>
+    </w:p>
+    <w:p>
+      <w:pPr>
+        <w:pBdr>
+          <w:top w:val="single" w:sz="4" w:space="1" w:color="auto"/>
+          <w:left w:val="single" w:sz="4" w:space="4" w:color="auto"/>
+          <w:bottom w:val="single" w:sz="4" w:space="1" w:color="auto"/>
+          <w:right w:val="single" w:sz="4" w:space="4" w:color="auto"/>
+        </w:pBdr>
+        <w:spacing w:after="0"/>
+        <w:rPr>
+          <w:lang w:val="uk-UA"/>
+        </w:rPr>
+      </w:pPr>
+    </w:p>
+    <w:p>
+      <w:pPr>
+        <w:pBdr>
+          <w:top w:val="single" w:sz="4" w:space="1" w:color="auto"/>
+          <w:left w:val="single" w:sz="4" w:space="4" w:color="auto"/>
+          <w:bottom w:val="single" w:sz="4" w:space="1" w:color="auto"/>
+          <w:right w:val="single" w:sz="4" w:space="4" w:color="auto"/>
+        </w:pBdr>
+        <w:spacing w:after="0"/>
+        <w:rPr>
+          <w:lang w:val="uk-UA"/>
+        </w:rPr>
+      </w:pPr>
+      <w:proofErr w:type="spellStart"/>
+      <w:r>
+        <w:rPr>
+          <w:lang w:val="uk-UA"/>
+        </w:rPr>
+        <w:t>run_calculator</w:t>
+      </w:r>
+      <w:proofErr w:type="spellEnd"/>
+      <w:r>
+        <w:rPr>
+          <w:lang w:val="uk-UA"/>
+        </w:rPr>
+        <w:t>()</w:t>
+      </w:r>
+    </w:p>
+    <w:p>
+      <w:pPr>
+        <w:spacing w:after="0"/>
+        <w:rPr>
+          <w:b/>
+          <w:lang w:val="uk-UA"/>
+        </w:rPr>
+      </w:pPr>
+      <w:r>
+        <w:rPr>
+          <w:b/>
+          <w:lang w:val="uk-UA"/>
+        </w:rPr>
+        <w:t>functions.py</w:t>
+      </w:r>
+    </w:p>
+    <w:p>
+      <w:pPr>
+        <w:pBdr>
+          <w:top w:val="single" w:sz="4" w:space="1" w:color="auto"/>
+          <w:left w:val="single" w:sz="4" w:space="4" w:color="auto"/>
+          <w:bottom w:val="single" w:sz="4" w:space="1" w:color="auto"/>
+          <w:right w:val="single" w:sz="4" w:space="4" w:color="auto"/>
+        </w:pBdr>
+        <w:spacing w:after="0"/>
+        <w:rPr>
+          <w:lang w:val="uk-UA"/>
+        </w:rPr>
+      </w:pPr>
+      <w:proofErr w:type="spellStart"/>
+      <w:r>
+        <w:rPr>
+          <w:lang w:val="uk-UA"/>
+        </w:rPr>
+        <w:t>def</w:t>
+      </w:r>
+      <w:proofErr w:type="spellEnd"/>
+      <w:r>
+        <w:rPr>
+          <w:lang w:val="uk-UA"/>
+        </w:rPr>
+        <w:t xml:space="preserve"> </w:t>
+      </w:r>
+      <w:proofErr w:type="spellStart"/>
+      <w:r>
+        <w:rPr>
+          <w:lang w:val="uk-UA"/>
+        </w:rPr>
+        <w:t>plus</w:t>
+      </w:r>
+      <w:proofErr w:type="spellEnd"/>
+      <w:r>
+        <w:rPr>
+          <w:lang w:val="uk-UA"/>
+        </w:rPr>
+        <w:t>(a, b):</w:t>
+      </w:r>
+    </w:p>
+    <w:p>
+      <w:pPr>
+        <w:pBdr>
+          <w:top w:val="single" w:sz="4" w:space="1" w:color="auto"/>
+          <w:left w:val="single" w:sz="4" w:space="4" w:color="auto"/>
+          <w:bottom w:val="single" w:sz="4" w:space="1" w:color="auto"/>
+          <w:right w:val="single" w:sz="4" w:space="4" w:color="auto"/>
+        </w:pBdr>
+        <w:spacing w:after="0"/>
+        <w:rPr>
+          <w:lang w:val="uk-UA"/>
+        </w:rPr>
+      </w:pPr>
+      <w:r>
+        <w:rPr>
+          <w:lang w:val="uk-UA"/>
+        </w:rPr>
+        <w:t xml:space="preserve">    </w:t>
+      </w:r>
+      <w:proofErr w:type="spellStart"/>
+      <w:r>
+        <w:rPr>
+          <w:lang w:val="uk-UA"/>
+        </w:rPr>
+        <w:t>return</w:t>
+      </w:r>
+      <w:proofErr w:type="spellEnd"/>
+      <w:r>
+        <w:rPr>
+          <w:lang w:val="uk-UA"/>
+        </w:rPr>
+        <w:t xml:space="preserve"> a + b</w:t>
+      </w:r>
+    </w:p>
+    <w:p>
+      <w:pPr>
+        <w:pBdr>
+          <w:top w:val="single" w:sz="4" w:space="1" w:color="auto"/>
+          <w:left w:val="single" w:sz="4" w:space="4" w:color="auto"/>
+          <w:bottom w:val="single" w:sz="4" w:space="1" w:color="auto"/>
+          <w:right w:val="single" w:sz="4" w:space="4" w:color="auto"/>
+        </w:pBdr>
+        <w:spacing w:after="0"/>
+        <w:rPr>
+          <w:lang w:val="uk-UA"/>
+        </w:rPr>
+      </w:pPr>
+    </w:p>
+    <w:p>
+      <w:pPr>
+        <w:pBdr>
+          <w:top w:val="single" w:sz="4" w:space="1" w:color="auto"/>
+          <w:left w:val="single" w:sz="4" w:space="4" w:color="auto"/>
+          <w:bottom w:val="single" w:sz="4" w:space="1" w:color="auto"/>
+          <w:right w:val="single" w:sz="4" w:space="4" w:color="auto"/>
+        </w:pBdr>
+        <w:spacing w:after="0"/>
+        <w:rPr>
+          <w:lang w:val="uk-UA"/>
+        </w:rPr>
+      </w:pPr>
+      <w:proofErr w:type="spellStart"/>
+      <w:r>
+        <w:rPr>
+          <w:lang w:val="uk-UA"/>
+        </w:rPr>
+        <w:t>def</w:t>
+      </w:r>
+      <w:proofErr w:type="spellEnd"/>
+      <w:r>
+        <w:rPr>
+          <w:lang w:val="uk-UA"/>
+        </w:rPr>
+        <w:t xml:space="preserve"> </w:t>
+      </w:r>
+      <w:proofErr w:type="spellStart"/>
+      <w:r>
+        <w:rPr>
+          <w:lang w:val="uk-UA"/>
+        </w:rPr>
+        <w:t>minus</w:t>
+      </w:r>
+      <w:proofErr w:type="spellEnd"/>
+      <w:r>
+        <w:rPr>
+          <w:lang w:val="uk-UA"/>
+        </w:rPr>
+        <w:t>(a, b):</w:t>
+      </w:r>
+    </w:p>
+    <w:p>
+      <w:pPr>
+        <w:pBdr>
+          <w:top w:val="single" w:sz="4" w:space="1" w:color="auto"/>
+          <w:left w:val="single" w:sz="4" w:space="4" w:color="auto"/>
+          <w:bottom w:val="single" w:sz="4" w:space="1" w:color="auto"/>
+          <w:right w:val="single" w:sz="4" w:space="4" w:color="auto"/>
+        </w:pBdr>
+        <w:spacing w:after="0"/>
+        <w:rPr>
+          <w:lang w:val="uk-UA"/>
+        </w:rPr>
+      </w:pPr>
+      <w:r>
+        <w:rPr>
+          <w:lang w:val="uk-UA"/>
+        </w:rPr>
+        <w:t xml:space="preserve">    </w:t>
+      </w:r>
+      <w:proofErr w:type="spellStart"/>
+      <w:r>
+        <w:rPr>
+          <w:lang w:val="uk-UA"/>
+        </w:rPr>
+        <w:t>return</w:t>
+      </w:r>
+      <w:proofErr w:type="spellEnd"/>
+      <w:r>
+        <w:rPr>
+          <w:lang w:val="uk-UA"/>
+        </w:rPr>
+        <w:t xml:space="preserve"> a - b</w:t>
+      </w:r>
+    </w:p>
+    <w:p>
+      <w:pPr>
+        <w:pBdr>
+          <w:top w:val="single" w:sz="4" w:space="1" w:color="auto"/>
+          <w:left w:val="single" w:sz="4" w:space="4" w:color="auto"/>
+          <w:bottom w:val="single" w:sz="4" w:space="1" w:color="auto"/>
+          <w:right w:val="single" w:sz="4" w:space="4" w:color="auto"/>
+        </w:pBdr>
+        <w:spacing w:after="0"/>
+        <w:rPr>
+          <w:lang w:val="uk-UA"/>
+        </w:rPr>
+      </w:pPr>
+    </w:p>
+    <w:p>
+      <w:pPr>
+        <w:pBdr>
+          <w:top w:val="single" w:sz="4" w:space="1" w:color="auto"/>
+          <w:left w:val="single" w:sz="4" w:space="4" w:color="auto"/>
+          <w:bottom w:val="single" w:sz="4" w:space="1" w:color="auto"/>
+          <w:right w:val="single" w:sz="4" w:space="4" w:color="auto"/>
+        </w:pBdr>
+        <w:spacing w:after="0"/>
+        <w:rPr>
+          <w:lang w:val="uk-UA"/>
+        </w:rPr>
+      </w:pPr>
+      <w:proofErr w:type="spellStart"/>
+      <w:r>
+        <w:rPr>
+          <w:lang w:val="uk-UA"/>
+        </w:rPr>
+        <w:t>def</w:t>
+      </w:r>
+      <w:proofErr w:type="spellEnd"/>
+      <w:r>
+        <w:rPr>
+          <w:lang w:val="uk-UA"/>
+        </w:rPr>
+        <w:t xml:space="preserve"> </w:t>
+      </w:r>
+      <w:proofErr w:type="spellStart"/>
+      <w:r>
+        <w:rPr>
+          <w:lang w:val="uk-UA"/>
+        </w:rPr>
+        <w:t>mnoj</w:t>
+      </w:r>
+      <w:proofErr w:type="spellEnd"/>
+      <w:r>
+        <w:rPr>
+          <w:lang w:val="uk-UA"/>
+        </w:rPr>
+        <w:t>(a, b):</w:t>
+      </w:r>
+    </w:p>
+    <w:p>
+      <w:pPr>
+        <w:pBdr>
+          <w:top w:val="single" w:sz="4" w:space="1" w:color="auto"/>
+          <w:left w:val="single" w:sz="4" w:space="4" w:color="auto"/>
+          <w:bottom w:val="single" w:sz="4" w:space="1" w:color="auto"/>
+          <w:right w:val="single" w:sz="4" w:space="4" w:color="auto"/>
+        </w:pBdr>
+        <w:spacing w:after="0"/>
+        <w:rPr>
+          <w:lang w:val="uk-UA"/>
+        </w:rPr>
+      </w:pPr>
+      <w:r>
+        <w:rPr>
+          <w:lang w:val="uk-UA"/>
+        </w:rPr>
+        <w:t xml:space="preserve">    </w:t>
+      </w:r>
+      <w:proofErr w:type="spellStart"/>
+      <w:r>
+        <w:rPr>
+          <w:lang w:val="uk-UA"/>
+        </w:rPr>
+        <w:t>return</w:t>
+      </w:r>
+      <w:proofErr w:type="spellEnd"/>
+      <w:r>
+        <w:rPr>
+          <w:lang w:val="uk-UA"/>
+        </w:rPr>
+        <w:t xml:space="preserve"> a * b</w:t>
+      </w:r>
+    </w:p>
+    <w:p>
+      <w:pPr>
+        <w:pBdr>
+          <w:top w:val="single" w:sz="4" w:space="1" w:color="auto"/>
+          <w:left w:val="single" w:sz="4" w:space="4" w:color="auto"/>
+          <w:bottom w:val="single" w:sz="4" w:space="1" w:color="auto"/>
+          <w:right w:val="single" w:sz="4" w:space="4" w:color="auto"/>
+        </w:pBdr>
+        <w:spacing w:after="0"/>
+        <w:rPr>
+          <w:lang w:val="uk-UA"/>
+        </w:rPr>
+      </w:pPr>
+    </w:p>
+    <w:p>
+      <w:pPr>
+        <w:pBdr>
+          <w:top w:val="single" w:sz="4" w:space="1" w:color="auto"/>
+          <w:left w:val="single" w:sz="4" w:space="4" w:color="auto"/>
+          <w:bottom w:val="single" w:sz="4" w:space="1" w:color="auto"/>
+          <w:right w:val="single" w:sz="4" w:space="4" w:color="auto"/>
+        </w:pBdr>
+        <w:spacing w:after="0"/>
+        <w:rPr>
+          <w:lang w:val="uk-UA"/>
+        </w:rPr>
+      </w:pPr>
+      <w:proofErr w:type="spellStart"/>
+      <w:r>
+        <w:rPr>
+          <w:lang w:val="uk-UA"/>
+        </w:rPr>
+        <w:t>def</w:t>
+      </w:r>
+      <w:proofErr w:type="spellEnd"/>
+      <w:r>
+        <w:rPr>
+          <w:lang w:val="uk-UA"/>
+        </w:rPr>
+        <w:t xml:space="preserve"> </w:t>
+      </w:r>
+      <w:proofErr w:type="spellStart"/>
+      <w:r>
+        <w:rPr>
+          <w:lang w:val="uk-UA"/>
+        </w:rPr>
+        <w:t>dilena</w:t>
+      </w:r>
+      <w:proofErr w:type="spellEnd"/>
+      <w:r>
+        <w:rPr>
+          <w:lang w:val="uk-UA"/>
+        </w:rPr>
+        <w:t>(a, b):</w:t>
+      </w:r>
+    </w:p>
+    <w:p>
+      <w:pPr>
+        <w:pBdr>
+          <w:top w:val="single" w:sz="4" w:space="1" w:color="auto"/>
+          <w:left w:val="single" w:sz="4" w:space="4" w:color="auto"/>
+          <w:bottom w:val="single" w:sz="4" w:space="1" w:color="auto"/>
+          <w:right w:val="single" w:sz="4" w:space="4" w:color="auto"/>
+        </w:pBdr>
+        <w:spacing w:after="0"/>
+        <w:rPr>
+          <w:lang w:val="uk-UA"/>
+        </w:rPr>
+      </w:pPr>
+      <w:r>
+        <w:rPr>
+          <w:lang w:val="uk-UA"/>
+        </w:rPr>
+        <w:t xml:space="preserve">    </w:t>
+      </w:r>
+      <w:proofErr w:type="spellStart"/>
+      <w:r>
+        <w:rPr>
+          <w:lang w:val="uk-UA"/>
+        </w:rPr>
+        <w:t>if</w:t>
+      </w:r>
+      <w:proofErr w:type="spellEnd"/>
+      <w:r>
+        <w:rPr>
+          <w:lang w:val="uk-UA"/>
+        </w:rPr>
+        <w:t xml:space="preserve"> b == 0:</w:t>
+      </w:r>
+    </w:p>
+    <w:p>
+      <w:pPr>
+        <w:pBdr>
+          <w:top w:val="single" w:sz="4" w:space="1" w:color="auto"/>
+          <w:left w:val="single" w:sz="4" w:space="4" w:color="auto"/>
+          <w:bottom w:val="single" w:sz="4" w:space="1" w:color="auto"/>
+          <w:right w:val="single" w:sz="4" w:space="4" w:color="auto"/>
+        </w:pBdr>
+        <w:spacing w:after="0"/>
+        <w:rPr>
+          <w:lang w:val="uk-UA"/>
+        </w:rPr>
+      </w:pPr>
+      <w:r>
+        <w:rPr>
+          <w:lang w:val="uk-UA"/>
+        </w:rPr>
+        <w:t xml:space="preserve">        </w:t>
+      </w:r>
+      <w:proofErr w:type="spellStart"/>
+      <w:r>
+        <w:rPr>
+          <w:lang w:val="uk-UA"/>
+        </w:rPr>
+        <w:t>return</w:t>
+      </w:r>
+      <w:proofErr w:type="spellEnd"/>
+      <w:r>
+        <w:rPr>
+          <w:lang w:val="uk-UA"/>
+        </w:rPr>
+        <w:t xml:space="preserve"> "Помилка: ділення на нуль"</w:t>
+      </w:r>
+    </w:p>
+    <w:p>
+      <w:pPr>
+        <w:pBdr>
+          <w:top w:val="single" w:sz="4" w:space="1" w:color="auto"/>
+          <w:left w:val="single" w:sz="4" w:space="4" w:color="auto"/>
+          <w:bottom w:val="single" w:sz="4" w:space="1" w:color="auto"/>
+          <w:right w:val="single" w:sz="4" w:space="4" w:color="auto"/>
+        </w:pBdr>
+        <w:spacing w:after="0"/>
+        <w:rPr>
+          <w:lang w:val="uk-UA"/>
+        </w:rPr>
+      </w:pPr>
+      <w:r>
+        <w:rPr>
+          <w:lang w:val="uk-UA"/>
+        </w:rPr>
+        <w:lastRenderedPageBreak/>
+        <w:t xml:space="preserve">    </w:t>
+      </w:r>
+      <w:proofErr w:type="spellStart"/>
+      <w:r>
+        <w:rPr>
+          <w:lang w:val="uk-UA"/>
+        </w:rPr>
+        <w:t>return</w:t>
+      </w:r>
+      <w:proofErr w:type="spellEnd"/>
+      <w:r>
+        <w:rPr>
+          <w:lang w:val="uk-UA"/>
+        </w:rPr>
+        <w:t xml:space="preserve"> a / b</w:t>
+      </w:r>
+    </w:p>
+    <w:p>
+      <w:pPr>
+        <w:spacing w:after="0"/>
+        <w:rPr>
+          <w:lang w:val="uk-UA"/>
+        </w:rPr>
+      </w:pPr>
+    </w:p>
+    <w:p>
+      <w:pPr>
+        <w:spacing w:after="0"/>
+        <w:rPr>
+          <w:b/>
+          <w:lang w:val="uk-UA"/>
+        </w:rPr>
+      </w:pPr>
+      <w:r>
+        <w:rPr>
+          <w:b/>
+          <w:lang w:val="uk-UA"/>
+        </w:rPr>
+        <w:t>operations.py</w:t>
+      </w:r>
+    </w:p>
+    <w:p>
+      <w:pPr>
+        <w:pBdr>
+          <w:top w:val="single" w:sz="4" w:space="1" w:color="auto"/>
+          <w:left w:val="single" w:sz="4" w:space="4" w:color="auto"/>
+          <w:bottom w:val="single" w:sz="4" w:space="1" w:color="auto"/>
+          <w:right w:val="single" w:sz="4" w:space="4" w:color="auto"/>
+        </w:pBdr>
+        <w:spacing w:after="0"/>
+        <w:rPr>
+          <w:rFonts w:cs="Times New Roman"/>
+          <w:szCs w:val="28"/>
+          <w:lang w:val="uk-UA"/>
+        </w:rPr>
+      </w:pPr>
+      <w:proofErr w:type="spellStart"/>
+      <w:r>
+        <w:rPr>
+          <w:rFonts w:cs="Times New Roman"/>
+          <w:szCs w:val="28"/>
+          <w:lang w:val="uk-UA"/>
+        </w:rPr>
+        <w:t>from</w:t>
+      </w:r>
+      <w:proofErr w:type="spellEnd"/>
+      <w:r>
+        <w:rPr>
+          <w:rFonts w:cs="Times New Roman"/>
+          <w:szCs w:val="28"/>
+          <w:lang w:val="uk-UA"/>
+        </w:rPr>
+        <w:t xml:space="preserve"> </w:t>
+      </w:r>
+      <w:proofErr w:type="spellStart"/>
+      <w:r>
+        <w:rPr>
+          <w:rFonts w:cs="Times New Roman"/>
+          <w:szCs w:val="28"/>
+          <w:lang w:val="uk-UA"/>
+        </w:rPr>
+        <w:t>functions</w:t>
+      </w:r>
+      <w:proofErr w:type="spellEnd"/>
+      <w:r>
+        <w:rPr>
+          <w:rFonts w:cs="Times New Roman"/>
+          <w:szCs w:val="28"/>
+          <w:lang w:val="uk-UA"/>
+        </w:rPr>
+        <w:t xml:space="preserve"> </w:t>
+      </w:r>
+      <w:proofErr w:type="spellStart"/>
+      <w:r>
+        <w:rPr>
+          <w:rFonts w:cs="Times New Roman"/>
+          <w:szCs w:val="28"/>
+          <w:lang w:val="uk-UA"/>
+        </w:rPr>
+        <w:t>import</w:t>
+      </w:r>
+      <w:proofErr w:type="spellEnd"/>
+      <w:r>
+        <w:rPr>
+          <w:rFonts w:cs="Times New Roman"/>
+          <w:szCs w:val="28"/>
+          <w:lang w:val="uk-UA"/>
+        </w:rPr>
+        <w:t xml:space="preserve"> </w:t>
+      </w:r>
+      <w:proofErr w:type="spellStart"/>
+      <w:r>
+        <w:rPr>
+          <w:rFonts w:cs="Times New Roman"/>
+          <w:szCs w:val="28"/>
+          <w:lang w:val="uk-UA"/>
+        </w:rPr>
+        <w:t>plus</w:t>
+      </w:r>
+      <w:proofErr w:type="spellEnd"/>
+      <w:r>
+        <w:rPr>
+          <w:rFonts w:cs="Times New Roman"/>
+          <w:szCs w:val="28"/>
+          <w:lang w:val="uk-UA"/>
+        </w:rPr>
+        <w:t xml:space="preserve">, </w:t>
+      </w:r>
+      <w:proofErr w:type="spellStart"/>
+      <w:r>
+        <w:rPr>
+          <w:rFonts w:cs="Times New Roman"/>
+          <w:szCs w:val="28"/>
+          <w:lang w:val="uk-UA"/>
+        </w:rPr>
+        <w:t>minus</w:t>
+      </w:r>
+      <w:proofErr w:type="spellEnd"/>
+      <w:r>
+        <w:rPr>
+          <w:rFonts w:cs="Times New Roman"/>
+          <w:szCs w:val="28"/>
+          <w:lang w:val="uk-UA"/>
+        </w:rPr>
+        <w:t xml:space="preserve">, </w:t>
+      </w:r>
+      <w:proofErr w:type="spellStart"/>
+      <w:r>
+        <w:rPr>
+          <w:rFonts w:cs="Times New Roman"/>
+          <w:szCs w:val="28"/>
+          <w:lang w:val="uk-UA"/>
+        </w:rPr>
+        <w:t>mnoj</w:t>
+      </w:r>
+      <w:proofErr w:type="spellEnd"/>
+      <w:r>
+        <w:rPr>
+          <w:rFonts w:cs="Times New Roman"/>
+          <w:szCs w:val="28"/>
+          <w:lang w:val="uk-UA"/>
+        </w:rPr>
+        <w:t xml:space="preserve">, </w:t>
+      </w:r>
+      <w:proofErr w:type="spellStart"/>
+      <w:r>
+        <w:rPr>
+          <w:rFonts w:cs="Times New Roman"/>
+          <w:szCs w:val="28"/>
+          <w:lang w:val="uk-UA"/>
+        </w:rPr>
+        <w:t>dilena</w:t>
+      </w:r>
+      <w:proofErr w:type="spellEnd"/>
+    </w:p>
+    <w:p>
+      <w:pPr>
+        <w:pBdr>
+          <w:top w:val="single" w:sz="4" w:space="1" w:color="auto"/>
+          <w:left w:val="single" w:sz="4" w:space="4" w:color="auto"/>
+          <w:bottom w:val="single" w:sz="4" w:space="1" w:color="auto"/>
+          <w:right w:val="single" w:sz="4" w:space="4" w:color="auto"/>
+        </w:pBdr>
+        <w:spacing w:after="0"/>
+        <w:rPr>
+          <w:rFonts w:cs="Times New Roman"/>
+          <w:szCs w:val="28"/>
+          <w:lang w:val="uk-UA"/>
+        </w:rPr>
+      </w:pPr>
+      <w:proofErr w:type="spellStart"/>
+      <w:r>
+        <w:rPr>
+          <w:rFonts w:cs="Times New Roman"/>
+          <w:szCs w:val="28"/>
+          <w:lang w:val="uk-UA"/>
+        </w:rPr>
+        <w:t>import</w:t>
+      </w:r>
+      <w:proofErr w:type="spellEnd"/>
+      <w:r>
+        <w:rPr>
+          <w:rFonts w:cs="Times New Roman"/>
+          <w:szCs w:val="28"/>
+          <w:lang w:val="uk-UA"/>
+        </w:rPr>
+        <w:t xml:space="preserve"> </w:t>
+      </w:r>
+      <w:proofErr w:type="spellStart"/>
+      <w:r>
+        <w:rPr>
+          <w:rFonts w:cs="Times New Roman"/>
+          <w:szCs w:val="28"/>
+          <w:lang w:val="uk-UA"/>
+        </w:rPr>
+        <w:t>logging</w:t>
+      </w:r>
+      <w:proofErr w:type="spellEnd"/>
+    </w:p>
+    <w:p>
+      <w:pPr>
+        <w:pBdr>
+          <w:top w:val="single" w:sz="4" w:space="1" w:color="auto"/>
+          <w:left w:val="single" w:sz="4" w:space="4" w:color="auto"/>
+          <w:bottom w:val="single" w:sz="4" w:space="1" w:color="auto"/>
+          <w:right w:val="single" w:sz="4" w:space="4" w:color="auto"/>
+        </w:pBdr>
+        <w:spacing w:after="0"/>
+        <w:rPr>
+          <w:rFonts w:cs="Times New Roman"/>
+          <w:szCs w:val="28"/>
+          <w:lang w:val="uk-UA"/>
+        </w:rPr>
+      </w:pPr>
+      <w:proofErr w:type="spellStart"/>
+      <w:r>
+        <w:rPr>
+          <w:rFonts w:cs="Times New Roman"/>
+          <w:szCs w:val="28"/>
+          <w:lang w:val="uk-UA"/>
+        </w:rPr>
+        <w:t>logging.basicConfig</w:t>
+      </w:r>
+      <w:proofErr w:type="spellEnd"/>
+      <w:r>
+        <w:rPr>
+          <w:rFonts w:cs="Times New Roman"/>
+          <w:szCs w:val="28"/>
+          <w:lang w:val="uk-UA"/>
+        </w:rPr>
+        <w:t>(</w:t>
+      </w:r>
+      <w:proofErr w:type="spellStart"/>
+      <w:r>
+        <w:rPr>
+          <w:rFonts w:cs="Times New Roman"/>
+          <w:szCs w:val="28"/>
+          <w:lang w:val="uk-UA"/>
+        </w:rPr>
+        <w:t>filename</w:t>
+      </w:r>
+      <w:proofErr w:type="spellEnd"/>
+      <w:r>
+        <w:rPr>
+          <w:rFonts w:cs="Times New Roman"/>
+          <w:szCs w:val="28"/>
+          <w:lang w:val="uk-UA"/>
+        </w:rPr>
+        <w:t xml:space="preserve">='calculator.log', </w:t>
+      </w:r>
+      <w:proofErr w:type="spellStart"/>
+      <w:r>
+        <w:rPr>
+          <w:rFonts w:cs="Times New Roman"/>
+          <w:szCs w:val="28"/>
+          <w:lang w:val="uk-UA"/>
+        </w:rPr>
+        <w:t>level</w:t>
+      </w:r>
+      <w:proofErr w:type="spellEnd"/>
+      <w:r>
+        <w:rPr>
+          <w:rFonts w:cs="Times New Roman"/>
+          <w:szCs w:val="28"/>
+          <w:lang w:val="uk-UA"/>
+        </w:rPr>
+        <w:t xml:space="preserve">=logging.INFO, </w:t>
+      </w:r>
+      <w:proofErr w:type="spellStart"/>
+      <w:r>
+        <w:rPr>
+          <w:rFonts w:cs="Times New Roman"/>
+          <w:szCs w:val="28"/>
+          <w:lang w:val="uk-UA"/>
+        </w:rPr>
+        <w:t>format</w:t>
+      </w:r>
+      <w:proofErr w:type="spellEnd"/>
+      <w:r>
+        <w:rPr>
+          <w:rFonts w:cs="Times New Roman"/>
+          <w:szCs w:val="28"/>
+          <w:lang w:val="uk-UA"/>
+        </w:rPr>
+        <w:t>='%(</w:t>
+      </w:r>
+      <w:proofErr w:type="spellStart"/>
+      <w:r>
+        <w:rPr>
+          <w:rFonts w:cs="Times New Roman"/>
+          <w:szCs w:val="28"/>
+          <w:lang w:val="uk-UA"/>
+        </w:rPr>
+        <w:t>asctime</w:t>
+      </w:r>
+      <w:proofErr w:type="spellEnd"/>
+      <w:r>
+        <w:rPr>
+          <w:rFonts w:cs="Times New Roman"/>
+          <w:szCs w:val="28"/>
+          <w:lang w:val="uk-UA"/>
+        </w:rPr>
+        <w:t>)s - %(</w:t>
+      </w:r>
+      <w:proofErr w:type="spellStart"/>
+      <w:r>
+        <w:rPr>
+          <w:rFonts w:cs="Times New Roman"/>
+          <w:szCs w:val="28"/>
+          <w:lang w:val="uk-UA"/>
+        </w:rPr>
+        <w:t>message</w:t>
+      </w:r>
+      <w:proofErr w:type="spellEnd"/>
+      <w:r>
+        <w:rPr>
+          <w:rFonts w:cs="Times New Roman"/>
+          <w:szCs w:val="28"/>
+          <w:lang w:val="uk-UA"/>
+        </w:rPr>
+        <w:t>)s')</w:t>
+      </w:r>
+    </w:p>
+    <w:p>
+      <w:pPr>
+        <w:pBdr>
+          <w:top w:val="single" w:sz="4" w:space="1" w:color="auto"/>
+          <w:left w:val="single" w:sz="4" w:space="4" w:color="auto"/>
+          <w:bottom w:val="single" w:sz="4" w:space="1" w:color="auto"/>
+          <w:right w:val="single" w:sz="4" w:space="4" w:color="auto"/>
+        </w:pBdr>
+        <w:spacing w:after="0"/>
+        <w:rPr>
+          <w:rFonts w:cs="Times New Roman"/>
+          <w:szCs w:val="28"/>
+          <w:lang w:val="uk-UA"/>
+        </w:rPr>
+      </w:pPr>
+      <w:proofErr w:type="spellStart"/>
+      <w:r>
+        <w:rPr>
+          <w:rFonts w:cs="Times New Roman"/>
+          <w:szCs w:val="28"/>
+          <w:lang w:val="uk-UA"/>
+        </w:rPr>
+        <w:t>def</w:t>
+      </w:r>
+      <w:proofErr w:type="spellEnd"/>
+      <w:r>
+        <w:rPr>
+          <w:rFonts w:cs="Times New Roman"/>
+          <w:szCs w:val="28"/>
+          <w:lang w:val="uk-UA"/>
+        </w:rPr>
+        <w:t xml:space="preserve"> </w:t>
+      </w:r>
+      <w:proofErr w:type="spellStart"/>
+      <w:r>
+        <w:rPr>
+          <w:rFonts w:cs="Times New Roman"/>
+          <w:szCs w:val="28"/>
+          <w:lang w:val="uk-UA"/>
+        </w:rPr>
+        <w:t>input_numbers</w:t>
+      </w:r>
+      <w:proofErr w:type="spellEnd"/>
+      <w:r>
+        <w:rPr>
+          <w:rFonts w:cs="Times New Roman"/>
+          <w:szCs w:val="28"/>
+          <w:lang w:val="uk-UA"/>
+        </w:rPr>
+        <w:t>():</w:t>
+      </w:r>
+    </w:p>
+    <w:p>
+      <w:pPr>
+        <w:pBdr>
+          <w:top w:val="single" w:sz="4" w:space="1" w:color="auto"/>
+          <w:left w:val="single" w:sz="4" w:space="4" w:color="auto"/>
+          <w:bottom w:val="single" w:sz="4" w:space="1" w:color="auto"/>
+          <w:right w:val="single" w:sz="4" w:space="4" w:color="auto"/>
+        </w:pBdr>
+        <w:spacing w:after="0"/>
+        <w:rPr>
+          <w:rFonts w:cs="Times New Roman"/>
+          <w:szCs w:val="28"/>
+          <w:lang w:val="uk-UA"/>
+        </w:rPr>
+      </w:pPr>
+      <w:r>
+        <w:rPr>
+          <w:rFonts w:cs="Times New Roman"/>
+          <w:szCs w:val="28"/>
+          <w:lang w:val="uk-UA"/>
+        </w:rPr>
+        <w:t xml:space="preserve">    a = </w:t>
+      </w:r>
+      <w:proofErr w:type="spellStart"/>
+      <w:r>
+        <w:rPr>
+          <w:rFonts w:cs="Times New Roman"/>
+          <w:szCs w:val="28"/>
+          <w:lang w:val="uk-UA"/>
+        </w:rPr>
+        <w:t>int</w:t>
+      </w:r>
+      <w:proofErr w:type="spellEnd"/>
+      <w:r>
+        <w:rPr>
+          <w:rFonts w:cs="Times New Roman"/>
+          <w:szCs w:val="28"/>
+          <w:lang w:val="uk-UA"/>
+        </w:rPr>
+        <w:t>(</w:t>
+      </w:r>
+      <w:proofErr w:type="spellStart"/>
+      <w:r>
+        <w:rPr>
+          <w:rFonts w:cs="Times New Roman"/>
+          <w:szCs w:val="28"/>
+          <w:lang w:val="uk-UA"/>
+        </w:rPr>
+        <w:t>input</w:t>
+      </w:r>
+      <w:proofErr w:type="spellEnd"/>
+      <w:r>
+        <w:rPr>
+          <w:rFonts w:cs="Times New Roman"/>
+          <w:szCs w:val="28"/>
+          <w:lang w:val="uk-UA"/>
+        </w:rPr>
+        <w:t>("Введіть перше число: "))</w:t>
+      </w:r>
+    </w:p>
+    <w:p>
+      <w:pPr>
+        <w:pBdr>
+          <w:top w:val="single" w:sz="4" w:space="1" w:color="auto"/>
+          <w:left w:val="single" w:sz="4" w:space="4" w:color="auto"/>
+          <w:bottom w:val="single" w:sz="4" w:space="1" w:color="auto"/>
+          <w:right w:val="single" w:sz="4" w:space="4" w:color="auto"/>
+        </w:pBdr>
+        <w:spacing w:after="0"/>
+        <w:rPr>
+          <w:rFonts w:cs="Times New Roman"/>
+          <w:szCs w:val="28"/>
+          <w:lang w:val="uk-UA"/>
+        </w:rPr>
+      </w:pPr>
+      <w:r>
+        <w:rPr>
+          <w:rFonts w:cs="Times New Roman"/>
+          <w:szCs w:val="28"/>
+          <w:lang w:val="uk-UA"/>
+        </w:rPr>
+        <w:t xml:space="preserve">    b = </w:t>
+      </w:r>
+      <w:proofErr w:type="spellStart"/>
+      <w:r>
+        <w:rPr>
+          <w:rFonts w:cs="Times New Roman"/>
+          <w:szCs w:val="28"/>
+          <w:lang w:val="uk-UA"/>
+        </w:rPr>
+        <w:t>int</w:t>
+      </w:r>
+      <w:proofErr w:type="spellEnd"/>
+      <w:r>
+        <w:rPr>
+          <w:rFonts w:cs="Times New Roman"/>
+          <w:szCs w:val="28"/>
+          <w:lang w:val="uk-UA"/>
+        </w:rPr>
+        <w:t>(</w:t>
+      </w:r>
+      <w:proofErr w:type="spellStart"/>
+      <w:r>
+        <w:rPr>
+          <w:rFonts w:cs="Times New Roman"/>
+          <w:szCs w:val="28"/>
+          <w:lang w:val="uk-UA"/>
+        </w:rPr>
+        <w:t>input</w:t>
+      </w:r>
+      <w:proofErr w:type="spellEnd"/>
+      <w:r>
+        <w:rPr>
+          <w:rFonts w:cs="Times New Roman"/>
+          <w:szCs w:val="28"/>
+          <w:lang w:val="uk-UA"/>
+        </w:rPr>
+        <w:t>("Введіть друге число: "))</w:t>
+      </w:r>
+    </w:p>
+    <w:p>
+      <w:pPr>
+        <w:pBdr>
+          <w:top w:val="single" w:sz="4" w:space="1" w:color="auto"/>
+          <w:left w:val="single" w:sz="4" w:space="4" w:color="auto"/>
+          <w:bottom w:val="single" w:sz="4" w:space="1" w:color="auto"/>
+          <w:right w:val="single" w:sz="4" w:space="4" w:color="auto"/>
+        </w:pBdr>
+        <w:spacing w:after="0"/>
+        <w:rPr>
+          <w:rFonts w:cs="Times New Roman"/>
+          <w:szCs w:val="28"/>
+          <w:lang w:val="uk-UA"/>
+        </w:rPr>
+      </w:pPr>
+      <w:r>
+        <w:rPr>
+          <w:rFonts w:cs="Times New Roman"/>
+          <w:szCs w:val="28"/>
+          <w:lang w:val="uk-UA"/>
+        </w:rPr>
+        <w:t xml:space="preserve">    </w:t>
+      </w:r>
+      <w:proofErr w:type="spellStart"/>
+      <w:r>
+        <w:rPr>
+          <w:rFonts w:cs="Times New Roman"/>
+          <w:szCs w:val="28"/>
+          <w:lang w:val="uk-UA"/>
+        </w:rPr>
+        <w:t>return</w:t>
+      </w:r>
+      <w:proofErr w:type="spellEnd"/>
+      <w:r>
+        <w:rPr>
+          <w:rFonts w:cs="Times New Roman"/>
+          <w:szCs w:val="28"/>
+          <w:lang w:val="uk-UA"/>
+        </w:rPr>
+        <w:t xml:space="preserve"> a, b</w:t>
+      </w:r>
+    </w:p>
+    <w:p>
+      <w:pPr>
+        <w:pBdr>
+          <w:top w:val="single" w:sz="4" w:space="1" w:color="auto"/>
+          <w:left w:val="single" w:sz="4" w:space="4" w:color="auto"/>
+          <w:bottom w:val="single" w:sz="4" w:space="1" w:color="auto"/>
+          <w:right w:val="single" w:sz="4" w:space="4" w:color="auto"/>
+        </w:pBdr>
+        <w:spacing w:after="0"/>
+        <w:rPr>
+          <w:rFonts w:cs="Times New Roman"/>
+          <w:szCs w:val="28"/>
+          <w:lang w:val="uk-UA"/>
+        </w:rPr>
+      </w:pPr>
+      <w:proofErr w:type="spellStart"/>
+      <w:r>
+        <w:rPr>
+          <w:rFonts w:cs="Times New Roman"/>
+          <w:szCs w:val="28"/>
+          <w:lang w:val="uk-UA"/>
+        </w:rPr>
+        <w:t>def</w:t>
+      </w:r>
+      <w:proofErr w:type="spellEnd"/>
+      <w:r>
+        <w:rPr>
+          <w:rFonts w:cs="Times New Roman"/>
+          <w:szCs w:val="28"/>
+          <w:lang w:val="uk-UA"/>
+        </w:rPr>
+        <w:t xml:space="preserve"> </w:t>
+      </w:r>
+      <w:proofErr w:type="spellStart"/>
+      <w:r>
+        <w:rPr>
+          <w:rFonts w:cs="Times New Roman"/>
+          <w:szCs w:val="28"/>
+          <w:lang w:val="uk-UA"/>
+        </w:rPr>
+        <w:t>input_operation</w:t>
+      </w:r>
+      <w:proofErr w:type="spellEnd"/>
+      <w:r>
+        <w:rPr>
+          <w:rFonts w:cs="Times New Roman"/>
+          <w:szCs w:val="28"/>
+          <w:lang w:val="uk-UA"/>
+        </w:rPr>
+        <w:t>():</w:t>
+      </w:r>
+    </w:p>
+    <w:p>
+      <w:pPr>
+        <w:pBdr>
+          <w:top w:val="single" w:sz="4" w:space="1" w:color="auto"/>
+          <w:left w:val="single" w:sz="4" w:space="4" w:color="auto"/>
+          <w:bottom w:val="single" w:sz="4" w:space="1" w:color="auto"/>
+          <w:right w:val="single" w:sz="4" w:space="4" w:color="auto"/>
+        </w:pBdr>
+        <w:spacing w:after="0"/>
+        <w:rPr>
+          <w:rFonts w:cs="Times New Roman"/>
+          <w:szCs w:val="28"/>
+          <w:lang w:val="uk-UA"/>
+        </w:rPr>
+      </w:pPr>
+      <w:r>
+        <w:rPr>
+          <w:rFonts w:cs="Times New Roman"/>
+          <w:szCs w:val="28"/>
+          <w:lang w:val="uk-UA"/>
+        </w:rPr>
+        <w:t xml:space="preserve">    </w:t>
+      </w:r>
+      <w:proofErr w:type="spellStart"/>
+      <w:r>
+        <w:rPr>
+          <w:rFonts w:cs="Times New Roman"/>
+          <w:szCs w:val="28"/>
+          <w:lang w:val="uk-UA"/>
+        </w:rPr>
+        <w:t>return</w:t>
+      </w:r>
+      <w:proofErr w:type="spellEnd"/>
+      <w:r>
+        <w:rPr>
+          <w:rFonts w:cs="Times New Roman"/>
+          <w:szCs w:val="28"/>
+          <w:lang w:val="uk-UA"/>
+        </w:rPr>
+        <w:t xml:space="preserve"> </w:t>
+      </w:r>
+      <w:proofErr w:type="spellStart"/>
+      <w:r>
+        <w:rPr>
+          <w:rFonts w:cs="Times New Roman"/>
+          <w:szCs w:val="28"/>
+          <w:lang w:val="uk-UA"/>
+        </w:rPr>
+        <w:t>input</w:t>
+      </w:r>
+      <w:proofErr w:type="spellEnd"/>
+      <w:r>
+        <w:rPr>
+          <w:rFonts w:cs="Times New Roman"/>
+          <w:szCs w:val="28"/>
+          <w:lang w:val="uk-UA"/>
+        </w:rPr>
+        <w:t>("Виберіть операцію (+-*/): ")</w:t>
+      </w:r>
+    </w:p>
+    <w:p>
+      <w:pPr>
+        <w:pBdr>
+          <w:top w:val="single" w:sz="4" w:space="1" w:color="auto"/>
+          <w:left w:val="single" w:sz="4" w:space="4" w:color="auto"/>
+          <w:bottom w:val="single" w:sz="4" w:space="1" w:color="auto"/>
+          <w:right w:val="single" w:sz="4" w:space="4" w:color="auto"/>
+        </w:pBdr>
+        <w:spacing w:after="0"/>
+        <w:rPr>
+          <w:rFonts w:cs="Times New Roman"/>
+          <w:szCs w:val="28"/>
+          <w:lang w:val="uk-UA"/>
+        </w:rPr>
+      </w:pPr>
+      <w:proofErr w:type="spellStart"/>
+      <w:r>
+        <w:rPr>
+          <w:rFonts w:cs="Times New Roman"/>
+          <w:szCs w:val="28"/>
+          <w:lang w:val="uk-UA"/>
+        </w:rPr>
+        <w:t>def</w:t>
+      </w:r>
+      <w:proofErr w:type="spellEnd"/>
+      <w:r>
+        <w:rPr>
+          <w:rFonts w:cs="Times New Roman"/>
+          <w:szCs w:val="28"/>
+          <w:lang w:val="uk-UA"/>
+        </w:rPr>
+        <w:t xml:space="preserve"> </w:t>
+      </w:r>
+      <w:proofErr w:type="spellStart"/>
+      <w:r>
+        <w:rPr>
+          <w:rFonts w:cs="Times New Roman"/>
+          <w:szCs w:val="28"/>
+          <w:lang w:val="uk-UA"/>
+        </w:rPr>
+        <w:t>do_operation</w:t>
+      </w:r>
+      <w:proofErr w:type="spellEnd"/>
+      <w:r>
+        <w:rPr>
+          <w:rFonts w:cs="Times New Roman"/>
+          <w:szCs w:val="28"/>
+          <w:lang w:val="uk-UA"/>
+        </w:rPr>
+        <w:t>(a, b, f):</w:t>
+      </w:r>
+    </w:p>
+    <w:p>
+      <w:pPr>
+        <w:pBdr>
+          <w:top w:val="single" w:sz="4" w:space="1" w:color="auto"/>
+          <w:left w:val="single" w:sz="4" w:space="4" w:color="auto"/>
+          <w:bottom w:val="single" w:sz="4" w:space="1" w:color="auto"/>
+          <w:right w:val="single" w:sz="4" w:space="4" w:color="auto"/>
+        </w:pBdr>
+        <w:spacing w:after="0"/>
+        <w:rPr>
+          <w:rFonts w:cs="Times New Roman"/>
+          <w:szCs w:val="28"/>
+          <w:lang w:val="uk-UA"/>
+        </w:rPr>
+      </w:pPr>
+      <w:r>
+        <w:rPr>
+          <w:rFonts w:cs="Times New Roman"/>
+          <w:szCs w:val="28"/>
+          <w:lang w:val="uk-UA"/>
+        </w:rPr>
+        <w:t xml:space="preserve">    </w:t>
+      </w:r>
+      <w:proofErr w:type="spellStart"/>
+      <w:r>
+        <w:rPr>
+          <w:rFonts w:cs="Times New Roman"/>
+          <w:szCs w:val="28"/>
+          <w:lang w:val="uk-UA"/>
+        </w:rPr>
+        <w:t>if</w:t>
+      </w:r>
+      <w:proofErr w:type="spellEnd"/>
+      <w:r>
+        <w:rPr>
+          <w:rFonts w:cs="Times New Roman"/>
+          <w:szCs w:val="28"/>
+          <w:lang w:val="uk-UA"/>
+        </w:rPr>
+        <w:t xml:space="preserve"> f == '+':</w:t>
+      </w:r>
+    </w:p>
+    <w:p>
+      <w:pPr>
+        <w:pBdr>
+          <w:top w:val="single" w:sz="4" w:space="1" w:color="auto"/>
+          <w:left w:val="single" w:sz="4" w:space="4" w:color="auto"/>
+          <w:bottom w:val="single" w:sz="4" w:space="1" w:color="auto"/>
+          <w:right w:val="single" w:sz="4" w:space="4" w:color="auto"/>
+        </w:pBdr>
+        <w:spacing w:after="0"/>
+        <w:rPr>
+          <w:rFonts w:cs="Times New Roman"/>
+          <w:szCs w:val="28"/>
+          <w:lang w:val="uk-UA"/>
+        </w:rPr>
+      </w:pPr>
+      <w:r>
+        <w:rPr>
+          <w:rFonts w:cs="Times New Roman"/>
+          <w:szCs w:val="28"/>
+          <w:lang w:val="uk-UA"/>
+        </w:rPr>
+        <w:t xml:space="preserve">        </w:t>
+      </w:r>
+      <w:proofErr w:type="spellStart"/>
+      <w:r>
+        <w:rPr>
+          <w:rFonts w:cs="Times New Roman"/>
+          <w:szCs w:val="28"/>
+          <w:lang w:val="uk-UA"/>
+        </w:rPr>
+        <w:t>result</w:t>
+      </w:r>
+      <w:proofErr w:type="spellEnd"/>
+      <w:r>
+        <w:rPr>
+          <w:rFonts w:cs="Times New Roman"/>
+          <w:szCs w:val="28"/>
+          <w:lang w:val="uk-UA"/>
+        </w:rPr>
+        <w:t xml:space="preserve"> = </w:t>
+      </w:r>
+      <w:proofErr w:type="spellStart"/>
+      <w:r>
+        <w:rPr>
+          <w:rFonts w:cs="Times New Roman"/>
+          <w:szCs w:val="28"/>
+          <w:lang w:val="uk-UA"/>
+        </w:rPr>
+        <w:t>plus</w:t>
+      </w:r>
+      <w:proofErr w:type="spellEnd"/>
+      <w:r>
+        <w:rPr>
+          <w:rFonts w:cs="Times New Roman"/>
+          <w:szCs w:val="28"/>
+          <w:lang w:val="uk-UA"/>
+        </w:rPr>
+        <w:t>(a, b)</w:t>
+      </w:r>
+    </w:p>
+    <w:p>
+      <w:pPr>
+        <w:pBdr>
+          <w:top w:val="single" w:sz="4" w:space="1" w:color="auto"/>
+          <w:left w:val="single" w:sz="4" w:space="4" w:color="auto"/>
+          <w:bottom w:val="single" w:sz="4" w:space="1" w:color="auto"/>
+          <w:right w:val="single" w:sz="4" w:space="4" w:color="auto"/>
+        </w:pBdr>
+        <w:spacing w:after="0"/>
+        <w:rPr>
+          <w:rFonts w:cs="Times New Roman"/>
+          <w:szCs w:val="28"/>
+          <w:lang w:val="uk-UA"/>
+        </w:rPr>
+      </w:pPr>
+      <w:r>
+        <w:rPr>
+          <w:rFonts w:cs="Times New Roman"/>
+          <w:szCs w:val="28"/>
+          <w:lang w:val="uk-UA"/>
+        </w:rPr>
+        <w:t xml:space="preserve">        </w:t>
+      </w:r>
+      <w:proofErr w:type="spellStart"/>
+      <w:r>
+        <w:rPr>
+          <w:rFonts w:cs="Times New Roman"/>
+          <w:szCs w:val="28"/>
+          <w:lang w:val="uk-UA"/>
+        </w:rPr>
+        <w:t>log_operation</w:t>
+      </w:r>
+      <w:proofErr w:type="spellEnd"/>
+      <w:r>
+        <w:rPr>
+          <w:rFonts w:cs="Times New Roman"/>
+          <w:szCs w:val="28"/>
+          <w:lang w:val="uk-UA"/>
+        </w:rPr>
+        <w:t xml:space="preserve">(a, b, '+', </w:t>
+      </w:r>
+      <w:proofErr w:type="spellStart"/>
+      <w:r>
+        <w:rPr>
+          <w:rFonts w:cs="Times New Roman"/>
+          <w:szCs w:val="28"/>
+          <w:lang w:val="uk-UA"/>
+        </w:rPr>
+        <w:t>result</w:t>
+      </w:r>
+      <w:proofErr w:type="spellEnd"/>
+      <w:r>
+        <w:rPr>
+          <w:rFonts w:cs="Times New Roman"/>
+          <w:szCs w:val="28"/>
+          <w:lang w:val="uk-UA"/>
+        </w:rPr>
+        <w:t>)</w:t>
+      </w:r>
+    </w:p>
+    <w:p>
+      <w:pPr>
+        <w:pBdr>
+          <w:top w:val="single" w:sz="4" w:space="1" w:color="auto"/>
+          <w:left w:val="single" w:sz="4" w:space="4" w:color="auto"/>
+          <w:bottom w:val="single" w:sz="4" w:space="1" w:color="auto"/>
+          <w:right w:val="single" w:sz="4" w:space="4" w:color="auto"/>
+        </w:pBdr>
+        <w:spacing w:after="0"/>
+        <w:rPr>
+          <w:rFonts w:cs="Times New Roman"/>
+          <w:szCs w:val="28"/>
+          <w:lang w:val="uk-UA"/>
+        </w:rPr>
+      </w:pPr>
+      <w:r>
+        <w:rPr>
+          <w:rFonts w:cs="Times New Roman"/>
+          <w:szCs w:val="28"/>
+          <w:lang w:val="uk-UA"/>
+        </w:rPr>
+        <w:t xml:space="preserve">        </w:t>
+      </w:r>
+      <w:proofErr w:type="spellStart"/>
+      <w:r>
+        <w:rPr>
+          <w:rFonts w:cs="Times New Roman"/>
+          <w:szCs w:val="28"/>
+          <w:lang w:val="uk-UA"/>
+        </w:rPr>
+        <w:t>return</w:t>
+      </w:r>
+      <w:proofErr w:type="spellEnd"/>
+      <w:r>
+        <w:rPr>
+          <w:rFonts w:cs="Times New Roman"/>
+          <w:szCs w:val="28"/>
+          <w:lang w:val="uk-UA"/>
+        </w:rPr>
+        <w:t xml:space="preserve"> </w:t>
+      </w:r>
+      <w:proofErr w:type="spellStart"/>
+      <w:r>
+        <w:rPr>
+          <w:rFonts w:cs="Times New Roman"/>
+          <w:szCs w:val="28"/>
+          <w:lang w:val="uk-UA"/>
+        </w:rPr>
+        <w:t>result</w:t>
+      </w:r>
+      <w:proofErr w:type="spellEnd"/>
+    </w:p>
+    <w:p>
+      <w:pPr>
+        <w:pBdr>
+          <w:top w:val="single" w:sz="4" w:space="1" w:color="auto"/>
+          <w:left w:val="single" w:sz="4" w:space="4" w:color="auto"/>
+          <w:bottom w:val="single" w:sz="4" w:space="1" w:color="auto"/>
+          <w:right w:val="single" w:sz="4" w:space="4" w:color="auto"/>
+        </w:pBdr>
+        <w:spacing w:after="0"/>
+        <w:rPr>
+          <w:rFonts w:cs="Times New Roman"/>
+          <w:szCs w:val="28"/>
+          <w:lang w:val="uk-UA"/>
+        </w:rPr>
+      </w:pPr>
+      <w:r>
+        <w:rPr>
+          <w:rFonts w:cs="Times New Roman"/>
+          <w:szCs w:val="28"/>
+          <w:lang w:val="uk-UA"/>
+        </w:rPr>
+        <w:t xml:space="preserve">    </w:t>
+      </w:r>
+      <w:proofErr w:type="spellStart"/>
+      <w:r>
+        <w:rPr>
+          <w:rFonts w:cs="Times New Roman"/>
+          <w:szCs w:val="28"/>
+          <w:lang w:val="uk-UA"/>
+        </w:rPr>
+        <w:t>elif</w:t>
+      </w:r>
+      <w:proofErr w:type="spellEnd"/>
+      <w:r>
+        <w:rPr>
+          <w:rFonts w:cs="Times New Roman"/>
+          <w:szCs w:val="28"/>
+          <w:lang w:val="uk-UA"/>
+        </w:rPr>
+        <w:t xml:space="preserve"> f == '-':</w:t>
+      </w:r>
+    </w:p>
+    <w:p>
+      <w:pPr>
+        <w:pBdr>
+          <w:top w:val="single" w:sz="4" w:space="1" w:color="auto"/>
+          <w:left w:val="single" w:sz="4" w:space="4" w:color="auto"/>
+          <w:bottom w:val="single" w:sz="4" w:space="1" w:color="auto"/>
+          <w:right w:val="single" w:sz="4" w:space="4" w:color="auto"/>
+        </w:pBdr>
+        <w:spacing w:after="0"/>
+        <w:rPr>
+          <w:rFonts w:cs="Times New Roman"/>
+          <w:szCs w:val="28"/>
+          <w:lang w:val="uk-UA"/>
+        </w:rPr>
+      </w:pPr>
+      <w:r>
+        <w:rPr>
+          <w:rFonts w:cs="Times New Roman"/>
+          <w:szCs w:val="28"/>
+          <w:lang w:val="uk-UA"/>
+        </w:rPr>
+        <w:t xml:space="preserve">        </w:t>
+      </w:r>
+      <w:proofErr w:type="spellStart"/>
+      <w:r>
+        <w:rPr>
+          <w:rFonts w:cs="Times New Roman"/>
+          <w:szCs w:val="28"/>
+          <w:lang w:val="uk-UA"/>
+        </w:rPr>
+        <w:t>result</w:t>
+      </w:r>
+      <w:proofErr w:type="spellEnd"/>
+      <w:r>
+        <w:rPr>
+          <w:rFonts w:cs="Times New Roman"/>
+          <w:szCs w:val="28"/>
+          <w:lang w:val="uk-UA"/>
+        </w:rPr>
+        <w:t xml:space="preserve"> = </w:t>
+      </w:r>
+      <w:proofErr w:type="spellStart"/>
+      <w:r>
+        <w:rPr>
+          <w:rFonts w:cs="Times New Roman"/>
+          <w:szCs w:val="28"/>
+          <w:lang w:val="uk-UA"/>
+        </w:rPr>
+        <w:t>minus</w:t>
+      </w:r>
+      <w:proofErr w:type="spellEnd"/>
+      <w:r>
+        <w:rPr>
+          <w:rFonts w:cs="Times New Roman"/>
+          <w:szCs w:val="28"/>
+          <w:lang w:val="uk-UA"/>
+        </w:rPr>
+        <w:t>(a, b)</w:t>
+      </w:r>
+    </w:p>
+    <w:p>
+      <w:pPr>
+        <w:pBdr>
+          <w:top w:val="single" w:sz="4" w:space="1" w:color="auto"/>
+          <w:left w:val="single" w:sz="4" w:space="4" w:color="auto"/>
+          <w:bottom w:val="single" w:sz="4" w:space="1" w:color="auto"/>
+          <w:right w:val="single" w:sz="4" w:space="4" w:color="auto"/>
+        </w:pBdr>
+        <w:spacing w:after="0"/>
+        <w:rPr>
+          <w:rFonts w:cs="Times New Roman"/>
+          <w:szCs w:val="28"/>
+          <w:lang w:val="uk-UA"/>
+        </w:rPr>
+      </w:pPr>
+      <w:r>
+        <w:rPr>
+          <w:rFonts w:cs="Times New Roman"/>
+          <w:szCs w:val="28"/>
+          <w:lang w:val="uk-UA"/>
+        </w:rPr>
+        <w:t xml:space="preserve">        </w:t>
+      </w:r>
+      <w:proofErr w:type="spellStart"/>
+      <w:r>
+        <w:rPr>
+          <w:rFonts w:cs="Times New Roman"/>
+          <w:szCs w:val="28"/>
+          <w:lang w:val="uk-UA"/>
+        </w:rPr>
+        <w:t>log_operation</w:t>
+      </w:r>
+      <w:proofErr w:type="spellEnd"/>
+      <w:r>
+        <w:rPr>
+          <w:rFonts w:cs="Times New Roman"/>
+          <w:szCs w:val="28"/>
+          <w:lang w:val="uk-UA"/>
+        </w:rPr>
+        <w:t xml:space="preserve">(a, b, '-', </w:t>
+      </w:r>
+      <w:proofErr w:type="spellStart"/>
+      <w:r>
+        <w:rPr>
+          <w:rFonts w:cs="Times New Roman"/>
+          <w:szCs w:val="28"/>
+          <w:lang w:val="uk-UA"/>
+        </w:rPr>
+        <w:t>result</w:t>
+      </w:r>
+      <w:proofErr w:type="spellEnd"/>
+      <w:r>
+        <w:rPr>
+          <w:rFonts w:cs="Times New Roman"/>
+          <w:szCs w:val="28"/>
+          <w:lang w:val="uk-UA"/>
+        </w:rPr>
+        <w:t xml:space="preserve">)  </w:t>
+      </w:r>
+    </w:p>
+    <w:p>
+      <w:pPr>
+        <w:pBdr>
+          <w:top w:val="single" w:sz="4" w:space="1" w:color="auto"/>
+          <w:left w:val="single" w:sz="4" w:space="4" w:color="auto"/>
+          <w:bottom w:val="single" w:sz="4" w:space="1" w:color="auto"/>
+          <w:right w:val="single" w:sz="4" w:space="4" w:color="auto"/>
+        </w:pBdr>
+        <w:spacing w:after="0"/>
+        <w:rPr>
+          <w:rFonts w:cs="Times New Roman"/>
+          <w:szCs w:val="28"/>
+          <w:lang w:val="uk-UA"/>
+        </w:rPr>
+      </w:pPr>
+      <w:r>
+        <w:rPr>
+          <w:rFonts w:cs="Times New Roman"/>
+          <w:szCs w:val="28"/>
+          <w:lang w:val="uk-UA"/>
+        </w:rPr>
+        <w:t xml:space="preserve">        </w:t>
+      </w:r>
+      <w:proofErr w:type="spellStart"/>
+      <w:r>
+        <w:rPr>
+          <w:rFonts w:cs="Times New Roman"/>
+          <w:szCs w:val="28"/>
+          <w:lang w:val="uk-UA"/>
+        </w:rPr>
+        <w:t>return</w:t>
+      </w:r>
+      <w:proofErr w:type="spellEnd"/>
+      <w:r>
+        <w:rPr>
+          <w:rFonts w:cs="Times New Roman"/>
+          <w:szCs w:val="28"/>
+          <w:lang w:val="uk-UA"/>
+        </w:rPr>
+        <w:t xml:space="preserve"> </w:t>
+      </w:r>
+      <w:proofErr w:type="spellStart"/>
+      <w:r>
+        <w:rPr>
+          <w:rFonts w:cs="Times New Roman"/>
+          <w:szCs w:val="28"/>
+          <w:lang w:val="uk-UA"/>
+        </w:rPr>
+        <w:t>result</w:t>
+      </w:r>
+      <w:proofErr w:type="spellEnd"/>
+    </w:p>
+    <w:p>
+      <w:pPr>
+        <w:pBdr>
+          <w:top w:val="single" w:sz="4" w:space="1" w:color="auto"/>
+          <w:left w:val="single" w:sz="4" w:space="4" w:color="auto"/>
+          <w:bottom w:val="single" w:sz="4" w:space="1" w:color="auto"/>
+          <w:right w:val="single" w:sz="4" w:space="4" w:color="auto"/>
+        </w:pBdr>
+        <w:spacing w:after="0"/>
+        <w:rPr>
+          <w:rFonts w:cs="Times New Roman"/>
+          <w:szCs w:val="28"/>
+          <w:lang w:val="uk-UA"/>
+        </w:rPr>
+      </w:pPr>
+      <w:r>
+        <w:rPr>
+          <w:rFonts w:cs="Times New Roman"/>
+          <w:szCs w:val="28"/>
+          <w:lang w:val="uk-UA"/>
+        </w:rPr>
+        <w:t xml:space="preserve">    </w:t>
+      </w:r>
+      <w:proofErr w:type="spellStart"/>
+      <w:r>
+        <w:rPr>
+          <w:rFonts w:cs="Times New Roman"/>
+          <w:szCs w:val="28"/>
+          <w:lang w:val="uk-UA"/>
+        </w:rPr>
+        <w:t>elif</w:t>
+      </w:r>
+      <w:proofErr w:type="spellEnd"/>
+      <w:r>
+        <w:rPr>
+          <w:rFonts w:cs="Times New Roman"/>
+          <w:szCs w:val="28"/>
+          <w:lang w:val="uk-UA"/>
+        </w:rPr>
+        <w:t xml:space="preserve"> f == '*':</w:t>
+      </w:r>
+    </w:p>
+    <w:p>
+      <w:pPr>
+        <w:pBdr>
+          <w:top w:val="single" w:sz="4" w:space="1" w:color="auto"/>
+          <w:left w:val="single" w:sz="4" w:space="4" w:color="auto"/>
+          <w:bottom w:val="single" w:sz="4" w:space="1" w:color="auto"/>
+          <w:right w:val="single" w:sz="4" w:space="4" w:color="auto"/>
+        </w:pBdr>
+        <w:spacing w:after="0"/>
+        <w:rPr>
+          <w:rFonts w:cs="Times New Roman"/>
+          <w:szCs w:val="28"/>
+          <w:lang w:val="uk-UA"/>
+        </w:rPr>
+      </w:pPr>
+      <w:r>
+        <w:rPr>
+          <w:rFonts w:cs="Times New Roman"/>
+          <w:szCs w:val="28"/>
+          <w:lang w:val="uk-UA"/>
+        </w:rPr>
+        <w:t xml:space="preserve">        </w:t>
+      </w:r>
+      <w:proofErr w:type="spellStart"/>
+      <w:r>
+        <w:rPr>
+          <w:rFonts w:cs="Times New Roman"/>
+          <w:szCs w:val="28"/>
+          <w:lang w:val="uk-UA"/>
+        </w:rPr>
+        <w:t>result</w:t>
+      </w:r>
+      <w:proofErr w:type="spellEnd"/>
+      <w:r>
+        <w:rPr>
+          <w:rFonts w:cs="Times New Roman"/>
+          <w:szCs w:val="28"/>
+          <w:lang w:val="uk-UA"/>
+        </w:rPr>
+        <w:t xml:space="preserve"> = </w:t>
+      </w:r>
+      <w:proofErr w:type="spellStart"/>
+      <w:r>
+        <w:rPr>
+          <w:rFonts w:cs="Times New Roman"/>
+          <w:szCs w:val="28"/>
+          <w:lang w:val="uk-UA"/>
+        </w:rPr>
+        <w:t>mnoj</w:t>
+      </w:r>
+      <w:proofErr w:type="spellEnd"/>
+      <w:r>
+        <w:rPr>
+          <w:rFonts w:cs="Times New Roman"/>
+          <w:szCs w:val="28"/>
+          <w:lang w:val="uk-UA"/>
+        </w:rPr>
+        <w:t>(a, b)</w:t>
+      </w:r>
+    </w:p>
+    <w:p>
+      <w:pPr>
+        <w:pBdr>
+          <w:top w:val="single" w:sz="4" w:space="1" w:color="auto"/>
+          <w:left w:val="single" w:sz="4" w:space="4" w:color="auto"/>
+          <w:bottom w:val="single" w:sz="4" w:space="1" w:color="auto"/>
+          <w:right w:val="single" w:sz="4" w:space="4" w:color="auto"/>
+        </w:pBdr>
+        <w:spacing w:after="0"/>
+        <w:rPr>
+          <w:rFonts w:cs="Times New Roman"/>
+          <w:szCs w:val="28"/>
+          <w:lang w:val="uk-UA"/>
+        </w:rPr>
+      </w:pPr>
+      <w:r>
+        <w:rPr>
+          <w:rFonts w:cs="Times New Roman"/>
+          <w:szCs w:val="28"/>
+          <w:lang w:val="uk-UA"/>
+        </w:rPr>
+        <w:t xml:space="preserve">        </w:t>
+      </w:r>
+      <w:proofErr w:type="spellStart"/>
+      <w:r>
+        <w:rPr>
+          <w:rFonts w:cs="Times New Roman"/>
+          <w:szCs w:val="28"/>
+          <w:lang w:val="uk-UA"/>
+        </w:rPr>
+        <w:t>log_operation</w:t>
+      </w:r>
+      <w:proofErr w:type="spellEnd"/>
+      <w:r>
+        <w:rPr>
+          <w:rFonts w:cs="Times New Roman"/>
+          <w:szCs w:val="28"/>
+          <w:lang w:val="uk-UA"/>
+        </w:rPr>
+        <w:t xml:space="preserve">(a, b, '*', </w:t>
+      </w:r>
+      <w:proofErr w:type="spellStart"/>
+      <w:r>
+        <w:rPr>
+          <w:rFonts w:cs="Times New Roman"/>
+          <w:szCs w:val="28"/>
+          <w:lang w:val="uk-UA"/>
+        </w:rPr>
+        <w:t>result</w:t>
+      </w:r>
+      <w:proofErr w:type="spellEnd"/>
+      <w:r>
+        <w:rPr>
+          <w:rFonts w:cs="Times New Roman"/>
+          <w:szCs w:val="28"/>
+          <w:lang w:val="uk-UA"/>
+        </w:rPr>
+        <w:t xml:space="preserve">)  </w:t>
+      </w:r>
+    </w:p>
+    <w:p>
+      <w:pPr>
+        <w:pBdr>
+          <w:top w:val="single" w:sz="4" w:space="1" w:color="auto"/>
+          <w:left w:val="single" w:sz="4" w:space="4" w:color="auto"/>
+          <w:bottom w:val="single" w:sz="4" w:space="1" w:color="auto"/>
+          <w:right w:val="single" w:sz="4" w:space="4" w:color="auto"/>
+        </w:pBdr>
+        <w:spacing w:after="0"/>
+        <w:rPr>
+          <w:rFonts w:cs="Times New Roman"/>
+          <w:szCs w:val="28"/>
+          <w:lang w:val="uk-UA"/>
+        </w:rPr>
+      </w:pPr>
+      <w:r>
+        <w:rPr>
+          <w:rFonts w:cs="Times New Roman"/>
+          <w:szCs w:val="28"/>
+          <w:lang w:val="uk-UA"/>
+        </w:rPr>
+        <w:t xml:space="preserve">        </w:t>
+      </w:r>
+      <w:proofErr w:type="spellStart"/>
+      <w:r>
+        <w:rPr>
+          <w:rFonts w:cs="Times New Roman"/>
+          <w:szCs w:val="28"/>
+          <w:lang w:val="uk-UA"/>
+        </w:rPr>
+        <w:t>return</w:t>
+      </w:r>
+      <w:proofErr w:type="spellEnd"/>
+      <w:r>
+        <w:rPr>
+          <w:rFonts w:cs="Times New Roman"/>
+          <w:szCs w:val="28"/>
+          <w:lang w:val="uk-UA"/>
+        </w:rPr>
+        <w:t xml:space="preserve"> </w:t>
+      </w:r>
+      <w:proofErr w:type="spellStart"/>
+      <w:r>
+        <w:rPr>
+          <w:rFonts w:cs="Times New Roman"/>
+          <w:szCs w:val="28"/>
+          <w:lang w:val="uk-UA"/>
+        </w:rPr>
+        <w:t>result</w:t>
+      </w:r>
+      <w:proofErr w:type="spellEnd"/>
+    </w:p>
+    <w:p>
+      <w:pPr>
+        <w:pBdr>
+          <w:top w:val="single" w:sz="4" w:space="1" w:color="auto"/>
+          <w:left w:val="single" w:sz="4" w:space="4" w:color="auto"/>
+          <w:bottom w:val="single" w:sz="4" w:space="1" w:color="auto"/>
+          <w:right w:val="single" w:sz="4" w:space="4" w:color="auto"/>
+        </w:pBdr>
+        <w:spacing w:after="0"/>
+        <w:rPr>
+          <w:rFonts w:cs="Times New Roman"/>
+          <w:szCs w:val="28"/>
+          <w:lang w:val="uk-UA"/>
+        </w:rPr>
+      </w:pPr>
+      <w:r>
+        <w:rPr>
+          <w:rFonts w:cs="Times New Roman"/>
+          <w:szCs w:val="28"/>
+          <w:lang w:val="uk-UA"/>
+        </w:rPr>
+        <w:lastRenderedPageBreak/>
+        <w:t xml:space="preserve">    </w:t>
+      </w:r>
+      <w:proofErr w:type="spellStart"/>
+      <w:r>
+        <w:rPr>
+          <w:rFonts w:cs="Times New Roman"/>
+          <w:szCs w:val="28"/>
+          <w:lang w:val="uk-UA"/>
+        </w:rPr>
+        <w:t>elif</w:t>
+      </w:r>
+      <w:proofErr w:type="spellEnd"/>
+      <w:r>
+        <w:rPr>
+          <w:rFonts w:cs="Times New Roman"/>
+          <w:szCs w:val="28"/>
+          <w:lang w:val="uk-UA"/>
+        </w:rPr>
+        <w:t xml:space="preserve"> f == '/':</w:t>
+      </w:r>
+    </w:p>
+    <w:p>
+      <w:pPr>
+        <w:pBdr>
+          <w:top w:val="single" w:sz="4" w:space="1" w:color="auto"/>
+          <w:left w:val="single" w:sz="4" w:space="4" w:color="auto"/>
+          <w:bottom w:val="single" w:sz="4" w:space="1" w:color="auto"/>
+          <w:right w:val="single" w:sz="4" w:space="4" w:color="auto"/>
+        </w:pBdr>
+        <w:spacing w:after="0"/>
+        <w:rPr>
+          <w:rFonts w:cs="Times New Roman"/>
+          <w:szCs w:val="28"/>
+          <w:lang w:val="uk-UA"/>
+        </w:rPr>
+      </w:pPr>
+      <w:r>
+        <w:rPr>
+          <w:rFonts w:cs="Times New Roman"/>
+          <w:szCs w:val="28"/>
+          <w:lang w:val="uk-UA"/>
+        </w:rPr>
+        <w:t xml:space="preserve">        </w:t>
+      </w:r>
+      <w:proofErr w:type="spellStart"/>
+      <w:r>
+        <w:rPr>
+          <w:rFonts w:cs="Times New Roman"/>
+          <w:szCs w:val="28"/>
+          <w:lang w:val="uk-UA"/>
+        </w:rPr>
+        <w:t>result</w:t>
+      </w:r>
+      <w:proofErr w:type="spellEnd"/>
+      <w:r>
+        <w:rPr>
+          <w:rFonts w:cs="Times New Roman"/>
+          <w:szCs w:val="28"/>
+          <w:lang w:val="uk-UA"/>
+        </w:rPr>
+        <w:t xml:space="preserve"> = </w:t>
+      </w:r>
+      <w:proofErr w:type="spellStart"/>
+      <w:r>
+        <w:rPr>
+          <w:rFonts w:cs="Times New Roman"/>
+          <w:szCs w:val="28"/>
+          <w:lang w:val="uk-UA"/>
+        </w:rPr>
+        <w:t>dilena</w:t>
+      </w:r>
+      <w:proofErr w:type="spellEnd"/>
+      <w:r>
+        <w:rPr>
+          <w:rFonts w:cs="Times New Roman"/>
+          <w:szCs w:val="28"/>
+          <w:lang w:val="uk-UA"/>
+        </w:rPr>
+        <w:t>(a, b)</w:t>
+      </w:r>
+    </w:p>
+    <w:p>
+      <w:pPr>
+        <w:pBdr>
+          <w:top w:val="single" w:sz="4" w:space="1" w:color="auto"/>
+          <w:left w:val="single" w:sz="4" w:space="4" w:color="auto"/>
+          <w:bottom w:val="single" w:sz="4" w:space="1" w:color="auto"/>
+          <w:right w:val="single" w:sz="4" w:space="4" w:color="auto"/>
+        </w:pBdr>
+        <w:spacing w:after="0"/>
+        <w:rPr>
+          <w:rFonts w:cs="Times New Roman"/>
+          <w:szCs w:val="28"/>
+          <w:lang w:val="uk-UA"/>
+        </w:rPr>
+      </w:pPr>
+      <w:r>
+        <w:rPr>
+          <w:rFonts w:cs="Times New Roman"/>
+          <w:szCs w:val="28"/>
+          <w:lang w:val="uk-UA"/>
+        </w:rPr>
+        <w:t xml:space="preserve">        </w:t>
+      </w:r>
+      <w:proofErr w:type="spellStart"/>
+      <w:r>
+        <w:rPr>
+          <w:rFonts w:cs="Times New Roman"/>
+          <w:szCs w:val="28"/>
+          <w:lang w:val="uk-UA"/>
+        </w:rPr>
+        <w:t>log_operation</w:t>
+      </w:r>
+      <w:proofErr w:type="spellEnd"/>
+      <w:r>
+        <w:rPr>
+          <w:rFonts w:cs="Times New Roman"/>
+          <w:szCs w:val="28"/>
+          <w:lang w:val="uk-UA"/>
+        </w:rPr>
+        <w:t xml:space="preserve">(a, b, '/', </w:t>
+      </w:r>
+      <w:proofErr w:type="spellStart"/>
+      <w:r>
+        <w:rPr>
+          <w:rFonts w:cs="Times New Roman"/>
+          <w:szCs w:val="28"/>
+          <w:lang w:val="uk-UA"/>
+        </w:rPr>
+        <w:t>result</w:t>
+      </w:r>
+      <w:proofErr w:type="spellEnd"/>
+      <w:r>
+        <w:rPr>
+          <w:rFonts w:cs="Times New Roman"/>
+          <w:szCs w:val="28"/>
+          <w:lang w:val="uk-UA"/>
+        </w:rPr>
+        <w:t xml:space="preserve">) </w:t>
+      </w:r>
+    </w:p>
+    <w:p>
+      <w:pPr>
+        <w:pBdr>
+          <w:top w:val="single" w:sz="4" w:space="1" w:color="auto"/>
+          <w:left w:val="single" w:sz="4" w:space="4" w:color="auto"/>
+          <w:bottom w:val="single" w:sz="4" w:space="1" w:color="auto"/>
+          <w:right w:val="single" w:sz="4" w:space="4" w:color="auto"/>
+        </w:pBdr>
+        <w:spacing w:after="0"/>
+        <w:rPr>
+          <w:rFonts w:cs="Times New Roman"/>
+          <w:szCs w:val="28"/>
+          <w:lang w:val="uk-UA"/>
+        </w:rPr>
+      </w:pPr>
+      <w:r>
+        <w:rPr>
+          <w:rFonts w:cs="Times New Roman"/>
+          <w:szCs w:val="28"/>
+          <w:lang w:val="uk-UA"/>
+        </w:rPr>
+        <w:t xml:space="preserve">        </w:t>
+      </w:r>
+      <w:proofErr w:type="spellStart"/>
+      <w:r>
+        <w:rPr>
+          <w:rFonts w:cs="Times New Roman"/>
+          <w:szCs w:val="28"/>
+          <w:lang w:val="uk-UA"/>
+        </w:rPr>
+        <w:t>return</w:t>
+      </w:r>
+      <w:proofErr w:type="spellEnd"/>
+      <w:r>
+        <w:rPr>
+          <w:rFonts w:cs="Times New Roman"/>
+          <w:szCs w:val="28"/>
+          <w:lang w:val="uk-UA"/>
+        </w:rPr>
+        <w:t xml:space="preserve"> </w:t>
+      </w:r>
+      <w:proofErr w:type="spellStart"/>
+      <w:r>
+        <w:rPr>
+          <w:rFonts w:cs="Times New Roman"/>
+          <w:szCs w:val="28"/>
+          <w:lang w:val="uk-UA"/>
+        </w:rPr>
+        <w:t>result</w:t>
+      </w:r>
+      <w:proofErr w:type="spellEnd"/>
+    </w:p>
+    <w:p>
+      <w:pPr>
+        <w:pBdr>
+          <w:top w:val="single" w:sz="4" w:space="1" w:color="auto"/>
+          <w:left w:val="single" w:sz="4" w:space="4" w:color="auto"/>
+          <w:bottom w:val="single" w:sz="4" w:space="1" w:color="auto"/>
+          <w:right w:val="single" w:sz="4" w:space="4" w:color="auto"/>
+        </w:pBdr>
+        <w:spacing w:after="0"/>
+        <w:rPr>
+          <w:rFonts w:cs="Times New Roman"/>
+          <w:szCs w:val="28"/>
+          <w:lang w:val="uk-UA"/>
+        </w:rPr>
+      </w:pPr>
+      <w:r>
+        <w:rPr>
+          <w:rFonts w:cs="Times New Roman"/>
+          <w:szCs w:val="28"/>
+          <w:lang w:val="uk-UA"/>
+        </w:rPr>
+        <w:t xml:space="preserve">    </w:t>
+      </w:r>
+      <w:proofErr w:type="spellStart"/>
+      <w:r>
+        <w:rPr>
+          <w:rFonts w:cs="Times New Roman"/>
+          <w:szCs w:val="28"/>
+          <w:lang w:val="uk-UA"/>
+        </w:rPr>
+        <w:t>else</w:t>
+      </w:r>
+      <w:proofErr w:type="spellEnd"/>
+      <w:r>
+        <w:rPr>
+          <w:rFonts w:cs="Times New Roman"/>
+          <w:szCs w:val="28"/>
+          <w:lang w:val="uk-UA"/>
+        </w:rPr>
+        <w:t>:</w:t>
+      </w:r>
+    </w:p>
+    <w:p>
+      <w:pPr>
+        <w:pBdr>
+          <w:top w:val="single" w:sz="4" w:space="1" w:color="auto"/>
+          <w:left w:val="single" w:sz="4" w:space="4" w:color="auto"/>
+          <w:bottom w:val="single" w:sz="4" w:space="1" w:color="auto"/>
+          <w:right w:val="single" w:sz="4" w:space="4" w:color="auto"/>
+        </w:pBdr>
+        <w:spacing w:after="0"/>
+        <w:rPr>
+          <w:rFonts w:cs="Times New Roman"/>
+          <w:szCs w:val="28"/>
+          <w:lang w:val="uk-UA"/>
+        </w:rPr>
+      </w:pPr>
+      <w:r>
+        <w:rPr>
+          <w:rFonts w:cs="Times New Roman"/>
+          <w:szCs w:val="28"/>
+          <w:lang w:val="uk-UA"/>
+        </w:rPr>
+        <w:t xml:space="preserve">        </w:t>
+      </w:r>
+      <w:proofErr w:type="spellStart"/>
+      <w:r>
+        <w:rPr>
+          <w:rFonts w:cs="Times New Roman"/>
+          <w:szCs w:val="28"/>
+          <w:lang w:val="uk-UA"/>
+        </w:rPr>
+        <w:t>error_message</w:t>
+      </w:r>
+      <w:proofErr w:type="spellEnd"/>
+      <w:r>
+        <w:rPr>
+          <w:rFonts w:cs="Times New Roman"/>
+          <w:szCs w:val="28"/>
+          <w:lang w:val="uk-UA"/>
+        </w:rPr>
+        <w:t xml:space="preserve"> = "Невірно введена операція"</w:t>
+      </w:r>
+    </w:p>
+    <w:p>
+      <w:pPr>
+        <w:pBdr>
+          <w:top w:val="single" w:sz="4" w:space="1" w:color="auto"/>
+          <w:left w:val="single" w:sz="4" w:space="4" w:color="auto"/>
+          <w:bottom w:val="single" w:sz="4" w:space="1" w:color="auto"/>
+          <w:right w:val="single" w:sz="4" w:space="4" w:color="auto"/>
+        </w:pBdr>
+        <w:spacing w:after="0"/>
+        <w:rPr>
+          <w:rFonts w:cs="Times New Roman"/>
+          <w:szCs w:val="28"/>
+          <w:lang w:val="uk-UA"/>
+        </w:rPr>
+      </w:pPr>
+      <w:r>
+        <w:rPr>
+          <w:rFonts w:cs="Times New Roman"/>
+          <w:szCs w:val="28"/>
+          <w:lang w:val="uk-UA"/>
+        </w:rPr>
+        <w:t xml:space="preserve">        </w:t>
+      </w:r>
+      <w:proofErr w:type="spellStart"/>
+      <w:r>
+        <w:rPr>
+          <w:rFonts w:cs="Times New Roman"/>
+          <w:szCs w:val="28"/>
+          <w:lang w:val="uk-UA"/>
+        </w:rPr>
+        <w:t>log_operation</w:t>
+      </w:r>
+      <w:proofErr w:type="spellEnd"/>
+      <w:r>
+        <w:rPr>
+          <w:rFonts w:cs="Times New Roman"/>
+          <w:szCs w:val="28"/>
+          <w:lang w:val="uk-UA"/>
+        </w:rPr>
+        <w:t xml:space="preserve">(a, b, f, </w:t>
+      </w:r>
+      <w:proofErr w:type="spellStart"/>
+      <w:r>
+        <w:rPr>
+          <w:rFonts w:cs="Times New Roman"/>
+          <w:szCs w:val="28"/>
+          <w:lang w:val="uk-UA"/>
+        </w:rPr>
+        <w:t>error_message</w:t>
+      </w:r>
+      <w:proofErr w:type="spellEnd"/>
+      <w:r>
+        <w:rPr>
+          <w:rFonts w:cs="Times New Roman"/>
+          <w:szCs w:val="28"/>
+          <w:lang w:val="uk-UA"/>
+        </w:rPr>
+        <w:t xml:space="preserve">) </w:t>
+      </w:r>
+    </w:p>
+    <w:p>
+      <w:pPr>
+        <w:pBdr>
+          <w:top w:val="single" w:sz="4" w:space="1" w:color="auto"/>
+          <w:left w:val="single" w:sz="4" w:space="4" w:color="auto"/>
+          <w:bottom w:val="single" w:sz="4" w:space="1" w:color="auto"/>
+          <w:right w:val="single" w:sz="4" w:space="4" w:color="auto"/>
+        </w:pBdr>
+        <w:spacing w:after="0"/>
+        <w:rPr>
+          <w:rFonts w:cs="Times New Roman"/>
+          <w:szCs w:val="28"/>
+          <w:lang w:val="uk-UA"/>
+        </w:rPr>
+      </w:pPr>
+      <w:r>
+        <w:rPr>
+          <w:rFonts w:cs="Times New Roman"/>
+          <w:szCs w:val="28"/>
+          <w:lang w:val="uk-UA"/>
+        </w:rPr>
+        <w:t xml:space="preserve">        </w:t>
+      </w:r>
+      <w:proofErr w:type="spellStart"/>
+      <w:r>
+        <w:rPr>
+          <w:rFonts w:cs="Times New Roman"/>
+          <w:szCs w:val="28"/>
+          <w:lang w:val="uk-UA"/>
+        </w:rPr>
+        <w:t>return</w:t>
+      </w:r>
+      <w:proofErr w:type="spellEnd"/>
+      <w:r>
+        <w:rPr>
+          <w:rFonts w:cs="Times New Roman"/>
+          <w:szCs w:val="28"/>
+          <w:lang w:val="uk-UA"/>
+        </w:rPr>
+        <w:t xml:space="preserve"> </w:t>
+      </w:r>
+      <w:proofErr w:type="spellStart"/>
+      <w:r>
+        <w:rPr>
+          <w:rFonts w:cs="Times New Roman"/>
+          <w:szCs w:val="28"/>
+          <w:lang w:val="uk-UA"/>
+        </w:rPr>
+        <w:t>error_message</w:t>
+      </w:r>
+      <w:proofErr w:type="spellEnd"/>
+    </w:p>
+    <w:p>
+      <w:pPr>
+        <w:pBdr>
+          <w:top w:val="single" w:sz="4" w:space="1" w:color="auto"/>
+          <w:left w:val="single" w:sz="4" w:space="4" w:color="auto"/>
+          <w:bottom w:val="single" w:sz="4" w:space="1" w:color="auto"/>
+          <w:right w:val="single" w:sz="4" w:space="4" w:color="auto"/>
+        </w:pBdr>
+        <w:spacing w:after="0"/>
+        <w:rPr>
+          <w:rFonts w:cs="Times New Roman"/>
+          <w:szCs w:val="28"/>
+          <w:lang w:val="uk-UA"/>
+        </w:rPr>
+      </w:pPr>
+      <w:proofErr w:type="spellStart"/>
+      <w:r>
+        <w:rPr>
+          <w:rFonts w:cs="Times New Roman"/>
+          <w:szCs w:val="28"/>
+          <w:lang w:val="uk-UA"/>
+        </w:rPr>
+        <w:t>def</w:t>
+      </w:r>
+      <w:proofErr w:type="spellEnd"/>
+      <w:r>
+        <w:rPr>
+          <w:rFonts w:cs="Times New Roman"/>
+          <w:szCs w:val="28"/>
+          <w:lang w:val="uk-UA"/>
+        </w:rPr>
+        <w:t xml:space="preserve"> </w:t>
+      </w:r>
+      <w:proofErr w:type="spellStart"/>
+      <w:r>
+        <w:rPr>
+          <w:rFonts w:cs="Times New Roman"/>
+          <w:szCs w:val="28"/>
+          <w:lang w:val="uk-UA"/>
+        </w:rPr>
+        <w:t>run_calculator</w:t>
+      </w:r>
+      <w:proofErr w:type="spellEnd"/>
+      <w:r>
+        <w:rPr>
+          <w:rFonts w:cs="Times New Roman"/>
+          <w:szCs w:val="28"/>
+          <w:lang w:val="uk-UA"/>
+        </w:rPr>
+        <w:t>():</w:t>
+      </w:r>
+    </w:p>
+    <w:p>
+      <w:pPr>
+        <w:pBdr>
+          <w:top w:val="single" w:sz="4" w:space="1" w:color="auto"/>
+          <w:left w:val="single" w:sz="4" w:space="4" w:color="auto"/>
+          <w:bottom w:val="single" w:sz="4" w:space="1" w:color="auto"/>
+          <w:right w:val="single" w:sz="4" w:space="4" w:color="auto"/>
+        </w:pBdr>
+        <w:spacing w:after="0"/>
+        <w:rPr>
+          <w:rFonts w:cs="Times New Roman"/>
+          <w:szCs w:val="28"/>
+          <w:lang w:val="uk-UA"/>
+        </w:rPr>
+      </w:pPr>
+      <w:r>
+        <w:rPr>
+          <w:rFonts w:cs="Times New Roman"/>
+          <w:szCs w:val="28"/>
+          <w:lang w:val="uk-UA"/>
+        </w:rPr>
+        <w:t xml:space="preserve">    a, b = </w:t>
+      </w:r>
+      <w:proofErr w:type="spellStart"/>
+      <w:r>
+        <w:rPr>
+          <w:rFonts w:cs="Times New Roman"/>
+          <w:szCs w:val="28"/>
+          <w:lang w:val="uk-UA"/>
+        </w:rPr>
+        <w:t>input_numbers</w:t>
+      </w:r>
+      <w:proofErr w:type="spellEnd"/>
+      <w:r>
+        <w:rPr>
+          <w:rFonts w:cs="Times New Roman"/>
+          <w:szCs w:val="28"/>
+          <w:lang w:val="uk-UA"/>
+        </w:rPr>
+        <w:t>()</w:t>
+      </w:r>
+    </w:p>
+    <w:p>
+      <w:pPr>
+        <w:pBdr>
+          <w:top w:val="single" w:sz="4" w:space="1" w:color="auto"/>
+          <w:left w:val="single" w:sz="4" w:space="4" w:color="auto"/>
+          <w:bottom w:val="single" w:sz="4" w:space="1" w:color="auto"/>
+          <w:right w:val="single" w:sz="4" w:space="4" w:color="auto"/>
+        </w:pBdr>
+        <w:spacing w:after="0"/>
+        <w:rPr>
+          <w:rFonts w:cs="Times New Roman"/>
+          <w:szCs w:val="28"/>
+          <w:lang w:val="uk-UA"/>
+        </w:rPr>
+      </w:pPr>
+      <w:r>
+        <w:rPr>
+          <w:rFonts w:cs="Times New Roman"/>
+          <w:szCs w:val="28"/>
+          <w:lang w:val="uk-UA"/>
+        </w:rPr>
+        <w:t xml:space="preserve">    f = </w:t>
+      </w:r>
+      <w:proofErr w:type="spellStart"/>
+      <w:r>
+        <w:rPr>
+          <w:rFonts w:cs="Times New Roman"/>
+          <w:szCs w:val="28"/>
+          <w:lang w:val="uk-UA"/>
+        </w:rPr>
+        <w:t>input_operation</w:t>
+      </w:r>
+      <w:proofErr w:type="spellEnd"/>
+      <w:r>
+        <w:rPr>
+          <w:rFonts w:cs="Times New Roman"/>
+          <w:szCs w:val="28"/>
+          <w:lang w:val="uk-UA"/>
+        </w:rPr>
+        <w:t>()</w:t>
+      </w:r>
+    </w:p>
+    <w:p>
+      <w:pPr>
+        <w:pBdr>
+          <w:top w:val="single" w:sz="4" w:space="1" w:color="auto"/>
+          <w:left w:val="single" w:sz="4" w:space="4" w:color="auto"/>
+          <w:bottom w:val="single" w:sz="4" w:space="1" w:color="auto"/>
+          <w:right w:val="single" w:sz="4" w:space="4" w:color="auto"/>
+        </w:pBdr>
+        <w:spacing w:after="0"/>
+        <w:rPr>
+          <w:rFonts w:cs="Times New Roman"/>
+          <w:szCs w:val="28"/>
+          <w:lang w:val="uk-UA"/>
+        </w:rPr>
+      </w:pPr>
+      <w:r>
+        <w:rPr>
+          <w:rFonts w:cs="Times New Roman"/>
+          <w:szCs w:val="28"/>
+          <w:lang w:val="uk-UA"/>
+        </w:rPr>
+        <w:t xml:space="preserve">    </w:t>
+      </w:r>
+      <w:proofErr w:type="spellStart"/>
+      <w:r>
+        <w:rPr>
+          <w:rFonts w:cs="Times New Roman"/>
+          <w:szCs w:val="28"/>
+          <w:lang w:val="uk-UA"/>
+        </w:rPr>
+        <w:t>result</w:t>
+      </w:r>
+      <w:proofErr w:type="spellEnd"/>
+      <w:r>
+        <w:rPr>
+          <w:rFonts w:cs="Times New Roman"/>
+          <w:szCs w:val="28"/>
+          <w:lang w:val="uk-UA"/>
+        </w:rPr>
+        <w:t xml:space="preserve"> = </w:t>
+      </w:r>
+      <w:proofErr w:type="spellStart"/>
+      <w:r>
+        <w:rPr>
+          <w:rFonts w:cs="Times New Roman"/>
+          <w:szCs w:val="28"/>
+          <w:lang w:val="uk-UA"/>
+        </w:rPr>
+        <w:t>do_operation</w:t>
+      </w:r>
+      <w:proofErr w:type="spellEnd"/>
+      <w:r>
+        <w:rPr>
+          <w:rFonts w:cs="Times New Roman"/>
+          <w:szCs w:val="28"/>
+          <w:lang w:val="uk-UA"/>
+        </w:rPr>
+        <w:t>(a, b, f)</w:t>
+      </w:r>
+    </w:p>
+    <w:p>
+      <w:pPr>
+        <w:pBdr>
+          <w:top w:val="single" w:sz="4" w:space="1" w:color="auto"/>
+          <w:left w:val="single" w:sz="4" w:space="4" w:color="auto"/>
+          <w:bottom w:val="single" w:sz="4" w:space="1" w:color="auto"/>
+          <w:right w:val="single" w:sz="4" w:space="4" w:color="auto"/>
+        </w:pBdr>
+        <w:spacing w:after="0"/>
+        <w:rPr>
+          <w:rFonts w:cs="Times New Roman"/>
+          <w:szCs w:val="28"/>
+          <w:lang w:val="uk-UA"/>
+        </w:rPr>
+      </w:pPr>
+      <w:r>
+        <w:rPr>
+          <w:rFonts w:cs="Times New Roman"/>
+          <w:szCs w:val="28"/>
+          <w:lang w:val="uk-UA"/>
+        </w:rPr>
+        <w:t xml:space="preserve">    </w:t>
+      </w:r>
+      <w:proofErr w:type="spellStart"/>
+      <w:r>
+        <w:rPr>
+          <w:rFonts w:cs="Times New Roman"/>
+          <w:szCs w:val="28"/>
+          <w:lang w:val="uk-UA"/>
+        </w:rPr>
+        <w:t>print</w:t>
+      </w:r>
+      <w:proofErr w:type="spellEnd"/>
+      <w:r>
+        <w:rPr>
+          <w:rFonts w:cs="Times New Roman"/>
+          <w:szCs w:val="28"/>
+          <w:lang w:val="uk-UA"/>
+        </w:rPr>
+        <w:t>(</w:t>
+      </w:r>
+      <w:proofErr w:type="spellStart"/>
+      <w:r>
+        <w:rPr>
+          <w:rFonts w:cs="Times New Roman"/>
+          <w:szCs w:val="28"/>
+          <w:lang w:val="uk-UA"/>
+        </w:rPr>
+        <w:t>result</w:t>
+      </w:r>
+      <w:proofErr w:type="spellEnd"/>
+      <w:r>
+        <w:rPr>
+          <w:rFonts w:cs="Times New Roman"/>
+          <w:szCs w:val="28"/>
+          <w:lang w:val="uk-UA"/>
+        </w:rPr>
+        <w:t>)</w:t>
+      </w:r>
+    </w:p>
+    <w:p>
+      <w:pPr>
+        <w:pBdr>
+          <w:top w:val="single" w:sz="4" w:space="1" w:color="auto"/>
+          <w:left w:val="single" w:sz="4" w:space="4" w:color="auto"/>
+          <w:bottom w:val="single" w:sz="4" w:space="1" w:color="auto"/>
+          <w:right w:val="single" w:sz="4" w:space="4" w:color="auto"/>
+        </w:pBdr>
+        <w:spacing w:after="0"/>
+        <w:rPr>
+          <w:rFonts w:cs="Times New Roman"/>
+          <w:szCs w:val="28"/>
+          <w:lang w:val="uk-UA"/>
+        </w:rPr>
+      </w:pPr>
+      <w:proofErr w:type="spellStart"/>
+      <w:r>
+        <w:rPr>
+          <w:rFonts w:cs="Times New Roman"/>
+          <w:szCs w:val="28"/>
+          <w:lang w:val="uk-UA"/>
+        </w:rPr>
+        <w:t>def</w:t>
+      </w:r>
+      <w:proofErr w:type="spellEnd"/>
+      <w:r>
+        <w:rPr>
+          <w:rFonts w:cs="Times New Roman"/>
+          <w:szCs w:val="28"/>
+          <w:lang w:val="uk-UA"/>
+        </w:rPr>
+        <w:t xml:space="preserve"> </w:t>
+      </w:r>
+      <w:proofErr w:type="spellStart"/>
+      <w:r>
+        <w:rPr>
+          <w:rFonts w:cs="Times New Roman"/>
+          <w:szCs w:val="28"/>
+          <w:lang w:val="uk-UA"/>
+        </w:rPr>
+        <w:t>log_operation</w:t>
+      </w:r>
+      <w:proofErr w:type="spellEnd"/>
+      <w:r>
+        <w:rPr>
+          <w:rFonts w:cs="Times New Roman"/>
+          <w:szCs w:val="28"/>
+          <w:lang w:val="uk-UA"/>
+        </w:rPr>
+        <w:t xml:space="preserve">(a, b, </w:t>
+      </w:r>
+      <w:proofErr w:type="spellStart"/>
+      <w:r>
+        <w:rPr>
+          <w:rFonts w:cs="Times New Roman"/>
+          <w:szCs w:val="28"/>
+          <w:lang w:val="uk-UA"/>
+        </w:rPr>
+        <w:t>operation</w:t>
+      </w:r>
+      <w:proofErr w:type="spellEnd"/>
+      <w:r>
+        <w:rPr>
+          <w:rFonts w:cs="Times New Roman"/>
+          <w:szCs w:val="28"/>
+          <w:lang w:val="uk-UA"/>
+        </w:rPr>
+        <w:t xml:space="preserve">, </w:t>
+      </w:r>
+      <w:proofErr w:type="spellStart"/>
+      <w:r>
+        <w:rPr>
+          <w:rFonts w:cs="Times New Roman"/>
+          <w:szCs w:val="28"/>
+          <w:lang w:val="uk-UA"/>
+        </w:rPr>
+        <w:t>result</w:t>
+      </w:r>
+      <w:proofErr w:type="spellEnd"/>
+      <w:r>
+        <w:rPr>
+          <w:rFonts w:cs="Times New Roman"/>
+          <w:szCs w:val="28"/>
+          <w:lang w:val="uk-UA"/>
+        </w:rPr>
+        <w:t>):</w:t>
+      </w:r>
+    </w:p>
+    <w:p>
+      <w:pPr>
+        <w:pBdr>
+          <w:top w:val="single" w:sz="4" w:space="1" w:color="auto"/>
+          <w:left w:val="single" w:sz="4" w:space="4" w:color="auto"/>
+          <w:bottom w:val="single" w:sz="4" w:space="1" w:color="auto"/>
+          <w:right w:val="single" w:sz="4" w:space="4" w:color="auto"/>
+        </w:pBdr>
+        <w:spacing w:after="0"/>
+        <w:rPr>
+          <w:rFonts w:cs="Times New Roman"/>
+          <w:szCs w:val="28"/>
+          <w:lang w:val="uk-UA"/>
+        </w:rPr>
+      </w:pPr>
+      <w:r>
+        <w:rPr>
+          <w:rFonts w:cs="Times New Roman"/>
+          <w:szCs w:val="28"/>
+          <w:lang w:val="uk-UA"/>
+        </w:rPr>
+        <w:t xml:space="preserve">    logging.info(</w:t>
+      </w:r>
+      <w:proofErr w:type="spellStart"/>
+      <w:r>
+        <w:rPr>
+          <w:rFonts w:cs="Times New Roman"/>
+          <w:szCs w:val="28"/>
+          <w:lang w:val="uk-UA"/>
+        </w:rPr>
+        <w:t>f'User</w:t>
+      </w:r>
+      <w:proofErr w:type="spellEnd"/>
+      <w:r>
+        <w:rPr>
+          <w:rFonts w:cs="Times New Roman"/>
+          <w:szCs w:val="28"/>
+          <w:lang w:val="uk-UA"/>
+        </w:rPr>
+        <w:t xml:space="preserve"> </w:t>
+      </w:r>
+      <w:proofErr w:type="spellStart"/>
+      <w:r>
+        <w:rPr>
+          <w:rFonts w:cs="Times New Roman"/>
+          <w:szCs w:val="28"/>
+          <w:lang w:val="uk-UA"/>
+        </w:rPr>
+        <w:t>input</w:t>
+      </w:r>
+      <w:proofErr w:type="spellEnd"/>
+      <w:r>
+        <w:rPr>
+          <w:rFonts w:cs="Times New Roman"/>
+          <w:szCs w:val="28"/>
+          <w:lang w:val="uk-UA"/>
+        </w:rPr>
+        <w:t xml:space="preserve">: a={a}, b={b}, </w:t>
+      </w:r>
+      <w:proofErr w:type="spellStart"/>
+      <w:r>
+        <w:rPr>
+          <w:rFonts w:cs="Times New Roman"/>
+          <w:szCs w:val="28"/>
+          <w:lang w:val="uk-UA"/>
+        </w:rPr>
+        <w:t>operation</w:t>
+      </w:r>
+      <w:proofErr w:type="spellEnd"/>
+      <w:r>
+        <w:rPr>
+          <w:rFonts w:cs="Times New Roman"/>
+          <w:szCs w:val="28"/>
+          <w:lang w:val="uk-UA"/>
+        </w:rPr>
+        <w:t>={</w:t>
+      </w:r>
+      <w:proofErr w:type="spellStart"/>
+      <w:r>
+        <w:rPr>
+          <w:rFonts w:cs="Times New Roman"/>
+          <w:szCs w:val="28"/>
+          <w:lang w:val="uk-UA"/>
+        </w:rPr>
+        <w:t>operation</w:t>
+      </w:r>
+      <w:proofErr w:type="spellEnd"/>
+      <w:r>
+        <w:rPr>
+          <w:rFonts w:cs="Times New Roman"/>
+          <w:szCs w:val="28"/>
+          <w:lang w:val="uk-UA"/>
+        </w:rPr>
+        <w:t xml:space="preserve">}, </w:t>
+      </w:r>
+      <w:proofErr w:type="spellStart"/>
+      <w:r>
+        <w:rPr>
+          <w:rFonts w:cs="Times New Roman"/>
+          <w:szCs w:val="28"/>
+          <w:lang w:val="uk-UA"/>
+        </w:rPr>
+        <w:t>result</w:t>
+      </w:r>
+      <w:proofErr w:type="spellEnd"/>
+      <w:r>
+        <w:rPr>
+          <w:rFonts w:cs="Times New Roman"/>
+          <w:szCs w:val="28"/>
+          <w:lang w:val="uk-UA"/>
+        </w:rPr>
+        <w:t>={</w:t>
+      </w:r>
+      <w:proofErr w:type="spellStart"/>
+      <w:r>
+        <w:rPr>
+          <w:rFonts w:cs="Times New Roman"/>
+          <w:szCs w:val="28"/>
+          <w:lang w:val="uk-UA"/>
+        </w:rPr>
+        <w:t>result</w:t>
+      </w:r>
+      <w:proofErr w:type="spellEnd"/>
+      <w:r>
+        <w:rPr>
+          <w:rFonts w:cs="Times New Roman"/>
+          <w:szCs w:val="28"/>
+          <w:lang w:val="uk-UA"/>
+        </w:rPr>
+        <w:t>}')</w:t>
+      </w:r>
+      <w:r>
+        <w:rPr>
+          <w:rFonts w:cs="Times New Roman"/>
+          <w:szCs w:val="28"/>
+          <w:lang w:val="uk-UA"/>
+        </w:rPr>
+        <w:t xml:space="preserve"> </w:t>
+      </w:r>
+    </w:p>
+    <w:p>
+      <w:pPr>
+        <w:spacing w:after="0"/>
+        <w:rPr>
+          <w:rFonts w:cs="Times New Roman"/>
+          <w:szCs w:val="28"/>
+          <w:lang w:val="uk-UA"/>
+        </w:rPr>
+      </w:pPr>
+      <w:r>
+        <w:rPr>
+          <w:rFonts w:cs="Times New Roman"/>
+          <w:szCs w:val="28"/>
+          <w:lang w:val="uk-UA"/>
+        </w:rPr>
+        <w:t>Результат</w:t>
+      </w:r>
+      <w:r>
+        <w:rPr>
+          <w:rFonts w:cs="Times New Roman"/>
+          <w:szCs w:val="28"/>
+          <w:lang w:val="uk-UA"/>
+        </w:rPr>
+        <w:t>:</w:t>
+      </w:r>
+    </w:p>
+    <w:p>
+      <w:pPr>
+        <w:spacing w:after="0"/>
+        <w:rPr>
+          <w:rFonts w:cs="Times New Roman"/>
+          <w:szCs w:val="28"/>
+          <w:lang w:val="uk-UA"/>
+        </w:rPr>
+      </w:pPr>
+      <w:r>
+        <w:rPr>
+          <w:rFonts w:cs="Times New Roman"/>
+          <w:szCs w:val="28"/>
+          <w:lang w:val="uk-UA"/>
+        </w:rPr>
+        <w:drawing>
+          <wp:inline distT="0" distB="0" distL="0" distR="0" wp14:anchorId="4C6BE35D" wp14:editId="1F48A66A">
+            <wp:extent cx="5943600" cy="1036955"/>
+            <wp:effectExtent l="0" t="0" r="0" b="0"/>
+            <wp:docPr id="5" name="Рисунок 5"/>
+            <wp:cNvGraphicFramePr>
+              <a:graphicFrameLocks xmlns:a="http://schemas.openxmlformats.org/drawingml/2006/main" noChangeAspect="1"/>
+            </wp:cNvGraphicFramePr>
+            <a:graphic xmlns:a="http://schemas.openxmlformats.org/drawingml/2006/main">
+              <a:graphicData uri="http://schemas.openxmlformats.org/drawingml/2006/picture">
+                <pic:pic xmlns:pic="http://schemas.openxmlformats.org/drawingml/2006/picture">
+                  <pic:nvPicPr>
+                    <pic:cNvPr id="1" name=""/>
+                    <pic:cNvPicPr/>
+                  </pic:nvPicPr>
+                  <pic:blipFill>
+                    <a:blip r:embed="rId24"/>
+                    <a:stretch>
+                      <a:fillRect/>
+                    </a:stretch>
+                  </pic:blipFill>
+                  <pic:spPr>
+                    <a:xfrm>
+                      <a:off x="0" y="0"/>
+                      <a:ext cx="5943600" cy="1036955"/>
+                    </a:xfrm>
+                    <a:prstGeom prst="rect">
+                      <a:avLst/>
+                    </a:prstGeom>
+                  </pic:spPr>
+                </pic:pic>
+              </a:graphicData>
+            </a:graphic>
+          </wp:inline>
+        </w:drawing>
+      </w:r>
+    </w:p>
+    <w:p>
+      <w:pPr>
+        <w:pStyle w:val="a4"/>
+        <w:numPr>
+          <w:ilvl w:val="0"/>
+          <w:numId w:val="7"/>
+        </w:numPr>
+        <w:spacing w:after="0"/>
+        <w:rPr>
+          <w:rFonts w:cs="Times New Roman"/>
+          <w:szCs w:val="28"/>
+          <w:lang w:val="uk-UA"/>
+        </w:rPr>
+      </w:pPr>
+      <w:r>
+        <w:rPr>
+          <w:lang w:val="uk-UA"/>
+        </w:rPr>
+        <w:t>С</w:t>
+      </w:r>
       <w:bookmarkStart w:id="0" w:name="_GoBack"/>
       <w:bookmarkEnd w:id="0"/>
-    </w:p>
-    <w:p>
-      <w:pPr>
-        <w:spacing w:after="0"/>
-        <w:rPr>
-          <w:rFonts w:cs="Times New Roman"/>
-          <w:szCs w:val="28"/>
-          <w:lang w:val="uk-UA"/>
-        </w:rPr>
-      </w:pPr>
+      <w:r>
+        <w:rPr>
+          <w:lang w:val="uk-UA"/>
+        </w:rPr>
+        <w:t>ортування списку</w:t>
+      </w:r>
+    </w:p>
+    <w:p>
+      <w:pPr>
+        <w:pBdr>
+          <w:top w:val="single" w:sz="4" w:space="1" w:color="auto"/>
+          <w:left w:val="single" w:sz="4" w:space="4" w:color="auto"/>
+          <w:bottom w:val="single" w:sz="4" w:space="1" w:color="auto"/>
+          <w:right w:val="single" w:sz="4" w:space="4" w:color="auto"/>
+        </w:pBdr>
+        <w:spacing w:after="0"/>
+        <w:rPr>
+          <w:rFonts w:cs="Times New Roman"/>
+          <w:szCs w:val="28"/>
+          <w:lang w:val="uk-UA"/>
+        </w:rPr>
+      </w:pPr>
+      <w:proofErr w:type="spellStart"/>
+      <w:r>
+        <w:rPr>
+          <w:rFonts w:cs="Times New Roman"/>
+          <w:szCs w:val="28"/>
+          <w:lang w:val="uk-UA"/>
+        </w:rPr>
+        <w:t>import</w:t>
+      </w:r>
+      <w:proofErr w:type="spellEnd"/>
+      <w:r>
+        <w:rPr>
+          <w:rFonts w:cs="Times New Roman"/>
+          <w:szCs w:val="28"/>
+          <w:lang w:val="uk-UA"/>
+        </w:rPr>
+        <w:t xml:space="preserve"> </w:t>
+      </w:r>
+      <w:proofErr w:type="spellStart"/>
+      <w:r>
+        <w:rPr>
+          <w:rFonts w:cs="Times New Roman"/>
+          <w:szCs w:val="28"/>
+          <w:lang w:val="uk-UA"/>
+        </w:rPr>
+        <w:t>locale</w:t>
+      </w:r>
+      <w:proofErr w:type="spellEnd"/>
+    </w:p>
+    <w:p>
+      <w:pPr>
+        <w:pBdr>
+          <w:top w:val="single" w:sz="4" w:space="1" w:color="auto"/>
+          <w:left w:val="single" w:sz="4" w:space="4" w:color="auto"/>
+          <w:bottom w:val="single" w:sz="4" w:space="1" w:color="auto"/>
+          <w:right w:val="single" w:sz="4" w:space="4" w:color="auto"/>
+        </w:pBdr>
+        <w:spacing w:after="0"/>
+        <w:rPr>
+          <w:rFonts w:cs="Times New Roman"/>
+          <w:szCs w:val="28"/>
+          <w:lang w:val="uk-UA"/>
+        </w:rPr>
+      </w:pPr>
+      <w:proofErr w:type="spellStart"/>
+      <w:r>
+        <w:rPr>
+          <w:rFonts w:cs="Times New Roman"/>
+          <w:szCs w:val="28"/>
+          <w:lang w:val="uk-UA"/>
+        </w:rPr>
+        <w:t>students</w:t>
+      </w:r>
+      <w:proofErr w:type="spellEnd"/>
+      <w:r>
+        <w:rPr>
+          <w:rFonts w:cs="Times New Roman"/>
+          <w:szCs w:val="28"/>
+          <w:lang w:val="uk-UA"/>
+        </w:rPr>
+        <w:t xml:space="preserve"> = [</w:t>
+      </w:r>
+    </w:p>
+    <w:p>
+      <w:pPr>
+        <w:pBdr>
+          <w:top w:val="single" w:sz="4" w:space="1" w:color="auto"/>
+          <w:left w:val="single" w:sz="4" w:space="4" w:color="auto"/>
+          <w:bottom w:val="single" w:sz="4" w:space="1" w:color="auto"/>
+          <w:right w:val="single" w:sz="4" w:space="4" w:color="auto"/>
+        </w:pBdr>
+        <w:spacing w:after="0"/>
+        <w:rPr>
+          <w:rFonts w:cs="Times New Roman"/>
+          <w:szCs w:val="28"/>
+          <w:lang w:val="uk-UA"/>
+        </w:rPr>
+      </w:pPr>
+      <w:r>
+        <w:rPr>
+          <w:rFonts w:cs="Times New Roman"/>
+          <w:szCs w:val="28"/>
+          <w:lang w:val="uk-UA"/>
+        </w:rPr>
+        <w:t xml:space="preserve">    {"</w:t>
+      </w:r>
+      <w:proofErr w:type="spellStart"/>
+      <w:r>
+        <w:rPr>
+          <w:rFonts w:cs="Times New Roman"/>
+          <w:szCs w:val="28"/>
+          <w:lang w:val="uk-UA"/>
+        </w:rPr>
+        <w:t>name</w:t>
+      </w:r>
+      <w:proofErr w:type="spellEnd"/>
+      <w:r>
+        <w:rPr>
+          <w:rFonts w:cs="Times New Roman"/>
+          <w:szCs w:val="28"/>
+          <w:lang w:val="uk-UA"/>
+        </w:rPr>
+        <w:t>": "Іван", "</w:t>
+      </w:r>
+      <w:proofErr w:type="spellStart"/>
+      <w:r>
+        <w:rPr>
+          <w:rFonts w:cs="Times New Roman"/>
+          <w:szCs w:val="28"/>
+          <w:lang w:val="uk-UA"/>
+        </w:rPr>
+        <w:t>grade</w:t>
+      </w:r>
+      <w:proofErr w:type="spellEnd"/>
+      <w:r>
+        <w:rPr>
+          <w:rFonts w:cs="Times New Roman"/>
+          <w:szCs w:val="28"/>
+          <w:lang w:val="uk-UA"/>
+        </w:rPr>
+        <w:t>": 10},</w:t>
+      </w:r>
+    </w:p>
+    <w:p>
+      <w:pPr>
+        <w:pBdr>
+          <w:top w:val="single" w:sz="4" w:space="1" w:color="auto"/>
+          <w:left w:val="single" w:sz="4" w:space="4" w:color="auto"/>
+          <w:bottom w:val="single" w:sz="4" w:space="1" w:color="auto"/>
+          <w:right w:val="single" w:sz="4" w:space="4" w:color="auto"/>
+        </w:pBdr>
+        <w:spacing w:after="0"/>
+        <w:rPr>
+          <w:rFonts w:cs="Times New Roman"/>
+          <w:szCs w:val="28"/>
+          <w:lang w:val="uk-UA"/>
+        </w:rPr>
+      </w:pPr>
+      <w:r>
+        <w:rPr>
+          <w:rFonts w:cs="Times New Roman"/>
+          <w:szCs w:val="28"/>
+          <w:lang w:val="uk-UA"/>
+        </w:rPr>
+        <w:t xml:space="preserve">    {"</w:t>
+      </w:r>
+      <w:proofErr w:type="spellStart"/>
+      <w:r>
+        <w:rPr>
+          <w:rFonts w:cs="Times New Roman"/>
+          <w:szCs w:val="28"/>
+          <w:lang w:val="uk-UA"/>
+        </w:rPr>
+        <w:t>name</w:t>
+      </w:r>
+      <w:proofErr w:type="spellEnd"/>
+      <w:r>
+        <w:rPr>
+          <w:rFonts w:cs="Times New Roman"/>
+          <w:szCs w:val="28"/>
+          <w:lang w:val="uk-UA"/>
+        </w:rPr>
+        <w:t>": "Оля", "</w:t>
+      </w:r>
+      <w:proofErr w:type="spellStart"/>
+      <w:r>
+        <w:rPr>
+          <w:rFonts w:cs="Times New Roman"/>
+          <w:szCs w:val="28"/>
+          <w:lang w:val="uk-UA"/>
+        </w:rPr>
+        <w:t>grade</w:t>
+      </w:r>
+      <w:proofErr w:type="spellEnd"/>
+      <w:r>
+        <w:rPr>
+          <w:rFonts w:cs="Times New Roman"/>
+          <w:szCs w:val="28"/>
+          <w:lang w:val="uk-UA"/>
+        </w:rPr>
+        <w:t>": 6},</w:t>
+      </w:r>
+    </w:p>
+    <w:p>
+      <w:pPr>
+        <w:pBdr>
+          <w:top w:val="single" w:sz="4" w:space="1" w:color="auto"/>
+          <w:left w:val="single" w:sz="4" w:space="4" w:color="auto"/>
+          <w:bottom w:val="single" w:sz="4" w:space="1" w:color="auto"/>
+          <w:right w:val="single" w:sz="4" w:space="4" w:color="auto"/>
+        </w:pBdr>
+        <w:spacing w:after="0"/>
+        <w:rPr>
+          <w:rFonts w:cs="Times New Roman"/>
+          <w:szCs w:val="28"/>
+          <w:lang w:val="uk-UA"/>
+        </w:rPr>
+      </w:pPr>
+      <w:r>
+        <w:rPr>
+          <w:rFonts w:cs="Times New Roman"/>
+          <w:szCs w:val="28"/>
+          <w:lang w:val="uk-UA"/>
+        </w:rPr>
+        <w:t xml:space="preserve">    {"</w:t>
+      </w:r>
+      <w:proofErr w:type="spellStart"/>
+      <w:r>
+        <w:rPr>
+          <w:rFonts w:cs="Times New Roman"/>
+          <w:szCs w:val="28"/>
+          <w:lang w:val="uk-UA"/>
+        </w:rPr>
+        <w:t>name</w:t>
+      </w:r>
+      <w:proofErr w:type="spellEnd"/>
+      <w:r>
+        <w:rPr>
+          <w:rFonts w:cs="Times New Roman"/>
+          <w:szCs w:val="28"/>
+          <w:lang w:val="uk-UA"/>
+        </w:rPr>
+        <w:t>": "Андрій", "</w:t>
+      </w:r>
+      <w:proofErr w:type="spellStart"/>
+      <w:r>
+        <w:rPr>
+          <w:rFonts w:cs="Times New Roman"/>
+          <w:szCs w:val="28"/>
+          <w:lang w:val="uk-UA"/>
+        </w:rPr>
+        <w:t>grade</w:t>
+      </w:r>
+      <w:proofErr w:type="spellEnd"/>
+      <w:r>
+        <w:rPr>
+          <w:rFonts w:cs="Times New Roman"/>
+          <w:szCs w:val="28"/>
+          <w:lang w:val="uk-UA"/>
+        </w:rPr>
+        <w:t>": 8},</w:t>
+      </w:r>
+    </w:p>
+    <w:p>
+      <w:pPr>
+        <w:pBdr>
+          <w:top w:val="single" w:sz="4" w:space="1" w:color="auto"/>
+          <w:left w:val="single" w:sz="4" w:space="4" w:color="auto"/>
+          <w:bottom w:val="single" w:sz="4" w:space="1" w:color="auto"/>
+          <w:right w:val="single" w:sz="4" w:space="4" w:color="auto"/>
+        </w:pBdr>
+        <w:spacing w:after="0"/>
+        <w:rPr>
+          <w:rFonts w:cs="Times New Roman"/>
+          <w:szCs w:val="28"/>
+          <w:lang w:val="uk-UA"/>
+        </w:rPr>
+      </w:pPr>
+      <w:r>
+        <w:rPr>
+          <w:rFonts w:cs="Times New Roman"/>
+          <w:szCs w:val="28"/>
+          <w:lang w:val="uk-UA"/>
+        </w:rPr>
+        <w:lastRenderedPageBreak/>
+        <w:t xml:space="preserve">    {"</w:t>
+      </w:r>
+      <w:proofErr w:type="spellStart"/>
+      <w:r>
+        <w:rPr>
+          <w:rFonts w:cs="Times New Roman"/>
+          <w:szCs w:val="28"/>
+          <w:lang w:val="uk-UA"/>
+        </w:rPr>
+        <w:t>name</w:t>
+      </w:r>
+      <w:proofErr w:type="spellEnd"/>
+      <w:r>
+        <w:rPr>
+          <w:rFonts w:cs="Times New Roman"/>
+          <w:szCs w:val="28"/>
+          <w:lang w:val="uk-UA"/>
+        </w:rPr>
+        <w:t>": "Микола", "</w:t>
+      </w:r>
+      <w:proofErr w:type="spellStart"/>
+      <w:r>
+        <w:rPr>
+          <w:rFonts w:cs="Times New Roman"/>
+          <w:szCs w:val="28"/>
+          <w:lang w:val="uk-UA"/>
+        </w:rPr>
+        <w:t>grade</w:t>
+      </w:r>
+      <w:proofErr w:type="spellEnd"/>
+      <w:r>
+        <w:rPr>
+          <w:rFonts w:cs="Times New Roman"/>
+          <w:szCs w:val="28"/>
+          <w:lang w:val="uk-UA"/>
+        </w:rPr>
+        <w:t>": 12},</w:t>
+      </w:r>
+    </w:p>
+    <w:p>
+      <w:pPr>
+        <w:pBdr>
+          <w:top w:val="single" w:sz="4" w:space="1" w:color="auto"/>
+          <w:left w:val="single" w:sz="4" w:space="4" w:color="auto"/>
+          <w:bottom w:val="single" w:sz="4" w:space="1" w:color="auto"/>
+          <w:right w:val="single" w:sz="4" w:space="4" w:color="auto"/>
+        </w:pBdr>
+        <w:spacing w:after="0"/>
+        <w:rPr>
+          <w:rFonts w:cs="Times New Roman"/>
+          <w:szCs w:val="28"/>
+          <w:lang w:val="uk-UA"/>
+        </w:rPr>
+      </w:pPr>
+      <w:r>
+        <w:rPr>
+          <w:rFonts w:cs="Times New Roman"/>
+          <w:szCs w:val="28"/>
+          <w:lang w:val="uk-UA"/>
+        </w:rPr>
+        <w:t>]</w:t>
+      </w:r>
+    </w:p>
+    <w:p>
+      <w:pPr>
+        <w:pBdr>
+          <w:top w:val="single" w:sz="4" w:space="1" w:color="auto"/>
+          <w:left w:val="single" w:sz="4" w:space="4" w:color="auto"/>
+          <w:bottom w:val="single" w:sz="4" w:space="1" w:color="auto"/>
+          <w:right w:val="single" w:sz="4" w:space="4" w:color="auto"/>
+        </w:pBdr>
+        <w:spacing w:after="0"/>
+        <w:rPr>
+          <w:rFonts w:cs="Times New Roman"/>
+          <w:szCs w:val="28"/>
+          <w:lang w:val="uk-UA"/>
+        </w:rPr>
+      </w:pPr>
+      <w:proofErr w:type="spellStart"/>
+      <w:r>
+        <w:rPr>
+          <w:rFonts w:cs="Times New Roman"/>
+          <w:szCs w:val="28"/>
+          <w:lang w:val="uk-UA"/>
+        </w:rPr>
+        <w:t>print</w:t>
+      </w:r>
+      <w:proofErr w:type="spellEnd"/>
+      <w:r>
+        <w:rPr>
+          <w:rFonts w:cs="Times New Roman"/>
+          <w:szCs w:val="28"/>
+          <w:lang w:val="uk-UA"/>
+        </w:rPr>
+        <w:t>("Початковий список:")</w:t>
+      </w:r>
+    </w:p>
+    <w:p>
+      <w:pPr>
+        <w:pBdr>
+          <w:top w:val="single" w:sz="4" w:space="1" w:color="auto"/>
+          <w:left w:val="single" w:sz="4" w:space="4" w:color="auto"/>
+          <w:bottom w:val="single" w:sz="4" w:space="1" w:color="auto"/>
+          <w:right w:val="single" w:sz="4" w:space="4" w:color="auto"/>
+        </w:pBdr>
+        <w:spacing w:after="0"/>
+        <w:rPr>
+          <w:rFonts w:cs="Times New Roman"/>
+          <w:szCs w:val="28"/>
+          <w:lang w:val="uk-UA"/>
+        </w:rPr>
+      </w:pPr>
+      <w:proofErr w:type="spellStart"/>
+      <w:r>
+        <w:rPr>
+          <w:rFonts w:cs="Times New Roman"/>
+          <w:szCs w:val="28"/>
+          <w:lang w:val="uk-UA"/>
+        </w:rPr>
+        <w:t>print</w:t>
+      </w:r>
+      <w:proofErr w:type="spellEnd"/>
+      <w:r>
+        <w:rPr>
+          <w:rFonts w:cs="Times New Roman"/>
+          <w:szCs w:val="28"/>
+          <w:lang w:val="uk-UA"/>
+        </w:rPr>
+        <w:t>(</w:t>
+      </w:r>
+      <w:proofErr w:type="spellStart"/>
+      <w:r>
+        <w:rPr>
+          <w:rFonts w:cs="Times New Roman"/>
+          <w:szCs w:val="28"/>
+          <w:lang w:val="uk-UA"/>
+        </w:rPr>
+        <w:t>students</w:t>
+      </w:r>
+      <w:proofErr w:type="spellEnd"/>
+      <w:r>
+        <w:rPr>
+          <w:rFonts w:cs="Times New Roman"/>
+          <w:szCs w:val="28"/>
+          <w:lang w:val="uk-UA"/>
+        </w:rPr>
+        <w:t>)</w:t>
+      </w:r>
+    </w:p>
+    <w:p>
+      <w:pPr>
+        <w:pBdr>
+          <w:top w:val="single" w:sz="4" w:space="1" w:color="auto"/>
+          <w:left w:val="single" w:sz="4" w:space="4" w:color="auto"/>
+          <w:bottom w:val="single" w:sz="4" w:space="1" w:color="auto"/>
+          <w:right w:val="single" w:sz="4" w:space="4" w:color="auto"/>
+        </w:pBdr>
+        <w:spacing w:after="0"/>
+        <w:rPr>
+          <w:rFonts w:cs="Times New Roman"/>
+          <w:szCs w:val="28"/>
+          <w:lang w:val="uk-UA"/>
+        </w:rPr>
+      </w:pPr>
+      <w:proofErr w:type="spellStart"/>
+      <w:r>
+        <w:rPr>
+          <w:rFonts w:cs="Times New Roman"/>
+          <w:szCs w:val="28"/>
+          <w:lang w:val="uk-UA"/>
+        </w:rPr>
+        <w:t>locale.setlocale</w:t>
+      </w:r>
+      <w:proofErr w:type="spellEnd"/>
+      <w:r>
+        <w:rPr>
+          <w:rFonts w:cs="Times New Roman"/>
+          <w:szCs w:val="28"/>
+          <w:lang w:val="uk-UA"/>
+        </w:rPr>
+        <w:t>(</w:t>
+      </w:r>
+      <w:proofErr w:type="spellStart"/>
+      <w:r>
+        <w:rPr>
+          <w:rFonts w:cs="Times New Roman"/>
+          <w:szCs w:val="28"/>
+          <w:lang w:val="uk-UA"/>
+        </w:rPr>
+        <w:t>locale.LC_COLLATE</w:t>
+      </w:r>
+      <w:proofErr w:type="spellEnd"/>
+      <w:r>
+        <w:rPr>
+          <w:rFonts w:cs="Times New Roman"/>
+          <w:szCs w:val="28"/>
+          <w:lang w:val="uk-UA"/>
+        </w:rPr>
+        <w:t>, "uk_UA.UTF-8")</w:t>
+      </w:r>
+    </w:p>
+    <w:p>
+      <w:pPr>
+        <w:pBdr>
+          <w:top w:val="single" w:sz="4" w:space="1" w:color="auto"/>
+          <w:left w:val="single" w:sz="4" w:space="4" w:color="auto"/>
+          <w:bottom w:val="single" w:sz="4" w:space="1" w:color="auto"/>
+          <w:right w:val="single" w:sz="4" w:space="4" w:color="auto"/>
+        </w:pBdr>
+        <w:spacing w:after="0"/>
+        <w:rPr>
+          <w:rFonts w:cs="Times New Roman"/>
+          <w:szCs w:val="28"/>
+          <w:lang w:val="uk-UA"/>
+        </w:rPr>
+      </w:pPr>
+      <w:proofErr w:type="spellStart"/>
+      <w:r>
+        <w:rPr>
+          <w:rFonts w:cs="Times New Roman"/>
+          <w:szCs w:val="28"/>
+          <w:lang w:val="uk-UA"/>
+        </w:rPr>
+        <w:t>sorted_name</w:t>
+      </w:r>
+      <w:proofErr w:type="spellEnd"/>
+      <w:r>
+        <w:rPr>
+          <w:rFonts w:cs="Times New Roman"/>
+          <w:szCs w:val="28"/>
+          <w:lang w:val="uk-UA"/>
+        </w:rPr>
+        <w:t xml:space="preserve"> = </w:t>
+      </w:r>
+      <w:proofErr w:type="spellStart"/>
+      <w:r>
+        <w:rPr>
+          <w:rFonts w:cs="Times New Roman"/>
+          <w:szCs w:val="28"/>
+          <w:lang w:val="uk-UA"/>
+        </w:rPr>
+        <w:t>sorted</w:t>
+      </w:r>
+      <w:proofErr w:type="spellEnd"/>
+      <w:r>
+        <w:rPr>
+          <w:rFonts w:cs="Times New Roman"/>
+          <w:szCs w:val="28"/>
+          <w:lang w:val="uk-UA"/>
+        </w:rPr>
+        <w:t>(</w:t>
+      </w:r>
+      <w:proofErr w:type="spellStart"/>
+      <w:r>
+        <w:rPr>
+          <w:rFonts w:cs="Times New Roman"/>
+          <w:szCs w:val="28"/>
+          <w:lang w:val="uk-UA"/>
+        </w:rPr>
+        <w:t>students</w:t>
+      </w:r>
+      <w:proofErr w:type="spellEnd"/>
+      <w:r>
+        <w:rPr>
+          <w:rFonts w:cs="Times New Roman"/>
+          <w:szCs w:val="28"/>
+          <w:lang w:val="uk-UA"/>
+        </w:rPr>
+        <w:t xml:space="preserve">, </w:t>
+      </w:r>
+      <w:proofErr w:type="spellStart"/>
+      <w:r>
+        <w:rPr>
+          <w:rFonts w:cs="Times New Roman"/>
+          <w:szCs w:val="28"/>
+          <w:lang w:val="uk-UA"/>
+        </w:rPr>
+        <w:t>key</w:t>
+      </w:r>
+      <w:proofErr w:type="spellEnd"/>
+      <w:r>
+        <w:rPr>
+          <w:rFonts w:cs="Times New Roman"/>
+          <w:szCs w:val="28"/>
+          <w:lang w:val="uk-UA"/>
+        </w:rPr>
+        <w:t>=</w:t>
+      </w:r>
+      <w:proofErr w:type="spellStart"/>
+      <w:r>
+        <w:rPr>
+          <w:rFonts w:cs="Times New Roman"/>
+          <w:szCs w:val="28"/>
+          <w:lang w:val="uk-UA"/>
+        </w:rPr>
+        <w:t>lambda</w:t>
+      </w:r>
+      <w:proofErr w:type="spellEnd"/>
+      <w:r>
+        <w:rPr>
+          <w:rFonts w:cs="Times New Roman"/>
+          <w:szCs w:val="28"/>
+          <w:lang w:val="uk-UA"/>
+        </w:rPr>
+        <w:t xml:space="preserve"> x: </w:t>
+      </w:r>
+      <w:proofErr w:type="spellStart"/>
+      <w:r>
+        <w:rPr>
+          <w:rFonts w:cs="Times New Roman"/>
+          <w:szCs w:val="28"/>
+          <w:lang w:val="uk-UA"/>
+        </w:rPr>
+        <w:t>locale.strxfrm</w:t>
+      </w:r>
+      <w:proofErr w:type="spellEnd"/>
+      <w:r>
+        <w:rPr>
+          <w:rFonts w:cs="Times New Roman"/>
+          <w:szCs w:val="28"/>
+          <w:lang w:val="uk-UA"/>
+        </w:rPr>
+        <w:t>(x["</w:t>
+      </w:r>
+      <w:proofErr w:type="spellStart"/>
+      <w:r>
+        <w:rPr>
+          <w:rFonts w:cs="Times New Roman"/>
+          <w:szCs w:val="28"/>
+          <w:lang w:val="uk-UA"/>
+        </w:rPr>
+        <w:t>name</w:t>
+      </w:r>
+      <w:proofErr w:type="spellEnd"/>
+      <w:r>
+        <w:rPr>
+          <w:rFonts w:cs="Times New Roman"/>
+          <w:szCs w:val="28"/>
+          <w:lang w:val="uk-UA"/>
+        </w:rPr>
+        <w:t>"]))</w:t>
+      </w:r>
+    </w:p>
+    <w:p>
+      <w:pPr>
+        <w:pBdr>
+          <w:top w:val="single" w:sz="4" w:space="1" w:color="auto"/>
+          <w:left w:val="single" w:sz="4" w:space="4" w:color="auto"/>
+          <w:bottom w:val="single" w:sz="4" w:space="1" w:color="auto"/>
+          <w:right w:val="single" w:sz="4" w:space="4" w:color="auto"/>
+        </w:pBdr>
+        <w:spacing w:after="0"/>
+        <w:rPr>
+          <w:rFonts w:cs="Times New Roman"/>
+          <w:szCs w:val="28"/>
+          <w:lang w:val="uk-UA"/>
+        </w:rPr>
+      </w:pPr>
+      <w:proofErr w:type="spellStart"/>
+      <w:r>
+        <w:rPr>
+          <w:rFonts w:cs="Times New Roman"/>
+          <w:szCs w:val="28"/>
+          <w:lang w:val="uk-UA"/>
+        </w:rPr>
+        <w:t>sorted_grade</w:t>
+      </w:r>
+      <w:proofErr w:type="spellEnd"/>
+      <w:r>
+        <w:rPr>
+          <w:rFonts w:cs="Times New Roman"/>
+          <w:szCs w:val="28"/>
+          <w:lang w:val="uk-UA"/>
+        </w:rPr>
+        <w:t xml:space="preserve"> = </w:t>
+      </w:r>
+      <w:proofErr w:type="spellStart"/>
+      <w:r>
+        <w:rPr>
+          <w:rFonts w:cs="Times New Roman"/>
+          <w:szCs w:val="28"/>
+          <w:lang w:val="uk-UA"/>
+        </w:rPr>
+        <w:t>sorted</w:t>
+      </w:r>
+      <w:proofErr w:type="spellEnd"/>
+      <w:r>
+        <w:rPr>
+          <w:rFonts w:cs="Times New Roman"/>
+          <w:szCs w:val="28"/>
+          <w:lang w:val="uk-UA"/>
+        </w:rPr>
+        <w:t>(</w:t>
+      </w:r>
+      <w:proofErr w:type="spellStart"/>
+      <w:r>
+        <w:rPr>
+          <w:rFonts w:cs="Times New Roman"/>
+          <w:szCs w:val="28"/>
+          <w:lang w:val="uk-UA"/>
+        </w:rPr>
+        <w:t>students</w:t>
+      </w:r>
+      <w:proofErr w:type="spellEnd"/>
+      <w:r>
+        <w:rPr>
+          <w:rFonts w:cs="Times New Roman"/>
+          <w:szCs w:val="28"/>
+          <w:lang w:val="uk-UA"/>
+        </w:rPr>
+        <w:t xml:space="preserve">, </w:t>
+      </w:r>
+      <w:proofErr w:type="spellStart"/>
+      <w:r>
+        <w:rPr>
+          <w:rFonts w:cs="Times New Roman"/>
+          <w:szCs w:val="28"/>
+          <w:lang w:val="uk-UA"/>
+        </w:rPr>
+        <w:t>key</w:t>
+      </w:r>
+      <w:proofErr w:type="spellEnd"/>
+      <w:r>
+        <w:rPr>
+          <w:rFonts w:cs="Times New Roman"/>
+          <w:szCs w:val="28"/>
+          <w:lang w:val="uk-UA"/>
+        </w:rPr>
+        <w:t>=</w:t>
+      </w:r>
+      <w:proofErr w:type="spellStart"/>
+      <w:r>
+        <w:rPr>
+          <w:rFonts w:cs="Times New Roman"/>
+          <w:szCs w:val="28"/>
+          <w:lang w:val="uk-UA"/>
+        </w:rPr>
+        <w:t>lambda</w:t>
+      </w:r>
+      <w:proofErr w:type="spellEnd"/>
+      <w:r>
+        <w:rPr>
+          <w:rFonts w:cs="Times New Roman"/>
+          <w:szCs w:val="28"/>
+          <w:lang w:val="uk-UA"/>
+        </w:rPr>
+        <w:t xml:space="preserve"> x: x["</w:t>
+      </w:r>
+      <w:proofErr w:type="spellStart"/>
+      <w:r>
+        <w:rPr>
+          <w:rFonts w:cs="Times New Roman"/>
+          <w:szCs w:val="28"/>
+          <w:lang w:val="uk-UA"/>
+        </w:rPr>
+        <w:t>grade</w:t>
+      </w:r>
+      <w:proofErr w:type="spellEnd"/>
+      <w:r>
+        <w:rPr>
+          <w:rFonts w:cs="Times New Roman"/>
+          <w:szCs w:val="28"/>
+          <w:lang w:val="uk-UA"/>
+        </w:rPr>
+        <w:t>"])</w:t>
+      </w:r>
+    </w:p>
+    <w:p>
+      <w:pPr>
+        <w:pBdr>
+          <w:top w:val="single" w:sz="4" w:space="1" w:color="auto"/>
+          <w:left w:val="single" w:sz="4" w:space="4" w:color="auto"/>
+          <w:bottom w:val="single" w:sz="4" w:space="1" w:color="auto"/>
+          <w:right w:val="single" w:sz="4" w:space="4" w:color="auto"/>
+        </w:pBdr>
+        <w:spacing w:after="0"/>
+        <w:rPr>
+          <w:rFonts w:cs="Times New Roman"/>
+          <w:szCs w:val="28"/>
+          <w:lang w:val="uk-UA"/>
+        </w:rPr>
+      </w:pPr>
+      <w:proofErr w:type="spellStart"/>
+      <w:r>
+        <w:rPr>
+          <w:rFonts w:cs="Times New Roman"/>
+          <w:szCs w:val="28"/>
+          <w:lang w:val="uk-UA"/>
+        </w:rPr>
+        <w:t>print</w:t>
+      </w:r>
+      <w:proofErr w:type="spellEnd"/>
+      <w:r>
+        <w:rPr>
+          <w:rFonts w:cs="Times New Roman"/>
+          <w:szCs w:val="28"/>
+          <w:lang w:val="uk-UA"/>
+        </w:rPr>
+        <w:t>("\</w:t>
+      </w:r>
+      <w:proofErr w:type="spellStart"/>
+      <w:r>
+        <w:rPr>
+          <w:rFonts w:cs="Times New Roman"/>
+          <w:szCs w:val="28"/>
+          <w:lang w:val="uk-UA"/>
+        </w:rPr>
+        <w:t>nВідсортовано</w:t>
+      </w:r>
+      <w:proofErr w:type="spellEnd"/>
+      <w:r>
+        <w:rPr>
+          <w:rFonts w:cs="Times New Roman"/>
+          <w:szCs w:val="28"/>
+          <w:lang w:val="uk-UA"/>
+        </w:rPr>
+        <w:t xml:space="preserve"> за ім’ям:")</w:t>
+      </w:r>
+    </w:p>
+    <w:p>
+      <w:pPr>
+        <w:pBdr>
+          <w:top w:val="single" w:sz="4" w:space="1" w:color="auto"/>
+          <w:left w:val="single" w:sz="4" w:space="4" w:color="auto"/>
+          <w:bottom w:val="single" w:sz="4" w:space="1" w:color="auto"/>
+          <w:right w:val="single" w:sz="4" w:space="4" w:color="auto"/>
+        </w:pBdr>
+        <w:spacing w:after="0"/>
+        <w:rPr>
+          <w:rFonts w:cs="Times New Roman"/>
+          <w:szCs w:val="28"/>
+          <w:lang w:val="uk-UA"/>
+        </w:rPr>
+      </w:pPr>
+      <w:proofErr w:type="spellStart"/>
+      <w:r>
+        <w:rPr>
+          <w:rFonts w:cs="Times New Roman"/>
+          <w:szCs w:val="28"/>
+          <w:lang w:val="uk-UA"/>
+        </w:rPr>
+        <w:t>print</w:t>
+      </w:r>
+      <w:proofErr w:type="spellEnd"/>
+      <w:r>
+        <w:rPr>
+          <w:rFonts w:cs="Times New Roman"/>
+          <w:szCs w:val="28"/>
+          <w:lang w:val="uk-UA"/>
+        </w:rPr>
+        <w:t>(</w:t>
+      </w:r>
+      <w:proofErr w:type="spellStart"/>
+      <w:r>
+        <w:rPr>
+          <w:rFonts w:cs="Times New Roman"/>
+          <w:szCs w:val="28"/>
+          <w:lang w:val="uk-UA"/>
+        </w:rPr>
+        <w:t>sorted_name</w:t>
+      </w:r>
+      <w:proofErr w:type="spellEnd"/>
+      <w:r>
+        <w:rPr>
+          <w:rFonts w:cs="Times New Roman"/>
+          <w:szCs w:val="28"/>
+          <w:lang w:val="uk-UA"/>
+        </w:rPr>
+        <w:t>)</w:t>
+      </w:r>
+    </w:p>
+    <w:p>
+      <w:pPr>
+        <w:pBdr>
+          <w:top w:val="single" w:sz="4" w:space="1" w:color="auto"/>
+          <w:left w:val="single" w:sz="4" w:space="4" w:color="auto"/>
+          <w:bottom w:val="single" w:sz="4" w:space="1" w:color="auto"/>
+          <w:right w:val="single" w:sz="4" w:space="4" w:color="auto"/>
+        </w:pBdr>
+        <w:spacing w:after="0"/>
+        <w:rPr>
+          <w:rFonts w:cs="Times New Roman"/>
+          <w:szCs w:val="28"/>
+          <w:lang w:val="uk-UA"/>
+        </w:rPr>
+      </w:pPr>
+      <w:proofErr w:type="spellStart"/>
+      <w:r>
+        <w:rPr>
+          <w:rFonts w:cs="Times New Roman"/>
+          <w:szCs w:val="28"/>
+          <w:lang w:val="uk-UA"/>
+        </w:rPr>
+        <w:t>print</w:t>
+      </w:r>
+      <w:proofErr w:type="spellEnd"/>
+      <w:r>
+        <w:rPr>
+          <w:rFonts w:cs="Times New Roman"/>
+          <w:szCs w:val="28"/>
+          <w:lang w:val="uk-UA"/>
+        </w:rPr>
+        <w:t>("\</w:t>
+      </w:r>
+      <w:proofErr w:type="spellStart"/>
+      <w:r>
+        <w:rPr>
+          <w:rFonts w:cs="Times New Roman"/>
+          <w:szCs w:val="28"/>
+          <w:lang w:val="uk-UA"/>
+        </w:rPr>
+        <w:t>nВідсортовано</w:t>
+      </w:r>
+      <w:proofErr w:type="spellEnd"/>
+      <w:r>
+        <w:rPr>
+          <w:rFonts w:cs="Times New Roman"/>
+          <w:szCs w:val="28"/>
+          <w:lang w:val="uk-UA"/>
+        </w:rPr>
+        <w:t xml:space="preserve"> за оцінкою:")</w:t>
+      </w:r>
+    </w:p>
+    <w:p>
+      <w:pPr>
+        <w:pBdr>
+          <w:top w:val="single" w:sz="4" w:space="1" w:color="auto"/>
+          <w:left w:val="single" w:sz="4" w:space="4" w:color="auto"/>
+          <w:bottom w:val="single" w:sz="4" w:space="1" w:color="auto"/>
+          <w:right w:val="single" w:sz="4" w:space="4" w:color="auto"/>
+        </w:pBdr>
+        <w:spacing w:after="0"/>
+        <w:rPr>
+          <w:rFonts w:cs="Times New Roman"/>
+          <w:szCs w:val="28"/>
+          <w:lang w:val="uk-UA"/>
+        </w:rPr>
+      </w:pPr>
+      <w:proofErr w:type="spellStart"/>
+      <w:r>
+        <w:rPr>
+          <w:rFonts w:cs="Times New Roman"/>
+          <w:szCs w:val="28"/>
+          <w:lang w:val="uk-UA"/>
+        </w:rPr>
+        <w:t>print</w:t>
+      </w:r>
+      <w:proofErr w:type="spellEnd"/>
+      <w:r>
+        <w:rPr>
+          <w:rFonts w:cs="Times New Roman"/>
+          <w:szCs w:val="28"/>
+          <w:lang w:val="uk-UA"/>
+        </w:rPr>
+        <w:t>(</w:t>
+      </w:r>
+      <w:proofErr w:type="spellStart"/>
+      <w:r>
+        <w:rPr>
+          <w:rFonts w:cs="Times New Roman"/>
+          <w:szCs w:val="28"/>
+          <w:lang w:val="uk-UA"/>
+        </w:rPr>
+        <w:t>sorted_grade</w:t>
+      </w:r>
+      <w:proofErr w:type="spellEnd"/>
+      <w:r>
+        <w:rPr>
+          <w:rFonts w:cs="Times New Roman"/>
+          <w:szCs w:val="28"/>
+          <w:lang w:val="uk-UA"/>
+        </w:rPr>
+        <w:t>)</w:t>
+      </w:r>
+    </w:p>
+    <w:p>
+      <w:pPr>
+        <w:spacing w:after="0"/>
+        <w:rPr>
+          <w:rFonts w:cs="Times New Roman"/>
+          <w:szCs w:val="28"/>
+          <w:lang w:val="ru-RU"/>
+        </w:rPr>
+      </w:pPr>
+      <w:r>
+        <w:rPr>
+          <w:rFonts w:cs="Times New Roman"/>
+          <w:szCs w:val="28"/>
+          <w:lang w:val="ru-RU"/>
+        </w:rPr>
+        <w:t>Результат:</w:t>
+      </w:r>
+    </w:p>
+    <w:p>
+      <w:pPr>
+        <w:spacing w:after="0"/>
+        <w:rPr>
+          <w:rFonts w:cs="Times New Roman"/>
+          <w:szCs w:val="28"/>
+          <w:lang w:val="ru-RU"/>
+        </w:rPr>
+      </w:pPr>
+      <w:r>
+        <w:rPr>
+          <w:rFonts w:cs="Times New Roman"/>
+          <w:szCs w:val="28"/>
+          <w:lang w:val="ru-RU"/>
+        </w:rPr>
+        <w:drawing>
+          <wp:inline distT="0" distB="0" distL="0" distR="0" wp14:anchorId="151435E3" wp14:editId="605C9A06">
+            <wp:extent cx="5943600" cy="873125"/>
+            <wp:effectExtent l="0" t="0" r="0" b="3175"/>
+            <wp:docPr id="6" name="Рисунок 6"/>
+            <wp:cNvGraphicFramePr>
+              <a:graphicFrameLocks xmlns:a="http://schemas.openxmlformats.org/drawingml/2006/main" noChangeAspect="1"/>
+            </wp:cNvGraphicFramePr>
+            <a:graphic xmlns:a="http://schemas.openxmlformats.org/drawingml/2006/main">
+              <a:graphicData uri="http://schemas.openxmlformats.org/drawingml/2006/picture">
+                <pic:pic xmlns:pic="http://schemas.openxmlformats.org/drawingml/2006/picture">
+                  <pic:nvPicPr>
+                    <pic:cNvPr id="1" name=""/>
+                    <pic:cNvPicPr/>
+                  </pic:nvPicPr>
+                  <pic:blipFill>
+                    <a:blip r:embed="rId25"/>
+                    <a:stretch>
+                      <a:fillRect/>
+                    </a:stretch>
+                  </pic:blipFill>
+                  <pic:spPr>
+                    <a:xfrm>
+                      <a:off x="0" y="0"/>
+                      <a:ext cx="5943600" cy="873125"/>
+                    </a:xfrm>
+                    <a:prstGeom prst="rect">
+                      <a:avLst/>
+                    </a:prstGeom>
+                  </pic:spPr>
+                </pic:pic>
+              </a:graphicData>
+            </a:graphic>
+          </wp:inline>
+        </w:drawing>
+      </w:r>
     </w:p>
     <w:sectPr>
       <w:pgSz w:w="12240" w:h="15840"/>
@@ -16856,6 +21049,95 @@
     </w:lvl>
   </w:abstractNum>
   <w:abstractNum w:abstractNumId="4" w15:restartNumberingAfterBreak="0">
+    <w:nsid w:val="62342268"/>
+    <w:multiLevelType w:val="hybridMultilevel"/>
+    <w:tmpl w:val="F0DA62AE"/>
+    <w:lvl w:ilvl="0" w:tplc="E570A86E">
+      <w:start w:val="1"/>
+      <w:numFmt w:val="decimal"/>
+      <w:lvlText w:val="%1)"/>
+      <w:lvlJc w:val="left"/>
+      <w:pPr>
+        <w:ind w:left="1069" w:hanging="360"/>
+      </w:pPr>
+      <w:rPr>
+        <w:rFonts w:hint="default"/>
+      </w:rPr>
+    </w:lvl>
+    <w:lvl w:ilvl="1" w:tplc="04220019" w:tentative="1">
+      <w:start w:val="1"/>
+      <w:numFmt w:val="lowerLetter"/>
+      <w:lvlText w:val="%2."/>
+      <w:lvlJc w:val="left"/>
+      <w:pPr>
+        <w:ind w:left="1789" w:hanging="360"/>
+      </w:pPr>
+    </w:lvl>
+    <w:lvl w:ilvl="2" w:tplc="0422001B" w:tentative="1">
+      <w:start w:val="1"/>
+      <w:numFmt w:val="lowerRoman"/>
+      <w:lvlText w:val="%3."/>
+      <w:lvlJc w:val="right"/>
+      <w:pPr>
+        <w:ind w:left="2509" w:hanging="180"/>
+      </w:pPr>
+    </w:lvl>
+    <w:lvl w:ilvl="3" w:tplc="0422000F" w:tentative="1">
+      <w:start w:val="1"/>
+      <w:numFmt w:val="decimal"/>
+      <w:lvlText w:val="%4."/>
+      <w:lvlJc w:val="left"/>
+      <w:pPr>
+        <w:ind w:left="3229" w:hanging="360"/>
+      </w:pPr>
+    </w:lvl>
+    <w:lvl w:ilvl="4" w:tplc="04220019" w:tentative="1">
+      <w:start w:val="1"/>
+      <w:numFmt w:val="lowerLetter"/>
+      <w:lvlText w:val="%5."/>
+      <w:lvlJc w:val="left"/>
+      <w:pPr>
+        <w:ind w:left="3949" w:hanging="360"/>
+      </w:pPr>
+    </w:lvl>
+    <w:lvl w:ilvl="5" w:tplc="0422001B" w:tentative="1">
+      <w:start w:val="1"/>
+      <w:numFmt w:val="lowerRoman"/>
+      <w:lvlText w:val="%6."/>
+      <w:lvlJc w:val="right"/>
+      <w:pPr>
+        <w:ind w:left="4669" w:hanging="180"/>
+      </w:pPr>
+    </w:lvl>
+    <w:lvl w:ilvl="6" w:tplc="0422000F" w:tentative="1">
+      <w:start w:val="1"/>
+      <w:numFmt w:val="decimal"/>
+      <w:lvlText w:val="%7."/>
+      <w:lvlJc w:val="left"/>
+      <w:pPr>
+        <w:ind w:left="5389" w:hanging="360"/>
+      </w:pPr>
+    </w:lvl>
+    <w:lvl w:ilvl="7" w:tplc="04220019" w:tentative="1">
+      <w:start w:val="1"/>
+      <w:numFmt w:val="lowerLetter"/>
+      <w:lvlText w:val="%8."/>
+      <w:lvlJc w:val="left"/>
+      <w:pPr>
+        <w:ind w:left="6109" w:hanging="360"/>
+      </w:pPr>
+    </w:lvl>
+    <w:lvl w:ilvl="8" w:tplc="0422001B" w:tentative="1">
+      <w:start w:val="1"/>
+      <w:numFmt w:val="lowerRoman"/>
+      <w:lvlText w:val="%9."/>
+      <w:lvlJc w:val="right"/>
+      <w:pPr>
+        <w:ind w:left="6829" w:hanging="180"/>
+      </w:pPr>
+    </w:lvl>
+  </w:abstractNum>
+  <w:abstractNum w:abstractNumId="5" w15:restartNumberingAfterBreak="0">
     <w:nsid w:val="65BC1C9A"/>
     <w:multiLevelType w:val="hybridMultilevel"/>
     <w:tmpl w:val="F1945C1E"/>
@@ -16944,7 +21226,7 @@
       </w:pPr>
     </w:lvl>
   </w:abstractNum>
-  <w:abstractNum w:abstractNumId="5" w15:restartNumberingAfterBreak="0">
+  <w:abstractNum w:abstractNumId="6" w15:restartNumberingAfterBreak="0">
     <w:nsid w:val="6CE54FE5"/>
     <w:multiLevelType w:val="hybridMultilevel"/>
     <w:tmpl w:val="E6D05908"/>
@@ -17034,7 +21316,7 @@
     </w:lvl>
   </w:abstractNum>
   <w:num w:numId="1">
-    <w:abstractNumId w:val="5"/>
+    <w:abstractNumId w:val="6"/>
   </w:num>
   <w:num w:numId="2">
     <w:abstractNumId w:val="3"/>
@@ -17046,10 +21328,13 @@
     <w:abstractNumId w:val="2"/>
   </w:num>
   <w:num w:numId="5">
-    <w:abstractNumId w:val="4"/>
+    <w:abstractNumId w:val="5"/>
   </w:num>
   <w:num w:numId="6">
     <w:abstractNumId w:val="1"/>
+  </w:num>
+  <w:num w:numId="7">
+    <w:abstractNumId w:val="4"/>
   </w:num>
 </w:numbering>
 </file>
@@ -17515,6 +21800,17 @@
       <w:contextualSpacing/>
     </w:pPr>
   </w:style>
+  <w:style w:type="character" w:styleId="a5">
+    <w:name w:val="Hyperlink"/>
+    <w:basedOn w:val="a0"/>
+    <w:uiPriority w:val="99"/>
+    <w:unhideWhenUsed/>
+    <w:rsid w:val="00AF5BE0"/>
+    <w:rPr>
+      <w:color w:val="0563C1" w:themeColor="hyperlink"/>
+      <w:u w:val="single"/>
+    </w:rPr>
+  </w:style>
 </w:styles>
 </file>
 

--- a/TP-KB-241-Shchuchkin-Pavlo-lpr.docx
+++ b/TP-KB-241-Shchuchkin-Pavlo-lpr.docx
@@ -1877,7 +1877,6 @@
           <w:lang w:val="ru-RU"/>
         </w:rPr>
       </w:pPr>
-      <w:proofErr w:type="spellStart"/>
       <w:proofErr w:type="gramStart"/>
       <w:r>
         <w:rPr>
@@ -1885,16 +1884,7 @@
           <w:szCs w:val="28"/>
           <w:lang w:val="ru-RU"/>
         </w:rPr>
-        <w:t>print</w:t>
-      </w:r>
-      <w:proofErr w:type="spellEnd"/>
-      <w:r>
-        <w:rPr>
-          <w:rFonts w:cs="Times New Roman"/>
-          <w:szCs w:val="28"/>
-          <w:lang w:val="ru-RU"/>
-        </w:rPr>
-        <w:t>(</w:t>
+        <w:t>print(</w:t>
       </w:r>
       <w:proofErr w:type="gramEnd"/>
       <w:r>
@@ -2032,7 +2022,6 @@
         </w:rPr>
         <w:t xml:space="preserve">Посилання на </w:t>
       </w:r>
-      <w:proofErr w:type="spellStart"/>
       <w:r>
         <w:rPr>
           <w:rFonts w:cs="Times New Roman"/>
@@ -2040,7 +2029,6 @@
         </w:rPr>
         <w:t>github</w:t>
       </w:r>
-      <w:proofErr w:type="spellEnd"/>
       <w:r>
         <w:rPr>
           <w:rFonts w:cs="Times New Roman"/>
@@ -2087,7 +2075,6 @@
         </w:rPr>
         <w:t xml:space="preserve">Знімок екрану з посилання на </w:t>
       </w:r>
-      <w:proofErr w:type="spellStart"/>
       <w:r>
         <w:rPr>
           <w:rFonts w:cs="Times New Roman"/>
@@ -2095,7 +2082,6 @@
         </w:rPr>
         <w:t>github</w:t>
       </w:r>
-      <w:proofErr w:type="spellEnd"/>
       <w:r>
         <w:rPr>
           <w:rFonts w:cs="Times New Roman"/>
@@ -3988,11 +3974,17 @@
           <w:bottom w:val="single" w:sz="4" w:space="1" w:color="auto"/>
           <w:right w:val="single" w:sz="4" w:space="4" w:color="auto"/>
         </w:pBdr>
+        <w:rPr>
+          <w:lang w:val="ru-RU"/>
+        </w:rPr>
       </w:pPr>
       <w:r>
         <w:t>else</w:t>
       </w:r>
       <w:r>
+        <w:rPr>
+          <w:lang w:val="ru-RU"/>
+        </w:rPr>
         <w:t>:</w:t>
       </w:r>
     </w:p>
@@ -4013,49 +4005,33 @@
         <w:t> </w:t>
       </w:r>
       <w:r>
+        <w:rPr>
+          <w:lang w:val="ru-RU"/>
+        </w:rPr>
         <w:t xml:space="preserve"> </w:t>
       </w:r>
       <w:r>
         <w:t> </w:t>
       </w:r>
       <w:r>
+        <w:rPr>
+          <w:lang w:val="ru-RU"/>
+        </w:rPr>
         <w:t xml:space="preserve"> </w:t>
       </w:r>
-      <w:proofErr w:type="spellStart"/>
       <w:proofErr w:type="gramStart"/>
       <w:r>
         <w:rPr>
           <w:lang w:val="ru-RU"/>
         </w:rPr>
-        <w:t>print</w:t>
-      </w:r>
-      <w:proofErr w:type="spellEnd"/>
-      <w:r>
-        <w:rPr>
-          <w:lang w:val="ru-RU"/>
-        </w:rPr>
-        <w:t>(</w:t>
+        <w:t>print(</w:t>
       </w:r>
       <w:proofErr w:type="gramEnd"/>
       <w:r>
         <w:rPr>
           <w:lang w:val="ru-RU"/>
         </w:rPr>
-        <w:t>"</w:t>
-      </w:r>
-      <w:proofErr w:type="spellStart"/>
-      <w:r>
-        <w:rPr>
-          <w:lang w:val="ru-RU"/>
-        </w:rPr>
-        <w:t>Невірно</w:t>
-      </w:r>
-      <w:proofErr w:type="spellEnd"/>
-      <w:r>
-        <w:rPr>
-          <w:lang w:val="ru-RU"/>
-        </w:rPr>
-        <w:t xml:space="preserve"> введена </w:t>
+        <w:t xml:space="preserve">"Невірно введена </w:t>
       </w:r>
       <w:proofErr w:type="spellStart"/>
       <w:r>
@@ -4196,6 +4172,7 @@
         <w:rPr>
           <w:b/>
           <w:bCs/>
+          <w:lang w:val="ru-RU"/>
         </w:rPr>
       </w:pPr>
       <w:r>
@@ -4210,6 +4187,7 @@
         <w:rPr>
           <w:b/>
           <w:bCs/>
+          <w:lang w:val="ru-RU"/>
         </w:rPr>
         <w:t xml:space="preserve"> </w:t>
       </w:r>
@@ -4227,6 +4205,7 @@
         <w:rPr>
           <w:b/>
           <w:bCs/>
+          <w:lang w:val="ru-RU"/>
         </w:rPr>
         <w:t>:</w:t>
       </w:r>
@@ -4240,35 +4219,46 @@
           <w:right w:val="single" w:sz="4" w:space="4" w:color="auto"/>
         </w:pBdr>
         <w:spacing w:after="0"/>
-      </w:pPr>
-      <w:proofErr w:type="spellStart"/>
+        <w:rPr>
+          <w:lang w:val="ru-RU"/>
+        </w:rPr>
+      </w:pPr>
       <w:r>
         <w:t>def</w:t>
       </w:r>
-      <w:proofErr w:type="spellEnd"/>
-      <w:r>
+      <w:r>
+        <w:rPr>
+          <w:lang w:val="ru-RU"/>
+        </w:rPr>
         <w:t xml:space="preserve"> </w:t>
       </w:r>
       <w:r>
         <w:t>plus</w:t>
       </w:r>
       <w:r>
+        <w:rPr>
+          <w:lang w:val="ru-RU"/>
+        </w:rPr>
         <w:t>(</w:t>
       </w:r>
-      <w:proofErr w:type="spellStart"/>
       <w:proofErr w:type="gramStart"/>
       <w:r>
         <w:t>a</w:t>
       </w:r>
       <w:r>
+        <w:rPr>
+          <w:lang w:val="ru-RU"/>
+        </w:rPr>
         <w:t>,</w:t>
       </w:r>
       <w:r>
         <w:t>b</w:t>
       </w:r>
-      <w:proofErr w:type="spellEnd"/>
       <w:proofErr w:type="gramEnd"/>
       <w:r>
+        <w:rPr>
+          <w:lang w:val="ru-RU"/>
+        </w:rPr>
         <w:t>):</w:t>
       </w:r>
     </w:p>
@@ -4286,12 +4276,18 @@
         <w:t> </w:t>
       </w:r>
       <w:r>
+        <w:rPr>
+          <w:lang w:val="ru-RU"/>
+        </w:rPr>
         <w:t xml:space="preserve"> </w:t>
       </w:r>
       <w:r>
         <w:t> </w:t>
       </w:r>
       <w:r>
+        <w:rPr>
+          <w:lang w:val="ru-RU"/>
+        </w:rPr>
         <w:t xml:space="preserve"> </w:t>
       </w:r>
       <w:r>
@@ -4805,41 +4801,19 @@
       <w:r>
         <w:t xml:space="preserve">        </w:t>
       </w:r>
-      <w:proofErr w:type="spellStart"/>
       <w:proofErr w:type="gramStart"/>
       <w:r>
         <w:rPr>
           <w:lang w:val="ru-RU"/>
         </w:rPr>
-        <w:t>print</w:t>
-      </w:r>
-      <w:proofErr w:type="spellEnd"/>
-      <w:r>
-        <w:rPr>
-          <w:lang w:val="ru-RU"/>
-        </w:rPr>
-        <w:t>(</w:t>
+        <w:t>print(</w:t>
       </w:r>
       <w:proofErr w:type="gramEnd"/>
       <w:r>
         <w:rPr>
           <w:lang w:val="ru-RU"/>
         </w:rPr>
-        <w:t>"</w:t>
-      </w:r>
-      <w:proofErr w:type="spellStart"/>
-      <w:r>
-        <w:rPr>
-          <w:lang w:val="ru-RU"/>
-        </w:rPr>
-        <w:t>Невірно</w:t>
-      </w:r>
-      <w:proofErr w:type="spellEnd"/>
-      <w:r>
-        <w:rPr>
-          <w:lang w:val="ru-RU"/>
-        </w:rPr>
-        <w:t xml:space="preserve"> введена </w:t>
+        <w:t xml:space="preserve">"Невірно введена </w:t>
       </w:r>
       <w:proofErr w:type="spellStart"/>
       <w:r>
@@ -4944,11 +4918,9 @@
         </w:rPr>
         <w:t xml:space="preserve">Посилання на </w:t>
       </w:r>
-      <w:proofErr w:type="spellStart"/>
       <w:r>
         <w:t>github</w:t>
       </w:r>
-      <w:proofErr w:type="spellEnd"/>
       <w:r>
         <w:rPr>
           <w:lang w:val="ru-RU"/>
@@ -4989,11 +4961,9 @@
         </w:rPr>
         <w:t xml:space="preserve">Знімок екрану з посилання на </w:t>
       </w:r>
-      <w:proofErr w:type="spellStart"/>
       <w:r>
         <w:t>github</w:t>
       </w:r>
-      <w:proofErr w:type="spellEnd"/>
       <w:r>
         <w:rPr>
           <w:lang w:val="ru-RU"/>
@@ -5262,23 +5232,13 @@
           <w:lang w:val="ru-RU"/>
         </w:rPr>
       </w:pPr>
-      <w:proofErr w:type="spellStart"/>
-      <w:r>
-        <w:rPr>
-          <w:rFonts w:cs="Times New Roman"/>
-          <w:szCs w:val="28"/>
-          <w:lang w:val="ru-RU"/>
-        </w:rPr>
-        <w:t>Написати</w:t>
-      </w:r>
-      <w:proofErr w:type="spellEnd"/>
-      <w:r>
-        <w:rPr>
-          <w:rFonts w:cs="Times New Roman"/>
-          <w:szCs w:val="28"/>
-          <w:lang w:val="ru-RU"/>
-        </w:rPr>
-        <w:t xml:space="preserve"> </w:t>
+      <w:r>
+        <w:rPr>
+          <w:rFonts w:cs="Times New Roman"/>
+          <w:szCs w:val="28"/>
+          <w:lang w:val="ru-RU"/>
+        </w:rPr>
+        <w:t xml:space="preserve">Написати </w:t>
       </w:r>
       <w:proofErr w:type="spellStart"/>
       <w:r>
@@ -5615,6 +5575,7 @@
           <w:b/>
           <w:bCs/>
           <w:szCs w:val="28"/>
+          <w:lang w:val="ru-RU"/>
         </w:rPr>
       </w:pPr>
       <w:r>
@@ -5633,6 +5594,7 @@
           <w:b/>
           <w:bCs/>
           <w:szCs w:val="28"/>
+          <w:lang w:val="ru-RU"/>
         </w:rPr>
         <w:t xml:space="preserve"> </w:t>
       </w:r>
@@ -5654,6 +5616,7 @@
           <w:b/>
           <w:bCs/>
           <w:szCs w:val="28"/>
+          <w:lang w:val="ru-RU"/>
         </w:rPr>
         <w:t>:</w:t>
       </w:r>
@@ -5672,9 +5635,9 @@
         <w:rPr>
           <w:rFonts w:cs="Times New Roman"/>
           <w:szCs w:val="28"/>
-        </w:rPr>
-      </w:pPr>
-      <w:proofErr w:type="spellStart"/>
+          <w:lang w:val="ru-RU"/>
+        </w:rPr>
+      </w:pPr>
       <w:r>
         <w:rPr>
           <w:rFonts w:cs="Times New Roman"/>
@@ -5682,11 +5645,11 @@
         </w:rPr>
         <w:t>def</w:t>
       </w:r>
-      <w:proofErr w:type="spellEnd"/>
-      <w:r>
-        <w:rPr>
-          <w:rFonts w:cs="Times New Roman"/>
-          <w:szCs w:val="28"/>
+      <w:r>
+        <w:rPr>
+          <w:rFonts w:cs="Times New Roman"/>
+          <w:szCs w:val="28"/>
+          <w:lang w:val="ru-RU"/>
         </w:rPr>
         <w:t xml:space="preserve"> </w:t>
       </w:r>
@@ -5701,10 +5664,10 @@
         <w:rPr>
           <w:rFonts w:cs="Times New Roman"/>
           <w:szCs w:val="28"/>
+          <w:lang w:val="ru-RU"/>
         </w:rPr>
         <w:t>(</w:t>
       </w:r>
-      <w:proofErr w:type="spellStart"/>
       <w:proofErr w:type="gramStart"/>
       <w:r>
         <w:rPr>
@@ -5717,6 +5680,7 @@
         <w:rPr>
           <w:rFonts w:cs="Times New Roman"/>
           <w:szCs w:val="28"/>
+          <w:lang w:val="ru-RU"/>
         </w:rPr>
         <w:t>,</w:t>
       </w:r>
@@ -5727,12 +5691,12 @@
         </w:rPr>
         <w:t>b</w:t>
       </w:r>
-      <w:proofErr w:type="spellEnd"/>
       <w:proofErr w:type="gramEnd"/>
       <w:r>
         <w:rPr>
           <w:rFonts w:cs="Times New Roman"/>
           <w:szCs w:val="28"/>
+          <w:lang w:val="ru-RU"/>
         </w:rPr>
         <w:t>):</w:t>
       </w:r>
@@ -5757,6 +5721,7 @@
         <w:rPr>
           <w:rFonts w:cs="Times New Roman"/>
           <w:szCs w:val="28"/>
+          <w:lang w:val="ru-RU"/>
         </w:rPr>
         <w:t xml:space="preserve">    </w:t>
       </w:r>
@@ -6608,7 +6573,6 @@
         </w:rPr>
         <w:t xml:space="preserve">                print("</w:t>
       </w:r>
-      <w:proofErr w:type="spellStart"/>
       <w:r>
         <w:rPr>
           <w:rFonts w:cs="Times New Roman"/>
@@ -6617,7 +6581,6 @@
         </w:rPr>
         <w:t>Помилка</w:t>
       </w:r>
-      <w:proofErr w:type="spellEnd"/>
       <w:r>
         <w:rPr>
           <w:rFonts w:cs="Times New Roman"/>
@@ -6838,7 +6801,6 @@
         </w:rPr>
         <w:t xml:space="preserve">            </w:t>
       </w:r>
-      <w:proofErr w:type="spellStart"/>
       <w:proofErr w:type="gramStart"/>
       <w:r>
         <w:rPr>
@@ -6846,7 +6808,114 @@
           <w:szCs w:val="28"/>
           <w:lang w:val="ru-RU"/>
         </w:rPr>
-        <w:t>print</w:t>
+        <w:t>print(</w:t>
+      </w:r>
+      <w:proofErr w:type="gramEnd"/>
+      <w:r>
+        <w:rPr>
+          <w:rFonts w:cs="Times New Roman"/>
+          <w:szCs w:val="28"/>
+          <w:lang w:val="ru-RU"/>
+        </w:rPr>
+        <w:t xml:space="preserve">"Невірно введена </w:t>
+      </w:r>
+      <w:proofErr w:type="spellStart"/>
+      <w:r>
+        <w:rPr>
+          <w:rFonts w:cs="Times New Roman"/>
+          <w:szCs w:val="28"/>
+          <w:lang w:val="ru-RU"/>
+        </w:rPr>
+        <w:t>операція</w:t>
+      </w:r>
+      <w:proofErr w:type="spellEnd"/>
+      <w:r>
+        <w:rPr>
+          <w:rFonts w:cs="Times New Roman"/>
+          <w:szCs w:val="28"/>
+          <w:lang w:val="ru-RU"/>
+        </w:rPr>
+        <w:t>")</w:t>
+      </w:r>
+    </w:p>
+    <w:p>
+      <w:pPr>
+        <w:pStyle w:val="a4"/>
+        <w:pBdr>
+          <w:top w:val="single" w:sz="4" w:space="1" w:color="auto"/>
+          <w:left w:val="single" w:sz="4" w:space="4" w:color="auto"/>
+          <w:bottom w:val="single" w:sz="4" w:space="1" w:color="auto"/>
+          <w:right w:val="single" w:sz="4" w:space="4" w:color="auto"/>
+        </w:pBdr>
+        <w:spacing w:after="0"/>
+        <w:ind w:left="1069"/>
+        <w:rPr>
+          <w:rFonts w:cs="Times New Roman"/>
+          <w:szCs w:val="28"/>
+          <w:lang w:val="ru-RU"/>
+        </w:rPr>
+      </w:pPr>
+      <w:r>
+        <w:rPr>
+          <w:rFonts w:cs="Times New Roman"/>
+          <w:szCs w:val="28"/>
+          <w:lang w:val="ru-RU"/>
+        </w:rPr>
+        <w:t xml:space="preserve">    </w:t>
+      </w:r>
+      <w:proofErr w:type="spellStart"/>
+      <w:r>
+        <w:rPr>
+          <w:rFonts w:cs="Times New Roman"/>
+          <w:szCs w:val="28"/>
+          <w:lang w:val="ru-RU"/>
+        </w:rPr>
+        <w:t>while</w:t>
+      </w:r>
+      <w:proofErr w:type="spellEnd"/>
+      <w:r>
+        <w:rPr>
+          <w:rFonts w:cs="Times New Roman"/>
+          <w:szCs w:val="28"/>
+          <w:lang w:val="ru-RU"/>
+        </w:rPr>
+        <w:t xml:space="preserve"> g == 0:        </w:t>
+      </w:r>
+    </w:p>
+    <w:p>
+      <w:pPr>
+        <w:pStyle w:val="a4"/>
+        <w:pBdr>
+          <w:top w:val="single" w:sz="4" w:space="1" w:color="auto"/>
+          <w:left w:val="single" w:sz="4" w:space="4" w:color="auto"/>
+          <w:bottom w:val="single" w:sz="4" w:space="1" w:color="auto"/>
+          <w:right w:val="single" w:sz="4" w:space="4" w:color="auto"/>
+        </w:pBdr>
+        <w:spacing w:after="0"/>
+        <w:ind w:left="1069"/>
+        <w:rPr>
+          <w:rFonts w:cs="Times New Roman"/>
+          <w:szCs w:val="28"/>
+          <w:lang w:val="ru-RU"/>
+        </w:rPr>
+      </w:pPr>
+      <w:r>
+        <w:rPr>
+          <w:rFonts w:cs="Times New Roman"/>
+          <w:szCs w:val="28"/>
+          <w:lang w:val="ru-RU"/>
+        </w:rPr>
+        <w:t xml:space="preserve">        d = </w:t>
+      </w:r>
+      <w:proofErr w:type="spellStart"/>
+      <w:proofErr w:type="gramStart"/>
+      <w:r>
+        <w:rPr>
+          <w:rFonts w:cs="Times New Roman"/>
+          <w:szCs w:val="28"/>
+          <w:lang w:val="ru-RU"/>
+        </w:rPr>
+        <w:t>input</w:t>
       </w:r>
       <w:proofErr w:type="spellEnd"/>
       <w:r>
@@ -6873,34 +6942,70 @@
           <w:szCs w:val="28"/>
           <w:lang w:val="ru-RU"/>
         </w:rPr>
-        <w:t>Невірно</w:t>
-      </w:r>
-      <w:proofErr w:type="spellEnd"/>
-      <w:r>
-        <w:rPr>
-          <w:rFonts w:cs="Times New Roman"/>
-          <w:szCs w:val="28"/>
-          <w:lang w:val="ru-RU"/>
-        </w:rPr>
-        <w:t xml:space="preserve"> введена </w:t>
-      </w:r>
-      <w:proofErr w:type="spellStart"/>
-      <w:r>
-        <w:rPr>
-          <w:rFonts w:cs="Times New Roman"/>
-          <w:szCs w:val="28"/>
-          <w:lang w:val="ru-RU"/>
-        </w:rPr>
-        <w:t>операція</w:t>
-      </w:r>
-      <w:proofErr w:type="spellEnd"/>
-      <w:r>
-        <w:rPr>
-          <w:rFonts w:cs="Times New Roman"/>
-          <w:szCs w:val="28"/>
-          <w:lang w:val="ru-RU"/>
-        </w:rPr>
-        <w:t>")</w:t>
+        <w:t>Бажаєте</w:t>
+      </w:r>
+      <w:proofErr w:type="spellEnd"/>
+      <w:r>
+        <w:rPr>
+          <w:rFonts w:cs="Times New Roman"/>
+          <w:szCs w:val="28"/>
+          <w:lang w:val="ru-RU"/>
+        </w:rPr>
+        <w:t xml:space="preserve"> </w:t>
+      </w:r>
+      <w:proofErr w:type="spellStart"/>
+      <w:r>
+        <w:rPr>
+          <w:rFonts w:cs="Times New Roman"/>
+          <w:szCs w:val="28"/>
+          <w:lang w:val="ru-RU"/>
+        </w:rPr>
+        <w:t>продовжити</w:t>
+      </w:r>
+      <w:proofErr w:type="spellEnd"/>
+      <w:r>
+        <w:rPr>
+          <w:rFonts w:cs="Times New Roman"/>
+          <w:szCs w:val="28"/>
+          <w:lang w:val="ru-RU"/>
+        </w:rPr>
+        <w:t>? (</w:t>
+      </w:r>
+      <w:proofErr w:type="spellStart"/>
+      <w:r>
+        <w:rPr>
+          <w:rFonts w:cs="Times New Roman"/>
+          <w:szCs w:val="28"/>
+          <w:lang w:val="ru-RU"/>
+        </w:rPr>
+        <w:t>yes</w:t>
+      </w:r>
+      <w:proofErr w:type="spellEnd"/>
+      <w:r>
+        <w:rPr>
+          <w:rFonts w:cs="Times New Roman"/>
+          <w:szCs w:val="28"/>
+          <w:lang w:val="ru-RU"/>
+        </w:rPr>
+        <w:t>/</w:t>
+      </w:r>
+      <w:proofErr w:type="spellStart"/>
+      <w:r>
+        <w:rPr>
+          <w:rFonts w:cs="Times New Roman"/>
+          <w:szCs w:val="28"/>
+          <w:lang w:val="ru-RU"/>
+        </w:rPr>
+        <w:t>no</w:t>
+      </w:r>
+      <w:proofErr w:type="spellEnd"/>
+      <w:r>
+        <w:rPr>
+          <w:rFonts w:cs="Times New Roman"/>
+          <w:szCs w:val="28"/>
+          <w:lang w:val="ru-RU"/>
+        </w:rPr>
+        <w:t>)")</w:t>
       </w:r>
     </w:p>
     <w:p>
@@ -6917,34 +7022,22 @@
         <w:rPr>
           <w:rFonts w:cs="Times New Roman"/>
           <w:szCs w:val="28"/>
-          <w:lang w:val="ru-RU"/>
-        </w:rPr>
-      </w:pPr>
-      <w:r>
-        <w:rPr>
-          <w:rFonts w:cs="Times New Roman"/>
-          <w:szCs w:val="28"/>
-          <w:lang w:val="ru-RU"/>
-        </w:rPr>
-        <w:t xml:space="preserve">    </w:t>
-      </w:r>
-      <w:proofErr w:type="spellStart"/>
-      <w:r>
-        <w:rPr>
-          <w:rFonts w:cs="Times New Roman"/>
-          <w:szCs w:val="28"/>
-          <w:lang w:val="ru-RU"/>
-        </w:rPr>
-        <w:t>while</w:t>
-      </w:r>
-      <w:proofErr w:type="spellEnd"/>
-      <w:r>
-        <w:rPr>
-          <w:rFonts w:cs="Times New Roman"/>
-          <w:szCs w:val="28"/>
-          <w:lang w:val="ru-RU"/>
-        </w:rPr>
-        <w:t xml:space="preserve"> g == 0:        </w:t>
+        </w:rPr>
+      </w:pPr>
+      <w:r>
+        <w:rPr>
+          <w:rFonts w:cs="Times New Roman"/>
+          <w:szCs w:val="28"/>
+          <w:lang w:val="ru-RU"/>
+        </w:rPr>
+        <w:t xml:space="preserve">        </w:t>
+      </w:r>
+      <w:r>
+        <w:rPr>
+          <w:rFonts w:cs="Times New Roman"/>
+          <w:szCs w:val="28"/>
+        </w:rPr>
+        <w:t>if d == "yes":</w:t>
       </w:r>
     </w:p>
     <w:p>
@@ -6961,188 +7054,14 @@
         <w:rPr>
           <w:rFonts w:cs="Times New Roman"/>
           <w:szCs w:val="28"/>
-          <w:lang w:val="ru-RU"/>
-        </w:rPr>
-      </w:pPr>
-      <w:r>
-        <w:rPr>
-          <w:rFonts w:cs="Times New Roman"/>
-          <w:szCs w:val="28"/>
-          <w:lang w:val="ru-RU"/>
-        </w:rPr>
-        <w:t xml:space="preserve">        d = </w:t>
-      </w:r>
-      <w:proofErr w:type="spellStart"/>
-      <w:proofErr w:type="gramStart"/>
-      <w:r>
-        <w:rPr>
-          <w:rFonts w:cs="Times New Roman"/>
-          <w:szCs w:val="28"/>
-          <w:lang w:val="ru-RU"/>
-        </w:rPr>
-        <w:t>input</w:t>
-      </w:r>
-      <w:proofErr w:type="spellEnd"/>
-      <w:r>
-        <w:rPr>
-          <w:rFonts w:cs="Times New Roman"/>
-          <w:szCs w:val="28"/>
-          <w:lang w:val="ru-RU"/>
-        </w:rPr>
-        <w:t>(</w:t>
-      </w:r>
-      <w:proofErr w:type="gramEnd"/>
-      <w:r>
-        <w:rPr>
-          <w:rFonts w:cs="Times New Roman"/>
-          <w:szCs w:val="28"/>
-          <w:lang w:val="ru-RU"/>
-        </w:rPr>
-        <w:t>"</w:t>
-      </w:r>
-      <w:proofErr w:type="spellStart"/>
-      <w:r>
-        <w:rPr>
-          <w:rFonts w:cs="Times New Roman"/>
-          <w:szCs w:val="28"/>
-          <w:lang w:val="ru-RU"/>
-        </w:rPr>
-        <w:t>Бажаєте</w:t>
-      </w:r>
-      <w:proofErr w:type="spellEnd"/>
-      <w:r>
-        <w:rPr>
-          <w:rFonts w:cs="Times New Roman"/>
-          <w:szCs w:val="28"/>
-          <w:lang w:val="ru-RU"/>
-        </w:rPr>
-        <w:t xml:space="preserve"> </w:t>
-      </w:r>
-      <w:proofErr w:type="spellStart"/>
-      <w:r>
-        <w:rPr>
-          <w:rFonts w:cs="Times New Roman"/>
-          <w:szCs w:val="28"/>
-          <w:lang w:val="ru-RU"/>
-        </w:rPr>
-        <w:t>продовжити</w:t>
-      </w:r>
-      <w:proofErr w:type="spellEnd"/>
-      <w:r>
-        <w:rPr>
-          <w:rFonts w:cs="Times New Roman"/>
-          <w:szCs w:val="28"/>
-          <w:lang w:val="ru-RU"/>
-        </w:rPr>
-        <w:t>? (</w:t>
-      </w:r>
-      <w:proofErr w:type="spellStart"/>
-      <w:r>
-        <w:rPr>
-          <w:rFonts w:cs="Times New Roman"/>
-          <w:szCs w:val="28"/>
-          <w:lang w:val="ru-RU"/>
-        </w:rPr>
-        <w:t>yes</w:t>
-      </w:r>
-      <w:proofErr w:type="spellEnd"/>
-      <w:r>
-        <w:rPr>
-          <w:rFonts w:cs="Times New Roman"/>
-          <w:szCs w:val="28"/>
-          <w:lang w:val="ru-RU"/>
-        </w:rPr>
-        <w:t>/</w:t>
-      </w:r>
-      <w:proofErr w:type="spellStart"/>
-      <w:r>
-        <w:rPr>
-          <w:rFonts w:cs="Times New Roman"/>
-          <w:szCs w:val="28"/>
-          <w:lang w:val="ru-RU"/>
-        </w:rPr>
-        <w:t>no</w:t>
-      </w:r>
-      <w:proofErr w:type="spellEnd"/>
-      <w:r>
-        <w:rPr>
-          <w:rFonts w:cs="Times New Roman"/>
-          <w:szCs w:val="28"/>
-          <w:lang w:val="ru-RU"/>
-        </w:rPr>
-        <w:t>)")</w:t>
-      </w:r>
-    </w:p>
-    <w:p>
-      <w:pPr>
-        <w:pStyle w:val="a4"/>
-        <w:pBdr>
-          <w:top w:val="single" w:sz="4" w:space="1" w:color="auto"/>
-          <w:left w:val="single" w:sz="4" w:space="4" w:color="auto"/>
-          <w:bottom w:val="single" w:sz="4" w:space="1" w:color="auto"/>
-          <w:right w:val="single" w:sz="4" w:space="4" w:color="auto"/>
-        </w:pBdr>
-        <w:spacing w:after="0"/>
-        <w:ind w:left="1069"/>
-        <w:rPr>
-          <w:rFonts w:cs="Times New Roman"/>
-          <w:szCs w:val="28"/>
-        </w:rPr>
-      </w:pPr>
-      <w:r>
-        <w:rPr>
-          <w:rFonts w:cs="Times New Roman"/>
-          <w:szCs w:val="28"/>
-          <w:lang w:val="ru-RU"/>
-        </w:rPr>
-        <w:t xml:space="preserve">        </w:t>
-      </w:r>
-      <w:r>
-        <w:rPr>
-          <w:rFonts w:cs="Times New Roman"/>
-          <w:szCs w:val="28"/>
-        </w:rPr>
-        <w:t>if d == "yes":</w:t>
-      </w:r>
-    </w:p>
-    <w:p>
-      <w:pPr>
-        <w:pStyle w:val="a4"/>
-        <w:pBdr>
-          <w:top w:val="single" w:sz="4" w:space="1" w:color="auto"/>
-          <w:left w:val="single" w:sz="4" w:space="4" w:color="auto"/>
-          <w:bottom w:val="single" w:sz="4" w:space="1" w:color="auto"/>
-          <w:right w:val="single" w:sz="4" w:space="4" w:color="auto"/>
-        </w:pBdr>
-        <w:spacing w:after="0"/>
-        <w:ind w:left="1069"/>
-        <w:rPr>
-          <w:rFonts w:cs="Times New Roman"/>
-          <w:szCs w:val="28"/>
-        </w:rPr>
-      </w:pPr>
-      <w:r>
-        <w:rPr>
-          <w:rFonts w:cs="Times New Roman"/>
-          <w:szCs w:val="28"/>
-        </w:rPr>
-        <w:t xml:space="preserve">            </w:t>
-      </w:r>
-      <w:proofErr w:type="spellStart"/>
-      <w:r>
-        <w:rPr>
-          <w:rFonts w:cs="Times New Roman"/>
-          <w:szCs w:val="28"/>
-        </w:rPr>
-        <w:t>cont</w:t>
-      </w:r>
-      <w:proofErr w:type="spellEnd"/>
-      <w:r>
-        <w:rPr>
-          <w:rFonts w:cs="Times New Roman"/>
-          <w:szCs w:val="28"/>
-        </w:rPr>
-        <w:t xml:space="preserve"> = False</w:t>
+        </w:rPr>
+      </w:pPr>
+      <w:r>
+        <w:rPr>
+          <w:rFonts w:cs="Times New Roman"/>
+          <w:szCs w:val="28"/>
+        </w:rPr>
+        <w:t xml:space="preserve">            cont = False</w:t>
       </w:r>
     </w:p>
     <w:p>
@@ -7337,7 +7256,6 @@
         </w:rPr>
         <w:t>"</w:t>
       </w:r>
-      <w:proofErr w:type="spellStart"/>
       <w:r>
         <w:rPr>
           <w:rFonts w:cs="Times New Roman"/>
@@ -7346,7 +7264,6 @@
         </w:rPr>
         <w:t>Введіть</w:t>
       </w:r>
-      <w:proofErr w:type="spellEnd"/>
       <w:r>
         <w:rPr>
           <w:rFonts w:cs="Times New Roman"/>
@@ -7354,7 +7271,6 @@
         </w:rPr>
         <w:t xml:space="preserve"> yes </w:t>
       </w:r>
-      <w:proofErr w:type="spellStart"/>
       <w:r>
         <w:rPr>
           <w:rFonts w:cs="Times New Roman"/>
@@ -7363,7 +7279,6 @@
         </w:rPr>
         <w:t>або</w:t>
       </w:r>
-      <w:proofErr w:type="spellEnd"/>
       <w:r>
         <w:rPr>
           <w:rFonts w:cs="Times New Roman"/>
@@ -7466,7 +7381,6 @@
           <w:lang w:val="ru-RU"/>
         </w:rPr>
       </w:pPr>
-      <w:proofErr w:type="spellStart"/>
       <w:r>
         <w:rPr>
           <w:rFonts w:cs="Times New Roman"/>
@@ -7475,9 +7389,9 @@
           <w:szCs w:val="28"/>
           <w:lang w:val="ru-RU"/>
         </w:rPr>
-        <w:t>Тестування</w:t>
-      </w:r>
-      <w:proofErr w:type="spellEnd"/>
+        <w:t xml:space="preserve">Тестування </w:t>
+      </w:r>
+      <w:proofErr w:type="spellStart"/>
       <w:r>
         <w:rPr>
           <w:rFonts w:cs="Times New Roman"/>
@@ -7486,9 +7400,9 @@
           <w:szCs w:val="28"/>
           <w:lang w:val="ru-RU"/>
         </w:rPr>
-        <w:t xml:space="preserve"> </w:t>
-      </w:r>
-      <w:proofErr w:type="spellStart"/>
+        <w:t>функцій</w:t>
+      </w:r>
+      <w:proofErr w:type="spellEnd"/>
       <w:r>
         <w:rPr>
           <w:rFonts w:cs="Times New Roman"/>
@@ -7497,9 +7411,9 @@
           <w:szCs w:val="28"/>
           <w:lang w:val="ru-RU"/>
         </w:rPr>
-        <w:t>функцій</w:t>
-      </w:r>
-      <w:proofErr w:type="spellEnd"/>
+        <w:t xml:space="preserve"> </w:t>
+      </w:r>
+      <w:proofErr w:type="spellStart"/>
       <w:r>
         <w:rPr>
           <w:rFonts w:cs="Times New Roman"/>
@@ -7508,9 +7422,9 @@
           <w:szCs w:val="28"/>
           <w:lang w:val="ru-RU"/>
         </w:rPr>
-        <w:t xml:space="preserve"> </w:t>
-      </w:r>
-      <w:proofErr w:type="spellStart"/>
+        <w:t>списків</w:t>
+      </w:r>
+      <w:proofErr w:type="spellEnd"/>
       <w:r>
         <w:rPr>
           <w:rFonts w:cs="Times New Roman"/>
@@ -7519,200 +7433,198 @@
           <w:szCs w:val="28"/>
           <w:lang w:val="ru-RU"/>
         </w:rPr>
+        <w:t>:</w:t>
+      </w:r>
+    </w:p>
+    <w:p>
+      <w:pPr>
+        <w:pStyle w:val="a4"/>
+        <w:spacing w:after="0"/>
+        <w:ind w:left="1069"/>
+        <w:rPr>
+          <w:rFonts w:cs="Times New Roman"/>
+          <w:szCs w:val="28"/>
+          <w:lang w:val="uk-UA"/>
+        </w:rPr>
+      </w:pPr>
+      <w:proofErr w:type="spellStart"/>
+      <w:r>
+        <w:rPr>
+          <w:rFonts w:cs="Times New Roman"/>
+          <w:szCs w:val="28"/>
+          <w:lang w:val="ru-RU"/>
+        </w:rPr>
+        <w:t>Написати</w:t>
+      </w:r>
+      <w:proofErr w:type="spellEnd"/>
+      <w:r>
+        <w:rPr>
+          <w:rFonts w:cs="Times New Roman"/>
+          <w:szCs w:val="28"/>
+        </w:rPr>
+        <w:t xml:space="preserve"> </w:t>
+      </w:r>
+      <w:proofErr w:type="spellStart"/>
+      <w:r>
+        <w:rPr>
+          <w:rFonts w:cs="Times New Roman"/>
+          <w:szCs w:val="28"/>
+          <w:lang w:val="ru-RU"/>
+        </w:rPr>
+        <w:t>програму</w:t>
+      </w:r>
+      <w:proofErr w:type="spellEnd"/>
+      <w:r>
+        <w:rPr>
+          <w:rFonts w:cs="Times New Roman"/>
+          <w:szCs w:val="28"/>
+        </w:rPr>
+        <w:t xml:space="preserve"> </w:t>
+      </w:r>
+      <w:proofErr w:type="spellStart"/>
+      <w:r>
+        <w:rPr>
+          <w:rFonts w:cs="Times New Roman"/>
+          <w:szCs w:val="28"/>
+          <w:lang w:val="ru-RU"/>
+        </w:rPr>
+        <w:t>тестування</w:t>
+      </w:r>
+      <w:proofErr w:type="spellEnd"/>
+      <w:r>
+        <w:rPr>
+          <w:rFonts w:cs="Times New Roman"/>
+          <w:szCs w:val="28"/>
+        </w:rPr>
+        <w:t xml:space="preserve"> </w:t>
+      </w:r>
+      <w:proofErr w:type="spellStart"/>
+      <w:r>
+        <w:rPr>
+          <w:rFonts w:cs="Times New Roman"/>
+          <w:szCs w:val="28"/>
+          <w:lang w:val="ru-RU"/>
+        </w:rPr>
+        <w:t>функцій</w:t>
+      </w:r>
+      <w:proofErr w:type="spellEnd"/>
+      <w:r>
+        <w:rPr>
+          <w:rFonts w:cs="Times New Roman"/>
+          <w:szCs w:val="28"/>
+        </w:rPr>
+        <w:t xml:space="preserve"> </w:t>
+      </w:r>
+      <w:proofErr w:type="spellStart"/>
+      <w:r>
+        <w:rPr>
+          <w:rFonts w:cs="Times New Roman"/>
+          <w:szCs w:val="28"/>
+          <w:lang w:val="ru-RU"/>
+        </w:rPr>
         <w:t>списків</w:t>
       </w:r>
       <w:proofErr w:type="spellEnd"/>
       <w:r>
+        <w:rPr>
+          <w:rFonts w:cs="Times New Roman"/>
+          <w:szCs w:val="28"/>
+        </w:rPr>
+        <w:t xml:space="preserve"> </w:t>
+      </w:r>
+      <w:r>
+        <w:rPr>
+          <w:rFonts w:cs="Times New Roman"/>
+          <w:szCs w:val="28"/>
+          <w:lang w:val="ru-RU"/>
+        </w:rPr>
+        <w:t>таких</w:t>
+      </w:r>
+      <w:r>
+        <w:rPr>
+          <w:rFonts w:cs="Times New Roman"/>
+          <w:szCs w:val="28"/>
+        </w:rPr>
+        <w:t xml:space="preserve"> </w:t>
+      </w:r>
+      <w:r>
+        <w:rPr>
+          <w:rFonts w:cs="Times New Roman"/>
+          <w:szCs w:val="28"/>
+          <w:lang w:val="ru-RU"/>
+        </w:rPr>
+        <w:t>як</w:t>
+      </w:r>
+      <w:r>
+        <w:rPr>
+          <w:rFonts w:cs="Times New Roman"/>
+          <w:szCs w:val="28"/>
+        </w:rPr>
+        <w:t xml:space="preserve">: </w:t>
+      </w:r>
+      <w:proofErr w:type="gramStart"/>
+      <w:r>
+        <w:rPr>
+          <w:rFonts w:cs="Times New Roman"/>
+          <w:szCs w:val="28"/>
+        </w:rPr>
+        <w:t>extend(</w:t>
+      </w:r>
+      <w:proofErr w:type="gramEnd"/>
+      <w:r>
+        <w:rPr>
+          <w:rFonts w:cs="Times New Roman"/>
+          <w:szCs w:val="28"/>
+        </w:rPr>
+        <w:t xml:space="preserve">), append(), insert(id, </w:t>
+      </w:r>
+      <w:proofErr w:type="spellStart"/>
+      <w:r>
+        <w:rPr>
+          <w:rFonts w:cs="Times New Roman"/>
+          <w:szCs w:val="28"/>
+        </w:rPr>
+        <w:t>val</w:t>
+      </w:r>
+      <w:proofErr w:type="spellEnd"/>
+      <w:r>
+        <w:rPr>
+          <w:rFonts w:cs="Times New Roman"/>
+          <w:szCs w:val="28"/>
+        </w:rPr>
+        <w:t>), remove(</w:t>
+      </w:r>
+      <w:proofErr w:type="spellStart"/>
+      <w:r>
+        <w:rPr>
+          <w:rFonts w:cs="Times New Roman"/>
+          <w:szCs w:val="28"/>
+        </w:rPr>
+        <w:t>val</w:t>
+      </w:r>
+      <w:proofErr w:type="spellEnd"/>
+      <w:r>
+        <w:rPr>
+          <w:rFonts w:cs="Times New Roman"/>
+          <w:szCs w:val="28"/>
+        </w:rPr>
+        <w:t>), clear(), sort(), reverse(), copy()</w:t>
+      </w:r>
+    </w:p>
+    <w:p>
+      <w:pPr>
+        <w:pStyle w:val="a4"/>
+        <w:spacing w:after="0"/>
+        <w:ind w:left="1069"/>
         <w:rPr>
           <w:rFonts w:cs="Times New Roman"/>
           <w:b/>
           <w:bCs/>
           <w:szCs w:val="28"/>
-          <w:lang w:val="ru-RU"/>
-        </w:rPr>
-        <w:t>:</w:t>
-      </w:r>
-    </w:p>
-    <w:p>
-      <w:pPr>
-        <w:pStyle w:val="a4"/>
-        <w:spacing w:after="0"/>
-        <w:ind w:left="1069"/>
-        <w:rPr>
-          <w:rFonts w:cs="Times New Roman"/>
-          <w:szCs w:val="28"/>
-          <w:lang w:val="uk-UA"/>
-        </w:rPr>
-      </w:pPr>
-      <w:proofErr w:type="spellStart"/>
-      <w:r>
-        <w:rPr>
-          <w:rFonts w:cs="Times New Roman"/>
-          <w:szCs w:val="28"/>
-          <w:lang w:val="ru-RU"/>
-        </w:rPr>
-        <w:t>Написати</w:t>
-      </w:r>
-      <w:proofErr w:type="spellEnd"/>
-      <w:r>
-        <w:rPr>
-          <w:rFonts w:cs="Times New Roman"/>
-          <w:szCs w:val="28"/>
-        </w:rPr>
-        <w:t xml:space="preserve"> </w:t>
-      </w:r>
-      <w:proofErr w:type="spellStart"/>
-      <w:r>
-        <w:rPr>
-          <w:rFonts w:cs="Times New Roman"/>
-          <w:szCs w:val="28"/>
-          <w:lang w:val="ru-RU"/>
-        </w:rPr>
-        <w:t>програму</w:t>
-      </w:r>
-      <w:proofErr w:type="spellEnd"/>
-      <w:r>
-        <w:rPr>
-          <w:rFonts w:cs="Times New Roman"/>
-          <w:szCs w:val="28"/>
-        </w:rPr>
-        <w:t xml:space="preserve"> </w:t>
-      </w:r>
-      <w:proofErr w:type="spellStart"/>
-      <w:r>
-        <w:rPr>
-          <w:rFonts w:cs="Times New Roman"/>
-          <w:szCs w:val="28"/>
-          <w:lang w:val="ru-RU"/>
-        </w:rPr>
-        <w:t>тестування</w:t>
-      </w:r>
-      <w:proofErr w:type="spellEnd"/>
-      <w:r>
-        <w:rPr>
-          <w:rFonts w:cs="Times New Roman"/>
-          <w:szCs w:val="28"/>
-        </w:rPr>
-        <w:t xml:space="preserve"> </w:t>
-      </w:r>
-      <w:proofErr w:type="spellStart"/>
-      <w:r>
-        <w:rPr>
-          <w:rFonts w:cs="Times New Roman"/>
-          <w:szCs w:val="28"/>
-          <w:lang w:val="ru-RU"/>
-        </w:rPr>
-        <w:t>функцій</w:t>
-      </w:r>
-      <w:proofErr w:type="spellEnd"/>
-      <w:r>
-        <w:rPr>
-          <w:rFonts w:cs="Times New Roman"/>
-          <w:szCs w:val="28"/>
-        </w:rPr>
-        <w:t xml:space="preserve"> </w:t>
-      </w:r>
-      <w:proofErr w:type="spellStart"/>
-      <w:r>
-        <w:rPr>
-          <w:rFonts w:cs="Times New Roman"/>
-          <w:szCs w:val="28"/>
-          <w:lang w:val="ru-RU"/>
-        </w:rPr>
-        <w:t>списків</w:t>
-      </w:r>
-      <w:proofErr w:type="spellEnd"/>
-      <w:r>
-        <w:rPr>
-          <w:rFonts w:cs="Times New Roman"/>
-          <w:szCs w:val="28"/>
-        </w:rPr>
-        <w:t xml:space="preserve"> </w:t>
-      </w:r>
-      <w:r>
-        <w:rPr>
-          <w:rFonts w:cs="Times New Roman"/>
-          <w:szCs w:val="28"/>
-          <w:lang w:val="ru-RU"/>
-        </w:rPr>
-        <w:t>таких</w:t>
-      </w:r>
-      <w:r>
-        <w:rPr>
-          <w:rFonts w:cs="Times New Roman"/>
-          <w:szCs w:val="28"/>
-        </w:rPr>
-        <w:t xml:space="preserve"> </w:t>
-      </w:r>
-      <w:r>
-        <w:rPr>
-          <w:rFonts w:cs="Times New Roman"/>
-          <w:szCs w:val="28"/>
-          <w:lang w:val="ru-RU"/>
-        </w:rPr>
-        <w:t>як</w:t>
-      </w:r>
-      <w:r>
-        <w:rPr>
-          <w:rFonts w:cs="Times New Roman"/>
-          <w:szCs w:val="28"/>
-        </w:rPr>
-        <w:t xml:space="preserve">: </w:t>
-      </w:r>
-      <w:proofErr w:type="gramStart"/>
-      <w:r>
-        <w:rPr>
-          <w:rFonts w:cs="Times New Roman"/>
-          <w:szCs w:val="28"/>
-        </w:rPr>
-        <w:t>extend(</w:t>
-      </w:r>
-      <w:proofErr w:type="gramEnd"/>
-      <w:r>
-        <w:rPr>
-          <w:rFonts w:cs="Times New Roman"/>
-          <w:szCs w:val="28"/>
-        </w:rPr>
-        <w:t xml:space="preserve">), append(), insert(id, </w:t>
-      </w:r>
-      <w:proofErr w:type="spellStart"/>
-      <w:r>
-        <w:rPr>
-          <w:rFonts w:cs="Times New Roman"/>
-          <w:szCs w:val="28"/>
-        </w:rPr>
-        <w:t>val</w:t>
-      </w:r>
-      <w:proofErr w:type="spellEnd"/>
-      <w:r>
-        <w:rPr>
-          <w:rFonts w:cs="Times New Roman"/>
-          <w:szCs w:val="28"/>
-        </w:rPr>
-        <w:t>), remove(</w:t>
-      </w:r>
-      <w:proofErr w:type="spellStart"/>
-      <w:r>
-        <w:rPr>
-          <w:rFonts w:cs="Times New Roman"/>
-          <w:szCs w:val="28"/>
-        </w:rPr>
-        <w:t>val</w:t>
-      </w:r>
-      <w:proofErr w:type="spellEnd"/>
-      <w:r>
-        <w:rPr>
-          <w:rFonts w:cs="Times New Roman"/>
-          <w:szCs w:val="28"/>
-        </w:rPr>
-        <w:t>), clear(), sort(), reverse(), copy()</w:t>
-      </w:r>
-    </w:p>
-    <w:p>
-      <w:pPr>
-        <w:pStyle w:val="a4"/>
-        <w:spacing w:after="0"/>
-        <w:ind w:left="1069"/>
+          <w:lang w:val="uk-UA"/>
+        </w:rPr>
+      </w:pPr>
+      <w:r>
         <w:rPr>
           <w:rFonts w:cs="Times New Roman"/>
           <w:b/>
@@ -7720,15 +7632,6 @@
           <w:szCs w:val="28"/>
           <w:lang w:val="uk-UA"/>
         </w:rPr>
-      </w:pPr>
-      <w:r>
-        <w:rPr>
-          <w:rFonts w:cs="Times New Roman"/>
-          <w:b/>
-          <w:bCs/>
-          <w:szCs w:val="28"/>
-          <w:lang w:val="uk-UA"/>
-        </w:rPr>
         <w:t>Текст програми:</w:t>
       </w:r>
     </w:p>
@@ -7900,7 +7803,6 @@
           <w:szCs w:val="28"/>
         </w:rPr>
       </w:pPr>
-      <w:proofErr w:type="spellStart"/>
       <w:proofErr w:type="gramStart"/>
       <w:r>
         <w:rPr>
@@ -7909,7 +7811,6 @@
         </w:rPr>
         <w:t>numbers.append</w:t>
       </w:r>
-      <w:proofErr w:type="spellEnd"/>
       <w:proofErr w:type="gramEnd"/>
       <w:r>
         <w:rPr>
@@ -8523,6 +8424,91 @@
           <w:lang w:val="ru-RU"/>
         </w:rPr>
       </w:pPr>
+      <w:r>
+        <w:rPr>
+          <w:lang w:val="ru-RU"/>
+        </w:rPr>
+        <w:t>person = {"</w:t>
+      </w:r>
+      <w:proofErr w:type="spellStart"/>
+      <w:r>
+        <w:rPr>
+          <w:lang w:val="ru-RU"/>
+        </w:rPr>
+        <w:t>Ім'я</w:t>
+      </w:r>
+      <w:proofErr w:type="spellEnd"/>
+      <w:r>
+        <w:rPr>
+          <w:lang w:val="ru-RU"/>
+        </w:rPr>
+        <w:t>": "Максим", "</w:t>
+      </w:r>
+      <w:proofErr w:type="spellStart"/>
+      <w:r>
+        <w:rPr>
+          <w:lang w:val="ru-RU"/>
+        </w:rPr>
+        <w:t>Вік</w:t>
+      </w:r>
+      <w:proofErr w:type="spellEnd"/>
+      <w:r>
+        <w:rPr>
+          <w:lang w:val="ru-RU"/>
+        </w:rPr>
+        <w:t>": 25}</w:t>
+      </w:r>
+    </w:p>
+    <w:p>
+      <w:pPr>
+        <w:pBdr>
+          <w:top w:val="single" w:sz="4" w:space="1" w:color="auto"/>
+          <w:left w:val="single" w:sz="4" w:space="4" w:color="auto"/>
+          <w:bottom w:val="single" w:sz="4" w:space="1" w:color="auto"/>
+          <w:right w:val="single" w:sz="4" w:space="4" w:color="auto"/>
+        </w:pBdr>
+        <w:spacing w:after="0"/>
+        <w:ind w:left="709" w:firstLine="0"/>
+        <w:rPr>
+          <w:lang w:val="ru-RU"/>
+        </w:rPr>
+      </w:pPr>
+      <w:proofErr w:type="spellStart"/>
+      <w:proofErr w:type="gramStart"/>
+      <w:r>
+        <w:rPr>
+          <w:lang w:val="ru-RU"/>
+        </w:rPr>
+        <w:t>print</w:t>
+      </w:r>
+      <w:proofErr w:type="spellEnd"/>
+      <w:r>
+        <w:rPr>
+          <w:lang w:val="ru-RU"/>
+        </w:rPr>
+        <w:t>(</w:t>
+      </w:r>
+      <w:proofErr w:type="gramEnd"/>
+      <w:r>
+        <w:rPr>
+          <w:lang w:val="ru-RU"/>
+        </w:rPr>
+        <w:t xml:space="preserve">"Без </w:t>
+      </w:r>
+      <w:proofErr w:type="spellStart"/>
+      <w:r>
+        <w:rPr>
+          <w:lang w:val="ru-RU"/>
+        </w:rPr>
+        <w:t>змін</w:t>
+      </w:r>
+      <w:proofErr w:type="spellEnd"/>
+      <w:r>
+        <w:rPr>
+          <w:lang w:val="ru-RU"/>
+        </w:rPr>
+        <w:t xml:space="preserve">", </w:t>
+      </w:r>
       <w:proofErr w:type="spellStart"/>
       <w:r>
         <w:rPr>
@@ -8535,21 +8521,38 @@
         <w:rPr>
           <w:lang w:val="ru-RU"/>
         </w:rPr>
-        <w:t xml:space="preserve"> = {"</w:t>
-      </w:r>
-      <w:proofErr w:type="spellStart"/>
-      <w:r>
-        <w:rPr>
-          <w:lang w:val="ru-RU"/>
-        </w:rPr>
-        <w:t>Ім'я</w:t>
-      </w:r>
-      <w:proofErr w:type="spellEnd"/>
-      <w:r>
-        <w:rPr>
-          <w:lang w:val="ru-RU"/>
-        </w:rPr>
-        <w:t>": "Максим", "</w:t>
+        <w:t>)</w:t>
+      </w:r>
+    </w:p>
+    <w:p>
+      <w:pPr>
+        <w:pBdr>
+          <w:top w:val="single" w:sz="4" w:space="1" w:color="auto"/>
+          <w:left w:val="single" w:sz="4" w:space="4" w:color="auto"/>
+          <w:bottom w:val="single" w:sz="4" w:space="1" w:color="auto"/>
+          <w:right w:val="single" w:sz="4" w:space="4" w:color="auto"/>
+        </w:pBdr>
+        <w:spacing w:after="0"/>
+        <w:ind w:left="709" w:firstLine="0"/>
+        <w:rPr>
+          <w:lang w:val="ru-RU"/>
+        </w:rPr>
+      </w:pPr>
+      <w:proofErr w:type="spellStart"/>
+      <w:proofErr w:type="gramStart"/>
+      <w:r>
+        <w:rPr>
+          <w:lang w:val="ru-RU"/>
+        </w:rPr>
+        <w:t>person.update</w:t>
+      </w:r>
+      <w:proofErr w:type="spellEnd"/>
+      <w:proofErr w:type="gramEnd"/>
+      <w:r>
+        <w:rPr>
+          <w:lang w:val="ru-RU"/>
+        </w:rPr>
+        <w:t>({"</w:t>
       </w:r>
       <w:proofErr w:type="spellStart"/>
       <w:r>
@@ -8563,7 +8566,35 @@
         <w:rPr>
           <w:lang w:val="ru-RU"/>
         </w:rPr>
-        <w:t>": 25}</w:t>
+        <w:t>": 26, "</w:t>
+      </w:r>
+      <w:proofErr w:type="spellStart"/>
+      <w:r>
+        <w:rPr>
+          <w:lang w:val="ru-RU"/>
+        </w:rPr>
+        <w:t>Місто</w:t>
+      </w:r>
+      <w:proofErr w:type="spellEnd"/>
+      <w:r>
+        <w:rPr>
+          <w:lang w:val="ru-RU"/>
+        </w:rPr>
+        <w:t>": "</w:t>
+      </w:r>
+      <w:proofErr w:type="spellStart"/>
+      <w:r>
+        <w:rPr>
+          <w:lang w:val="ru-RU"/>
+        </w:rPr>
+        <w:t>Київ</w:t>
+      </w:r>
+      <w:proofErr w:type="spellEnd"/>
+      <w:r>
+        <w:rPr>
+          <w:lang w:val="ru-RU"/>
+        </w:rPr>
+        <w:t>"})</w:t>
       </w:r>
     </w:p>
     <w:p>
@@ -8577,58 +8608,16 @@
         <w:spacing w:after="0"/>
         <w:ind w:left="709" w:firstLine="0"/>
         <w:rPr>
-          <w:lang w:val="ru-RU"/>
-        </w:rPr>
-      </w:pPr>
-      <w:proofErr w:type="spellStart"/>
+          <w:lang w:val="uk-UA"/>
+        </w:rPr>
+      </w:pPr>
       <w:proofErr w:type="gramStart"/>
       <w:r>
-        <w:rPr>
-          <w:lang w:val="ru-RU"/>
-        </w:rPr>
-        <w:t>print</w:t>
-      </w:r>
-      <w:proofErr w:type="spellEnd"/>
-      <w:r>
-        <w:rPr>
-          <w:lang w:val="ru-RU"/>
-        </w:rPr>
-        <w:t>(</w:t>
+        <w:t>print(</w:t>
       </w:r>
       <w:proofErr w:type="gramEnd"/>
       <w:r>
-        <w:rPr>
-          <w:lang w:val="ru-RU"/>
-        </w:rPr>
-        <w:t xml:space="preserve">"Без </w:t>
-      </w:r>
-      <w:proofErr w:type="spellStart"/>
-      <w:r>
-        <w:rPr>
-          <w:lang w:val="ru-RU"/>
-        </w:rPr>
-        <w:t>змін</w:t>
-      </w:r>
-      <w:proofErr w:type="spellEnd"/>
-      <w:r>
-        <w:rPr>
-          <w:lang w:val="ru-RU"/>
-        </w:rPr>
-        <w:t xml:space="preserve">", </w:t>
-      </w:r>
-      <w:proofErr w:type="spellStart"/>
-      <w:r>
-        <w:rPr>
-          <w:lang w:val="ru-RU"/>
-        </w:rPr>
-        <w:t>person</w:t>
-      </w:r>
-      <w:proofErr w:type="spellEnd"/>
-      <w:r>
-        <w:rPr>
-          <w:lang w:val="ru-RU"/>
-        </w:rPr>
-        <w:t>)</w:t>
+        <w:t>"Update: ", person)</w:t>
       </w:r>
     </w:p>
     <w:p>
@@ -8641,189 +8630,89 @@
         </w:pBdr>
         <w:spacing w:after="0"/>
         <w:ind w:left="709" w:firstLine="0"/>
-        <w:rPr>
-          <w:lang w:val="ru-RU"/>
-        </w:rPr>
-      </w:pPr>
-      <w:proofErr w:type="spellStart"/>
+      </w:pPr>
+      <w:r>
+        <w:t>print(</w:t>
+      </w:r>
       <w:proofErr w:type="gramStart"/>
       <w:r>
-        <w:rPr>
-          <w:lang w:val="ru-RU"/>
-        </w:rPr>
-        <w:t>person.update</w:t>
-      </w:r>
-      <w:proofErr w:type="spellEnd"/>
+        <w:t>person.keys</w:t>
+      </w:r>
       <w:proofErr w:type="gramEnd"/>
       <w:r>
-        <w:rPr>
-          <w:lang w:val="ru-RU"/>
-        </w:rPr>
-        <w:t>({"</w:t>
-      </w:r>
-      <w:proofErr w:type="spellStart"/>
+        <w:t>())</w:t>
+      </w:r>
+    </w:p>
+    <w:p>
+      <w:pPr>
+        <w:pBdr>
+          <w:top w:val="single" w:sz="4" w:space="1" w:color="auto"/>
+          <w:left w:val="single" w:sz="4" w:space="4" w:color="auto"/>
+          <w:bottom w:val="single" w:sz="4" w:space="1" w:color="auto"/>
+          <w:right w:val="single" w:sz="4" w:space="4" w:color="auto"/>
+        </w:pBdr>
+        <w:spacing w:after="0"/>
+        <w:ind w:left="709" w:firstLine="0"/>
+      </w:pPr>
+      <w:r>
+        <w:t>print(</w:t>
+      </w:r>
+      <w:proofErr w:type="spellStart"/>
+      <w:proofErr w:type="gramStart"/>
+      <w:r>
+        <w:t>person.values</w:t>
+      </w:r>
+      <w:proofErr w:type="spellEnd"/>
+      <w:proofErr w:type="gramEnd"/>
+      <w:r>
+        <w:t>())</w:t>
+      </w:r>
+    </w:p>
+    <w:p>
+      <w:pPr>
+        <w:pBdr>
+          <w:top w:val="single" w:sz="4" w:space="1" w:color="auto"/>
+          <w:left w:val="single" w:sz="4" w:space="4" w:color="auto"/>
+          <w:bottom w:val="single" w:sz="4" w:space="1" w:color="auto"/>
+          <w:right w:val="single" w:sz="4" w:space="4" w:color="auto"/>
+        </w:pBdr>
+        <w:spacing w:after="0"/>
+        <w:ind w:left="709" w:firstLine="0"/>
+      </w:pPr>
+      <w:r>
+        <w:t>print(</w:t>
+      </w:r>
+      <w:proofErr w:type="spellStart"/>
+      <w:proofErr w:type="gramStart"/>
+      <w:r>
+        <w:t>person.items</w:t>
+      </w:r>
+      <w:proofErr w:type="spellEnd"/>
+      <w:proofErr w:type="gramEnd"/>
+      <w:r>
+        <w:t>())</w:t>
+      </w:r>
+    </w:p>
+    <w:p>
+      <w:pPr>
+        <w:pBdr>
+          <w:top w:val="single" w:sz="4" w:space="1" w:color="auto"/>
+          <w:left w:val="single" w:sz="4" w:space="4" w:color="auto"/>
+          <w:bottom w:val="single" w:sz="4" w:space="1" w:color="auto"/>
+          <w:right w:val="single" w:sz="4" w:space="4" w:color="auto"/>
+        </w:pBdr>
+        <w:spacing w:after="0"/>
+        <w:ind w:left="709" w:firstLine="0"/>
+      </w:pPr>
+      <w:r>
+        <w:t>del person["</w:t>
+      </w:r>
       <w:r>
         <w:rPr>
           <w:lang w:val="ru-RU"/>
         </w:rPr>
         <w:t>Вік</w:t>
       </w:r>
-      <w:proofErr w:type="spellEnd"/>
-      <w:r>
-        <w:rPr>
-          <w:lang w:val="ru-RU"/>
-        </w:rPr>
-        <w:t>": 26, "</w:t>
-      </w:r>
-      <w:proofErr w:type="spellStart"/>
-      <w:r>
-        <w:rPr>
-          <w:lang w:val="ru-RU"/>
-        </w:rPr>
-        <w:t>Місто</w:t>
-      </w:r>
-      <w:proofErr w:type="spellEnd"/>
-      <w:r>
-        <w:rPr>
-          <w:lang w:val="ru-RU"/>
-        </w:rPr>
-        <w:t>": "</w:t>
-      </w:r>
-      <w:proofErr w:type="spellStart"/>
-      <w:r>
-        <w:rPr>
-          <w:lang w:val="ru-RU"/>
-        </w:rPr>
-        <w:t>Київ</w:t>
-      </w:r>
-      <w:proofErr w:type="spellEnd"/>
-      <w:r>
-        <w:rPr>
-          <w:lang w:val="ru-RU"/>
-        </w:rPr>
-        <w:t>"})</w:t>
-      </w:r>
-    </w:p>
-    <w:p>
-      <w:pPr>
-        <w:pBdr>
-          <w:top w:val="single" w:sz="4" w:space="1" w:color="auto"/>
-          <w:left w:val="single" w:sz="4" w:space="4" w:color="auto"/>
-          <w:bottom w:val="single" w:sz="4" w:space="1" w:color="auto"/>
-          <w:right w:val="single" w:sz="4" w:space="4" w:color="auto"/>
-        </w:pBdr>
-        <w:spacing w:after="0"/>
-        <w:ind w:left="709" w:firstLine="0"/>
-        <w:rPr>
-          <w:lang w:val="uk-UA"/>
-        </w:rPr>
-      </w:pPr>
-      <w:proofErr w:type="gramStart"/>
-      <w:r>
-        <w:t>print(</w:t>
-      </w:r>
-      <w:proofErr w:type="gramEnd"/>
-      <w:r>
-        <w:t>"Update: ", person)</w:t>
-      </w:r>
-    </w:p>
-    <w:p>
-      <w:pPr>
-        <w:pBdr>
-          <w:top w:val="single" w:sz="4" w:space="1" w:color="auto"/>
-          <w:left w:val="single" w:sz="4" w:space="4" w:color="auto"/>
-          <w:bottom w:val="single" w:sz="4" w:space="1" w:color="auto"/>
-          <w:right w:val="single" w:sz="4" w:space="4" w:color="auto"/>
-        </w:pBdr>
-        <w:spacing w:after="0"/>
-        <w:ind w:left="709" w:firstLine="0"/>
-      </w:pPr>
-      <w:r>
-        <w:t>print(</w:t>
-      </w:r>
-      <w:proofErr w:type="spellStart"/>
-      <w:proofErr w:type="gramStart"/>
-      <w:r>
-        <w:t>person.keys</w:t>
-      </w:r>
-      <w:proofErr w:type="spellEnd"/>
-      <w:proofErr w:type="gramEnd"/>
-      <w:r>
-        <w:t>())</w:t>
-      </w:r>
-    </w:p>
-    <w:p>
-      <w:pPr>
-        <w:pBdr>
-          <w:top w:val="single" w:sz="4" w:space="1" w:color="auto"/>
-          <w:left w:val="single" w:sz="4" w:space="4" w:color="auto"/>
-          <w:bottom w:val="single" w:sz="4" w:space="1" w:color="auto"/>
-          <w:right w:val="single" w:sz="4" w:space="4" w:color="auto"/>
-        </w:pBdr>
-        <w:spacing w:after="0"/>
-        <w:ind w:left="709" w:firstLine="0"/>
-      </w:pPr>
-      <w:r>
-        <w:t>print(</w:t>
-      </w:r>
-      <w:proofErr w:type="spellStart"/>
-      <w:proofErr w:type="gramStart"/>
-      <w:r>
-        <w:t>person.values</w:t>
-      </w:r>
-      <w:proofErr w:type="spellEnd"/>
-      <w:proofErr w:type="gramEnd"/>
-      <w:r>
-        <w:t>())</w:t>
-      </w:r>
-    </w:p>
-    <w:p>
-      <w:pPr>
-        <w:pBdr>
-          <w:top w:val="single" w:sz="4" w:space="1" w:color="auto"/>
-          <w:left w:val="single" w:sz="4" w:space="4" w:color="auto"/>
-          <w:bottom w:val="single" w:sz="4" w:space="1" w:color="auto"/>
-          <w:right w:val="single" w:sz="4" w:space="4" w:color="auto"/>
-        </w:pBdr>
-        <w:spacing w:after="0"/>
-        <w:ind w:left="709" w:firstLine="0"/>
-      </w:pPr>
-      <w:r>
-        <w:t>print(</w:t>
-      </w:r>
-      <w:proofErr w:type="spellStart"/>
-      <w:proofErr w:type="gramStart"/>
-      <w:r>
-        <w:t>person.items</w:t>
-      </w:r>
-      <w:proofErr w:type="spellEnd"/>
-      <w:proofErr w:type="gramEnd"/>
-      <w:r>
-        <w:t>())</w:t>
-      </w:r>
-    </w:p>
-    <w:p>
-      <w:pPr>
-        <w:pBdr>
-          <w:top w:val="single" w:sz="4" w:space="1" w:color="auto"/>
-          <w:left w:val="single" w:sz="4" w:space="4" w:color="auto"/>
-          <w:bottom w:val="single" w:sz="4" w:space="1" w:color="auto"/>
-          <w:right w:val="single" w:sz="4" w:space="4" w:color="auto"/>
-        </w:pBdr>
-        <w:spacing w:after="0"/>
-        <w:ind w:left="709" w:firstLine="0"/>
-      </w:pPr>
-      <w:r>
-        <w:t>del person["</w:t>
-      </w:r>
-      <w:proofErr w:type="spellStart"/>
-      <w:r>
-        <w:rPr>
-          <w:lang w:val="ru-RU"/>
-        </w:rPr>
-        <w:t>Вік</w:t>
-      </w:r>
-      <w:proofErr w:type="spellEnd"/>
       <w:r>
         <w:t>"]</w:t>
       </w:r>
@@ -9329,68 +9218,261 @@
         </w:pBdr>
         <w:spacing w:after="0"/>
         <w:ind w:left="709" w:firstLine="0"/>
+        <w:rPr>
+          <w:lang w:val="ru-RU"/>
+        </w:rPr>
       </w:pPr>
       <w:r>
         <w:t xml:space="preserve">    </w:t>
       </w:r>
+      <w:r>
+        <w:t>new</w:t>
+      </w:r>
+      <w:r>
+        <w:rPr>
+          <w:lang w:val="ru-RU"/>
+        </w:rPr>
+        <w:t>_</w:t>
+      </w:r>
+      <w:r>
+        <w:t>value</w:t>
+      </w:r>
+      <w:r>
+        <w:rPr>
+          <w:lang w:val="ru-RU"/>
+        </w:rPr>
+        <w:t xml:space="preserve"> = </w:t>
+      </w:r>
+      <w:proofErr w:type="gramStart"/>
+      <w:r>
+        <w:t>int</w:t>
+      </w:r>
+      <w:r>
+        <w:rPr>
+          <w:lang w:val="ru-RU"/>
+        </w:rPr>
+        <w:t>(</w:t>
+      </w:r>
+      <w:proofErr w:type="gramEnd"/>
+      <w:r>
+        <w:t>input</w:t>
+      </w:r>
+      <w:r>
+        <w:rPr>
+          <w:lang w:val="ru-RU"/>
+        </w:rPr>
+        <w:t>("</w:t>
+      </w:r>
+      <w:r>
+        <w:rPr>
+          <w:lang w:val="ru-RU"/>
+        </w:rPr>
+        <w:t>Введіть</w:t>
+      </w:r>
+      <w:r>
+        <w:rPr>
+          <w:lang w:val="ru-RU"/>
+        </w:rPr>
+        <w:t xml:space="preserve"> </w:t>
+      </w:r>
+      <w:r>
+        <w:rPr>
+          <w:lang w:val="ru-RU"/>
+        </w:rPr>
+        <w:t>число</w:t>
+      </w:r>
+      <w:r>
+        <w:rPr>
+          <w:lang w:val="ru-RU"/>
+        </w:rPr>
+        <w:t xml:space="preserve"> </w:t>
+      </w:r>
+      <w:r>
+        <w:rPr>
+          <w:lang w:val="ru-RU"/>
+        </w:rPr>
+        <w:t>для</w:t>
+      </w:r>
+      <w:r>
+        <w:rPr>
+          <w:lang w:val="ru-RU"/>
+        </w:rPr>
+        <w:t xml:space="preserve"> </w:t>
+      </w:r>
+      <w:r>
+        <w:rPr>
+          <w:lang w:val="ru-RU"/>
+        </w:rPr>
+        <w:t>вставки</w:t>
+      </w:r>
+      <w:r>
+        <w:rPr>
+          <w:lang w:val="ru-RU"/>
+        </w:rPr>
+        <w:t>: "))</w:t>
+      </w:r>
+    </w:p>
+    <w:p>
+      <w:pPr>
+        <w:pBdr>
+          <w:top w:val="single" w:sz="4" w:space="1" w:color="auto"/>
+          <w:left w:val="single" w:sz="4" w:space="4" w:color="auto"/>
+          <w:bottom w:val="single" w:sz="4" w:space="1" w:color="auto"/>
+          <w:right w:val="single" w:sz="4" w:space="4" w:color="auto"/>
+        </w:pBdr>
+        <w:spacing w:after="0"/>
+        <w:ind w:left="709" w:firstLine="0"/>
+      </w:pPr>
+      <w:r>
+        <w:t> </w:t>
+      </w:r>
+      <w:r>
+        <w:rPr>
+          <w:lang w:val="ru-RU"/>
+        </w:rPr>
+        <w:t xml:space="preserve"> </w:t>
+      </w:r>
+      <w:r>
+        <w:t> </w:t>
+      </w:r>
+      <w:r>
+        <w:rPr>
+          <w:lang w:val="ru-RU"/>
+        </w:rPr>
+        <w:t xml:space="preserve"> </w:t>
+      </w:r>
+      <w:proofErr w:type="spellStart"/>
+      <w:r>
+        <w:t>pos</w:t>
+      </w:r>
+      <w:proofErr w:type="spellEnd"/>
+      <w:r>
+        <w:t xml:space="preserve"> = </w:t>
+      </w:r>
+      <w:proofErr w:type="spellStart"/>
+      <w:r>
+        <w:t>find_</w:t>
+      </w:r>
+      <w:proofErr w:type="gramStart"/>
+      <w:r>
+        <w:t>position</w:t>
+      </w:r>
+      <w:proofErr w:type="spellEnd"/>
+      <w:r>
+        <w:t>(</w:t>
+      </w:r>
+      <w:proofErr w:type="gramEnd"/>
+      <w:r>
+        <w:t xml:space="preserve">numbers, </w:t>
+      </w:r>
       <w:proofErr w:type="spellStart"/>
       <w:r>
         <w:t>new_value</w:t>
       </w:r>
       <w:proofErr w:type="spellEnd"/>
       <w:r>
-        <w:t xml:space="preserve"> = </w:t>
+        <w:t>)</w:t>
+      </w:r>
+    </w:p>
+    <w:p>
+      <w:pPr>
+        <w:pBdr>
+          <w:top w:val="single" w:sz="4" w:space="1" w:color="auto"/>
+          <w:left w:val="single" w:sz="4" w:space="4" w:color="auto"/>
+          <w:bottom w:val="single" w:sz="4" w:space="1" w:color="auto"/>
+          <w:right w:val="single" w:sz="4" w:space="4" w:color="auto"/>
+        </w:pBdr>
+        <w:spacing w:after="0"/>
+        <w:ind w:left="709" w:firstLine="0"/>
+      </w:pPr>
+      <w:r>
+        <w:t xml:space="preserve">    </w:t>
       </w:r>
       <w:proofErr w:type="spellStart"/>
       <w:proofErr w:type="gramStart"/>
       <w:r>
-        <w:t>int</w:t>
-      </w:r>
-      <w:proofErr w:type="spellEnd"/>
+        <w:t>numbers.insert</w:t>
+      </w:r>
+      <w:proofErr w:type="spellEnd"/>
+      <w:proofErr w:type="gramEnd"/>
       <w:r>
         <w:t>(</w:t>
       </w:r>
+      <w:proofErr w:type="spellStart"/>
+      <w:r>
+        <w:t>pos</w:t>
+      </w:r>
+      <w:proofErr w:type="spellEnd"/>
+      <w:r>
+        <w:t xml:space="preserve">, </w:t>
+      </w:r>
+      <w:proofErr w:type="spellStart"/>
+      <w:r>
+        <w:t>new_value</w:t>
+      </w:r>
+      <w:proofErr w:type="spellEnd"/>
+      <w:r>
+        <w:t>)</w:t>
+      </w:r>
+    </w:p>
+    <w:p>
+      <w:pPr>
+        <w:pBdr>
+          <w:top w:val="single" w:sz="4" w:space="1" w:color="auto"/>
+          <w:left w:val="single" w:sz="4" w:space="4" w:color="auto"/>
+          <w:bottom w:val="single" w:sz="4" w:space="1" w:color="auto"/>
+          <w:right w:val="single" w:sz="4" w:space="4" w:color="auto"/>
+        </w:pBdr>
+        <w:spacing w:after="0"/>
+        <w:ind w:left="709" w:firstLine="0"/>
+        <w:rPr>
+          <w:lang w:val="ru-RU"/>
+        </w:rPr>
+      </w:pPr>
+      <w:r>
+        <w:t xml:space="preserve">    </w:t>
+      </w:r>
+      <w:proofErr w:type="gramStart"/>
+      <w:r>
+        <w:rPr>
+          <w:lang w:val="ru-RU"/>
+        </w:rPr>
+        <w:t>print(</w:t>
+      </w:r>
       <w:proofErr w:type="gramEnd"/>
       <w:r>
-        <w:t>input("</w:t>
-      </w:r>
-      <w:proofErr w:type="spellStart"/>
-      <w:r>
-        <w:rPr>
-          <w:lang w:val="ru-RU"/>
-        </w:rPr>
-        <w:t>Введіть</w:t>
-      </w:r>
-      <w:proofErr w:type="spellEnd"/>
-      <w:r>
-        <w:t xml:space="preserve"> </w:t>
-      </w:r>
-      <w:r>
-        <w:rPr>
-          <w:lang w:val="ru-RU"/>
-        </w:rPr>
-        <w:t>число</w:t>
-      </w:r>
-      <w:r>
-        <w:t xml:space="preserve"> </w:t>
-      </w:r>
-      <w:r>
-        <w:rPr>
-          <w:lang w:val="ru-RU"/>
-        </w:rPr>
-        <w:t>для</w:t>
-      </w:r>
-      <w:r>
-        <w:t xml:space="preserve"> </w:t>
-      </w:r>
-      <w:r>
-        <w:rPr>
-          <w:lang w:val="ru-RU"/>
-        </w:rPr>
-        <w:t>вставки</w:t>
-      </w:r>
-      <w:r>
-        <w:t>: "))</w:t>
+        <w:rPr>
+          <w:lang w:val="ru-RU"/>
+        </w:rPr>
+        <w:t xml:space="preserve">"Число вставлено на </w:t>
+      </w:r>
+      <w:proofErr w:type="spellStart"/>
+      <w:r>
+        <w:rPr>
+          <w:lang w:val="ru-RU"/>
+        </w:rPr>
+        <w:t>позицію</w:t>
+      </w:r>
+      <w:proofErr w:type="spellEnd"/>
+      <w:r>
+        <w:rPr>
+          <w:lang w:val="ru-RU"/>
+        </w:rPr>
+        <w:t xml:space="preserve">:", </w:t>
+      </w:r>
+      <w:proofErr w:type="spellStart"/>
+      <w:r>
+        <w:rPr>
+          <w:lang w:val="ru-RU"/>
+        </w:rPr>
+        <w:t>pos</w:t>
+      </w:r>
+      <w:proofErr w:type="spellEnd"/>
+      <w:r>
+        <w:rPr>
+          <w:lang w:val="ru-RU"/>
+        </w:rPr>
+        <w:t>)</w:t>
       </w:r>
     </w:p>
     <w:p>
@@ -9405,183 +9487,25 @@
         <w:ind w:left="709" w:firstLine="0"/>
       </w:pPr>
       <w:r>
+        <w:rPr>
+          <w:lang w:val="ru-RU"/>
+        </w:rPr>
         <w:t xml:space="preserve">    </w:t>
       </w:r>
-      <w:proofErr w:type="spellStart"/>
-      <w:r>
-        <w:t>pos</w:t>
-      </w:r>
-      <w:proofErr w:type="spellEnd"/>
-      <w:r>
-        <w:t xml:space="preserve"> = </w:t>
-      </w:r>
-      <w:proofErr w:type="spellStart"/>
-      <w:r>
-        <w:t>find_</w:t>
-      </w:r>
       <w:proofErr w:type="gramStart"/>
       <w:r>
-        <w:t>position</w:t>
-      </w:r>
-      <w:proofErr w:type="spellEnd"/>
-      <w:r>
-        <w:t>(</w:t>
+        <w:t>print(</w:t>
       </w:r>
       <w:proofErr w:type="gramEnd"/>
       <w:r>
-        <w:t xml:space="preserve">numbers, </w:t>
-      </w:r>
-      <w:proofErr w:type="spellStart"/>
-      <w:r>
-        <w:t>new_value</w:t>
-      </w:r>
-      <w:proofErr w:type="spellEnd"/>
-      <w:r>
-        <w:t>)</w:t>
-      </w:r>
-    </w:p>
-    <w:p>
-      <w:pPr>
-        <w:pBdr>
-          <w:top w:val="single" w:sz="4" w:space="1" w:color="auto"/>
-          <w:left w:val="single" w:sz="4" w:space="4" w:color="auto"/>
-          <w:bottom w:val="single" w:sz="4" w:space="1" w:color="auto"/>
-          <w:right w:val="single" w:sz="4" w:space="4" w:color="auto"/>
-        </w:pBdr>
-        <w:spacing w:after="0"/>
-        <w:ind w:left="709" w:firstLine="0"/>
-      </w:pPr>
-      <w:r>
-        <w:t xml:space="preserve">    </w:t>
-      </w:r>
-      <w:proofErr w:type="spellStart"/>
-      <w:proofErr w:type="gramStart"/>
-      <w:r>
-        <w:t>numbers.insert</w:t>
-      </w:r>
-      <w:proofErr w:type="spellEnd"/>
-      <w:proofErr w:type="gramEnd"/>
-      <w:r>
-        <w:t>(</w:t>
-      </w:r>
-      <w:proofErr w:type="spellStart"/>
-      <w:r>
-        <w:t>pos</w:t>
-      </w:r>
-      <w:proofErr w:type="spellEnd"/>
-      <w:r>
-        <w:t xml:space="preserve">, </w:t>
-      </w:r>
-      <w:proofErr w:type="spellStart"/>
-      <w:r>
-        <w:t>new_value</w:t>
-      </w:r>
-      <w:proofErr w:type="spellEnd"/>
-      <w:r>
-        <w:t>)</w:t>
-      </w:r>
-    </w:p>
-    <w:p>
-      <w:pPr>
-        <w:pBdr>
-          <w:top w:val="single" w:sz="4" w:space="1" w:color="auto"/>
-          <w:left w:val="single" w:sz="4" w:space="4" w:color="auto"/>
-          <w:bottom w:val="single" w:sz="4" w:space="1" w:color="auto"/>
-          <w:right w:val="single" w:sz="4" w:space="4" w:color="auto"/>
-        </w:pBdr>
-        <w:spacing w:after="0"/>
-        <w:ind w:left="709" w:firstLine="0"/>
-        <w:rPr>
-          <w:lang w:val="ru-RU"/>
-        </w:rPr>
-      </w:pPr>
-      <w:r>
-        <w:t xml:space="preserve">    </w:t>
-      </w:r>
-      <w:proofErr w:type="spellStart"/>
-      <w:proofErr w:type="gramStart"/>
-      <w:r>
-        <w:rPr>
-          <w:lang w:val="ru-RU"/>
-        </w:rPr>
-        <w:t>print</w:t>
-      </w:r>
-      <w:proofErr w:type="spellEnd"/>
-      <w:r>
-        <w:rPr>
-          <w:lang w:val="ru-RU"/>
-        </w:rPr>
-        <w:t>(</w:t>
-      </w:r>
-      <w:proofErr w:type="gramEnd"/>
-      <w:r>
-        <w:rPr>
-          <w:lang w:val="ru-RU"/>
-        </w:rPr>
-        <w:t xml:space="preserve">"Число вставлено на </w:t>
-      </w:r>
-      <w:proofErr w:type="spellStart"/>
-      <w:r>
-        <w:rPr>
-          <w:lang w:val="ru-RU"/>
-        </w:rPr>
-        <w:t>позицію</w:t>
-      </w:r>
-      <w:proofErr w:type="spellEnd"/>
-      <w:r>
-        <w:rPr>
-          <w:lang w:val="ru-RU"/>
-        </w:rPr>
-        <w:t xml:space="preserve">:", </w:t>
-      </w:r>
-      <w:proofErr w:type="spellStart"/>
-      <w:r>
-        <w:rPr>
-          <w:lang w:val="ru-RU"/>
-        </w:rPr>
-        <w:t>pos</w:t>
-      </w:r>
-      <w:proofErr w:type="spellEnd"/>
-      <w:r>
-        <w:rPr>
-          <w:lang w:val="ru-RU"/>
-        </w:rPr>
-        <w:t>)</w:t>
-      </w:r>
-    </w:p>
-    <w:p>
-      <w:pPr>
-        <w:pBdr>
-          <w:top w:val="single" w:sz="4" w:space="1" w:color="auto"/>
-          <w:left w:val="single" w:sz="4" w:space="4" w:color="auto"/>
-          <w:bottom w:val="single" w:sz="4" w:space="1" w:color="auto"/>
-          <w:right w:val="single" w:sz="4" w:space="4" w:color="auto"/>
-        </w:pBdr>
-        <w:spacing w:after="0"/>
-        <w:ind w:left="709" w:firstLine="0"/>
-      </w:pPr>
-      <w:r>
-        <w:rPr>
-          <w:lang w:val="ru-RU"/>
-        </w:rPr>
-        <w:t xml:space="preserve">    </w:t>
-      </w:r>
-      <w:proofErr w:type="gramStart"/>
-      <w:r>
-        <w:t>print(</w:t>
-      </w:r>
-      <w:proofErr w:type="gramEnd"/>
-      <w:r>
         <w:t>"</w:t>
       </w:r>
-      <w:proofErr w:type="spellStart"/>
       <w:r>
         <w:rPr>
           <w:lang w:val="ru-RU"/>
         </w:rPr>
         <w:t>Новий</w:t>
       </w:r>
-      <w:proofErr w:type="spellEnd"/>
       <w:r>
         <w:t xml:space="preserve"> </w:t>
       </w:r>
@@ -9807,25 +9731,21 @@
       <w:r>
         <w:t>"</w:t>
       </w:r>
-      <w:proofErr w:type="spellStart"/>
       <w:r>
         <w:rPr>
           <w:lang w:val="ru-RU"/>
         </w:rPr>
         <w:t>Введіть</w:t>
       </w:r>
-      <w:proofErr w:type="spellEnd"/>
       <w:r>
         <w:t xml:space="preserve"> yes </w:t>
       </w:r>
-      <w:proofErr w:type="spellStart"/>
       <w:r>
         <w:rPr>
           <w:lang w:val="ru-RU"/>
         </w:rPr>
         <w:t>або</w:t>
       </w:r>
-      <w:proofErr w:type="spellEnd"/>
       <w:r>
         <w:t xml:space="preserve"> no")</w:t>
       </w:r>
@@ -9912,11 +9832,9 @@
         </w:rPr>
         <w:t xml:space="preserve">Посилання на </w:t>
       </w:r>
-      <w:proofErr w:type="spellStart"/>
       <w:r>
         <w:t>github</w:t>
       </w:r>
-      <w:proofErr w:type="spellEnd"/>
       <w:r>
         <w:rPr>
           <w:lang w:val="ru-RU"/>
@@ -9949,11 +9867,9 @@
         </w:rPr>
         <w:t xml:space="preserve">Знімок екрану з посилання на </w:t>
       </w:r>
-      <w:proofErr w:type="spellStart"/>
       <w:r>
         <w:t>github</w:t>
       </w:r>
-      <w:proofErr w:type="spellEnd"/>
       <w:r>
         <w:rPr>
           <w:lang w:val="ru-RU"/>
@@ -10445,21 +10361,7 @@
         <w:rPr>
           <w:lang w:val="ru-RU"/>
         </w:rPr>
-        <w:t>"</w:t>
-      </w:r>
-      <w:proofErr w:type="spellStart"/>
-      <w:r>
-        <w:rPr>
-          <w:lang w:val="ru-RU"/>
-        </w:rPr>
-        <w:t>Неправильне</w:t>
-      </w:r>
-      <w:proofErr w:type="spellEnd"/>
-      <w:r>
-        <w:rPr>
-          <w:lang w:val="ru-RU"/>
-        </w:rPr>
-        <w:t xml:space="preserve"> </w:t>
+        <w:t xml:space="preserve">"Неправильне </w:t>
       </w:r>
       <w:proofErr w:type="spellStart"/>
       <w:r>
@@ -10507,11 +10409,9 @@
           <w:lang w:val="ru-RU"/>
         </w:rPr>
       </w:pPr>
-      <w:proofErr w:type="spellStart"/>
       <w:r>
         <w:t>def</w:t>
       </w:r>
-      <w:proofErr w:type="spellEnd"/>
       <w:r>
         <w:rPr>
           <w:lang w:val="ru-RU"/>
@@ -10708,8 +10608,14 @@
         </w:pBdr>
         <w:spacing w:line="259" w:lineRule="auto"/>
         <w:jc w:val="left"/>
-      </w:pPr>
-      <w:r>
+        <w:rPr>
+          <w:lang w:val="ru-RU"/>
+        </w:rPr>
+      </w:pPr>
+      <w:r>
+        <w:rPr>
+          <w:lang w:val="ru-RU"/>
+        </w:rPr>
         <w:t xml:space="preserve">        </w:t>
       </w:r>
       <w:proofErr w:type="gramStart"/>
@@ -10717,21 +10623,28 @@
         <w:t>print</w:t>
       </w:r>
       <w:r>
+        <w:rPr>
+          <w:lang w:val="ru-RU"/>
+        </w:rPr>
         <w:t>(</w:t>
       </w:r>
       <w:proofErr w:type="gramEnd"/>
       <w:r>
+        <w:rPr>
+          <w:lang w:val="ru-RU"/>
+        </w:rPr>
         <w:t>"</w:t>
       </w:r>
-      <w:proofErr w:type="spellStart"/>
       <w:r>
         <w:rPr>
           <w:lang w:val="ru-RU"/>
         </w:rPr>
         <w:t>Ділити</w:t>
       </w:r>
-      <w:proofErr w:type="spellEnd"/>
-      <w:r>
+      <w:r>
+        <w:rPr>
+          <w:lang w:val="ru-RU"/>
+        </w:rPr>
         <w:t xml:space="preserve"> </w:t>
       </w:r>
       <w:r>
@@ -10741,6 +10654,9 @@
         <w:t>на</w:t>
       </w:r>
       <w:r>
+        <w:rPr>
+          <w:lang w:val="ru-RU"/>
+        </w:rPr>
         <w:t xml:space="preserve"> </w:t>
       </w:r>
       <w:r>
@@ -10750,6 +10666,9 @@
         <w:t>нуль</w:t>
       </w:r>
       <w:r>
+        <w:rPr>
+          <w:lang w:val="ru-RU"/>
+        </w:rPr>
         <w:t xml:space="preserve"> </w:t>
       </w:r>
       <w:r>
@@ -10759,6 +10678,9 @@
         <w:t>не</w:t>
       </w:r>
       <w:r>
+        <w:rPr>
+          <w:lang w:val="ru-RU"/>
+        </w:rPr>
         <w:t xml:space="preserve"> </w:t>
       </w:r>
       <w:proofErr w:type="spellStart"/>
@@ -10770,6 +10692,9 @@
       </w:r>
       <w:proofErr w:type="spellEnd"/>
       <w:r>
+        <w:rPr>
+          <w:lang w:val="ru-RU"/>
+        </w:rPr>
         <w:t>")</w:t>
       </w:r>
     </w:p>
@@ -11338,21 +11263,7 @@
         <w:rPr>
           <w:lang w:val="ru-RU"/>
         </w:rPr>
-        <w:t>"</w:t>
-      </w:r>
-      <w:proofErr w:type="spellStart"/>
-      <w:r>
-        <w:rPr>
-          <w:lang w:val="ru-RU"/>
-        </w:rPr>
-        <w:t>Невірно</w:t>
-      </w:r>
-      <w:proofErr w:type="spellEnd"/>
-      <w:r>
-        <w:rPr>
-          <w:lang w:val="ru-RU"/>
-        </w:rPr>
-        <w:t xml:space="preserve"> введена </w:t>
+        <w:t xml:space="preserve">"Невірно введена </w:t>
       </w:r>
       <w:proofErr w:type="spellStart"/>
       <w:r>
@@ -11454,21 +11365,7 @@
         <w:rPr>
           <w:lang w:val="ru-RU"/>
         </w:rPr>
-        <w:t>"</w:t>
-      </w:r>
-      <w:proofErr w:type="spellStart"/>
-      <w:r>
-        <w:rPr>
-          <w:lang w:val="ru-RU"/>
-        </w:rPr>
-        <w:t>Бажаєте</w:t>
-      </w:r>
-      <w:proofErr w:type="spellEnd"/>
-      <w:r>
-        <w:rPr>
-          <w:lang w:val="ru-RU"/>
-        </w:rPr>
-        <w:t xml:space="preserve"> </w:t>
+        <w:t xml:space="preserve">"Бажаєте </w:t>
       </w:r>
       <w:proofErr w:type="spellStart"/>
       <w:r>
@@ -11538,15 +11435,7 @@
         <w:jc w:val="left"/>
       </w:pPr>
       <w:r>
-        <w:t xml:space="preserve">            </w:t>
-      </w:r>
-      <w:proofErr w:type="spellStart"/>
-      <w:r>
-        <w:t>cont</w:t>
-      </w:r>
-      <w:proofErr w:type="spellEnd"/>
-      <w:r>
-        <w:t xml:space="preserve"> = False</w:t>
+        <w:t xml:space="preserve">            cont = False</w:t>
       </w:r>
     </w:p>
     <w:p>
@@ -11763,11 +11652,9 @@
         </w:rPr>
         <w:t xml:space="preserve">Посилання на </w:t>
       </w:r>
-      <w:proofErr w:type="spellStart"/>
       <w:r>
         <w:t>github</w:t>
       </w:r>
-      <w:proofErr w:type="spellEnd"/>
       <w:r>
         <w:rPr>
           <w:lang w:val="ru-RU"/>
@@ -11800,11 +11687,9 @@
         </w:rPr>
         <w:t xml:space="preserve">Знімок екрану з посилання на </w:t>
       </w:r>
-      <w:proofErr w:type="spellStart"/>
       <w:r>
         <w:t>github</w:t>
       </w:r>
-      <w:proofErr w:type="spellEnd"/>
       <w:r>
         <w:rPr>
           <w:lang w:val="ru-RU"/>
@@ -12076,29 +11961,7 @@
           <w:szCs w:val="21"/>
           <w:lang w:val="uk-UA" w:eastAsia="uk-UA"/>
         </w:rPr>
-        <w:t>#</w:t>
-      </w:r>
-      <w:proofErr w:type="spellStart"/>
-      <w:r>
-        <w:rPr>
-          <w:rFonts w:ascii="Consolas" w:eastAsia="Times New Roman" w:hAnsi="Consolas" w:cs="Times New Roman"/>
-          <w:color w:val="000000" w:themeColor="text1"/>
-          <w:sz w:val="21"/>
-          <w:szCs w:val="21"/>
-          <w:lang w:val="uk-UA" w:eastAsia="uk-UA"/>
-        </w:rPr>
-        <w:t>import</w:t>
-      </w:r>
-      <w:proofErr w:type="spellEnd"/>
-      <w:r>
-        <w:rPr>
-          <w:rFonts w:ascii="Consolas" w:eastAsia="Times New Roman" w:hAnsi="Consolas" w:cs="Times New Roman"/>
-          <w:color w:val="000000" w:themeColor="text1"/>
-          <w:sz w:val="21"/>
-          <w:szCs w:val="21"/>
-          <w:lang w:val="uk-UA" w:eastAsia="uk-UA"/>
-        </w:rPr>
-        <w:t xml:space="preserve"> </w:t>
+        <w:t xml:space="preserve">#import </w:t>
       </w:r>
       <w:proofErr w:type="spellStart"/>
       <w:r>
@@ -13852,35 +13715,7 @@
         <w:rPr>
           <w:lang w:val="uk-UA"/>
         </w:rPr>
-        <w:t xml:space="preserve">["cc"]] = </w:t>
-      </w:r>
-      <w:proofErr w:type="spellStart"/>
-      <w:r>
-        <w:rPr>
-          <w:lang w:val="uk-UA"/>
-        </w:rPr>
-        <w:t>item</w:t>
-      </w:r>
-      <w:proofErr w:type="spellEnd"/>
-      <w:r>
-        <w:rPr>
-          <w:lang w:val="uk-UA"/>
-        </w:rPr>
-        <w:t>["</w:t>
-      </w:r>
-      <w:proofErr w:type="spellStart"/>
-      <w:r>
-        <w:rPr>
-          <w:lang w:val="uk-UA"/>
-        </w:rPr>
-        <w:t>rate</w:t>
-      </w:r>
-      <w:proofErr w:type="spellEnd"/>
-      <w:r>
-        <w:rPr>
-          <w:lang w:val="uk-UA"/>
-        </w:rPr>
-        <w:t>"]</w:t>
+        <w:t>["cc"]] = item["rate"]</w:t>
       </w:r>
     </w:p>
     <w:p>
@@ -16455,11 +16290,9 @@
         </w:rPr>
         <w:t xml:space="preserve">Посилання на </w:t>
       </w:r>
-      <w:proofErr w:type="spellStart"/>
       <w:r>
         <w:t>github</w:t>
       </w:r>
-      <w:proofErr w:type="spellEnd"/>
       <w:r>
         <w:rPr>
           <w:lang w:val="ru-RU"/>
@@ -16496,11 +16329,9 @@
         <w:lastRenderedPageBreak/>
         <w:t xml:space="preserve">Знімок екрану з посилання на </w:t>
       </w:r>
-      <w:proofErr w:type="spellStart"/>
       <w:r>
         <w:t>github</w:t>
       </w:r>
-      <w:proofErr w:type="spellEnd"/>
       <w:r>
         <w:rPr>
           <w:lang w:val="ru-RU"/>
@@ -16737,13 +16568,7 @@
         <w:rPr>
           <w:lang w:val="uk-UA"/>
         </w:rPr>
-        <w:t>М</w:t>
-      </w:r>
-      <w:r>
-        <w:rPr>
-          <w:lang w:val="uk-UA"/>
-        </w:rPr>
-        <w:t xml:space="preserve">еханізм </w:t>
+        <w:t xml:space="preserve">Механізм </w:t>
       </w:r>
       <w:proofErr w:type="spellStart"/>
       <w:r>
@@ -19537,15 +19362,7 @@
           <w:szCs w:val="28"/>
           <w:lang w:val="uk-UA"/>
         </w:rPr>
-        <w:t>}')</w:t>
-      </w:r>
-      <w:r>
-        <w:rPr>
-          <w:rFonts w:cs="Times New Roman"/>
-          <w:szCs w:val="28"/>
-          <w:lang w:val="uk-UA"/>
-        </w:rPr>
-        <w:t xml:space="preserve"> </w:t>
+        <w:t xml:space="preserve">}') </w:t>
       </w:r>
     </w:p>
     <w:p>
@@ -19586,8 +19403,9 @@
       <w:r>
         <w:rPr>
           <w:rFonts w:cs="Times New Roman"/>
-          <w:szCs w:val="28"/>
-          <w:lang w:val="uk-UA"/>
+          <w:noProof/>
+          <w:szCs w:val="28"/>
+          <w:lang w:val="uk-UA" w:eastAsia="uk-UA"/>
         </w:rPr>
         <w:drawing>
           <wp:inline distT="0" distB="0" distL="0" distR="0" wp14:anchorId="4C6BE35D" wp14:editId="1F48A66A">
@@ -19644,15 +19462,7 @@
         <w:rPr>
           <w:lang w:val="uk-UA"/>
         </w:rPr>
-        <w:t>С</w:t>
-      </w:r>
-      <w:bookmarkStart w:id="0" w:name="_GoBack"/>
-      <w:bookmarkEnd w:id="0"/>
-      <w:r>
-        <w:rPr>
-          <w:lang w:val="uk-UA"/>
-        </w:rPr>
-        <w:t>ортування списку</w:t>
+        <w:t>Сортування списку</w:t>
       </w:r>
     </w:p>
     <w:p>
@@ -20640,13 +20450,14 @@
       <w:r>
         <w:rPr>
           <w:rFonts w:cs="Times New Roman"/>
-          <w:szCs w:val="28"/>
-          <w:lang w:val="ru-RU"/>
+          <w:noProof/>
+          <w:szCs w:val="28"/>
+          <w:lang w:val="uk-UA" w:eastAsia="uk-UA"/>
         </w:rPr>
         <w:drawing>
-          <wp:inline distT="0" distB="0" distL="0" distR="0" wp14:anchorId="151435E3" wp14:editId="605C9A06">
-            <wp:extent cx="5943600" cy="873125"/>
-            <wp:effectExtent l="0" t="0" r="0" b="3175"/>
+          <wp:inline distT="0" distB="0" distL="0" distR="0" wp14:anchorId="151435E3" wp14:editId="1FBDD76F">
+            <wp:extent cx="5474524" cy="804217"/>
+            <wp:effectExtent l="0" t="0" r="0" b="0"/>
             <wp:docPr id="6" name="Рисунок 6"/>
             <wp:cNvGraphicFramePr>
               <a:graphicFrameLocks xmlns:a="http://schemas.openxmlformats.org/drawingml/2006/main" noChangeAspect="1"/>
@@ -20667,7 +20478,7 @@
                   <pic:spPr>
                     <a:xfrm>
                       <a:off x="0" y="0"/>
-                      <a:ext cx="5943600" cy="873125"/>
+                      <a:ext cx="5541036" cy="813988"/>
                     </a:xfrm>
                     <a:prstGeom prst="rect">
                       <a:avLst/>
@@ -20679,6 +20490,6108 @@
           </wp:inline>
         </w:drawing>
       </w:r>
+    </w:p>
+    <w:p>
+      <w:pPr>
+        <w:rPr>
+          <w:lang w:val="ru-RU"/>
+        </w:rPr>
+      </w:pPr>
+      <w:r>
+        <w:rPr>
+          <w:lang w:val="uk-UA"/>
+        </w:rPr>
+        <w:t xml:space="preserve">Посилання на </w:t>
+      </w:r>
+      <w:r>
+        <w:t>github</w:t>
+      </w:r>
+      <w:r>
+        <w:rPr>
+          <w:lang w:val="ru-RU"/>
+        </w:rPr>
+        <w:t>:</w:t>
+      </w:r>
+    </w:p>
+    <w:p>
+      <w:pPr>
+        <w:rPr>
+          <w:lang w:val="ru-RU"/>
+        </w:rPr>
+      </w:pPr>
+      <w:hyperlink r:id="rId26" w:history="1">
+        <w:r>
+          <w:rPr>
+            <w:rStyle w:val="a5"/>
+          </w:rPr>
+          <w:t>https</w:t>
+        </w:r>
+        <w:r>
+          <w:rPr>
+            <w:rStyle w:val="a5"/>
+            <w:lang w:val="ru-RU"/>
+          </w:rPr>
+          <w:t>://</w:t>
+        </w:r>
+        <w:r>
+          <w:rPr>
+            <w:rStyle w:val="a5"/>
+          </w:rPr>
+          <w:t>github</w:t>
+        </w:r>
+        <w:r>
+          <w:rPr>
+            <w:rStyle w:val="a5"/>
+            <w:lang w:val="ru-RU"/>
+          </w:rPr>
+          <w:t>.</w:t>
+        </w:r>
+        <w:r>
+          <w:rPr>
+            <w:rStyle w:val="a5"/>
+          </w:rPr>
+          <w:t>com</w:t>
+        </w:r>
+        <w:r>
+          <w:rPr>
+            <w:rStyle w:val="a5"/>
+            <w:lang w:val="ru-RU"/>
+          </w:rPr>
+          <w:t>/</w:t>
+        </w:r>
+        <w:r>
+          <w:rPr>
+            <w:rStyle w:val="a5"/>
+          </w:rPr>
+          <w:t>PavelSanguinary</w:t>
+        </w:r>
+        <w:r>
+          <w:rPr>
+            <w:rStyle w:val="a5"/>
+            <w:lang w:val="ru-RU"/>
+          </w:rPr>
+          <w:t>/</w:t>
+        </w:r>
+        <w:r>
+          <w:rPr>
+            <w:rStyle w:val="a5"/>
+          </w:rPr>
+          <w:t>TP</w:t>
+        </w:r>
+        <w:r>
+          <w:rPr>
+            <w:rStyle w:val="a5"/>
+            <w:lang w:val="ru-RU"/>
+          </w:rPr>
+          <w:t>-</w:t>
+        </w:r>
+        <w:r>
+          <w:rPr>
+            <w:rStyle w:val="a5"/>
+          </w:rPr>
+          <w:t>KB</w:t>
+        </w:r>
+        <w:r>
+          <w:rPr>
+            <w:rStyle w:val="a5"/>
+            <w:lang w:val="ru-RU"/>
+          </w:rPr>
+          <w:t>-241-</w:t>
+        </w:r>
+        <w:r>
+          <w:rPr>
+            <w:rStyle w:val="a5"/>
+          </w:rPr>
+          <w:t>Pavlo</w:t>
+        </w:r>
+        <w:r>
+          <w:rPr>
+            <w:rStyle w:val="a5"/>
+            <w:lang w:val="ru-RU"/>
+          </w:rPr>
+          <w:t>-</w:t>
+        </w:r>
+        <w:r>
+          <w:rPr>
+            <w:rStyle w:val="a5"/>
+          </w:rPr>
+          <w:t>Shchuchkin</w:t>
+        </w:r>
+        <w:r>
+          <w:rPr>
+            <w:rStyle w:val="a5"/>
+            <w:lang w:val="ru-RU"/>
+          </w:rPr>
+          <w:t>.</w:t>
+        </w:r>
+        <w:r>
+          <w:rPr>
+            <w:rStyle w:val="a5"/>
+          </w:rPr>
+          <w:t>git</w:t>
+        </w:r>
+      </w:hyperlink>
+    </w:p>
+    <w:p>
+      <w:pPr>
+        <w:rPr>
+          <w:lang w:val="ru-RU"/>
+        </w:rPr>
+      </w:pPr>
+      <w:r>
+        <w:rPr>
+          <w:lang w:val="uk-UA"/>
+        </w:rPr>
+        <w:t xml:space="preserve">Знімок екрану з посилання на </w:t>
+      </w:r>
+      <w:r>
+        <w:t>github</w:t>
+      </w:r>
+      <w:r>
+        <w:rPr>
+          <w:lang w:val="ru-RU"/>
+        </w:rPr>
+        <w:t>:</w:t>
+      </w:r>
+    </w:p>
+    <w:p>
+      <w:pPr>
+        <w:rPr>
+          <w:lang w:val="ru-RU"/>
+        </w:rPr>
+      </w:pPr>
+      <w:r>
+        <w:rPr>
+          <w:noProof/>
+          <w:lang w:val="uk-UA" w:eastAsia="uk-UA"/>
+        </w:rPr>
+        <w:drawing>
+          <wp:inline distT="0" distB="0" distL="0" distR="0" wp14:anchorId="0765517A" wp14:editId="15F253AE">
+            <wp:extent cx="3718876" cy="2351314"/>
+            <wp:effectExtent l="0" t="0" r="0" b="0"/>
+            <wp:docPr id="7" name="Рисунок 7"/>
+            <wp:cNvGraphicFramePr>
+              <a:graphicFrameLocks xmlns:a="http://schemas.openxmlformats.org/drawingml/2006/main" noChangeAspect="1"/>
+            </wp:cNvGraphicFramePr>
+            <a:graphic xmlns:a="http://schemas.openxmlformats.org/drawingml/2006/main">
+              <a:graphicData uri="http://schemas.openxmlformats.org/drawingml/2006/picture">
+                <pic:pic xmlns:pic="http://schemas.openxmlformats.org/drawingml/2006/picture">
+                  <pic:nvPicPr>
+                    <pic:cNvPr id="1" name=""/>
+                    <pic:cNvPicPr/>
+                  </pic:nvPicPr>
+                  <pic:blipFill>
+                    <a:blip r:embed="rId27"/>
+                    <a:stretch>
+                      <a:fillRect/>
+                    </a:stretch>
+                  </pic:blipFill>
+                  <pic:spPr>
+                    <a:xfrm>
+                      <a:off x="0" y="0"/>
+                      <a:ext cx="3745358" cy="2368058"/>
+                    </a:xfrm>
+                    <a:prstGeom prst="rect">
+                      <a:avLst/>
+                    </a:prstGeom>
+                  </pic:spPr>
+                </pic:pic>
+              </a:graphicData>
+            </a:graphic>
+          </wp:inline>
+        </w:drawing>
+      </w:r>
+    </w:p>
+    <w:p>
+      <w:pPr>
+        <w:spacing w:after="0"/>
+        <w:ind w:firstLine="709"/>
+        <w:jc w:val="center"/>
+        <w:rPr>
+          <w:rFonts w:cs="Times New Roman"/>
+          <w:b/>
+          <w:bCs/>
+          <w:szCs w:val="28"/>
+          <w:lang w:val="ru-RU"/>
+        </w:rPr>
+      </w:pPr>
+      <w:r>
+        <w:rPr>
+          <w:rFonts w:cs="Times New Roman"/>
+          <w:b/>
+          <w:bCs/>
+          <w:szCs w:val="28"/>
+          <w:lang w:val="uk-UA"/>
+        </w:rPr>
+        <w:lastRenderedPageBreak/>
+        <w:t xml:space="preserve">Звіт про виконання практичних завдань до лекцій з курсу Технології програмування на мові </w:t>
+      </w:r>
+      <w:r>
+        <w:rPr>
+          <w:rFonts w:cs="Times New Roman"/>
+          <w:b/>
+          <w:bCs/>
+          <w:szCs w:val="28"/>
+        </w:rPr>
+        <w:t>Python</w:t>
+      </w:r>
+    </w:p>
+    <w:p>
+      <w:pPr>
+        <w:spacing w:after="0"/>
+        <w:ind w:firstLine="709"/>
+        <w:rPr>
+          <w:rFonts w:cs="Times New Roman"/>
+          <w:szCs w:val="28"/>
+          <w:lang w:val="ru-RU"/>
+        </w:rPr>
+      </w:pPr>
+    </w:p>
+    <w:p>
+      <w:pPr>
+        <w:spacing w:after="0"/>
+        <w:ind w:firstLine="709"/>
+        <w:rPr>
+          <w:rFonts w:cs="Times New Roman"/>
+          <w:szCs w:val="28"/>
+          <w:lang w:val="ru-RU"/>
+        </w:rPr>
+      </w:pPr>
+    </w:p>
+    <w:p>
+      <w:pPr>
+        <w:spacing w:after="0"/>
+        <w:ind w:firstLine="709"/>
+        <w:jc w:val="right"/>
+        <w:rPr>
+          <w:rFonts w:cs="Times New Roman"/>
+          <w:szCs w:val="28"/>
+          <w:lang w:val="uk-UA"/>
+        </w:rPr>
+      </w:pPr>
+      <w:r>
+        <w:rPr>
+          <w:rFonts w:cs="Times New Roman"/>
+          <w:szCs w:val="28"/>
+          <w:lang w:val="uk-UA"/>
+        </w:rPr>
+        <w:t>Звіт до Теми №</w:t>
+      </w:r>
+      <w:r>
+        <w:rPr>
+          <w:rFonts w:cs="Times New Roman"/>
+          <w:szCs w:val="28"/>
+          <w:lang w:val="uk-UA"/>
+        </w:rPr>
+        <w:t>7</w:t>
+      </w:r>
+    </w:p>
+    <w:p>
+      <w:pPr>
+        <w:spacing w:after="0"/>
+        <w:ind w:firstLine="709"/>
+        <w:jc w:val="right"/>
+        <w:rPr>
+          <w:rFonts w:cs="Times New Roman"/>
+          <w:szCs w:val="28"/>
+          <w:lang w:val="uk-UA"/>
+        </w:rPr>
+      </w:pPr>
+      <w:r>
+        <w:rPr>
+          <w:rFonts w:cs="Times New Roman"/>
+          <w:szCs w:val="28"/>
+          <w:lang w:val="uk-UA"/>
+        </w:rPr>
+        <w:t>Об'єктно-орієнтоване програмування</w:t>
+      </w:r>
+    </w:p>
+    <w:p>
+      <w:pPr>
+        <w:spacing w:after="0"/>
+        <w:ind w:firstLine="709"/>
+        <w:rPr>
+          <w:rFonts w:cs="Times New Roman"/>
+          <w:szCs w:val="28"/>
+          <w:lang w:val="uk-UA"/>
+        </w:rPr>
+      </w:pPr>
+      <w:r>
+        <w:rPr>
+          <w:rFonts w:cs="Times New Roman"/>
+          <w:szCs w:val="28"/>
+          <w:lang w:val="uk-UA"/>
+        </w:rPr>
+        <w:t>Під час виконання практичного завдання до Теми №</w:t>
+      </w:r>
+      <w:r>
+        <w:rPr>
+          <w:rFonts w:cs="Times New Roman"/>
+          <w:szCs w:val="28"/>
+          <w:lang w:val="uk-UA"/>
+        </w:rPr>
+        <w:t>7</w:t>
+      </w:r>
+      <w:r>
+        <w:rPr>
+          <w:rFonts w:cs="Times New Roman"/>
+          <w:szCs w:val="28"/>
+          <w:lang w:val="uk-UA"/>
+        </w:rPr>
+        <w:t xml:space="preserve"> було надано варіанти рішення до наступних задач:</w:t>
+      </w:r>
+    </w:p>
+    <w:p>
+      <w:pPr>
+        <w:pStyle w:val="a4"/>
+        <w:numPr>
+          <w:ilvl w:val="0"/>
+          <w:numId w:val="8"/>
+        </w:numPr>
+        <w:spacing w:after="0"/>
+        <w:rPr>
+          <w:rFonts w:cs="Times New Roman"/>
+          <w:szCs w:val="28"/>
+          <w:lang w:val="uk-UA"/>
+        </w:rPr>
+      </w:pPr>
+      <w:r>
+        <w:rPr>
+          <w:lang w:val="uk-UA"/>
+        </w:rPr>
+        <w:t>Приклад використання __</w:t>
+      </w:r>
+      <w:r>
+        <w:t>init</w:t>
+      </w:r>
+      <w:r>
+        <w:t>__(</w:t>
+      </w:r>
+      <w:r>
+        <w:t>self</w:t>
+      </w:r>
+      <w:r>
+        <w:t>) __</w:t>
+      </w:r>
+      <w:proofErr w:type="spellStart"/>
+      <w:r>
+        <w:t>str</w:t>
+      </w:r>
+      <w:proofErr w:type="spellEnd"/>
+      <w:r>
+        <w:t>__(</w:t>
+      </w:r>
+      <w:r>
+        <w:t>self</w:t>
+      </w:r>
+      <w:r>
+        <w:t>)__</w:t>
+      </w:r>
+    </w:p>
+    <w:p>
+      <w:pPr>
+        <w:spacing w:after="0"/>
+        <w:rPr>
+          <w:rFonts w:cs="Times New Roman"/>
+          <w:szCs w:val="28"/>
+          <w:lang w:val="uk-UA"/>
+        </w:rPr>
+      </w:pPr>
+      <w:r>
+        <w:rPr>
+          <w:rFonts w:cs="Times New Roman"/>
+          <w:szCs w:val="28"/>
+          <w:lang w:val="uk-UA"/>
+        </w:rPr>
+        <w:t>Метод __</w:t>
+      </w:r>
+      <w:proofErr w:type="spellStart"/>
+      <w:r>
+        <w:rPr>
+          <w:rFonts w:cs="Times New Roman"/>
+          <w:szCs w:val="28"/>
+          <w:lang w:val="uk-UA"/>
+        </w:rPr>
+        <w:t>init</w:t>
+      </w:r>
+      <w:proofErr w:type="spellEnd"/>
+      <w:r>
+        <w:rPr>
+          <w:rFonts w:cs="Times New Roman"/>
+          <w:szCs w:val="28"/>
+          <w:lang w:val="uk-UA"/>
+        </w:rPr>
+        <w:t>__(</w:t>
+      </w:r>
+      <w:proofErr w:type="spellStart"/>
+      <w:r>
+        <w:rPr>
+          <w:rFonts w:cs="Times New Roman"/>
+          <w:szCs w:val="28"/>
+          <w:lang w:val="uk-UA"/>
+        </w:rPr>
+        <w:t>self</w:t>
+      </w:r>
+      <w:proofErr w:type="spellEnd"/>
+      <w:r>
+        <w:rPr>
+          <w:rFonts w:cs="Times New Roman"/>
+          <w:szCs w:val="28"/>
+          <w:lang w:val="uk-UA"/>
+        </w:rPr>
+        <w:t>) використовується для ініціалізації об'єкта, присвоюючи значення його атрибутам. Метод __</w:t>
+      </w:r>
+      <w:proofErr w:type="spellStart"/>
+      <w:r>
+        <w:rPr>
+          <w:rFonts w:cs="Times New Roman"/>
+          <w:szCs w:val="28"/>
+          <w:lang w:val="uk-UA"/>
+        </w:rPr>
+        <w:t>str</w:t>
+      </w:r>
+      <w:proofErr w:type="spellEnd"/>
+      <w:r>
+        <w:rPr>
+          <w:rFonts w:cs="Times New Roman"/>
+          <w:szCs w:val="28"/>
+          <w:lang w:val="uk-UA"/>
+        </w:rPr>
+        <w:t>__(</w:t>
+      </w:r>
+      <w:proofErr w:type="spellStart"/>
+      <w:r>
+        <w:rPr>
+          <w:rFonts w:cs="Times New Roman"/>
+          <w:szCs w:val="28"/>
+          <w:lang w:val="uk-UA"/>
+        </w:rPr>
+        <w:t>self</w:t>
+      </w:r>
+      <w:proofErr w:type="spellEnd"/>
+      <w:r>
+        <w:rPr>
+          <w:rFonts w:cs="Times New Roman"/>
+          <w:szCs w:val="28"/>
+          <w:lang w:val="uk-UA"/>
+        </w:rPr>
+        <w:t xml:space="preserve">) визначає, як об'єкт буде відображатися при виведенні, наприклад, за допомогою </w:t>
+      </w:r>
+      <w:proofErr w:type="spellStart"/>
+      <w:r>
+        <w:rPr>
+          <w:rFonts w:cs="Times New Roman"/>
+          <w:szCs w:val="28"/>
+          <w:lang w:val="uk-UA"/>
+        </w:rPr>
+        <w:t>print</w:t>
+      </w:r>
+      <w:proofErr w:type="spellEnd"/>
+      <w:r>
+        <w:rPr>
+          <w:rFonts w:cs="Times New Roman"/>
+          <w:szCs w:val="28"/>
+          <w:lang w:val="uk-UA"/>
+        </w:rPr>
+        <w:t>().</w:t>
+      </w:r>
+    </w:p>
+    <w:p>
+      <w:pPr>
+        <w:pBdr>
+          <w:top w:val="single" w:sz="4" w:space="1" w:color="auto"/>
+          <w:left w:val="single" w:sz="4" w:space="4" w:color="auto"/>
+          <w:bottom w:val="single" w:sz="4" w:space="1" w:color="auto"/>
+          <w:right w:val="single" w:sz="4" w:space="4" w:color="auto"/>
+        </w:pBdr>
+        <w:spacing w:after="0"/>
+        <w:rPr>
+          <w:rFonts w:cs="Times New Roman"/>
+          <w:szCs w:val="28"/>
+          <w:lang w:val="uk-UA"/>
+        </w:rPr>
+      </w:pPr>
+      <w:proofErr w:type="spellStart"/>
+      <w:r>
+        <w:rPr>
+          <w:rFonts w:cs="Times New Roman"/>
+          <w:szCs w:val="28"/>
+          <w:lang w:val="uk-UA"/>
+        </w:rPr>
+        <w:t>class</w:t>
+      </w:r>
+      <w:proofErr w:type="spellEnd"/>
+      <w:r>
+        <w:rPr>
+          <w:rFonts w:cs="Times New Roman"/>
+          <w:szCs w:val="28"/>
+          <w:lang w:val="uk-UA"/>
+        </w:rPr>
+        <w:t xml:space="preserve"> </w:t>
+      </w:r>
+      <w:proofErr w:type="spellStart"/>
+      <w:r>
+        <w:rPr>
+          <w:rFonts w:cs="Times New Roman"/>
+          <w:szCs w:val="28"/>
+          <w:lang w:val="uk-UA"/>
+        </w:rPr>
+        <w:t>Student</w:t>
+      </w:r>
+      <w:proofErr w:type="spellEnd"/>
+      <w:r>
+        <w:rPr>
+          <w:rFonts w:cs="Times New Roman"/>
+          <w:szCs w:val="28"/>
+          <w:lang w:val="uk-UA"/>
+        </w:rPr>
+        <w:t>:</w:t>
+      </w:r>
+    </w:p>
+    <w:p>
+      <w:pPr>
+        <w:pBdr>
+          <w:top w:val="single" w:sz="4" w:space="1" w:color="auto"/>
+          <w:left w:val="single" w:sz="4" w:space="4" w:color="auto"/>
+          <w:bottom w:val="single" w:sz="4" w:space="1" w:color="auto"/>
+          <w:right w:val="single" w:sz="4" w:space="4" w:color="auto"/>
+        </w:pBdr>
+        <w:spacing w:after="0"/>
+        <w:rPr>
+          <w:rFonts w:cs="Times New Roman"/>
+          <w:szCs w:val="28"/>
+          <w:lang w:val="uk-UA"/>
+        </w:rPr>
+      </w:pPr>
+      <w:r>
+        <w:rPr>
+          <w:rFonts w:cs="Times New Roman"/>
+          <w:szCs w:val="28"/>
+          <w:lang w:val="uk-UA"/>
+        </w:rPr>
+        <w:t xml:space="preserve">    </w:t>
+      </w:r>
+      <w:proofErr w:type="spellStart"/>
+      <w:r>
+        <w:rPr>
+          <w:rFonts w:cs="Times New Roman"/>
+          <w:szCs w:val="28"/>
+          <w:lang w:val="uk-UA"/>
+        </w:rPr>
+        <w:t>def</w:t>
+      </w:r>
+      <w:proofErr w:type="spellEnd"/>
+      <w:r>
+        <w:rPr>
+          <w:rFonts w:cs="Times New Roman"/>
+          <w:szCs w:val="28"/>
+          <w:lang w:val="uk-UA"/>
+        </w:rPr>
+        <w:t xml:space="preserve"> __</w:t>
+      </w:r>
+      <w:proofErr w:type="spellStart"/>
+      <w:r>
+        <w:rPr>
+          <w:rFonts w:cs="Times New Roman"/>
+          <w:szCs w:val="28"/>
+          <w:lang w:val="uk-UA"/>
+        </w:rPr>
+        <w:t>init</w:t>
+      </w:r>
+      <w:proofErr w:type="spellEnd"/>
+      <w:r>
+        <w:rPr>
+          <w:rFonts w:cs="Times New Roman"/>
+          <w:szCs w:val="28"/>
+          <w:lang w:val="uk-UA"/>
+        </w:rPr>
+        <w:t>__(</w:t>
+      </w:r>
+      <w:proofErr w:type="spellStart"/>
+      <w:r>
+        <w:rPr>
+          <w:rFonts w:cs="Times New Roman"/>
+          <w:szCs w:val="28"/>
+          <w:lang w:val="uk-UA"/>
+        </w:rPr>
+        <w:t>self</w:t>
+      </w:r>
+      <w:proofErr w:type="spellEnd"/>
+      <w:r>
+        <w:rPr>
+          <w:rFonts w:cs="Times New Roman"/>
+          <w:szCs w:val="28"/>
+          <w:lang w:val="uk-UA"/>
+        </w:rPr>
+        <w:t xml:space="preserve">, </w:t>
+      </w:r>
+      <w:proofErr w:type="spellStart"/>
+      <w:r>
+        <w:rPr>
+          <w:rFonts w:cs="Times New Roman"/>
+          <w:szCs w:val="28"/>
+          <w:lang w:val="uk-UA"/>
+        </w:rPr>
+        <w:t>name</w:t>
+      </w:r>
+      <w:proofErr w:type="spellEnd"/>
+      <w:r>
+        <w:rPr>
+          <w:rFonts w:cs="Times New Roman"/>
+          <w:szCs w:val="28"/>
+          <w:lang w:val="uk-UA"/>
+        </w:rPr>
+        <w:t xml:space="preserve">, </w:t>
+      </w:r>
+      <w:proofErr w:type="spellStart"/>
+      <w:r>
+        <w:rPr>
+          <w:rFonts w:cs="Times New Roman"/>
+          <w:szCs w:val="28"/>
+          <w:lang w:val="uk-UA"/>
+        </w:rPr>
+        <w:t>age</w:t>
+      </w:r>
+      <w:proofErr w:type="spellEnd"/>
+      <w:r>
+        <w:rPr>
+          <w:rFonts w:cs="Times New Roman"/>
+          <w:szCs w:val="28"/>
+          <w:lang w:val="uk-UA"/>
+        </w:rPr>
+        <w:t>):</w:t>
+      </w:r>
+    </w:p>
+    <w:p>
+      <w:pPr>
+        <w:pBdr>
+          <w:top w:val="single" w:sz="4" w:space="1" w:color="auto"/>
+          <w:left w:val="single" w:sz="4" w:space="4" w:color="auto"/>
+          <w:bottom w:val="single" w:sz="4" w:space="1" w:color="auto"/>
+          <w:right w:val="single" w:sz="4" w:space="4" w:color="auto"/>
+        </w:pBdr>
+        <w:spacing w:after="0"/>
+        <w:rPr>
+          <w:rFonts w:cs="Times New Roman"/>
+          <w:szCs w:val="28"/>
+          <w:lang w:val="uk-UA"/>
+        </w:rPr>
+      </w:pPr>
+      <w:r>
+        <w:rPr>
+          <w:rFonts w:cs="Times New Roman"/>
+          <w:szCs w:val="28"/>
+          <w:lang w:val="uk-UA"/>
+        </w:rPr>
+        <w:t xml:space="preserve">        self.name = </w:t>
+      </w:r>
+      <w:proofErr w:type="spellStart"/>
+      <w:r>
+        <w:rPr>
+          <w:rFonts w:cs="Times New Roman"/>
+          <w:szCs w:val="28"/>
+          <w:lang w:val="uk-UA"/>
+        </w:rPr>
+        <w:t>name</w:t>
+      </w:r>
+      <w:proofErr w:type="spellEnd"/>
+      <w:r>
+        <w:rPr>
+          <w:rFonts w:cs="Times New Roman"/>
+          <w:szCs w:val="28"/>
+          <w:lang w:val="uk-UA"/>
+        </w:rPr>
+        <w:t xml:space="preserve">      </w:t>
+      </w:r>
+    </w:p>
+    <w:p>
+      <w:pPr>
+        <w:pBdr>
+          <w:top w:val="single" w:sz="4" w:space="1" w:color="auto"/>
+          <w:left w:val="single" w:sz="4" w:space="4" w:color="auto"/>
+          <w:bottom w:val="single" w:sz="4" w:space="1" w:color="auto"/>
+          <w:right w:val="single" w:sz="4" w:space="4" w:color="auto"/>
+        </w:pBdr>
+        <w:spacing w:after="0"/>
+        <w:rPr>
+          <w:rFonts w:cs="Times New Roman"/>
+          <w:szCs w:val="28"/>
+          <w:lang w:val="uk-UA"/>
+        </w:rPr>
+      </w:pPr>
+      <w:r>
+        <w:rPr>
+          <w:rFonts w:cs="Times New Roman"/>
+          <w:szCs w:val="28"/>
+          <w:lang w:val="uk-UA"/>
+        </w:rPr>
+        <w:t xml:space="preserve">        </w:t>
+      </w:r>
+      <w:proofErr w:type="spellStart"/>
+      <w:r>
+        <w:rPr>
+          <w:rFonts w:cs="Times New Roman"/>
+          <w:szCs w:val="28"/>
+          <w:lang w:val="uk-UA"/>
+        </w:rPr>
+        <w:t>self.age</w:t>
+      </w:r>
+      <w:proofErr w:type="spellEnd"/>
+      <w:r>
+        <w:rPr>
+          <w:rFonts w:cs="Times New Roman"/>
+          <w:szCs w:val="28"/>
+          <w:lang w:val="uk-UA"/>
+        </w:rPr>
+        <w:t xml:space="preserve"> = </w:t>
+      </w:r>
+      <w:proofErr w:type="spellStart"/>
+      <w:r>
+        <w:rPr>
+          <w:rFonts w:cs="Times New Roman"/>
+          <w:szCs w:val="28"/>
+          <w:lang w:val="uk-UA"/>
+        </w:rPr>
+        <w:t>age</w:t>
+      </w:r>
+      <w:proofErr w:type="spellEnd"/>
+      <w:r>
+        <w:rPr>
+          <w:rFonts w:cs="Times New Roman"/>
+          <w:szCs w:val="28"/>
+          <w:lang w:val="uk-UA"/>
+        </w:rPr>
+        <w:t xml:space="preserve">        </w:t>
+      </w:r>
+    </w:p>
+    <w:p>
+      <w:pPr>
+        <w:pBdr>
+          <w:top w:val="single" w:sz="4" w:space="1" w:color="auto"/>
+          <w:left w:val="single" w:sz="4" w:space="4" w:color="auto"/>
+          <w:bottom w:val="single" w:sz="4" w:space="1" w:color="auto"/>
+          <w:right w:val="single" w:sz="4" w:space="4" w:color="auto"/>
+        </w:pBdr>
+        <w:spacing w:after="0"/>
+        <w:rPr>
+          <w:rFonts w:cs="Times New Roman"/>
+          <w:szCs w:val="28"/>
+          <w:lang w:val="uk-UA"/>
+        </w:rPr>
+      </w:pPr>
+    </w:p>
+    <w:p>
+      <w:pPr>
+        <w:pBdr>
+          <w:top w:val="single" w:sz="4" w:space="1" w:color="auto"/>
+          <w:left w:val="single" w:sz="4" w:space="4" w:color="auto"/>
+          <w:bottom w:val="single" w:sz="4" w:space="1" w:color="auto"/>
+          <w:right w:val="single" w:sz="4" w:space="4" w:color="auto"/>
+        </w:pBdr>
+        <w:spacing w:after="0"/>
+        <w:rPr>
+          <w:rFonts w:cs="Times New Roman"/>
+          <w:szCs w:val="28"/>
+          <w:lang w:val="uk-UA"/>
+        </w:rPr>
+      </w:pPr>
+      <w:r>
+        <w:rPr>
+          <w:rFonts w:cs="Times New Roman"/>
+          <w:szCs w:val="28"/>
+          <w:lang w:val="uk-UA"/>
+        </w:rPr>
+        <w:t xml:space="preserve">    </w:t>
+      </w:r>
+      <w:proofErr w:type="spellStart"/>
+      <w:r>
+        <w:rPr>
+          <w:rFonts w:cs="Times New Roman"/>
+          <w:szCs w:val="28"/>
+          <w:lang w:val="uk-UA"/>
+        </w:rPr>
+        <w:t>def</w:t>
+      </w:r>
+      <w:proofErr w:type="spellEnd"/>
+      <w:r>
+        <w:rPr>
+          <w:rFonts w:cs="Times New Roman"/>
+          <w:szCs w:val="28"/>
+          <w:lang w:val="uk-UA"/>
+        </w:rPr>
+        <w:t xml:space="preserve"> __</w:t>
+      </w:r>
+      <w:proofErr w:type="spellStart"/>
+      <w:r>
+        <w:rPr>
+          <w:rFonts w:cs="Times New Roman"/>
+          <w:szCs w:val="28"/>
+          <w:lang w:val="uk-UA"/>
+        </w:rPr>
+        <w:t>str</w:t>
+      </w:r>
+      <w:proofErr w:type="spellEnd"/>
+      <w:r>
+        <w:rPr>
+          <w:rFonts w:cs="Times New Roman"/>
+          <w:szCs w:val="28"/>
+          <w:lang w:val="uk-UA"/>
+        </w:rPr>
+        <w:t>__(</w:t>
+      </w:r>
+      <w:proofErr w:type="spellStart"/>
+      <w:r>
+        <w:rPr>
+          <w:rFonts w:cs="Times New Roman"/>
+          <w:szCs w:val="28"/>
+          <w:lang w:val="uk-UA"/>
+        </w:rPr>
+        <w:t>self</w:t>
+      </w:r>
+      <w:proofErr w:type="spellEnd"/>
+      <w:r>
+        <w:rPr>
+          <w:rFonts w:cs="Times New Roman"/>
+          <w:szCs w:val="28"/>
+          <w:lang w:val="uk-UA"/>
+        </w:rPr>
+        <w:t>):</w:t>
+      </w:r>
+    </w:p>
+    <w:p>
+      <w:pPr>
+        <w:pBdr>
+          <w:top w:val="single" w:sz="4" w:space="1" w:color="auto"/>
+          <w:left w:val="single" w:sz="4" w:space="4" w:color="auto"/>
+          <w:bottom w:val="single" w:sz="4" w:space="1" w:color="auto"/>
+          <w:right w:val="single" w:sz="4" w:space="4" w:color="auto"/>
+        </w:pBdr>
+        <w:spacing w:after="0"/>
+        <w:rPr>
+          <w:rFonts w:cs="Times New Roman"/>
+          <w:szCs w:val="28"/>
+          <w:lang w:val="uk-UA"/>
+        </w:rPr>
+      </w:pPr>
+      <w:r>
+        <w:rPr>
+          <w:rFonts w:cs="Times New Roman"/>
+          <w:szCs w:val="28"/>
+          <w:lang w:val="uk-UA"/>
+        </w:rPr>
+        <w:t xml:space="preserve">        </w:t>
+      </w:r>
+      <w:proofErr w:type="spellStart"/>
+      <w:r>
+        <w:rPr>
+          <w:rFonts w:cs="Times New Roman"/>
+          <w:szCs w:val="28"/>
+          <w:lang w:val="uk-UA"/>
+        </w:rPr>
+        <w:t>return</w:t>
+      </w:r>
+      <w:proofErr w:type="spellEnd"/>
+      <w:r>
+        <w:rPr>
+          <w:rFonts w:cs="Times New Roman"/>
+          <w:szCs w:val="28"/>
+          <w:lang w:val="uk-UA"/>
+        </w:rPr>
+        <w:t xml:space="preserve"> </w:t>
+      </w:r>
+      <w:proofErr w:type="spellStart"/>
+      <w:r>
+        <w:rPr>
+          <w:rFonts w:cs="Times New Roman"/>
+          <w:szCs w:val="28"/>
+          <w:lang w:val="uk-UA"/>
+        </w:rPr>
+        <w:t>f"Student</w:t>
+      </w:r>
+      <w:proofErr w:type="spellEnd"/>
+      <w:r>
+        <w:rPr>
+          <w:rFonts w:cs="Times New Roman"/>
+          <w:szCs w:val="28"/>
+          <w:lang w:val="uk-UA"/>
+        </w:rPr>
+        <w:t>(</w:t>
+      </w:r>
+      <w:proofErr w:type="spellStart"/>
+      <w:r>
+        <w:rPr>
+          <w:rFonts w:cs="Times New Roman"/>
+          <w:szCs w:val="28"/>
+          <w:lang w:val="uk-UA"/>
+        </w:rPr>
+        <w:t>name</w:t>
+      </w:r>
+      <w:proofErr w:type="spellEnd"/>
+      <w:r>
+        <w:rPr>
+          <w:rFonts w:cs="Times New Roman"/>
+          <w:szCs w:val="28"/>
+          <w:lang w:val="uk-UA"/>
+        </w:rPr>
+        <w:t xml:space="preserve">={self.name}, </w:t>
+      </w:r>
+      <w:proofErr w:type="spellStart"/>
+      <w:r>
+        <w:rPr>
+          <w:rFonts w:cs="Times New Roman"/>
+          <w:szCs w:val="28"/>
+          <w:lang w:val="uk-UA"/>
+        </w:rPr>
+        <w:t>age</w:t>
+      </w:r>
+      <w:proofErr w:type="spellEnd"/>
+      <w:r>
+        <w:rPr>
+          <w:rFonts w:cs="Times New Roman"/>
+          <w:szCs w:val="28"/>
+          <w:lang w:val="uk-UA"/>
+        </w:rPr>
+        <w:t>={</w:t>
+      </w:r>
+      <w:proofErr w:type="spellStart"/>
+      <w:r>
+        <w:rPr>
+          <w:rFonts w:cs="Times New Roman"/>
+          <w:szCs w:val="28"/>
+          <w:lang w:val="uk-UA"/>
+        </w:rPr>
+        <w:t>self.age</w:t>
+      </w:r>
+      <w:proofErr w:type="spellEnd"/>
+      <w:r>
+        <w:rPr>
+          <w:rFonts w:cs="Times New Roman"/>
+          <w:szCs w:val="28"/>
+          <w:lang w:val="uk-UA"/>
+        </w:rPr>
+        <w:t>})"</w:t>
+      </w:r>
+    </w:p>
+    <w:p>
+      <w:pPr>
+        <w:pBdr>
+          <w:top w:val="single" w:sz="4" w:space="1" w:color="auto"/>
+          <w:left w:val="single" w:sz="4" w:space="4" w:color="auto"/>
+          <w:bottom w:val="single" w:sz="4" w:space="1" w:color="auto"/>
+          <w:right w:val="single" w:sz="4" w:space="4" w:color="auto"/>
+        </w:pBdr>
+        <w:spacing w:after="0"/>
+        <w:rPr>
+          <w:rFonts w:cs="Times New Roman"/>
+          <w:szCs w:val="28"/>
+          <w:lang w:val="uk-UA"/>
+        </w:rPr>
+      </w:pPr>
+    </w:p>
+    <w:p>
+      <w:pPr>
+        <w:pBdr>
+          <w:top w:val="single" w:sz="4" w:space="1" w:color="auto"/>
+          <w:left w:val="single" w:sz="4" w:space="4" w:color="auto"/>
+          <w:bottom w:val="single" w:sz="4" w:space="1" w:color="auto"/>
+          <w:right w:val="single" w:sz="4" w:space="4" w:color="auto"/>
+        </w:pBdr>
+        <w:spacing w:after="0"/>
+        <w:rPr>
+          <w:rFonts w:cs="Times New Roman"/>
+          <w:szCs w:val="28"/>
+          <w:lang w:val="uk-UA"/>
+        </w:rPr>
+      </w:pPr>
+      <w:r>
+        <w:rPr>
+          <w:rFonts w:cs="Times New Roman"/>
+          <w:szCs w:val="28"/>
+          <w:lang w:val="uk-UA"/>
+        </w:rPr>
+        <w:t xml:space="preserve">s = </w:t>
+      </w:r>
+      <w:proofErr w:type="spellStart"/>
+      <w:r>
+        <w:rPr>
+          <w:rFonts w:cs="Times New Roman"/>
+          <w:szCs w:val="28"/>
+          <w:lang w:val="uk-UA"/>
+        </w:rPr>
+        <w:t>Student</w:t>
+      </w:r>
+      <w:proofErr w:type="spellEnd"/>
+      <w:r>
+        <w:rPr>
+          <w:rFonts w:cs="Times New Roman"/>
+          <w:szCs w:val="28"/>
+          <w:lang w:val="uk-UA"/>
+        </w:rPr>
+        <w:t>("Іван", 16)</w:t>
+      </w:r>
+    </w:p>
+    <w:p>
+      <w:pPr>
+        <w:pBdr>
+          <w:top w:val="single" w:sz="4" w:space="1" w:color="auto"/>
+          <w:left w:val="single" w:sz="4" w:space="4" w:color="auto"/>
+          <w:bottom w:val="single" w:sz="4" w:space="1" w:color="auto"/>
+          <w:right w:val="single" w:sz="4" w:space="4" w:color="auto"/>
+        </w:pBdr>
+        <w:spacing w:after="0"/>
+        <w:rPr>
+          <w:rFonts w:cs="Times New Roman"/>
+          <w:szCs w:val="28"/>
+          <w:lang w:val="uk-UA"/>
+        </w:rPr>
+      </w:pPr>
+      <w:proofErr w:type="spellStart"/>
+      <w:r>
+        <w:rPr>
+          <w:rFonts w:cs="Times New Roman"/>
+          <w:szCs w:val="28"/>
+          <w:lang w:val="uk-UA"/>
+        </w:rPr>
+        <w:t>print</w:t>
+      </w:r>
+      <w:proofErr w:type="spellEnd"/>
+      <w:r>
+        <w:rPr>
+          <w:rFonts w:cs="Times New Roman"/>
+          <w:szCs w:val="28"/>
+          <w:lang w:val="uk-UA"/>
+        </w:rPr>
+        <w:t>(s)</w:t>
+      </w:r>
+    </w:p>
+    <w:p>
+      <w:pPr>
+        <w:spacing w:after="0"/>
+        <w:rPr>
+          <w:rFonts w:cs="Times New Roman"/>
+          <w:szCs w:val="28"/>
+          <w:lang w:val="uk-UA"/>
+        </w:rPr>
+      </w:pPr>
+      <w:r>
+        <w:rPr>
+          <w:rFonts w:cs="Times New Roman"/>
+          <w:szCs w:val="28"/>
+          <w:lang w:val="uk-UA"/>
+        </w:rPr>
+        <w:t>Результат:</w:t>
+      </w:r>
+    </w:p>
+    <w:p>
+      <w:pPr>
+        <w:spacing w:after="0"/>
+        <w:rPr>
+          <w:rFonts w:cs="Times New Roman"/>
+          <w:szCs w:val="28"/>
+          <w:lang w:val="uk-UA"/>
+        </w:rPr>
+      </w:pPr>
+      <w:r>
+        <w:rPr>
+          <w:rFonts w:cs="Times New Roman"/>
+          <w:szCs w:val="28"/>
+          <w:lang w:val="uk-UA"/>
+        </w:rPr>
+        <w:drawing>
+          <wp:inline distT="0" distB="0" distL="0" distR="0" wp14:anchorId="023DC11E" wp14:editId="16265A3E">
+            <wp:extent cx="2667372" cy="428685"/>
+            <wp:effectExtent l="0" t="0" r="0" b="9525"/>
+            <wp:docPr id="9" name="Рисунок 9"/>
+            <wp:cNvGraphicFramePr>
+              <a:graphicFrameLocks xmlns:a="http://schemas.openxmlformats.org/drawingml/2006/main" noChangeAspect="1"/>
+            </wp:cNvGraphicFramePr>
+            <a:graphic xmlns:a="http://schemas.openxmlformats.org/drawingml/2006/main">
+              <a:graphicData uri="http://schemas.openxmlformats.org/drawingml/2006/picture">
+                <pic:pic xmlns:pic="http://schemas.openxmlformats.org/drawingml/2006/picture">
+                  <pic:nvPicPr>
+                    <pic:cNvPr id="1" name=""/>
+                    <pic:cNvPicPr/>
+                  </pic:nvPicPr>
+                  <pic:blipFill>
+                    <a:blip r:embed="rId28"/>
+                    <a:stretch>
+                      <a:fillRect/>
+                    </a:stretch>
+                  </pic:blipFill>
+                  <pic:spPr>
+                    <a:xfrm>
+                      <a:off x="0" y="0"/>
+                      <a:ext cx="2667372" cy="428685"/>
+                    </a:xfrm>
+                    <a:prstGeom prst="rect">
+                      <a:avLst/>
+                    </a:prstGeom>
+                  </pic:spPr>
+                </pic:pic>
+              </a:graphicData>
+            </a:graphic>
+          </wp:inline>
+        </w:drawing>
+      </w:r>
+    </w:p>
+    <w:p>
+      <w:pPr>
+        <w:pStyle w:val="a4"/>
+        <w:numPr>
+          <w:ilvl w:val="0"/>
+          <w:numId w:val="8"/>
+        </w:numPr>
+        <w:spacing w:after="0"/>
+        <w:rPr>
+          <w:rFonts w:cs="Times New Roman"/>
+          <w:szCs w:val="28"/>
+          <w:lang w:val="uk-UA"/>
+        </w:rPr>
+      </w:pPr>
+      <w:r>
+        <w:rPr>
+          <w:rFonts w:cs="Times New Roman"/>
+          <w:szCs w:val="28"/>
+          <w:lang w:val="uk-UA"/>
+        </w:rPr>
+        <w:t xml:space="preserve">Розробити клас </w:t>
+      </w:r>
+      <w:proofErr w:type="spellStart"/>
+      <w:r>
+        <w:rPr>
+          <w:rFonts w:cs="Times New Roman"/>
+          <w:szCs w:val="28"/>
+          <w:lang w:val="uk-UA"/>
+        </w:rPr>
+        <w:t>Student</w:t>
+      </w:r>
+      <w:proofErr w:type="spellEnd"/>
+      <w:r>
+        <w:rPr>
+          <w:rFonts w:cs="Times New Roman"/>
+          <w:szCs w:val="28"/>
+          <w:lang w:val="uk-UA"/>
+        </w:rPr>
+        <w:t xml:space="preserve"> атрибутами якого э два параметра </w:t>
+      </w:r>
+      <w:proofErr w:type="spellStart"/>
+      <w:r>
+        <w:rPr>
+          <w:rFonts w:cs="Times New Roman"/>
+          <w:szCs w:val="28"/>
+          <w:lang w:val="uk-UA"/>
+        </w:rPr>
+        <w:t>name</w:t>
+      </w:r>
+      <w:proofErr w:type="spellEnd"/>
+      <w:r>
+        <w:rPr>
+          <w:rFonts w:cs="Times New Roman"/>
+          <w:szCs w:val="28"/>
+          <w:lang w:val="uk-UA"/>
+        </w:rPr>
+        <w:t xml:space="preserve"> та </w:t>
+      </w:r>
+      <w:proofErr w:type="spellStart"/>
+      <w:r>
+        <w:rPr>
+          <w:rFonts w:cs="Times New Roman"/>
+          <w:szCs w:val="28"/>
+          <w:lang w:val="uk-UA"/>
+        </w:rPr>
+        <w:t>age</w:t>
+      </w:r>
+      <w:proofErr w:type="spellEnd"/>
+      <w:r>
+        <w:rPr>
+          <w:rFonts w:cs="Times New Roman"/>
+          <w:szCs w:val="28"/>
+          <w:lang w:val="uk-UA"/>
+        </w:rPr>
+        <w:t>.</w:t>
+      </w:r>
+    </w:p>
+    <w:p>
+      <w:pPr>
+        <w:pBdr>
+          <w:top w:val="single" w:sz="4" w:space="1" w:color="auto"/>
+          <w:left w:val="single" w:sz="4" w:space="4" w:color="auto"/>
+          <w:bottom w:val="single" w:sz="4" w:space="1" w:color="auto"/>
+          <w:right w:val="single" w:sz="4" w:space="4" w:color="auto"/>
+        </w:pBdr>
+        <w:spacing w:after="0"/>
+        <w:ind w:left="720" w:firstLine="0"/>
+        <w:rPr>
+          <w:rFonts w:cs="Times New Roman"/>
+          <w:szCs w:val="28"/>
+          <w:lang w:val="uk-UA"/>
+        </w:rPr>
+      </w:pPr>
+      <w:proofErr w:type="spellStart"/>
+      <w:r>
+        <w:rPr>
+          <w:rFonts w:cs="Times New Roman"/>
+          <w:szCs w:val="28"/>
+          <w:lang w:val="uk-UA"/>
+        </w:rPr>
+        <w:t>import</w:t>
+      </w:r>
+      <w:proofErr w:type="spellEnd"/>
+      <w:r>
+        <w:rPr>
+          <w:rFonts w:cs="Times New Roman"/>
+          <w:szCs w:val="28"/>
+          <w:lang w:val="uk-UA"/>
+        </w:rPr>
+        <w:t xml:space="preserve"> </w:t>
+      </w:r>
+      <w:proofErr w:type="spellStart"/>
+      <w:r>
+        <w:rPr>
+          <w:rFonts w:cs="Times New Roman"/>
+          <w:szCs w:val="28"/>
+          <w:lang w:val="uk-UA"/>
+        </w:rPr>
+        <w:t>locale</w:t>
+      </w:r>
+      <w:proofErr w:type="spellEnd"/>
+    </w:p>
+    <w:p>
+      <w:pPr>
+        <w:pBdr>
+          <w:top w:val="single" w:sz="4" w:space="1" w:color="auto"/>
+          <w:left w:val="single" w:sz="4" w:space="4" w:color="auto"/>
+          <w:bottom w:val="single" w:sz="4" w:space="1" w:color="auto"/>
+          <w:right w:val="single" w:sz="4" w:space="4" w:color="auto"/>
+        </w:pBdr>
+        <w:spacing w:after="0"/>
+        <w:ind w:left="720" w:firstLine="0"/>
+        <w:rPr>
+          <w:rFonts w:cs="Times New Roman"/>
+          <w:szCs w:val="28"/>
+          <w:lang w:val="uk-UA"/>
+        </w:rPr>
+      </w:pPr>
+      <w:proofErr w:type="spellStart"/>
+      <w:r>
+        <w:rPr>
+          <w:rFonts w:cs="Times New Roman"/>
+          <w:szCs w:val="28"/>
+          <w:lang w:val="uk-UA"/>
+        </w:rPr>
+        <w:lastRenderedPageBreak/>
+        <w:t>class</w:t>
+      </w:r>
+      <w:proofErr w:type="spellEnd"/>
+      <w:r>
+        <w:rPr>
+          <w:rFonts w:cs="Times New Roman"/>
+          <w:szCs w:val="28"/>
+          <w:lang w:val="uk-UA"/>
+        </w:rPr>
+        <w:t xml:space="preserve"> </w:t>
+      </w:r>
+      <w:proofErr w:type="spellStart"/>
+      <w:r>
+        <w:rPr>
+          <w:rFonts w:cs="Times New Roman"/>
+          <w:szCs w:val="28"/>
+          <w:lang w:val="uk-UA"/>
+        </w:rPr>
+        <w:t>Student</w:t>
+      </w:r>
+      <w:proofErr w:type="spellEnd"/>
+      <w:r>
+        <w:rPr>
+          <w:rFonts w:cs="Times New Roman"/>
+          <w:szCs w:val="28"/>
+          <w:lang w:val="uk-UA"/>
+        </w:rPr>
+        <w:t>:</w:t>
+      </w:r>
+    </w:p>
+    <w:p>
+      <w:pPr>
+        <w:pBdr>
+          <w:top w:val="single" w:sz="4" w:space="1" w:color="auto"/>
+          <w:left w:val="single" w:sz="4" w:space="4" w:color="auto"/>
+          <w:bottom w:val="single" w:sz="4" w:space="1" w:color="auto"/>
+          <w:right w:val="single" w:sz="4" w:space="4" w:color="auto"/>
+        </w:pBdr>
+        <w:spacing w:after="0"/>
+        <w:ind w:left="720" w:firstLine="0"/>
+        <w:rPr>
+          <w:rFonts w:cs="Times New Roman"/>
+          <w:szCs w:val="28"/>
+          <w:lang w:val="uk-UA"/>
+        </w:rPr>
+      </w:pPr>
+      <w:r>
+        <w:rPr>
+          <w:rFonts w:cs="Times New Roman"/>
+          <w:szCs w:val="28"/>
+          <w:lang w:val="uk-UA"/>
+        </w:rPr>
+        <w:t xml:space="preserve">    </w:t>
+      </w:r>
+      <w:proofErr w:type="spellStart"/>
+      <w:r>
+        <w:rPr>
+          <w:rFonts w:cs="Times New Roman"/>
+          <w:szCs w:val="28"/>
+          <w:lang w:val="uk-UA"/>
+        </w:rPr>
+        <w:t>def</w:t>
+      </w:r>
+      <w:proofErr w:type="spellEnd"/>
+      <w:r>
+        <w:rPr>
+          <w:rFonts w:cs="Times New Roman"/>
+          <w:szCs w:val="28"/>
+          <w:lang w:val="uk-UA"/>
+        </w:rPr>
+        <w:t xml:space="preserve"> __</w:t>
+      </w:r>
+      <w:proofErr w:type="spellStart"/>
+      <w:r>
+        <w:rPr>
+          <w:rFonts w:cs="Times New Roman"/>
+          <w:szCs w:val="28"/>
+          <w:lang w:val="uk-UA"/>
+        </w:rPr>
+        <w:t>init</w:t>
+      </w:r>
+      <w:proofErr w:type="spellEnd"/>
+      <w:r>
+        <w:rPr>
+          <w:rFonts w:cs="Times New Roman"/>
+          <w:szCs w:val="28"/>
+          <w:lang w:val="uk-UA"/>
+        </w:rPr>
+        <w:t>__(</w:t>
+      </w:r>
+      <w:proofErr w:type="spellStart"/>
+      <w:r>
+        <w:rPr>
+          <w:rFonts w:cs="Times New Roman"/>
+          <w:szCs w:val="28"/>
+          <w:lang w:val="uk-UA"/>
+        </w:rPr>
+        <w:t>self</w:t>
+      </w:r>
+      <w:proofErr w:type="spellEnd"/>
+      <w:r>
+        <w:rPr>
+          <w:rFonts w:cs="Times New Roman"/>
+          <w:szCs w:val="28"/>
+          <w:lang w:val="uk-UA"/>
+        </w:rPr>
+        <w:t xml:space="preserve">, </w:t>
+      </w:r>
+      <w:proofErr w:type="spellStart"/>
+      <w:r>
+        <w:rPr>
+          <w:rFonts w:cs="Times New Roman"/>
+          <w:szCs w:val="28"/>
+          <w:lang w:val="uk-UA"/>
+        </w:rPr>
+        <w:t>name</w:t>
+      </w:r>
+      <w:proofErr w:type="spellEnd"/>
+      <w:r>
+        <w:rPr>
+          <w:rFonts w:cs="Times New Roman"/>
+          <w:szCs w:val="28"/>
+          <w:lang w:val="uk-UA"/>
+        </w:rPr>
+        <w:t xml:space="preserve">, </w:t>
+      </w:r>
+      <w:proofErr w:type="spellStart"/>
+      <w:r>
+        <w:rPr>
+          <w:rFonts w:cs="Times New Roman"/>
+          <w:szCs w:val="28"/>
+          <w:lang w:val="uk-UA"/>
+        </w:rPr>
+        <w:t>age</w:t>
+      </w:r>
+      <w:proofErr w:type="spellEnd"/>
+      <w:r>
+        <w:rPr>
+          <w:rFonts w:cs="Times New Roman"/>
+          <w:szCs w:val="28"/>
+          <w:lang w:val="uk-UA"/>
+        </w:rPr>
+        <w:t>):</w:t>
+      </w:r>
+    </w:p>
+    <w:p>
+      <w:pPr>
+        <w:pBdr>
+          <w:top w:val="single" w:sz="4" w:space="1" w:color="auto"/>
+          <w:left w:val="single" w:sz="4" w:space="4" w:color="auto"/>
+          <w:bottom w:val="single" w:sz="4" w:space="1" w:color="auto"/>
+          <w:right w:val="single" w:sz="4" w:space="4" w:color="auto"/>
+        </w:pBdr>
+        <w:spacing w:after="0"/>
+        <w:ind w:left="720" w:firstLine="0"/>
+        <w:rPr>
+          <w:rFonts w:cs="Times New Roman"/>
+          <w:szCs w:val="28"/>
+          <w:lang w:val="uk-UA"/>
+        </w:rPr>
+      </w:pPr>
+      <w:r>
+        <w:rPr>
+          <w:rFonts w:cs="Times New Roman"/>
+          <w:szCs w:val="28"/>
+          <w:lang w:val="uk-UA"/>
+        </w:rPr>
+        <w:t xml:space="preserve">        self.name = </w:t>
+      </w:r>
+      <w:proofErr w:type="spellStart"/>
+      <w:r>
+        <w:rPr>
+          <w:rFonts w:cs="Times New Roman"/>
+          <w:szCs w:val="28"/>
+          <w:lang w:val="uk-UA"/>
+        </w:rPr>
+        <w:t>name</w:t>
+      </w:r>
+      <w:proofErr w:type="spellEnd"/>
+    </w:p>
+    <w:p>
+      <w:pPr>
+        <w:pBdr>
+          <w:top w:val="single" w:sz="4" w:space="1" w:color="auto"/>
+          <w:left w:val="single" w:sz="4" w:space="4" w:color="auto"/>
+          <w:bottom w:val="single" w:sz="4" w:space="1" w:color="auto"/>
+          <w:right w:val="single" w:sz="4" w:space="4" w:color="auto"/>
+        </w:pBdr>
+        <w:spacing w:after="0"/>
+        <w:ind w:left="720" w:firstLine="0"/>
+        <w:rPr>
+          <w:rFonts w:cs="Times New Roman"/>
+          <w:szCs w:val="28"/>
+          <w:lang w:val="uk-UA"/>
+        </w:rPr>
+      </w:pPr>
+      <w:r>
+        <w:rPr>
+          <w:rFonts w:cs="Times New Roman"/>
+          <w:szCs w:val="28"/>
+          <w:lang w:val="uk-UA"/>
+        </w:rPr>
+        <w:t xml:space="preserve">        </w:t>
+      </w:r>
+      <w:proofErr w:type="spellStart"/>
+      <w:r>
+        <w:rPr>
+          <w:rFonts w:cs="Times New Roman"/>
+          <w:szCs w:val="28"/>
+          <w:lang w:val="uk-UA"/>
+        </w:rPr>
+        <w:t>self.age</w:t>
+      </w:r>
+      <w:proofErr w:type="spellEnd"/>
+      <w:r>
+        <w:rPr>
+          <w:rFonts w:cs="Times New Roman"/>
+          <w:szCs w:val="28"/>
+          <w:lang w:val="uk-UA"/>
+        </w:rPr>
+        <w:t xml:space="preserve"> = </w:t>
+      </w:r>
+      <w:proofErr w:type="spellStart"/>
+      <w:r>
+        <w:rPr>
+          <w:rFonts w:cs="Times New Roman"/>
+          <w:szCs w:val="28"/>
+          <w:lang w:val="uk-UA"/>
+        </w:rPr>
+        <w:t>age</w:t>
+      </w:r>
+      <w:proofErr w:type="spellEnd"/>
+    </w:p>
+    <w:p>
+      <w:pPr>
+        <w:pBdr>
+          <w:top w:val="single" w:sz="4" w:space="1" w:color="auto"/>
+          <w:left w:val="single" w:sz="4" w:space="4" w:color="auto"/>
+          <w:bottom w:val="single" w:sz="4" w:space="1" w:color="auto"/>
+          <w:right w:val="single" w:sz="4" w:space="4" w:color="auto"/>
+        </w:pBdr>
+        <w:spacing w:after="0"/>
+        <w:ind w:left="720" w:firstLine="0"/>
+        <w:rPr>
+          <w:rFonts w:cs="Times New Roman"/>
+          <w:szCs w:val="28"/>
+          <w:lang w:val="uk-UA"/>
+        </w:rPr>
+      </w:pPr>
+      <w:r>
+        <w:rPr>
+          <w:rFonts w:cs="Times New Roman"/>
+          <w:szCs w:val="28"/>
+          <w:lang w:val="uk-UA"/>
+        </w:rPr>
+        <w:t xml:space="preserve">    </w:t>
+      </w:r>
+      <w:proofErr w:type="spellStart"/>
+      <w:r>
+        <w:rPr>
+          <w:rFonts w:cs="Times New Roman"/>
+          <w:szCs w:val="28"/>
+          <w:lang w:val="uk-UA"/>
+        </w:rPr>
+        <w:t>def</w:t>
+      </w:r>
+      <w:proofErr w:type="spellEnd"/>
+      <w:r>
+        <w:rPr>
+          <w:rFonts w:cs="Times New Roman"/>
+          <w:szCs w:val="28"/>
+          <w:lang w:val="uk-UA"/>
+        </w:rPr>
+        <w:t xml:space="preserve"> __</w:t>
+      </w:r>
+      <w:proofErr w:type="spellStart"/>
+      <w:r>
+        <w:rPr>
+          <w:rFonts w:cs="Times New Roman"/>
+          <w:szCs w:val="28"/>
+          <w:lang w:val="uk-UA"/>
+        </w:rPr>
+        <w:t>str</w:t>
+      </w:r>
+      <w:proofErr w:type="spellEnd"/>
+      <w:r>
+        <w:rPr>
+          <w:rFonts w:cs="Times New Roman"/>
+          <w:szCs w:val="28"/>
+          <w:lang w:val="uk-UA"/>
+        </w:rPr>
+        <w:t>__(</w:t>
+      </w:r>
+      <w:proofErr w:type="spellStart"/>
+      <w:r>
+        <w:rPr>
+          <w:rFonts w:cs="Times New Roman"/>
+          <w:szCs w:val="28"/>
+          <w:lang w:val="uk-UA"/>
+        </w:rPr>
+        <w:t>self</w:t>
+      </w:r>
+      <w:proofErr w:type="spellEnd"/>
+      <w:r>
+        <w:rPr>
+          <w:rFonts w:cs="Times New Roman"/>
+          <w:szCs w:val="28"/>
+          <w:lang w:val="uk-UA"/>
+        </w:rPr>
+        <w:t>):</w:t>
+      </w:r>
+    </w:p>
+    <w:p>
+      <w:pPr>
+        <w:pBdr>
+          <w:top w:val="single" w:sz="4" w:space="1" w:color="auto"/>
+          <w:left w:val="single" w:sz="4" w:space="4" w:color="auto"/>
+          <w:bottom w:val="single" w:sz="4" w:space="1" w:color="auto"/>
+          <w:right w:val="single" w:sz="4" w:space="4" w:color="auto"/>
+        </w:pBdr>
+        <w:spacing w:after="0"/>
+        <w:ind w:left="720" w:firstLine="0"/>
+        <w:rPr>
+          <w:rFonts w:cs="Times New Roman"/>
+          <w:szCs w:val="28"/>
+          <w:lang w:val="uk-UA"/>
+        </w:rPr>
+      </w:pPr>
+      <w:r>
+        <w:rPr>
+          <w:rFonts w:cs="Times New Roman"/>
+          <w:szCs w:val="28"/>
+          <w:lang w:val="uk-UA"/>
+        </w:rPr>
+        <w:t xml:space="preserve">        </w:t>
+      </w:r>
+      <w:proofErr w:type="spellStart"/>
+      <w:r>
+        <w:rPr>
+          <w:rFonts w:cs="Times New Roman"/>
+          <w:szCs w:val="28"/>
+          <w:lang w:val="uk-UA"/>
+        </w:rPr>
+        <w:t>return</w:t>
+      </w:r>
+      <w:proofErr w:type="spellEnd"/>
+      <w:r>
+        <w:rPr>
+          <w:rFonts w:cs="Times New Roman"/>
+          <w:szCs w:val="28"/>
+          <w:lang w:val="uk-UA"/>
+        </w:rPr>
+        <w:t xml:space="preserve"> </w:t>
+      </w:r>
+      <w:proofErr w:type="spellStart"/>
+      <w:r>
+        <w:rPr>
+          <w:rFonts w:cs="Times New Roman"/>
+          <w:szCs w:val="28"/>
+          <w:lang w:val="uk-UA"/>
+        </w:rPr>
+        <w:t>f"Student</w:t>
+      </w:r>
+      <w:proofErr w:type="spellEnd"/>
+      <w:r>
+        <w:rPr>
+          <w:rFonts w:cs="Times New Roman"/>
+          <w:szCs w:val="28"/>
+          <w:lang w:val="uk-UA"/>
+        </w:rPr>
+        <w:t>(</w:t>
+      </w:r>
+      <w:proofErr w:type="spellStart"/>
+      <w:r>
+        <w:rPr>
+          <w:rFonts w:cs="Times New Roman"/>
+          <w:szCs w:val="28"/>
+          <w:lang w:val="uk-UA"/>
+        </w:rPr>
+        <w:t>name</w:t>
+      </w:r>
+      <w:proofErr w:type="spellEnd"/>
+      <w:r>
+        <w:rPr>
+          <w:rFonts w:cs="Times New Roman"/>
+          <w:szCs w:val="28"/>
+          <w:lang w:val="uk-UA"/>
+        </w:rPr>
+        <w:t xml:space="preserve">: {self.name}, </w:t>
+      </w:r>
+      <w:proofErr w:type="spellStart"/>
+      <w:r>
+        <w:rPr>
+          <w:rFonts w:cs="Times New Roman"/>
+          <w:szCs w:val="28"/>
+          <w:lang w:val="uk-UA"/>
+        </w:rPr>
+        <w:t>age</w:t>
+      </w:r>
+      <w:proofErr w:type="spellEnd"/>
+      <w:r>
+        <w:rPr>
+          <w:rFonts w:cs="Times New Roman"/>
+          <w:szCs w:val="28"/>
+          <w:lang w:val="uk-UA"/>
+        </w:rPr>
+        <w:t>: {</w:t>
+      </w:r>
+      <w:proofErr w:type="spellStart"/>
+      <w:r>
+        <w:rPr>
+          <w:rFonts w:cs="Times New Roman"/>
+          <w:szCs w:val="28"/>
+          <w:lang w:val="uk-UA"/>
+        </w:rPr>
+        <w:t>self.age</w:t>
+      </w:r>
+      <w:proofErr w:type="spellEnd"/>
+      <w:r>
+        <w:rPr>
+          <w:rFonts w:cs="Times New Roman"/>
+          <w:szCs w:val="28"/>
+          <w:lang w:val="uk-UA"/>
+        </w:rPr>
+        <w:t>})"</w:t>
+      </w:r>
+    </w:p>
+    <w:p>
+      <w:pPr>
+        <w:pBdr>
+          <w:top w:val="single" w:sz="4" w:space="1" w:color="auto"/>
+          <w:left w:val="single" w:sz="4" w:space="4" w:color="auto"/>
+          <w:bottom w:val="single" w:sz="4" w:space="1" w:color="auto"/>
+          <w:right w:val="single" w:sz="4" w:space="4" w:color="auto"/>
+        </w:pBdr>
+        <w:spacing w:after="0"/>
+        <w:ind w:left="720" w:firstLine="0"/>
+        <w:rPr>
+          <w:rFonts w:cs="Times New Roman"/>
+          <w:szCs w:val="28"/>
+          <w:lang w:val="uk-UA"/>
+        </w:rPr>
+      </w:pPr>
+      <w:proofErr w:type="spellStart"/>
+      <w:r>
+        <w:rPr>
+          <w:rFonts w:cs="Times New Roman"/>
+          <w:szCs w:val="28"/>
+          <w:lang w:val="uk-UA"/>
+        </w:rPr>
+        <w:t>students</w:t>
+      </w:r>
+      <w:proofErr w:type="spellEnd"/>
+      <w:r>
+        <w:rPr>
+          <w:rFonts w:cs="Times New Roman"/>
+          <w:szCs w:val="28"/>
+          <w:lang w:val="uk-UA"/>
+        </w:rPr>
+        <w:t xml:space="preserve"> = [</w:t>
+      </w:r>
+    </w:p>
+    <w:p>
+      <w:pPr>
+        <w:pBdr>
+          <w:top w:val="single" w:sz="4" w:space="1" w:color="auto"/>
+          <w:left w:val="single" w:sz="4" w:space="4" w:color="auto"/>
+          <w:bottom w:val="single" w:sz="4" w:space="1" w:color="auto"/>
+          <w:right w:val="single" w:sz="4" w:space="4" w:color="auto"/>
+        </w:pBdr>
+        <w:spacing w:after="0"/>
+        <w:ind w:left="720" w:firstLine="0"/>
+        <w:rPr>
+          <w:rFonts w:cs="Times New Roman"/>
+          <w:szCs w:val="28"/>
+          <w:lang w:val="uk-UA"/>
+        </w:rPr>
+      </w:pPr>
+      <w:r>
+        <w:rPr>
+          <w:rFonts w:cs="Times New Roman"/>
+          <w:szCs w:val="28"/>
+          <w:lang w:val="uk-UA"/>
+        </w:rPr>
+        <w:t xml:space="preserve">    </w:t>
+      </w:r>
+      <w:proofErr w:type="spellStart"/>
+      <w:r>
+        <w:rPr>
+          <w:rFonts w:cs="Times New Roman"/>
+          <w:szCs w:val="28"/>
+          <w:lang w:val="uk-UA"/>
+        </w:rPr>
+        <w:t>Student</w:t>
+      </w:r>
+      <w:proofErr w:type="spellEnd"/>
+      <w:r>
+        <w:rPr>
+          <w:rFonts w:cs="Times New Roman"/>
+          <w:szCs w:val="28"/>
+          <w:lang w:val="uk-UA"/>
+        </w:rPr>
+        <w:t>("Вася", 19),</w:t>
+      </w:r>
+    </w:p>
+    <w:p>
+      <w:pPr>
+        <w:pBdr>
+          <w:top w:val="single" w:sz="4" w:space="1" w:color="auto"/>
+          <w:left w:val="single" w:sz="4" w:space="4" w:color="auto"/>
+          <w:bottom w:val="single" w:sz="4" w:space="1" w:color="auto"/>
+          <w:right w:val="single" w:sz="4" w:space="4" w:color="auto"/>
+        </w:pBdr>
+        <w:spacing w:after="0"/>
+        <w:ind w:left="720" w:firstLine="0"/>
+        <w:rPr>
+          <w:rFonts w:cs="Times New Roman"/>
+          <w:szCs w:val="28"/>
+          <w:lang w:val="uk-UA"/>
+        </w:rPr>
+      </w:pPr>
+      <w:r>
+        <w:rPr>
+          <w:rFonts w:cs="Times New Roman"/>
+          <w:szCs w:val="28"/>
+          <w:lang w:val="uk-UA"/>
+        </w:rPr>
+        <w:t xml:space="preserve">    </w:t>
+      </w:r>
+      <w:proofErr w:type="spellStart"/>
+      <w:r>
+        <w:rPr>
+          <w:rFonts w:cs="Times New Roman"/>
+          <w:szCs w:val="28"/>
+          <w:lang w:val="uk-UA"/>
+        </w:rPr>
+        <w:t>Student</w:t>
+      </w:r>
+      <w:proofErr w:type="spellEnd"/>
+      <w:r>
+        <w:rPr>
+          <w:rFonts w:cs="Times New Roman"/>
+          <w:szCs w:val="28"/>
+          <w:lang w:val="uk-UA"/>
+        </w:rPr>
+        <w:t>("Ігор", 20),</w:t>
+      </w:r>
+    </w:p>
+    <w:p>
+      <w:pPr>
+        <w:pBdr>
+          <w:top w:val="single" w:sz="4" w:space="1" w:color="auto"/>
+          <w:left w:val="single" w:sz="4" w:space="4" w:color="auto"/>
+          <w:bottom w:val="single" w:sz="4" w:space="1" w:color="auto"/>
+          <w:right w:val="single" w:sz="4" w:space="4" w:color="auto"/>
+        </w:pBdr>
+        <w:spacing w:after="0"/>
+        <w:ind w:left="720" w:firstLine="0"/>
+        <w:rPr>
+          <w:rFonts w:cs="Times New Roman"/>
+          <w:szCs w:val="28"/>
+          <w:lang w:val="uk-UA"/>
+        </w:rPr>
+      </w:pPr>
+      <w:r>
+        <w:rPr>
+          <w:rFonts w:cs="Times New Roman"/>
+          <w:szCs w:val="28"/>
+          <w:lang w:val="uk-UA"/>
+        </w:rPr>
+        <w:t xml:space="preserve">    </w:t>
+      </w:r>
+      <w:proofErr w:type="spellStart"/>
+      <w:r>
+        <w:rPr>
+          <w:rFonts w:cs="Times New Roman"/>
+          <w:szCs w:val="28"/>
+          <w:lang w:val="uk-UA"/>
+        </w:rPr>
+        <w:t>Student</w:t>
+      </w:r>
+      <w:proofErr w:type="spellEnd"/>
+      <w:r>
+        <w:rPr>
+          <w:rFonts w:cs="Times New Roman"/>
+          <w:szCs w:val="28"/>
+          <w:lang w:val="uk-UA"/>
+        </w:rPr>
+        <w:t>("Вітя", 17),</w:t>
+      </w:r>
+    </w:p>
+    <w:p>
+      <w:pPr>
+        <w:pBdr>
+          <w:top w:val="single" w:sz="4" w:space="1" w:color="auto"/>
+          <w:left w:val="single" w:sz="4" w:space="4" w:color="auto"/>
+          <w:bottom w:val="single" w:sz="4" w:space="1" w:color="auto"/>
+          <w:right w:val="single" w:sz="4" w:space="4" w:color="auto"/>
+        </w:pBdr>
+        <w:spacing w:after="0"/>
+        <w:ind w:left="720" w:firstLine="0"/>
+        <w:rPr>
+          <w:rFonts w:cs="Times New Roman"/>
+          <w:szCs w:val="28"/>
+          <w:lang w:val="uk-UA"/>
+        </w:rPr>
+      </w:pPr>
+      <w:r>
+        <w:rPr>
+          <w:rFonts w:cs="Times New Roman"/>
+          <w:szCs w:val="28"/>
+          <w:lang w:val="uk-UA"/>
+        </w:rPr>
+        <w:t xml:space="preserve">    </w:t>
+      </w:r>
+      <w:proofErr w:type="spellStart"/>
+      <w:r>
+        <w:rPr>
+          <w:rFonts w:cs="Times New Roman"/>
+          <w:szCs w:val="28"/>
+          <w:lang w:val="uk-UA"/>
+        </w:rPr>
+        <w:t>Student</w:t>
+      </w:r>
+      <w:proofErr w:type="spellEnd"/>
+      <w:r>
+        <w:rPr>
+          <w:rFonts w:cs="Times New Roman"/>
+          <w:szCs w:val="28"/>
+          <w:lang w:val="uk-UA"/>
+        </w:rPr>
+        <w:t>("Андрій", 18),</w:t>
+      </w:r>
+    </w:p>
+    <w:p>
+      <w:pPr>
+        <w:pBdr>
+          <w:top w:val="single" w:sz="4" w:space="1" w:color="auto"/>
+          <w:left w:val="single" w:sz="4" w:space="4" w:color="auto"/>
+          <w:bottom w:val="single" w:sz="4" w:space="1" w:color="auto"/>
+          <w:right w:val="single" w:sz="4" w:space="4" w:color="auto"/>
+        </w:pBdr>
+        <w:spacing w:after="0"/>
+        <w:ind w:left="720" w:firstLine="0"/>
+        <w:rPr>
+          <w:rFonts w:cs="Times New Roman"/>
+          <w:szCs w:val="28"/>
+          <w:lang w:val="uk-UA"/>
+        </w:rPr>
+      </w:pPr>
+      <w:r>
+        <w:rPr>
+          <w:rFonts w:cs="Times New Roman"/>
+          <w:szCs w:val="28"/>
+          <w:lang w:val="uk-UA"/>
+        </w:rPr>
+        <w:t xml:space="preserve">    </w:t>
+      </w:r>
+      <w:proofErr w:type="spellStart"/>
+      <w:r>
+        <w:rPr>
+          <w:rFonts w:cs="Times New Roman"/>
+          <w:szCs w:val="28"/>
+          <w:lang w:val="uk-UA"/>
+        </w:rPr>
+        <w:t>Student</w:t>
+      </w:r>
+      <w:proofErr w:type="spellEnd"/>
+      <w:r>
+        <w:rPr>
+          <w:rFonts w:cs="Times New Roman"/>
+          <w:szCs w:val="28"/>
+          <w:lang w:val="uk-UA"/>
+        </w:rPr>
+        <w:t>("Сергій", 17)</w:t>
+      </w:r>
+    </w:p>
+    <w:p>
+      <w:pPr>
+        <w:pBdr>
+          <w:top w:val="single" w:sz="4" w:space="1" w:color="auto"/>
+          <w:left w:val="single" w:sz="4" w:space="4" w:color="auto"/>
+          <w:bottom w:val="single" w:sz="4" w:space="1" w:color="auto"/>
+          <w:right w:val="single" w:sz="4" w:space="4" w:color="auto"/>
+        </w:pBdr>
+        <w:spacing w:after="0"/>
+        <w:ind w:left="720" w:firstLine="0"/>
+        <w:rPr>
+          <w:rFonts w:cs="Times New Roman"/>
+          <w:szCs w:val="28"/>
+          <w:lang w:val="uk-UA"/>
+        </w:rPr>
+      </w:pPr>
+      <w:r>
+        <w:rPr>
+          <w:rFonts w:cs="Times New Roman"/>
+          <w:szCs w:val="28"/>
+          <w:lang w:val="uk-UA"/>
+        </w:rPr>
+        <w:t>]</w:t>
+      </w:r>
+    </w:p>
+    <w:p>
+      <w:pPr>
+        <w:pBdr>
+          <w:top w:val="single" w:sz="4" w:space="1" w:color="auto"/>
+          <w:left w:val="single" w:sz="4" w:space="4" w:color="auto"/>
+          <w:bottom w:val="single" w:sz="4" w:space="1" w:color="auto"/>
+          <w:right w:val="single" w:sz="4" w:space="4" w:color="auto"/>
+        </w:pBdr>
+        <w:spacing w:after="0"/>
+        <w:ind w:left="720" w:firstLine="0"/>
+        <w:rPr>
+          <w:rFonts w:cs="Times New Roman"/>
+          <w:szCs w:val="28"/>
+          <w:lang w:val="uk-UA"/>
+        </w:rPr>
+      </w:pPr>
+      <w:proofErr w:type="spellStart"/>
+      <w:r>
+        <w:rPr>
+          <w:rFonts w:cs="Times New Roman"/>
+          <w:szCs w:val="28"/>
+          <w:lang w:val="uk-UA"/>
+        </w:rPr>
+        <w:t>sorted_name</w:t>
+      </w:r>
+      <w:proofErr w:type="spellEnd"/>
+      <w:r>
+        <w:rPr>
+          <w:rFonts w:cs="Times New Roman"/>
+          <w:szCs w:val="28"/>
+          <w:lang w:val="uk-UA"/>
+        </w:rPr>
+        <w:t xml:space="preserve"> = </w:t>
+      </w:r>
+      <w:proofErr w:type="spellStart"/>
+      <w:r>
+        <w:rPr>
+          <w:rFonts w:cs="Times New Roman"/>
+          <w:szCs w:val="28"/>
+          <w:lang w:val="uk-UA"/>
+        </w:rPr>
+        <w:t>sorted</w:t>
+      </w:r>
+      <w:proofErr w:type="spellEnd"/>
+      <w:r>
+        <w:rPr>
+          <w:rFonts w:cs="Times New Roman"/>
+          <w:szCs w:val="28"/>
+          <w:lang w:val="uk-UA"/>
+        </w:rPr>
+        <w:t>(</w:t>
+      </w:r>
+      <w:proofErr w:type="spellStart"/>
+      <w:r>
+        <w:rPr>
+          <w:rFonts w:cs="Times New Roman"/>
+          <w:szCs w:val="28"/>
+          <w:lang w:val="uk-UA"/>
+        </w:rPr>
+        <w:t>students</w:t>
+      </w:r>
+      <w:proofErr w:type="spellEnd"/>
+      <w:r>
+        <w:rPr>
+          <w:rFonts w:cs="Times New Roman"/>
+          <w:szCs w:val="28"/>
+          <w:lang w:val="uk-UA"/>
+        </w:rPr>
+        <w:t xml:space="preserve">, </w:t>
+      </w:r>
+      <w:proofErr w:type="spellStart"/>
+      <w:r>
+        <w:rPr>
+          <w:rFonts w:cs="Times New Roman"/>
+          <w:szCs w:val="28"/>
+          <w:lang w:val="uk-UA"/>
+        </w:rPr>
+        <w:t>key</w:t>
+      </w:r>
+      <w:proofErr w:type="spellEnd"/>
+      <w:r>
+        <w:rPr>
+          <w:rFonts w:cs="Times New Roman"/>
+          <w:szCs w:val="28"/>
+          <w:lang w:val="uk-UA"/>
+        </w:rPr>
+        <w:t>=</w:t>
+      </w:r>
+      <w:proofErr w:type="spellStart"/>
+      <w:r>
+        <w:rPr>
+          <w:rFonts w:cs="Times New Roman"/>
+          <w:szCs w:val="28"/>
+          <w:lang w:val="uk-UA"/>
+        </w:rPr>
+        <w:t>lambda</w:t>
+      </w:r>
+      <w:proofErr w:type="spellEnd"/>
+      <w:r>
+        <w:rPr>
+          <w:rFonts w:cs="Times New Roman"/>
+          <w:szCs w:val="28"/>
+          <w:lang w:val="uk-UA"/>
+        </w:rPr>
+        <w:t xml:space="preserve"> </w:t>
+      </w:r>
+      <w:proofErr w:type="spellStart"/>
+      <w:r>
+        <w:rPr>
+          <w:rFonts w:cs="Times New Roman"/>
+          <w:szCs w:val="28"/>
+          <w:lang w:val="uk-UA"/>
+        </w:rPr>
+        <w:t>student</w:t>
+      </w:r>
+      <w:proofErr w:type="spellEnd"/>
+      <w:r>
+        <w:rPr>
+          <w:rFonts w:cs="Times New Roman"/>
+          <w:szCs w:val="28"/>
+          <w:lang w:val="uk-UA"/>
+        </w:rPr>
+        <w:t xml:space="preserve">: </w:t>
+      </w:r>
+      <w:proofErr w:type="spellStart"/>
+      <w:r>
+        <w:rPr>
+          <w:rFonts w:cs="Times New Roman"/>
+          <w:szCs w:val="28"/>
+          <w:lang w:val="uk-UA"/>
+        </w:rPr>
+        <w:t>student.name.lower</w:t>
+      </w:r>
+      <w:proofErr w:type="spellEnd"/>
+      <w:r>
+        <w:rPr>
+          <w:rFonts w:cs="Times New Roman"/>
+          <w:szCs w:val="28"/>
+          <w:lang w:val="uk-UA"/>
+        </w:rPr>
+        <w:t>())</w:t>
+      </w:r>
+    </w:p>
+    <w:p>
+      <w:pPr>
+        <w:pBdr>
+          <w:top w:val="single" w:sz="4" w:space="1" w:color="auto"/>
+          <w:left w:val="single" w:sz="4" w:space="4" w:color="auto"/>
+          <w:bottom w:val="single" w:sz="4" w:space="1" w:color="auto"/>
+          <w:right w:val="single" w:sz="4" w:space="4" w:color="auto"/>
+        </w:pBdr>
+        <w:spacing w:after="0"/>
+        <w:ind w:left="720" w:firstLine="0"/>
+        <w:rPr>
+          <w:rFonts w:cs="Times New Roman"/>
+          <w:szCs w:val="28"/>
+          <w:lang w:val="uk-UA"/>
+        </w:rPr>
+      </w:pPr>
+      <w:proofErr w:type="spellStart"/>
+      <w:r>
+        <w:rPr>
+          <w:rFonts w:cs="Times New Roman"/>
+          <w:szCs w:val="28"/>
+          <w:lang w:val="uk-UA"/>
+        </w:rPr>
+        <w:t>print</w:t>
+      </w:r>
+      <w:proofErr w:type="spellEnd"/>
+      <w:r>
+        <w:rPr>
+          <w:rFonts w:cs="Times New Roman"/>
+          <w:szCs w:val="28"/>
+          <w:lang w:val="uk-UA"/>
+        </w:rPr>
+        <w:t>("Відсортовано за ім'ям:")</w:t>
+      </w:r>
+    </w:p>
+    <w:p>
+      <w:pPr>
+        <w:pBdr>
+          <w:top w:val="single" w:sz="4" w:space="1" w:color="auto"/>
+          <w:left w:val="single" w:sz="4" w:space="4" w:color="auto"/>
+          <w:bottom w:val="single" w:sz="4" w:space="1" w:color="auto"/>
+          <w:right w:val="single" w:sz="4" w:space="4" w:color="auto"/>
+        </w:pBdr>
+        <w:spacing w:after="0"/>
+        <w:ind w:left="720" w:firstLine="0"/>
+        <w:rPr>
+          <w:rFonts w:cs="Times New Roman"/>
+          <w:szCs w:val="28"/>
+          <w:lang w:val="uk-UA"/>
+        </w:rPr>
+      </w:pPr>
+      <w:proofErr w:type="spellStart"/>
+      <w:r>
+        <w:rPr>
+          <w:rFonts w:cs="Times New Roman"/>
+          <w:szCs w:val="28"/>
+          <w:lang w:val="uk-UA"/>
+        </w:rPr>
+        <w:t>for</w:t>
+      </w:r>
+      <w:proofErr w:type="spellEnd"/>
+      <w:r>
+        <w:rPr>
+          <w:rFonts w:cs="Times New Roman"/>
+          <w:szCs w:val="28"/>
+          <w:lang w:val="uk-UA"/>
+        </w:rPr>
+        <w:t xml:space="preserve"> </w:t>
+      </w:r>
+      <w:proofErr w:type="spellStart"/>
+      <w:r>
+        <w:rPr>
+          <w:rFonts w:cs="Times New Roman"/>
+          <w:szCs w:val="28"/>
+          <w:lang w:val="uk-UA"/>
+        </w:rPr>
+        <w:t>student</w:t>
+      </w:r>
+      <w:proofErr w:type="spellEnd"/>
+      <w:r>
+        <w:rPr>
+          <w:rFonts w:cs="Times New Roman"/>
+          <w:szCs w:val="28"/>
+          <w:lang w:val="uk-UA"/>
+        </w:rPr>
+        <w:t xml:space="preserve"> </w:t>
+      </w:r>
+      <w:proofErr w:type="spellStart"/>
+      <w:r>
+        <w:rPr>
+          <w:rFonts w:cs="Times New Roman"/>
+          <w:szCs w:val="28"/>
+          <w:lang w:val="uk-UA"/>
+        </w:rPr>
+        <w:t>in</w:t>
+      </w:r>
+      <w:proofErr w:type="spellEnd"/>
+      <w:r>
+        <w:rPr>
+          <w:rFonts w:cs="Times New Roman"/>
+          <w:szCs w:val="28"/>
+          <w:lang w:val="uk-UA"/>
+        </w:rPr>
+        <w:t xml:space="preserve"> </w:t>
+      </w:r>
+      <w:proofErr w:type="spellStart"/>
+      <w:r>
+        <w:rPr>
+          <w:rFonts w:cs="Times New Roman"/>
+          <w:szCs w:val="28"/>
+          <w:lang w:val="uk-UA"/>
+        </w:rPr>
+        <w:t>sorted_name</w:t>
+      </w:r>
+      <w:proofErr w:type="spellEnd"/>
+      <w:r>
+        <w:rPr>
+          <w:rFonts w:cs="Times New Roman"/>
+          <w:szCs w:val="28"/>
+          <w:lang w:val="uk-UA"/>
+        </w:rPr>
+        <w:t>:</w:t>
+      </w:r>
+    </w:p>
+    <w:p>
+      <w:pPr>
+        <w:pBdr>
+          <w:top w:val="single" w:sz="4" w:space="1" w:color="auto"/>
+          <w:left w:val="single" w:sz="4" w:space="4" w:color="auto"/>
+          <w:bottom w:val="single" w:sz="4" w:space="1" w:color="auto"/>
+          <w:right w:val="single" w:sz="4" w:space="4" w:color="auto"/>
+        </w:pBdr>
+        <w:spacing w:after="0"/>
+        <w:ind w:left="720" w:firstLine="0"/>
+        <w:rPr>
+          <w:rFonts w:cs="Times New Roman"/>
+          <w:szCs w:val="28"/>
+          <w:lang w:val="uk-UA"/>
+        </w:rPr>
+      </w:pPr>
+      <w:r>
+        <w:rPr>
+          <w:rFonts w:cs="Times New Roman"/>
+          <w:szCs w:val="28"/>
+          <w:lang w:val="uk-UA"/>
+        </w:rPr>
+        <w:t xml:space="preserve">    </w:t>
+      </w:r>
+      <w:proofErr w:type="spellStart"/>
+      <w:r>
+        <w:rPr>
+          <w:rFonts w:cs="Times New Roman"/>
+          <w:szCs w:val="28"/>
+          <w:lang w:val="uk-UA"/>
+        </w:rPr>
+        <w:t>print</w:t>
+      </w:r>
+      <w:proofErr w:type="spellEnd"/>
+      <w:r>
+        <w:rPr>
+          <w:rFonts w:cs="Times New Roman"/>
+          <w:szCs w:val="28"/>
+          <w:lang w:val="uk-UA"/>
+        </w:rPr>
+        <w:t>(</w:t>
+      </w:r>
+      <w:proofErr w:type="spellStart"/>
+      <w:r>
+        <w:rPr>
+          <w:rFonts w:cs="Times New Roman"/>
+          <w:szCs w:val="28"/>
+          <w:lang w:val="uk-UA"/>
+        </w:rPr>
+        <w:t>student</w:t>
+      </w:r>
+      <w:proofErr w:type="spellEnd"/>
+      <w:r>
+        <w:rPr>
+          <w:rFonts w:cs="Times New Roman"/>
+          <w:szCs w:val="28"/>
+          <w:lang w:val="uk-UA"/>
+        </w:rPr>
+        <w:t>)</w:t>
+      </w:r>
+    </w:p>
+    <w:p>
+      <w:pPr>
+        <w:pBdr>
+          <w:top w:val="single" w:sz="4" w:space="1" w:color="auto"/>
+          <w:left w:val="single" w:sz="4" w:space="4" w:color="auto"/>
+          <w:bottom w:val="single" w:sz="4" w:space="1" w:color="auto"/>
+          <w:right w:val="single" w:sz="4" w:space="4" w:color="auto"/>
+        </w:pBdr>
+        <w:spacing w:after="0"/>
+        <w:ind w:left="720" w:firstLine="0"/>
+        <w:rPr>
+          <w:rFonts w:cs="Times New Roman"/>
+          <w:szCs w:val="28"/>
+          <w:lang w:val="uk-UA"/>
+        </w:rPr>
+      </w:pPr>
+      <w:proofErr w:type="spellStart"/>
+      <w:r>
+        <w:rPr>
+          <w:rFonts w:cs="Times New Roman"/>
+          <w:szCs w:val="28"/>
+          <w:lang w:val="uk-UA"/>
+        </w:rPr>
+        <w:t>sorted_age</w:t>
+      </w:r>
+      <w:proofErr w:type="spellEnd"/>
+      <w:r>
+        <w:rPr>
+          <w:rFonts w:cs="Times New Roman"/>
+          <w:szCs w:val="28"/>
+          <w:lang w:val="uk-UA"/>
+        </w:rPr>
+        <w:t xml:space="preserve"> = </w:t>
+      </w:r>
+      <w:proofErr w:type="spellStart"/>
+      <w:r>
+        <w:rPr>
+          <w:rFonts w:cs="Times New Roman"/>
+          <w:szCs w:val="28"/>
+          <w:lang w:val="uk-UA"/>
+        </w:rPr>
+        <w:t>sorted</w:t>
+      </w:r>
+      <w:proofErr w:type="spellEnd"/>
+      <w:r>
+        <w:rPr>
+          <w:rFonts w:cs="Times New Roman"/>
+          <w:szCs w:val="28"/>
+          <w:lang w:val="uk-UA"/>
+        </w:rPr>
+        <w:t>(</w:t>
+      </w:r>
+      <w:proofErr w:type="spellStart"/>
+      <w:r>
+        <w:rPr>
+          <w:rFonts w:cs="Times New Roman"/>
+          <w:szCs w:val="28"/>
+          <w:lang w:val="uk-UA"/>
+        </w:rPr>
+        <w:t>students</w:t>
+      </w:r>
+      <w:proofErr w:type="spellEnd"/>
+      <w:r>
+        <w:rPr>
+          <w:rFonts w:cs="Times New Roman"/>
+          <w:szCs w:val="28"/>
+          <w:lang w:val="uk-UA"/>
+        </w:rPr>
+        <w:t xml:space="preserve">, </w:t>
+      </w:r>
+      <w:proofErr w:type="spellStart"/>
+      <w:r>
+        <w:rPr>
+          <w:rFonts w:cs="Times New Roman"/>
+          <w:szCs w:val="28"/>
+          <w:lang w:val="uk-UA"/>
+        </w:rPr>
+        <w:t>key</w:t>
+      </w:r>
+      <w:proofErr w:type="spellEnd"/>
+      <w:r>
+        <w:rPr>
+          <w:rFonts w:cs="Times New Roman"/>
+          <w:szCs w:val="28"/>
+          <w:lang w:val="uk-UA"/>
+        </w:rPr>
+        <w:t>=</w:t>
+      </w:r>
+      <w:proofErr w:type="spellStart"/>
+      <w:r>
+        <w:rPr>
+          <w:rFonts w:cs="Times New Roman"/>
+          <w:szCs w:val="28"/>
+          <w:lang w:val="uk-UA"/>
+        </w:rPr>
+        <w:t>lambda</w:t>
+      </w:r>
+      <w:proofErr w:type="spellEnd"/>
+      <w:r>
+        <w:rPr>
+          <w:rFonts w:cs="Times New Roman"/>
+          <w:szCs w:val="28"/>
+          <w:lang w:val="uk-UA"/>
+        </w:rPr>
+        <w:t xml:space="preserve"> </w:t>
+      </w:r>
+      <w:proofErr w:type="spellStart"/>
+      <w:r>
+        <w:rPr>
+          <w:rFonts w:cs="Times New Roman"/>
+          <w:szCs w:val="28"/>
+          <w:lang w:val="uk-UA"/>
+        </w:rPr>
+        <w:t>student</w:t>
+      </w:r>
+      <w:proofErr w:type="spellEnd"/>
+      <w:r>
+        <w:rPr>
+          <w:rFonts w:cs="Times New Roman"/>
+          <w:szCs w:val="28"/>
+          <w:lang w:val="uk-UA"/>
+        </w:rPr>
+        <w:t xml:space="preserve">: </w:t>
+      </w:r>
+      <w:proofErr w:type="spellStart"/>
+      <w:r>
+        <w:rPr>
+          <w:rFonts w:cs="Times New Roman"/>
+          <w:szCs w:val="28"/>
+          <w:lang w:val="uk-UA"/>
+        </w:rPr>
+        <w:t>student.age</w:t>
+      </w:r>
+      <w:proofErr w:type="spellEnd"/>
+      <w:r>
+        <w:rPr>
+          <w:rFonts w:cs="Times New Roman"/>
+          <w:szCs w:val="28"/>
+          <w:lang w:val="uk-UA"/>
+        </w:rPr>
+        <w:t>)</w:t>
+      </w:r>
+    </w:p>
+    <w:p>
+      <w:pPr>
+        <w:pBdr>
+          <w:top w:val="single" w:sz="4" w:space="1" w:color="auto"/>
+          <w:left w:val="single" w:sz="4" w:space="4" w:color="auto"/>
+          <w:bottom w:val="single" w:sz="4" w:space="1" w:color="auto"/>
+          <w:right w:val="single" w:sz="4" w:space="4" w:color="auto"/>
+        </w:pBdr>
+        <w:spacing w:after="0"/>
+        <w:ind w:left="720" w:firstLine="0"/>
+        <w:rPr>
+          <w:rFonts w:cs="Times New Roman"/>
+          <w:szCs w:val="28"/>
+          <w:lang w:val="uk-UA"/>
+        </w:rPr>
+      </w:pPr>
+      <w:proofErr w:type="spellStart"/>
+      <w:r>
+        <w:rPr>
+          <w:rFonts w:cs="Times New Roman"/>
+          <w:szCs w:val="28"/>
+          <w:lang w:val="uk-UA"/>
+        </w:rPr>
+        <w:t>print</w:t>
+      </w:r>
+      <w:proofErr w:type="spellEnd"/>
+      <w:r>
+        <w:rPr>
+          <w:rFonts w:cs="Times New Roman"/>
+          <w:szCs w:val="28"/>
+          <w:lang w:val="uk-UA"/>
+        </w:rPr>
+        <w:t>("\</w:t>
+      </w:r>
+      <w:proofErr w:type="spellStart"/>
+      <w:r>
+        <w:rPr>
+          <w:rFonts w:cs="Times New Roman"/>
+          <w:szCs w:val="28"/>
+          <w:lang w:val="uk-UA"/>
+        </w:rPr>
+        <w:t>nВідсортовано</w:t>
+      </w:r>
+      <w:proofErr w:type="spellEnd"/>
+      <w:r>
+        <w:rPr>
+          <w:rFonts w:cs="Times New Roman"/>
+          <w:szCs w:val="28"/>
+          <w:lang w:val="uk-UA"/>
+        </w:rPr>
+        <w:t xml:space="preserve"> за віком:")</w:t>
+      </w:r>
+    </w:p>
+    <w:p>
+      <w:pPr>
+        <w:pBdr>
+          <w:top w:val="single" w:sz="4" w:space="1" w:color="auto"/>
+          <w:left w:val="single" w:sz="4" w:space="4" w:color="auto"/>
+          <w:bottom w:val="single" w:sz="4" w:space="1" w:color="auto"/>
+          <w:right w:val="single" w:sz="4" w:space="4" w:color="auto"/>
+        </w:pBdr>
+        <w:spacing w:after="0"/>
+        <w:ind w:left="720" w:firstLine="0"/>
+        <w:rPr>
+          <w:rFonts w:cs="Times New Roman"/>
+          <w:szCs w:val="28"/>
+          <w:lang w:val="uk-UA"/>
+        </w:rPr>
+      </w:pPr>
+      <w:proofErr w:type="spellStart"/>
+      <w:r>
+        <w:rPr>
+          <w:rFonts w:cs="Times New Roman"/>
+          <w:szCs w:val="28"/>
+          <w:lang w:val="uk-UA"/>
+        </w:rPr>
+        <w:t>for</w:t>
+      </w:r>
+      <w:proofErr w:type="spellEnd"/>
+      <w:r>
+        <w:rPr>
+          <w:rFonts w:cs="Times New Roman"/>
+          <w:szCs w:val="28"/>
+          <w:lang w:val="uk-UA"/>
+        </w:rPr>
+        <w:t xml:space="preserve"> </w:t>
+      </w:r>
+      <w:proofErr w:type="spellStart"/>
+      <w:r>
+        <w:rPr>
+          <w:rFonts w:cs="Times New Roman"/>
+          <w:szCs w:val="28"/>
+          <w:lang w:val="uk-UA"/>
+        </w:rPr>
+        <w:t>student</w:t>
+      </w:r>
+      <w:proofErr w:type="spellEnd"/>
+      <w:r>
+        <w:rPr>
+          <w:rFonts w:cs="Times New Roman"/>
+          <w:szCs w:val="28"/>
+          <w:lang w:val="uk-UA"/>
+        </w:rPr>
+        <w:t xml:space="preserve"> </w:t>
+      </w:r>
+      <w:proofErr w:type="spellStart"/>
+      <w:r>
+        <w:rPr>
+          <w:rFonts w:cs="Times New Roman"/>
+          <w:szCs w:val="28"/>
+          <w:lang w:val="uk-UA"/>
+        </w:rPr>
+        <w:t>in</w:t>
+      </w:r>
+      <w:proofErr w:type="spellEnd"/>
+      <w:r>
+        <w:rPr>
+          <w:rFonts w:cs="Times New Roman"/>
+          <w:szCs w:val="28"/>
+          <w:lang w:val="uk-UA"/>
+        </w:rPr>
+        <w:t xml:space="preserve"> </w:t>
+      </w:r>
+      <w:proofErr w:type="spellStart"/>
+      <w:r>
+        <w:rPr>
+          <w:rFonts w:cs="Times New Roman"/>
+          <w:szCs w:val="28"/>
+          <w:lang w:val="uk-UA"/>
+        </w:rPr>
+        <w:t>sorted_age</w:t>
+      </w:r>
+      <w:proofErr w:type="spellEnd"/>
+      <w:r>
+        <w:rPr>
+          <w:rFonts w:cs="Times New Roman"/>
+          <w:szCs w:val="28"/>
+          <w:lang w:val="uk-UA"/>
+        </w:rPr>
+        <w:t>:</w:t>
+      </w:r>
+    </w:p>
+    <w:p>
+      <w:pPr>
+        <w:pBdr>
+          <w:top w:val="single" w:sz="4" w:space="1" w:color="auto"/>
+          <w:left w:val="single" w:sz="4" w:space="4" w:color="auto"/>
+          <w:bottom w:val="single" w:sz="4" w:space="1" w:color="auto"/>
+          <w:right w:val="single" w:sz="4" w:space="4" w:color="auto"/>
+        </w:pBdr>
+        <w:spacing w:after="0"/>
+        <w:ind w:left="720" w:firstLine="0"/>
+        <w:rPr>
+          <w:rFonts w:cs="Times New Roman"/>
+          <w:szCs w:val="28"/>
+          <w:lang w:val="uk-UA"/>
+        </w:rPr>
+      </w:pPr>
+      <w:r>
+        <w:rPr>
+          <w:rFonts w:cs="Times New Roman"/>
+          <w:szCs w:val="28"/>
+          <w:lang w:val="uk-UA"/>
+        </w:rPr>
+        <w:t xml:space="preserve">    </w:t>
+      </w:r>
+      <w:proofErr w:type="spellStart"/>
+      <w:r>
+        <w:rPr>
+          <w:rFonts w:cs="Times New Roman"/>
+          <w:szCs w:val="28"/>
+          <w:lang w:val="uk-UA"/>
+        </w:rPr>
+        <w:t>print</w:t>
+      </w:r>
+      <w:proofErr w:type="spellEnd"/>
+      <w:r>
+        <w:rPr>
+          <w:rFonts w:cs="Times New Roman"/>
+          <w:szCs w:val="28"/>
+          <w:lang w:val="uk-UA"/>
+        </w:rPr>
+        <w:t>(</w:t>
+      </w:r>
+      <w:proofErr w:type="spellStart"/>
+      <w:r>
+        <w:rPr>
+          <w:rFonts w:cs="Times New Roman"/>
+          <w:szCs w:val="28"/>
+          <w:lang w:val="uk-UA"/>
+        </w:rPr>
+        <w:t>student</w:t>
+      </w:r>
+      <w:proofErr w:type="spellEnd"/>
+      <w:r>
+        <w:rPr>
+          <w:rFonts w:cs="Times New Roman"/>
+          <w:szCs w:val="28"/>
+          <w:lang w:val="uk-UA"/>
+        </w:rPr>
+        <w:t>)</w:t>
+      </w:r>
+    </w:p>
+    <w:p>
+      <w:pPr>
+        <w:spacing w:after="0"/>
+        <w:ind w:left="720" w:firstLine="0"/>
+        <w:rPr>
+          <w:rFonts w:cs="Times New Roman"/>
+          <w:szCs w:val="28"/>
+          <w:lang w:val="uk-UA"/>
+        </w:rPr>
+      </w:pPr>
+      <w:r>
+        <w:rPr>
+          <w:rFonts w:cs="Times New Roman"/>
+          <w:szCs w:val="28"/>
+          <w:lang w:val="uk-UA"/>
+        </w:rPr>
+        <w:t>Результат:</w:t>
+      </w:r>
+    </w:p>
+    <w:p>
+      <w:pPr>
+        <w:spacing w:after="0"/>
+        <w:ind w:firstLine="0"/>
+        <w:rPr>
+          <w:rFonts w:cs="Times New Roman"/>
+          <w:szCs w:val="28"/>
+          <w:lang w:val="uk-UA"/>
+        </w:rPr>
+      </w:pPr>
+    </w:p>
+    <w:p>
+      <w:pPr>
+        <w:spacing w:after="0"/>
+        <w:rPr>
+          <w:rFonts w:cs="Times New Roman"/>
+          <w:szCs w:val="28"/>
+          <w:lang w:val="uk-UA"/>
+        </w:rPr>
+      </w:pPr>
+      <w:r>
+        <w:rPr>
+          <w:rFonts w:cs="Times New Roman"/>
+          <w:szCs w:val="28"/>
+          <w:lang w:val="uk-UA"/>
+        </w:rPr>
+        <w:lastRenderedPageBreak/>
+        <w:drawing>
+          <wp:inline distT="0" distB="0" distL="0" distR="0" wp14:anchorId="3E4D29DA" wp14:editId="314B78A6">
+            <wp:extent cx="2886478" cy="2248214"/>
+            <wp:effectExtent l="0" t="0" r="9525" b="0"/>
+            <wp:docPr id="8" name="Рисунок 8"/>
+            <wp:cNvGraphicFramePr>
+              <a:graphicFrameLocks xmlns:a="http://schemas.openxmlformats.org/drawingml/2006/main" noChangeAspect="1"/>
+            </wp:cNvGraphicFramePr>
+            <a:graphic xmlns:a="http://schemas.openxmlformats.org/drawingml/2006/main">
+              <a:graphicData uri="http://schemas.openxmlformats.org/drawingml/2006/picture">
+                <pic:pic xmlns:pic="http://schemas.openxmlformats.org/drawingml/2006/picture">
+                  <pic:nvPicPr>
+                    <pic:cNvPr id="1" name=""/>
+                    <pic:cNvPicPr/>
+                  </pic:nvPicPr>
+                  <pic:blipFill>
+                    <a:blip r:embed="rId29"/>
+                    <a:stretch>
+                      <a:fillRect/>
+                    </a:stretch>
+                  </pic:blipFill>
+                  <pic:spPr>
+                    <a:xfrm>
+                      <a:off x="0" y="0"/>
+                      <a:ext cx="2886478" cy="2248214"/>
+                    </a:xfrm>
+                    <a:prstGeom prst="rect">
+                      <a:avLst/>
+                    </a:prstGeom>
+                  </pic:spPr>
+                </pic:pic>
+              </a:graphicData>
+            </a:graphic>
+          </wp:inline>
+        </w:drawing>
+      </w:r>
+    </w:p>
+    <w:p>
+      <w:pPr>
+        <w:pStyle w:val="a4"/>
+        <w:numPr>
+          <w:ilvl w:val="0"/>
+          <w:numId w:val="8"/>
+        </w:numPr>
+        <w:spacing w:after="0"/>
+        <w:rPr>
+          <w:rFonts w:cs="Times New Roman"/>
+          <w:szCs w:val="28"/>
+          <w:lang w:val="uk-UA"/>
+        </w:rPr>
+      </w:pPr>
+      <w:r>
+        <w:rPr>
+          <w:lang w:val="uk-UA"/>
+        </w:rPr>
+        <w:t>Використовуючи принципи ООП переписати програму Калькулятор</w:t>
+      </w:r>
+    </w:p>
+    <w:p>
+      <w:pPr>
+        <w:spacing w:after="0"/>
+        <w:ind w:left="720" w:firstLine="0"/>
+      </w:pPr>
+      <w:proofErr w:type="spellStart"/>
+      <w:r>
+        <w:t>Calc</w:t>
+      </w:r>
+      <w:proofErr w:type="spellEnd"/>
+      <w:r>
+        <w:rPr>
+          <w:lang w:val="uk-UA"/>
+        </w:rPr>
+        <w:t>.</w:t>
+      </w:r>
+      <w:r>
+        <w:t>py</w:t>
+      </w:r>
+    </w:p>
+    <w:p>
+      <w:pPr>
+        <w:pBdr>
+          <w:top w:val="single" w:sz="4" w:space="1" w:color="auto"/>
+          <w:left w:val="single" w:sz="4" w:space="1" w:color="auto"/>
+          <w:bottom w:val="single" w:sz="4" w:space="1" w:color="auto"/>
+          <w:right w:val="single" w:sz="4" w:space="1" w:color="auto"/>
+        </w:pBdr>
+        <w:spacing w:after="0"/>
+        <w:ind w:left="720" w:firstLine="0"/>
+        <w:rPr>
+          <w:rFonts w:cs="Times New Roman"/>
+          <w:szCs w:val="28"/>
+        </w:rPr>
+      </w:pPr>
+      <w:r>
+        <w:rPr>
+          <w:rFonts w:cs="Times New Roman"/>
+          <w:szCs w:val="28"/>
+        </w:rPr>
+        <w:t># calculator.py</w:t>
+      </w:r>
+    </w:p>
+    <w:p>
+      <w:pPr>
+        <w:pBdr>
+          <w:top w:val="single" w:sz="4" w:space="1" w:color="auto"/>
+          <w:left w:val="single" w:sz="4" w:space="1" w:color="auto"/>
+          <w:bottom w:val="single" w:sz="4" w:space="1" w:color="auto"/>
+          <w:right w:val="single" w:sz="4" w:space="1" w:color="auto"/>
+        </w:pBdr>
+        <w:spacing w:after="0"/>
+        <w:ind w:left="720" w:firstLine="0"/>
+        <w:rPr>
+          <w:rFonts w:cs="Times New Roman"/>
+          <w:szCs w:val="28"/>
+        </w:rPr>
+      </w:pPr>
+      <w:r>
+        <w:rPr>
+          <w:rFonts w:cs="Times New Roman"/>
+          <w:szCs w:val="28"/>
+        </w:rPr>
+        <w:t xml:space="preserve">from operation import plus, minus, </w:t>
+      </w:r>
+      <w:proofErr w:type="spellStart"/>
+      <w:r>
+        <w:rPr>
+          <w:rFonts w:cs="Times New Roman"/>
+          <w:szCs w:val="28"/>
+        </w:rPr>
+        <w:t>mnoj</w:t>
+      </w:r>
+      <w:proofErr w:type="spellEnd"/>
+      <w:r>
+        <w:rPr>
+          <w:rFonts w:cs="Times New Roman"/>
+          <w:szCs w:val="28"/>
+        </w:rPr>
+        <w:t xml:space="preserve">, </w:t>
+      </w:r>
+      <w:proofErr w:type="spellStart"/>
+      <w:r>
+        <w:rPr>
+          <w:rFonts w:cs="Times New Roman"/>
+          <w:szCs w:val="28"/>
+        </w:rPr>
+        <w:t>dilena</w:t>
+      </w:r>
+      <w:proofErr w:type="spellEnd"/>
+    </w:p>
+    <w:p>
+      <w:pPr>
+        <w:pBdr>
+          <w:top w:val="single" w:sz="4" w:space="1" w:color="auto"/>
+          <w:left w:val="single" w:sz="4" w:space="1" w:color="auto"/>
+          <w:bottom w:val="single" w:sz="4" w:space="1" w:color="auto"/>
+          <w:right w:val="single" w:sz="4" w:space="1" w:color="auto"/>
+        </w:pBdr>
+        <w:spacing w:after="0"/>
+        <w:ind w:left="720" w:firstLine="0"/>
+        <w:rPr>
+          <w:rFonts w:cs="Times New Roman"/>
+          <w:szCs w:val="28"/>
+        </w:rPr>
+      </w:pPr>
+      <w:r>
+        <w:rPr>
+          <w:rFonts w:cs="Times New Roman"/>
+          <w:szCs w:val="28"/>
+        </w:rPr>
+        <w:t xml:space="preserve">from log import </w:t>
+      </w:r>
+      <w:proofErr w:type="spellStart"/>
+      <w:r>
+        <w:rPr>
+          <w:rFonts w:cs="Times New Roman"/>
+          <w:szCs w:val="28"/>
+        </w:rPr>
+        <w:t>setup_logger</w:t>
+      </w:r>
+      <w:proofErr w:type="spellEnd"/>
+      <w:r>
+        <w:rPr>
+          <w:rFonts w:cs="Times New Roman"/>
+          <w:szCs w:val="28"/>
+        </w:rPr>
+        <w:t xml:space="preserve">, </w:t>
+      </w:r>
+      <w:proofErr w:type="spellStart"/>
+      <w:r>
+        <w:rPr>
+          <w:rFonts w:cs="Times New Roman"/>
+          <w:szCs w:val="28"/>
+        </w:rPr>
+        <w:t>log_operation</w:t>
+      </w:r>
+      <w:proofErr w:type="spellEnd"/>
+      <w:r>
+        <w:rPr>
+          <w:rFonts w:cs="Times New Roman"/>
+          <w:szCs w:val="28"/>
+        </w:rPr>
+        <w:t xml:space="preserve">, </w:t>
+      </w:r>
+      <w:proofErr w:type="spellStart"/>
+      <w:r>
+        <w:rPr>
+          <w:rFonts w:cs="Times New Roman"/>
+          <w:szCs w:val="28"/>
+        </w:rPr>
+        <w:t>log_error</w:t>
+      </w:r>
+      <w:proofErr w:type="spellEnd"/>
+    </w:p>
+    <w:p>
+      <w:pPr>
+        <w:pBdr>
+          <w:top w:val="single" w:sz="4" w:space="1" w:color="auto"/>
+          <w:left w:val="single" w:sz="4" w:space="1" w:color="auto"/>
+          <w:bottom w:val="single" w:sz="4" w:space="1" w:color="auto"/>
+          <w:right w:val="single" w:sz="4" w:space="1" w:color="auto"/>
+        </w:pBdr>
+        <w:spacing w:after="0"/>
+        <w:ind w:left="720" w:firstLine="0"/>
+        <w:rPr>
+          <w:rFonts w:cs="Times New Roman"/>
+          <w:szCs w:val="28"/>
+        </w:rPr>
+      </w:pPr>
+    </w:p>
+    <w:p>
+      <w:pPr>
+        <w:pBdr>
+          <w:top w:val="single" w:sz="4" w:space="1" w:color="auto"/>
+          <w:left w:val="single" w:sz="4" w:space="1" w:color="auto"/>
+          <w:bottom w:val="single" w:sz="4" w:space="1" w:color="auto"/>
+          <w:right w:val="single" w:sz="4" w:space="1" w:color="auto"/>
+        </w:pBdr>
+        <w:spacing w:after="0"/>
+        <w:ind w:left="720" w:firstLine="0"/>
+        <w:rPr>
+          <w:rFonts w:cs="Times New Roman"/>
+          <w:szCs w:val="28"/>
+        </w:rPr>
+      </w:pPr>
+      <w:r>
+        <w:rPr>
+          <w:rFonts w:cs="Times New Roman"/>
+          <w:szCs w:val="28"/>
+        </w:rPr>
+        <w:t>class Calculator:</w:t>
+      </w:r>
+    </w:p>
+    <w:p>
+      <w:pPr>
+        <w:pBdr>
+          <w:top w:val="single" w:sz="4" w:space="1" w:color="auto"/>
+          <w:left w:val="single" w:sz="4" w:space="1" w:color="auto"/>
+          <w:bottom w:val="single" w:sz="4" w:space="1" w:color="auto"/>
+          <w:right w:val="single" w:sz="4" w:space="1" w:color="auto"/>
+        </w:pBdr>
+        <w:spacing w:after="0"/>
+        <w:ind w:left="720" w:firstLine="0"/>
+        <w:rPr>
+          <w:rFonts w:cs="Times New Roman"/>
+          <w:szCs w:val="28"/>
+        </w:rPr>
+      </w:pPr>
+      <w:r>
+        <w:rPr>
+          <w:rFonts w:cs="Times New Roman"/>
+          <w:szCs w:val="28"/>
+        </w:rPr>
+        <w:t xml:space="preserve">    </w:t>
+      </w:r>
+      <w:proofErr w:type="spellStart"/>
+      <w:r>
+        <w:rPr>
+          <w:rFonts w:cs="Times New Roman"/>
+          <w:szCs w:val="28"/>
+        </w:rPr>
+        <w:t>def</w:t>
+      </w:r>
+      <w:proofErr w:type="spellEnd"/>
+      <w:r>
+        <w:rPr>
+          <w:rFonts w:cs="Times New Roman"/>
+          <w:szCs w:val="28"/>
+        </w:rPr>
+        <w:t xml:space="preserve"> __</w:t>
+      </w:r>
+      <w:proofErr w:type="spellStart"/>
+      <w:r>
+        <w:rPr>
+          <w:rFonts w:cs="Times New Roman"/>
+          <w:szCs w:val="28"/>
+        </w:rPr>
+        <w:t>init</w:t>
+      </w:r>
+      <w:proofErr w:type="spellEnd"/>
+      <w:r>
+        <w:rPr>
+          <w:rFonts w:cs="Times New Roman"/>
+          <w:szCs w:val="28"/>
+        </w:rPr>
+        <w:t>__(self):</w:t>
+      </w:r>
+    </w:p>
+    <w:p>
+      <w:pPr>
+        <w:pBdr>
+          <w:top w:val="single" w:sz="4" w:space="1" w:color="auto"/>
+          <w:left w:val="single" w:sz="4" w:space="1" w:color="auto"/>
+          <w:bottom w:val="single" w:sz="4" w:space="1" w:color="auto"/>
+          <w:right w:val="single" w:sz="4" w:space="1" w:color="auto"/>
+        </w:pBdr>
+        <w:spacing w:after="0"/>
+        <w:ind w:left="720" w:firstLine="0"/>
+        <w:rPr>
+          <w:rFonts w:cs="Times New Roman"/>
+          <w:szCs w:val="28"/>
+        </w:rPr>
+      </w:pPr>
+      <w:r>
+        <w:rPr>
+          <w:rFonts w:cs="Times New Roman"/>
+          <w:szCs w:val="28"/>
+        </w:rPr>
+        <w:t xml:space="preserve">        </w:t>
+      </w:r>
+      <w:proofErr w:type="spellStart"/>
+      <w:r>
+        <w:rPr>
+          <w:rFonts w:cs="Times New Roman"/>
+          <w:szCs w:val="28"/>
+        </w:rPr>
+        <w:t>setup_</w:t>
+      </w:r>
+      <w:proofErr w:type="gramStart"/>
+      <w:r>
+        <w:rPr>
+          <w:rFonts w:cs="Times New Roman"/>
+          <w:szCs w:val="28"/>
+        </w:rPr>
+        <w:t>logger</w:t>
+      </w:r>
+      <w:proofErr w:type="spellEnd"/>
+      <w:r>
+        <w:rPr>
+          <w:rFonts w:cs="Times New Roman"/>
+          <w:szCs w:val="28"/>
+        </w:rPr>
+        <w:t>(</w:t>
+      </w:r>
+      <w:proofErr w:type="gramEnd"/>
+      <w:r>
+        <w:rPr>
+          <w:rFonts w:cs="Times New Roman"/>
+          <w:szCs w:val="28"/>
+        </w:rPr>
+        <w:t xml:space="preserve">)  </w:t>
+      </w:r>
+    </w:p>
+    <w:p>
+      <w:pPr>
+        <w:pBdr>
+          <w:top w:val="single" w:sz="4" w:space="1" w:color="auto"/>
+          <w:left w:val="single" w:sz="4" w:space="1" w:color="auto"/>
+          <w:bottom w:val="single" w:sz="4" w:space="1" w:color="auto"/>
+          <w:right w:val="single" w:sz="4" w:space="1" w:color="auto"/>
+        </w:pBdr>
+        <w:spacing w:after="0"/>
+        <w:ind w:left="720" w:firstLine="0"/>
+        <w:rPr>
+          <w:rFonts w:cs="Times New Roman"/>
+          <w:szCs w:val="28"/>
+        </w:rPr>
+      </w:pPr>
+      <w:r>
+        <w:rPr>
+          <w:rFonts w:cs="Times New Roman"/>
+          <w:szCs w:val="28"/>
+        </w:rPr>
+        <w:t xml:space="preserve">        </w:t>
+      </w:r>
+      <w:proofErr w:type="spellStart"/>
+      <w:proofErr w:type="gramStart"/>
+      <w:r>
+        <w:rPr>
+          <w:rFonts w:cs="Times New Roman"/>
+          <w:szCs w:val="28"/>
+        </w:rPr>
+        <w:t>self.result</w:t>
+      </w:r>
+      <w:proofErr w:type="spellEnd"/>
+      <w:proofErr w:type="gramEnd"/>
+      <w:r>
+        <w:rPr>
+          <w:rFonts w:cs="Times New Roman"/>
+          <w:szCs w:val="28"/>
+        </w:rPr>
+        <w:t xml:space="preserve"> = 0</w:t>
+      </w:r>
+    </w:p>
+    <w:p>
+      <w:pPr>
+        <w:pBdr>
+          <w:top w:val="single" w:sz="4" w:space="1" w:color="auto"/>
+          <w:left w:val="single" w:sz="4" w:space="1" w:color="auto"/>
+          <w:bottom w:val="single" w:sz="4" w:space="1" w:color="auto"/>
+          <w:right w:val="single" w:sz="4" w:space="1" w:color="auto"/>
+        </w:pBdr>
+        <w:spacing w:after="0"/>
+        <w:ind w:left="720" w:firstLine="0"/>
+        <w:rPr>
+          <w:rFonts w:cs="Times New Roman"/>
+          <w:szCs w:val="28"/>
+        </w:rPr>
+      </w:pPr>
+      <w:r>
+        <w:rPr>
+          <w:rFonts w:cs="Times New Roman"/>
+          <w:szCs w:val="28"/>
+        </w:rPr>
+        <w:t xml:space="preserve">    </w:t>
+      </w:r>
+      <w:proofErr w:type="spellStart"/>
+      <w:r>
+        <w:rPr>
+          <w:rFonts w:cs="Times New Roman"/>
+          <w:szCs w:val="28"/>
+        </w:rPr>
+        <w:t>def</w:t>
+      </w:r>
+      <w:proofErr w:type="spellEnd"/>
+      <w:r>
+        <w:rPr>
+          <w:rFonts w:cs="Times New Roman"/>
+          <w:szCs w:val="28"/>
+        </w:rPr>
+        <w:t xml:space="preserve"> </w:t>
+      </w:r>
+      <w:proofErr w:type="spellStart"/>
+      <w:r>
+        <w:rPr>
+          <w:rFonts w:cs="Times New Roman"/>
+          <w:szCs w:val="28"/>
+        </w:rPr>
+        <w:t>input_numbers</w:t>
+      </w:r>
+      <w:proofErr w:type="spellEnd"/>
+      <w:r>
+        <w:rPr>
+          <w:rFonts w:cs="Times New Roman"/>
+          <w:szCs w:val="28"/>
+        </w:rPr>
+        <w:t>(self):</w:t>
+      </w:r>
+    </w:p>
+    <w:p>
+      <w:pPr>
+        <w:pBdr>
+          <w:top w:val="single" w:sz="4" w:space="1" w:color="auto"/>
+          <w:left w:val="single" w:sz="4" w:space="1" w:color="auto"/>
+          <w:bottom w:val="single" w:sz="4" w:space="1" w:color="auto"/>
+          <w:right w:val="single" w:sz="4" w:space="1" w:color="auto"/>
+        </w:pBdr>
+        <w:spacing w:after="0"/>
+        <w:ind w:left="720" w:firstLine="0"/>
+        <w:rPr>
+          <w:rFonts w:cs="Times New Roman"/>
+          <w:szCs w:val="28"/>
+        </w:rPr>
+      </w:pPr>
+      <w:r>
+        <w:rPr>
+          <w:rFonts w:cs="Times New Roman"/>
+          <w:szCs w:val="28"/>
+        </w:rPr>
+        <w:t xml:space="preserve">        try:</w:t>
+      </w:r>
+    </w:p>
+    <w:p>
+      <w:pPr>
+        <w:pBdr>
+          <w:top w:val="single" w:sz="4" w:space="1" w:color="auto"/>
+          <w:left w:val="single" w:sz="4" w:space="1" w:color="auto"/>
+          <w:bottom w:val="single" w:sz="4" w:space="1" w:color="auto"/>
+          <w:right w:val="single" w:sz="4" w:space="1" w:color="auto"/>
+        </w:pBdr>
+        <w:spacing w:after="0"/>
+        <w:ind w:left="720" w:firstLine="0"/>
+        <w:rPr>
+          <w:rFonts w:cs="Times New Roman"/>
+          <w:szCs w:val="28"/>
+        </w:rPr>
+      </w:pPr>
+      <w:r>
+        <w:rPr>
+          <w:rFonts w:cs="Times New Roman"/>
+          <w:szCs w:val="28"/>
+        </w:rPr>
+        <w:t xml:space="preserve">            a = </w:t>
+      </w:r>
+      <w:proofErr w:type="gramStart"/>
+      <w:r>
+        <w:rPr>
+          <w:rFonts w:cs="Times New Roman"/>
+          <w:szCs w:val="28"/>
+        </w:rPr>
+        <w:t>float(</w:t>
+      </w:r>
+      <w:proofErr w:type="gramEnd"/>
+      <w:r>
+        <w:rPr>
+          <w:rFonts w:cs="Times New Roman"/>
+          <w:szCs w:val="28"/>
+        </w:rPr>
+        <w:t>input("</w:t>
+      </w:r>
+      <w:proofErr w:type="spellStart"/>
+      <w:r>
+        <w:rPr>
+          <w:rFonts w:cs="Times New Roman"/>
+          <w:szCs w:val="28"/>
+        </w:rPr>
+        <w:t>Введіть</w:t>
+      </w:r>
+      <w:proofErr w:type="spellEnd"/>
+      <w:r>
+        <w:rPr>
+          <w:rFonts w:cs="Times New Roman"/>
+          <w:szCs w:val="28"/>
+        </w:rPr>
+        <w:t xml:space="preserve"> </w:t>
+      </w:r>
+      <w:proofErr w:type="spellStart"/>
+      <w:r>
+        <w:rPr>
+          <w:rFonts w:cs="Times New Roman"/>
+          <w:szCs w:val="28"/>
+        </w:rPr>
+        <w:t>перше</w:t>
+      </w:r>
+      <w:proofErr w:type="spellEnd"/>
+      <w:r>
+        <w:rPr>
+          <w:rFonts w:cs="Times New Roman"/>
+          <w:szCs w:val="28"/>
+        </w:rPr>
+        <w:t xml:space="preserve"> </w:t>
+      </w:r>
+      <w:proofErr w:type="spellStart"/>
+      <w:r>
+        <w:rPr>
+          <w:rFonts w:cs="Times New Roman"/>
+          <w:szCs w:val="28"/>
+        </w:rPr>
+        <w:t>число</w:t>
+      </w:r>
+      <w:proofErr w:type="spellEnd"/>
+      <w:r>
+        <w:rPr>
+          <w:rFonts w:cs="Times New Roman"/>
+          <w:szCs w:val="28"/>
+        </w:rPr>
+        <w:t>: "))</w:t>
+      </w:r>
+    </w:p>
+    <w:p>
+      <w:pPr>
+        <w:pBdr>
+          <w:top w:val="single" w:sz="4" w:space="1" w:color="auto"/>
+          <w:left w:val="single" w:sz="4" w:space="1" w:color="auto"/>
+          <w:bottom w:val="single" w:sz="4" w:space="1" w:color="auto"/>
+          <w:right w:val="single" w:sz="4" w:space="1" w:color="auto"/>
+        </w:pBdr>
+        <w:spacing w:after="0"/>
+        <w:ind w:left="720" w:firstLine="0"/>
+        <w:rPr>
+          <w:rFonts w:cs="Times New Roman"/>
+          <w:szCs w:val="28"/>
+        </w:rPr>
+      </w:pPr>
+      <w:r>
+        <w:rPr>
+          <w:rFonts w:cs="Times New Roman"/>
+          <w:szCs w:val="28"/>
+        </w:rPr>
+        <w:t xml:space="preserve">            b = </w:t>
+      </w:r>
+      <w:proofErr w:type="gramStart"/>
+      <w:r>
+        <w:rPr>
+          <w:rFonts w:cs="Times New Roman"/>
+          <w:szCs w:val="28"/>
+        </w:rPr>
+        <w:t>float(</w:t>
+      </w:r>
+      <w:proofErr w:type="gramEnd"/>
+      <w:r>
+        <w:rPr>
+          <w:rFonts w:cs="Times New Roman"/>
+          <w:szCs w:val="28"/>
+        </w:rPr>
+        <w:t>input("</w:t>
+      </w:r>
+      <w:proofErr w:type="spellStart"/>
+      <w:r>
+        <w:rPr>
+          <w:rFonts w:cs="Times New Roman"/>
+          <w:szCs w:val="28"/>
+        </w:rPr>
+        <w:t>Введіть</w:t>
+      </w:r>
+      <w:proofErr w:type="spellEnd"/>
+      <w:r>
+        <w:rPr>
+          <w:rFonts w:cs="Times New Roman"/>
+          <w:szCs w:val="28"/>
+        </w:rPr>
+        <w:t xml:space="preserve"> </w:t>
+      </w:r>
+      <w:proofErr w:type="spellStart"/>
+      <w:r>
+        <w:rPr>
+          <w:rFonts w:cs="Times New Roman"/>
+          <w:szCs w:val="28"/>
+        </w:rPr>
+        <w:t>друге</w:t>
+      </w:r>
+      <w:proofErr w:type="spellEnd"/>
+      <w:r>
+        <w:rPr>
+          <w:rFonts w:cs="Times New Roman"/>
+          <w:szCs w:val="28"/>
+        </w:rPr>
+        <w:t xml:space="preserve"> </w:t>
+      </w:r>
+      <w:proofErr w:type="spellStart"/>
+      <w:r>
+        <w:rPr>
+          <w:rFonts w:cs="Times New Roman"/>
+          <w:szCs w:val="28"/>
+        </w:rPr>
+        <w:t>число</w:t>
+      </w:r>
+      <w:proofErr w:type="spellEnd"/>
+      <w:r>
+        <w:rPr>
+          <w:rFonts w:cs="Times New Roman"/>
+          <w:szCs w:val="28"/>
+        </w:rPr>
+        <w:t>: "))</w:t>
+      </w:r>
+    </w:p>
+    <w:p>
+      <w:pPr>
+        <w:pBdr>
+          <w:top w:val="single" w:sz="4" w:space="1" w:color="auto"/>
+          <w:left w:val="single" w:sz="4" w:space="1" w:color="auto"/>
+          <w:bottom w:val="single" w:sz="4" w:space="1" w:color="auto"/>
+          <w:right w:val="single" w:sz="4" w:space="1" w:color="auto"/>
+        </w:pBdr>
+        <w:spacing w:after="0"/>
+        <w:ind w:left="720" w:firstLine="0"/>
+        <w:rPr>
+          <w:rFonts w:cs="Times New Roman"/>
+          <w:szCs w:val="28"/>
+        </w:rPr>
+      </w:pPr>
+      <w:r>
+        <w:rPr>
+          <w:rFonts w:cs="Times New Roman"/>
+          <w:szCs w:val="28"/>
+        </w:rPr>
+        <w:t xml:space="preserve">            return a, b</w:t>
+      </w:r>
+    </w:p>
+    <w:p>
+      <w:pPr>
+        <w:pBdr>
+          <w:top w:val="single" w:sz="4" w:space="1" w:color="auto"/>
+          <w:left w:val="single" w:sz="4" w:space="1" w:color="auto"/>
+          <w:bottom w:val="single" w:sz="4" w:space="1" w:color="auto"/>
+          <w:right w:val="single" w:sz="4" w:space="1" w:color="auto"/>
+        </w:pBdr>
+        <w:spacing w:after="0"/>
+        <w:ind w:left="720" w:firstLine="0"/>
+        <w:rPr>
+          <w:rFonts w:cs="Times New Roman"/>
+          <w:szCs w:val="28"/>
+        </w:rPr>
+      </w:pPr>
+      <w:r>
+        <w:rPr>
+          <w:rFonts w:cs="Times New Roman"/>
+          <w:szCs w:val="28"/>
+        </w:rPr>
+        <w:t xml:space="preserve">        except </w:t>
+      </w:r>
+      <w:proofErr w:type="spellStart"/>
+      <w:r>
+        <w:rPr>
+          <w:rFonts w:cs="Times New Roman"/>
+          <w:szCs w:val="28"/>
+        </w:rPr>
+        <w:t>ValueError</w:t>
+      </w:r>
+      <w:proofErr w:type="spellEnd"/>
+      <w:r>
+        <w:rPr>
+          <w:rFonts w:cs="Times New Roman"/>
+          <w:szCs w:val="28"/>
+        </w:rPr>
+        <w:t>:</w:t>
+      </w:r>
+    </w:p>
+    <w:p>
+      <w:pPr>
+        <w:pBdr>
+          <w:top w:val="single" w:sz="4" w:space="1" w:color="auto"/>
+          <w:left w:val="single" w:sz="4" w:space="1" w:color="auto"/>
+          <w:bottom w:val="single" w:sz="4" w:space="1" w:color="auto"/>
+          <w:right w:val="single" w:sz="4" w:space="1" w:color="auto"/>
+        </w:pBdr>
+        <w:spacing w:after="0"/>
+        <w:ind w:left="720" w:firstLine="0"/>
+        <w:rPr>
+          <w:rFonts w:cs="Times New Roman"/>
+          <w:szCs w:val="28"/>
+          <w:lang w:val="ru-RU"/>
+        </w:rPr>
+      </w:pPr>
+      <w:r>
+        <w:rPr>
+          <w:rFonts w:cs="Times New Roman"/>
+          <w:szCs w:val="28"/>
+        </w:rPr>
+        <w:t xml:space="preserve">            </w:t>
+      </w:r>
+      <w:proofErr w:type="gramStart"/>
+      <w:r>
+        <w:rPr>
+          <w:rFonts w:cs="Times New Roman"/>
+          <w:szCs w:val="28"/>
+        </w:rPr>
+        <w:t>print</w:t>
+      </w:r>
+      <w:r>
+        <w:rPr>
+          <w:rFonts w:cs="Times New Roman"/>
+          <w:szCs w:val="28"/>
+          <w:lang w:val="ru-RU"/>
+        </w:rPr>
+        <w:t>(</w:t>
+      </w:r>
+      <w:proofErr w:type="gramEnd"/>
+      <w:r>
+        <w:rPr>
+          <w:rFonts w:cs="Times New Roman"/>
+          <w:szCs w:val="28"/>
+          <w:lang w:val="ru-RU"/>
+        </w:rPr>
+        <w:t xml:space="preserve">"Неправильно введено </w:t>
+      </w:r>
+      <w:proofErr w:type="spellStart"/>
+      <w:r>
+        <w:rPr>
+          <w:rFonts w:cs="Times New Roman"/>
+          <w:szCs w:val="28"/>
+          <w:lang w:val="ru-RU"/>
+        </w:rPr>
+        <w:t>значення</w:t>
+      </w:r>
+      <w:proofErr w:type="spellEnd"/>
+      <w:r>
+        <w:rPr>
+          <w:rFonts w:cs="Times New Roman"/>
+          <w:szCs w:val="28"/>
+          <w:lang w:val="ru-RU"/>
+        </w:rPr>
+        <w:t>.")</w:t>
+      </w:r>
+    </w:p>
+    <w:p>
+      <w:pPr>
+        <w:pBdr>
+          <w:top w:val="single" w:sz="4" w:space="1" w:color="auto"/>
+          <w:left w:val="single" w:sz="4" w:space="1" w:color="auto"/>
+          <w:bottom w:val="single" w:sz="4" w:space="1" w:color="auto"/>
+          <w:right w:val="single" w:sz="4" w:space="1" w:color="auto"/>
+        </w:pBdr>
+        <w:spacing w:after="0"/>
+        <w:ind w:left="720" w:firstLine="0"/>
+        <w:rPr>
+          <w:rFonts w:cs="Times New Roman"/>
+          <w:szCs w:val="28"/>
+          <w:lang w:val="ru-RU"/>
+        </w:rPr>
+      </w:pPr>
+      <w:r>
+        <w:rPr>
+          <w:rFonts w:cs="Times New Roman"/>
+          <w:szCs w:val="28"/>
+          <w:lang w:val="ru-RU"/>
+        </w:rPr>
+        <w:t xml:space="preserve">            </w:t>
+      </w:r>
+      <w:r>
+        <w:rPr>
+          <w:rFonts w:cs="Times New Roman"/>
+          <w:szCs w:val="28"/>
+        </w:rPr>
+        <w:t>log</w:t>
+      </w:r>
+      <w:r>
+        <w:rPr>
+          <w:rFonts w:cs="Times New Roman"/>
+          <w:szCs w:val="28"/>
+          <w:lang w:val="ru-RU"/>
+        </w:rPr>
+        <w:t>_</w:t>
+      </w:r>
+      <w:proofErr w:type="gramStart"/>
+      <w:r>
+        <w:rPr>
+          <w:rFonts w:cs="Times New Roman"/>
+          <w:szCs w:val="28"/>
+        </w:rPr>
+        <w:t>error</w:t>
+      </w:r>
+      <w:r>
+        <w:rPr>
+          <w:rFonts w:cs="Times New Roman"/>
+          <w:szCs w:val="28"/>
+          <w:lang w:val="ru-RU"/>
+        </w:rPr>
+        <w:t>(</w:t>
+      </w:r>
+      <w:proofErr w:type="gramEnd"/>
+      <w:r>
+        <w:rPr>
+          <w:rFonts w:cs="Times New Roman"/>
+          <w:szCs w:val="28"/>
+          <w:lang w:val="ru-RU"/>
+        </w:rPr>
+        <w:t xml:space="preserve">"НЕправильне </w:t>
+      </w:r>
+      <w:proofErr w:type="spellStart"/>
+      <w:r>
+        <w:rPr>
+          <w:rFonts w:cs="Times New Roman"/>
+          <w:szCs w:val="28"/>
+          <w:lang w:val="ru-RU"/>
+        </w:rPr>
+        <w:t>значення</w:t>
+      </w:r>
+      <w:proofErr w:type="spellEnd"/>
+      <w:r>
+        <w:rPr>
+          <w:rFonts w:cs="Times New Roman"/>
+          <w:szCs w:val="28"/>
+          <w:lang w:val="ru-RU"/>
+        </w:rPr>
+        <w:t>")</w:t>
+      </w:r>
+    </w:p>
+    <w:p>
+      <w:pPr>
+        <w:pBdr>
+          <w:top w:val="single" w:sz="4" w:space="1" w:color="auto"/>
+          <w:left w:val="single" w:sz="4" w:space="1" w:color="auto"/>
+          <w:bottom w:val="single" w:sz="4" w:space="1" w:color="auto"/>
+          <w:right w:val="single" w:sz="4" w:space="1" w:color="auto"/>
+        </w:pBdr>
+        <w:spacing w:after="0"/>
+        <w:ind w:left="720" w:firstLine="0"/>
+        <w:rPr>
+          <w:rFonts w:cs="Times New Roman"/>
+          <w:szCs w:val="28"/>
+        </w:rPr>
+      </w:pPr>
+      <w:r>
+        <w:rPr>
+          <w:rFonts w:cs="Times New Roman"/>
+          <w:szCs w:val="28"/>
+          <w:lang w:val="ru-RU"/>
+        </w:rPr>
+        <w:t xml:space="preserve">            </w:t>
+      </w:r>
+      <w:r>
+        <w:rPr>
+          <w:rFonts w:cs="Times New Roman"/>
+          <w:szCs w:val="28"/>
+        </w:rPr>
+        <w:t>return None, None</w:t>
+      </w:r>
+    </w:p>
+    <w:p>
+      <w:pPr>
+        <w:pBdr>
+          <w:top w:val="single" w:sz="4" w:space="1" w:color="auto"/>
+          <w:left w:val="single" w:sz="4" w:space="1" w:color="auto"/>
+          <w:bottom w:val="single" w:sz="4" w:space="1" w:color="auto"/>
+          <w:right w:val="single" w:sz="4" w:space="1" w:color="auto"/>
+        </w:pBdr>
+        <w:spacing w:after="0"/>
+        <w:ind w:left="720" w:firstLine="0"/>
+        <w:rPr>
+          <w:rFonts w:cs="Times New Roman"/>
+          <w:szCs w:val="28"/>
+        </w:rPr>
+      </w:pPr>
+    </w:p>
+    <w:p>
+      <w:pPr>
+        <w:pBdr>
+          <w:top w:val="single" w:sz="4" w:space="1" w:color="auto"/>
+          <w:left w:val="single" w:sz="4" w:space="1" w:color="auto"/>
+          <w:bottom w:val="single" w:sz="4" w:space="1" w:color="auto"/>
+          <w:right w:val="single" w:sz="4" w:space="1" w:color="auto"/>
+        </w:pBdr>
+        <w:spacing w:after="0"/>
+        <w:ind w:left="720" w:firstLine="0"/>
+        <w:rPr>
+          <w:rFonts w:cs="Times New Roman"/>
+          <w:szCs w:val="28"/>
+        </w:rPr>
+      </w:pPr>
+      <w:r>
+        <w:rPr>
+          <w:rFonts w:cs="Times New Roman"/>
+          <w:szCs w:val="28"/>
+        </w:rPr>
+        <w:t xml:space="preserve">    </w:t>
+      </w:r>
+      <w:proofErr w:type="spellStart"/>
+      <w:r>
+        <w:rPr>
+          <w:rFonts w:cs="Times New Roman"/>
+          <w:szCs w:val="28"/>
+        </w:rPr>
+        <w:t>def</w:t>
+      </w:r>
+      <w:proofErr w:type="spellEnd"/>
+      <w:r>
+        <w:rPr>
+          <w:rFonts w:cs="Times New Roman"/>
+          <w:szCs w:val="28"/>
+        </w:rPr>
+        <w:t xml:space="preserve"> </w:t>
+      </w:r>
+      <w:proofErr w:type="spellStart"/>
+      <w:r>
+        <w:rPr>
+          <w:rFonts w:cs="Times New Roman"/>
+          <w:szCs w:val="28"/>
+        </w:rPr>
+        <w:t>input_operation</w:t>
+      </w:r>
+      <w:proofErr w:type="spellEnd"/>
+      <w:r>
+        <w:rPr>
+          <w:rFonts w:cs="Times New Roman"/>
+          <w:szCs w:val="28"/>
+        </w:rPr>
+        <w:t>(self):</w:t>
+      </w:r>
+    </w:p>
+    <w:p>
+      <w:pPr>
+        <w:pBdr>
+          <w:top w:val="single" w:sz="4" w:space="1" w:color="auto"/>
+          <w:left w:val="single" w:sz="4" w:space="1" w:color="auto"/>
+          <w:bottom w:val="single" w:sz="4" w:space="1" w:color="auto"/>
+          <w:right w:val="single" w:sz="4" w:space="1" w:color="auto"/>
+        </w:pBdr>
+        <w:spacing w:after="0"/>
+        <w:ind w:left="720" w:firstLine="0"/>
+        <w:rPr>
+          <w:rFonts w:cs="Times New Roman"/>
+          <w:szCs w:val="28"/>
+        </w:rPr>
+      </w:pPr>
+      <w:r>
+        <w:rPr>
+          <w:rFonts w:cs="Times New Roman"/>
+          <w:szCs w:val="28"/>
+        </w:rPr>
+        <w:t xml:space="preserve">        operation = </w:t>
+      </w:r>
+      <w:proofErr w:type="gramStart"/>
+      <w:r>
+        <w:rPr>
+          <w:rFonts w:cs="Times New Roman"/>
+          <w:szCs w:val="28"/>
+        </w:rPr>
+        <w:t>input(</w:t>
+      </w:r>
+      <w:proofErr w:type="gramEnd"/>
+      <w:r>
+        <w:rPr>
+          <w:rFonts w:cs="Times New Roman"/>
+          <w:szCs w:val="28"/>
+        </w:rPr>
+        <w:t>"</w:t>
+      </w:r>
+      <w:proofErr w:type="spellStart"/>
+      <w:r>
+        <w:rPr>
+          <w:rFonts w:cs="Times New Roman"/>
+          <w:szCs w:val="28"/>
+        </w:rPr>
+        <w:t>Виберіть</w:t>
+      </w:r>
+      <w:proofErr w:type="spellEnd"/>
+      <w:r>
+        <w:rPr>
+          <w:rFonts w:cs="Times New Roman"/>
+          <w:szCs w:val="28"/>
+        </w:rPr>
+        <w:t xml:space="preserve"> </w:t>
+      </w:r>
+      <w:proofErr w:type="spellStart"/>
+      <w:r>
+        <w:rPr>
+          <w:rFonts w:cs="Times New Roman"/>
+          <w:szCs w:val="28"/>
+        </w:rPr>
+        <w:t>операцію</w:t>
+      </w:r>
+      <w:proofErr w:type="spellEnd"/>
+      <w:r>
+        <w:rPr>
+          <w:rFonts w:cs="Times New Roman"/>
+          <w:szCs w:val="28"/>
+        </w:rPr>
+        <w:t xml:space="preserve"> (+, -, *, /): ")</w:t>
+      </w:r>
+    </w:p>
+    <w:p>
+      <w:pPr>
+        <w:pBdr>
+          <w:top w:val="single" w:sz="4" w:space="1" w:color="auto"/>
+          <w:left w:val="single" w:sz="4" w:space="1" w:color="auto"/>
+          <w:bottom w:val="single" w:sz="4" w:space="1" w:color="auto"/>
+          <w:right w:val="single" w:sz="4" w:space="1" w:color="auto"/>
+        </w:pBdr>
+        <w:spacing w:after="0"/>
+        <w:ind w:left="720" w:firstLine="0"/>
+        <w:rPr>
+          <w:rFonts w:cs="Times New Roman"/>
+          <w:szCs w:val="28"/>
+        </w:rPr>
+      </w:pPr>
+      <w:r>
+        <w:rPr>
+          <w:rFonts w:cs="Times New Roman"/>
+          <w:szCs w:val="28"/>
+        </w:rPr>
+        <w:t xml:space="preserve">        if operation not in ('+', '-', '*', '/'):</w:t>
+      </w:r>
+    </w:p>
+    <w:p>
+      <w:pPr>
+        <w:pBdr>
+          <w:top w:val="single" w:sz="4" w:space="1" w:color="auto"/>
+          <w:left w:val="single" w:sz="4" w:space="1" w:color="auto"/>
+          <w:bottom w:val="single" w:sz="4" w:space="1" w:color="auto"/>
+          <w:right w:val="single" w:sz="4" w:space="1" w:color="auto"/>
+        </w:pBdr>
+        <w:spacing w:after="0"/>
+        <w:ind w:left="720" w:firstLine="0"/>
+        <w:rPr>
+          <w:rFonts w:cs="Times New Roman"/>
+          <w:szCs w:val="28"/>
+        </w:rPr>
+      </w:pPr>
+      <w:r>
+        <w:rPr>
+          <w:rFonts w:cs="Times New Roman"/>
+          <w:szCs w:val="28"/>
+        </w:rPr>
+        <w:t xml:space="preserve">            </w:t>
+      </w:r>
+      <w:proofErr w:type="gramStart"/>
+      <w:r>
+        <w:rPr>
+          <w:rFonts w:cs="Times New Roman"/>
+          <w:szCs w:val="28"/>
+        </w:rPr>
+        <w:t>print(</w:t>
+      </w:r>
+      <w:proofErr w:type="gramEnd"/>
+      <w:r>
+        <w:rPr>
+          <w:rFonts w:cs="Times New Roman"/>
+          <w:szCs w:val="28"/>
+        </w:rPr>
+        <w:t>"</w:t>
+      </w:r>
+      <w:proofErr w:type="spellStart"/>
+      <w:r>
+        <w:rPr>
+          <w:rFonts w:cs="Times New Roman"/>
+          <w:szCs w:val="28"/>
+        </w:rPr>
+        <w:t>Неправильна</w:t>
+      </w:r>
+      <w:proofErr w:type="spellEnd"/>
+      <w:r>
+        <w:rPr>
+          <w:rFonts w:cs="Times New Roman"/>
+          <w:szCs w:val="28"/>
+        </w:rPr>
+        <w:t xml:space="preserve"> </w:t>
+      </w:r>
+      <w:proofErr w:type="spellStart"/>
+      <w:r>
+        <w:rPr>
+          <w:rFonts w:cs="Times New Roman"/>
+          <w:szCs w:val="28"/>
+        </w:rPr>
+        <w:t>операція</w:t>
+      </w:r>
+      <w:proofErr w:type="spellEnd"/>
+      <w:r>
+        <w:rPr>
+          <w:rFonts w:cs="Times New Roman"/>
+          <w:szCs w:val="28"/>
+        </w:rPr>
+        <w:t>!")</w:t>
+      </w:r>
+    </w:p>
+    <w:p>
+      <w:pPr>
+        <w:pBdr>
+          <w:top w:val="single" w:sz="4" w:space="1" w:color="auto"/>
+          <w:left w:val="single" w:sz="4" w:space="1" w:color="auto"/>
+          <w:bottom w:val="single" w:sz="4" w:space="1" w:color="auto"/>
+          <w:right w:val="single" w:sz="4" w:space="1" w:color="auto"/>
+        </w:pBdr>
+        <w:spacing w:after="0"/>
+        <w:ind w:left="720" w:firstLine="0"/>
+        <w:rPr>
+          <w:rFonts w:cs="Times New Roman"/>
+          <w:szCs w:val="28"/>
+        </w:rPr>
+      </w:pPr>
+      <w:r>
+        <w:rPr>
+          <w:rFonts w:cs="Times New Roman"/>
+          <w:szCs w:val="28"/>
+        </w:rPr>
+        <w:t xml:space="preserve">            </w:t>
+      </w:r>
+      <w:proofErr w:type="spellStart"/>
+      <w:r>
+        <w:rPr>
+          <w:rFonts w:cs="Times New Roman"/>
+          <w:szCs w:val="28"/>
+        </w:rPr>
+        <w:t>log_</w:t>
+      </w:r>
+      <w:proofErr w:type="gramStart"/>
+      <w:r>
+        <w:rPr>
+          <w:rFonts w:cs="Times New Roman"/>
+          <w:szCs w:val="28"/>
+        </w:rPr>
+        <w:t>error</w:t>
+      </w:r>
+      <w:proofErr w:type="spellEnd"/>
+      <w:r>
+        <w:rPr>
+          <w:rFonts w:cs="Times New Roman"/>
+          <w:szCs w:val="28"/>
+        </w:rPr>
+        <w:t>(</w:t>
+      </w:r>
+      <w:proofErr w:type="spellStart"/>
+      <w:proofErr w:type="gramEnd"/>
+      <w:r>
+        <w:rPr>
+          <w:rFonts w:cs="Times New Roman"/>
+          <w:szCs w:val="28"/>
+        </w:rPr>
+        <w:t>f"Неправильна</w:t>
+      </w:r>
+      <w:proofErr w:type="spellEnd"/>
+      <w:r>
+        <w:rPr>
+          <w:rFonts w:cs="Times New Roman"/>
+          <w:szCs w:val="28"/>
+        </w:rPr>
+        <w:t xml:space="preserve"> </w:t>
+      </w:r>
+      <w:proofErr w:type="spellStart"/>
+      <w:r>
+        <w:rPr>
+          <w:rFonts w:cs="Times New Roman"/>
+          <w:szCs w:val="28"/>
+        </w:rPr>
+        <w:t>операція</w:t>
+      </w:r>
+      <w:proofErr w:type="spellEnd"/>
+      <w:r>
+        <w:rPr>
+          <w:rFonts w:cs="Times New Roman"/>
+          <w:szCs w:val="28"/>
+        </w:rPr>
+        <w:t>: {operation}")</w:t>
+      </w:r>
+    </w:p>
+    <w:p>
+      <w:pPr>
+        <w:pBdr>
+          <w:top w:val="single" w:sz="4" w:space="1" w:color="auto"/>
+          <w:left w:val="single" w:sz="4" w:space="1" w:color="auto"/>
+          <w:bottom w:val="single" w:sz="4" w:space="1" w:color="auto"/>
+          <w:right w:val="single" w:sz="4" w:space="1" w:color="auto"/>
+        </w:pBdr>
+        <w:spacing w:after="0"/>
+        <w:ind w:left="720" w:firstLine="0"/>
+        <w:rPr>
+          <w:rFonts w:cs="Times New Roman"/>
+          <w:szCs w:val="28"/>
+        </w:rPr>
+      </w:pPr>
+      <w:r>
+        <w:rPr>
+          <w:rFonts w:cs="Times New Roman"/>
+          <w:szCs w:val="28"/>
+        </w:rPr>
+        <w:t xml:space="preserve">            return None</w:t>
+      </w:r>
+    </w:p>
+    <w:p>
+      <w:pPr>
+        <w:pBdr>
+          <w:top w:val="single" w:sz="4" w:space="1" w:color="auto"/>
+          <w:left w:val="single" w:sz="4" w:space="1" w:color="auto"/>
+          <w:bottom w:val="single" w:sz="4" w:space="1" w:color="auto"/>
+          <w:right w:val="single" w:sz="4" w:space="1" w:color="auto"/>
+        </w:pBdr>
+        <w:spacing w:after="0"/>
+        <w:ind w:left="720" w:firstLine="0"/>
+        <w:rPr>
+          <w:rFonts w:cs="Times New Roman"/>
+          <w:szCs w:val="28"/>
+        </w:rPr>
+      </w:pPr>
+      <w:r>
+        <w:rPr>
+          <w:rFonts w:cs="Times New Roman"/>
+          <w:szCs w:val="28"/>
+        </w:rPr>
+        <w:t xml:space="preserve">        return operation</w:t>
+      </w:r>
+    </w:p>
+    <w:p>
+      <w:pPr>
+        <w:pBdr>
+          <w:top w:val="single" w:sz="4" w:space="1" w:color="auto"/>
+          <w:left w:val="single" w:sz="4" w:space="1" w:color="auto"/>
+          <w:bottom w:val="single" w:sz="4" w:space="1" w:color="auto"/>
+          <w:right w:val="single" w:sz="4" w:space="1" w:color="auto"/>
+        </w:pBdr>
+        <w:spacing w:after="0"/>
+        <w:ind w:left="720" w:firstLine="0"/>
+        <w:rPr>
+          <w:rFonts w:cs="Times New Roman"/>
+          <w:szCs w:val="28"/>
+        </w:rPr>
+      </w:pPr>
+    </w:p>
+    <w:p>
+      <w:pPr>
+        <w:pBdr>
+          <w:top w:val="single" w:sz="4" w:space="1" w:color="auto"/>
+          <w:left w:val="single" w:sz="4" w:space="1" w:color="auto"/>
+          <w:bottom w:val="single" w:sz="4" w:space="1" w:color="auto"/>
+          <w:right w:val="single" w:sz="4" w:space="1" w:color="auto"/>
+        </w:pBdr>
+        <w:spacing w:after="0"/>
+        <w:ind w:left="720" w:firstLine="0"/>
+        <w:rPr>
+          <w:rFonts w:cs="Times New Roman"/>
+          <w:szCs w:val="28"/>
+        </w:rPr>
+      </w:pPr>
+      <w:r>
+        <w:rPr>
+          <w:rFonts w:cs="Times New Roman"/>
+          <w:szCs w:val="28"/>
+        </w:rPr>
+        <w:t xml:space="preserve">    </w:t>
+      </w:r>
+      <w:proofErr w:type="spellStart"/>
+      <w:r>
+        <w:rPr>
+          <w:rFonts w:cs="Times New Roman"/>
+          <w:szCs w:val="28"/>
+        </w:rPr>
+        <w:t>def</w:t>
+      </w:r>
+      <w:proofErr w:type="spellEnd"/>
+      <w:r>
+        <w:rPr>
+          <w:rFonts w:cs="Times New Roman"/>
+          <w:szCs w:val="28"/>
+        </w:rPr>
+        <w:t xml:space="preserve"> </w:t>
+      </w:r>
+      <w:proofErr w:type="spellStart"/>
+      <w:r>
+        <w:rPr>
+          <w:rFonts w:cs="Times New Roman"/>
+          <w:szCs w:val="28"/>
+        </w:rPr>
+        <w:t>do_</w:t>
+      </w:r>
+      <w:proofErr w:type="gramStart"/>
+      <w:r>
+        <w:rPr>
+          <w:rFonts w:cs="Times New Roman"/>
+          <w:szCs w:val="28"/>
+        </w:rPr>
+        <w:t>operation</w:t>
+      </w:r>
+      <w:proofErr w:type="spellEnd"/>
+      <w:r>
+        <w:rPr>
+          <w:rFonts w:cs="Times New Roman"/>
+          <w:szCs w:val="28"/>
+        </w:rPr>
+        <w:t>(</w:t>
+      </w:r>
+      <w:proofErr w:type="gramEnd"/>
+      <w:r>
+        <w:rPr>
+          <w:rFonts w:cs="Times New Roman"/>
+          <w:szCs w:val="28"/>
+        </w:rPr>
+        <w:t>self, a, b, operation):</w:t>
+      </w:r>
+    </w:p>
+    <w:p>
+      <w:pPr>
+        <w:pBdr>
+          <w:top w:val="single" w:sz="4" w:space="1" w:color="auto"/>
+          <w:left w:val="single" w:sz="4" w:space="1" w:color="auto"/>
+          <w:bottom w:val="single" w:sz="4" w:space="1" w:color="auto"/>
+          <w:right w:val="single" w:sz="4" w:space="1" w:color="auto"/>
+        </w:pBdr>
+        <w:spacing w:after="0"/>
+        <w:ind w:left="720" w:firstLine="0"/>
+        <w:rPr>
+          <w:rFonts w:cs="Times New Roman"/>
+          <w:szCs w:val="28"/>
+        </w:rPr>
+      </w:pPr>
+      <w:r>
+        <w:rPr>
+          <w:rFonts w:cs="Times New Roman"/>
+          <w:szCs w:val="28"/>
+        </w:rPr>
+        <w:t xml:space="preserve">        if operation == '+':</w:t>
+      </w:r>
+    </w:p>
+    <w:p>
+      <w:pPr>
+        <w:pBdr>
+          <w:top w:val="single" w:sz="4" w:space="1" w:color="auto"/>
+          <w:left w:val="single" w:sz="4" w:space="1" w:color="auto"/>
+          <w:bottom w:val="single" w:sz="4" w:space="1" w:color="auto"/>
+          <w:right w:val="single" w:sz="4" w:space="1" w:color="auto"/>
+        </w:pBdr>
+        <w:spacing w:after="0"/>
+        <w:ind w:left="720" w:firstLine="0"/>
+        <w:rPr>
+          <w:rFonts w:cs="Times New Roman"/>
+          <w:szCs w:val="28"/>
+        </w:rPr>
+      </w:pPr>
+      <w:r>
+        <w:rPr>
+          <w:rFonts w:cs="Times New Roman"/>
+          <w:szCs w:val="28"/>
+        </w:rPr>
+        <w:t xml:space="preserve">            result = </w:t>
+      </w:r>
+      <w:proofErr w:type="gramStart"/>
+      <w:r>
+        <w:rPr>
+          <w:rFonts w:cs="Times New Roman"/>
+          <w:szCs w:val="28"/>
+        </w:rPr>
+        <w:t>plus(</w:t>
+      </w:r>
+      <w:proofErr w:type="gramEnd"/>
+      <w:r>
+        <w:rPr>
+          <w:rFonts w:cs="Times New Roman"/>
+          <w:szCs w:val="28"/>
+        </w:rPr>
+        <w:t>a, b)</w:t>
+      </w:r>
+    </w:p>
+    <w:p>
+      <w:pPr>
+        <w:pBdr>
+          <w:top w:val="single" w:sz="4" w:space="1" w:color="auto"/>
+          <w:left w:val="single" w:sz="4" w:space="1" w:color="auto"/>
+          <w:bottom w:val="single" w:sz="4" w:space="1" w:color="auto"/>
+          <w:right w:val="single" w:sz="4" w:space="1" w:color="auto"/>
+        </w:pBdr>
+        <w:spacing w:after="0"/>
+        <w:ind w:left="720" w:firstLine="0"/>
+        <w:rPr>
+          <w:rFonts w:cs="Times New Roman"/>
+          <w:szCs w:val="28"/>
+        </w:rPr>
+      </w:pPr>
+      <w:r>
+        <w:rPr>
+          <w:rFonts w:cs="Times New Roman"/>
+          <w:szCs w:val="28"/>
+        </w:rPr>
+        <w:t xml:space="preserve">        </w:t>
+      </w:r>
+      <w:proofErr w:type="spellStart"/>
+      <w:r>
+        <w:rPr>
+          <w:rFonts w:cs="Times New Roman"/>
+          <w:szCs w:val="28"/>
+        </w:rPr>
+        <w:t>elif</w:t>
+      </w:r>
+      <w:proofErr w:type="spellEnd"/>
+      <w:r>
+        <w:rPr>
+          <w:rFonts w:cs="Times New Roman"/>
+          <w:szCs w:val="28"/>
+        </w:rPr>
+        <w:t xml:space="preserve"> operation == '-':</w:t>
+      </w:r>
+    </w:p>
+    <w:p>
+      <w:pPr>
+        <w:pBdr>
+          <w:top w:val="single" w:sz="4" w:space="1" w:color="auto"/>
+          <w:left w:val="single" w:sz="4" w:space="1" w:color="auto"/>
+          <w:bottom w:val="single" w:sz="4" w:space="1" w:color="auto"/>
+          <w:right w:val="single" w:sz="4" w:space="1" w:color="auto"/>
+        </w:pBdr>
+        <w:spacing w:after="0"/>
+        <w:ind w:left="720" w:firstLine="0"/>
+        <w:rPr>
+          <w:rFonts w:cs="Times New Roman"/>
+          <w:szCs w:val="28"/>
+        </w:rPr>
+      </w:pPr>
+      <w:r>
+        <w:rPr>
+          <w:rFonts w:cs="Times New Roman"/>
+          <w:szCs w:val="28"/>
+        </w:rPr>
+        <w:t xml:space="preserve">            result = </w:t>
+      </w:r>
+      <w:proofErr w:type="gramStart"/>
+      <w:r>
+        <w:rPr>
+          <w:rFonts w:cs="Times New Roman"/>
+          <w:szCs w:val="28"/>
+        </w:rPr>
+        <w:t>minus(</w:t>
+      </w:r>
+      <w:proofErr w:type="gramEnd"/>
+      <w:r>
+        <w:rPr>
+          <w:rFonts w:cs="Times New Roman"/>
+          <w:szCs w:val="28"/>
+        </w:rPr>
+        <w:t>a, b)</w:t>
+      </w:r>
+    </w:p>
+    <w:p>
+      <w:pPr>
+        <w:pBdr>
+          <w:top w:val="single" w:sz="4" w:space="1" w:color="auto"/>
+          <w:left w:val="single" w:sz="4" w:space="1" w:color="auto"/>
+          <w:bottom w:val="single" w:sz="4" w:space="1" w:color="auto"/>
+          <w:right w:val="single" w:sz="4" w:space="1" w:color="auto"/>
+        </w:pBdr>
+        <w:spacing w:after="0"/>
+        <w:ind w:left="720" w:firstLine="0"/>
+        <w:rPr>
+          <w:rFonts w:cs="Times New Roman"/>
+          <w:szCs w:val="28"/>
+        </w:rPr>
+      </w:pPr>
+      <w:r>
+        <w:rPr>
+          <w:rFonts w:cs="Times New Roman"/>
+          <w:szCs w:val="28"/>
+        </w:rPr>
+        <w:t xml:space="preserve">        </w:t>
+      </w:r>
+      <w:proofErr w:type="spellStart"/>
+      <w:r>
+        <w:rPr>
+          <w:rFonts w:cs="Times New Roman"/>
+          <w:szCs w:val="28"/>
+        </w:rPr>
+        <w:t>elif</w:t>
+      </w:r>
+      <w:proofErr w:type="spellEnd"/>
+      <w:r>
+        <w:rPr>
+          <w:rFonts w:cs="Times New Roman"/>
+          <w:szCs w:val="28"/>
+        </w:rPr>
+        <w:t xml:space="preserve"> operation == '*':</w:t>
+      </w:r>
+    </w:p>
+    <w:p>
+      <w:pPr>
+        <w:pBdr>
+          <w:top w:val="single" w:sz="4" w:space="1" w:color="auto"/>
+          <w:left w:val="single" w:sz="4" w:space="1" w:color="auto"/>
+          <w:bottom w:val="single" w:sz="4" w:space="1" w:color="auto"/>
+          <w:right w:val="single" w:sz="4" w:space="1" w:color="auto"/>
+        </w:pBdr>
+        <w:spacing w:after="0"/>
+        <w:ind w:left="720" w:firstLine="0"/>
+        <w:rPr>
+          <w:rFonts w:cs="Times New Roman"/>
+          <w:szCs w:val="28"/>
+        </w:rPr>
+      </w:pPr>
+      <w:r>
+        <w:rPr>
+          <w:rFonts w:cs="Times New Roman"/>
+          <w:szCs w:val="28"/>
+        </w:rPr>
+        <w:t xml:space="preserve">            result = </w:t>
+      </w:r>
+      <w:proofErr w:type="spellStart"/>
+      <w:proofErr w:type="gramStart"/>
+      <w:r>
+        <w:rPr>
+          <w:rFonts w:cs="Times New Roman"/>
+          <w:szCs w:val="28"/>
+        </w:rPr>
+        <w:t>mnoj</w:t>
+      </w:r>
+      <w:proofErr w:type="spellEnd"/>
+      <w:r>
+        <w:rPr>
+          <w:rFonts w:cs="Times New Roman"/>
+          <w:szCs w:val="28"/>
+        </w:rPr>
+        <w:t>(</w:t>
+      </w:r>
+      <w:proofErr w:type="gramEnd"/>
+      <w:r>
+        <w:rPr>
+          <w:rFonts w:cs="Times New Roman"/>
+          <w:szCs w:val="28"/>
+        </w:rPr>
+        <w:t>a, b)</w:t>
+      </w:r>
+    </w:p>
+    <w:p>
+      <w:pPr>
+        <w:pBdr>
+          <w:top w:val="single" w:sz="4" w:space="1" w:color="auto"/>
+          <w:left w:val="single" w:sz="4" w:space="1" w:color="auto"/>
+          <w:bottom w:val="single" w:sz="4" w:space="1" w:color="auto"/>
+          <w:right w:val="single" w:sz="4" w:space="1" w:color="auto"/>
+        </w:pBdr>
+        <w:spacing w:after="0"/>
+        <w:ind w:left="720" w:firstLine="0"/>
+        <w:rPr>
+          <w:rFonts w:cs="Times New Roman"/>
+          <w:szCs w:val="28"/>
+        </w:rPr>
+      </w:pPr>
+      <w:r>
+        <w:rPr>
+          <w:rFonts w:cs="Times New Roman"/>
+          <w:szCs w:val="28"/>
+        </w:rPr>
+        <w:t xml:space="preserve">        </w:t>
+      </w:r>
+      <w:proofErr w:type="spellStart"/>
+      <w:r>
+        <w:rPr>
+          <w:rFonts w:cs="Times New Roman"/>
+          <w:szCs w:val="28"/>
+        </w:rPr>
+        <w:t>elif</w:t>
+      </w:r>
+      <w:proofErr w:type="spellEnd"/>
+      <w:r>
+        <w:rPr>
+          <w:rFonts w:cs="Times New Roman"/>
+          <w:szCs w:val="28"/>
+        </w:rPr>
+        <w:t xml:space="preserve"> operation == '/':</w:t>
+      </w:r>
+    </w:p>
+    <w:p>
+      <w:pPr>
+        <w:pBdr>
+          <w:top w:val="single" w:sz="4" w:space="1" w:color="auto"/>
+          <w:left w:val="single" w:sz="4" w:space="1" w:color="auto"/>
+          <w:bottom w:val="single" w:sz="4" w:space="1" w:color="auto"/>
+          <w:right w:val="single" w:sz="4" w:space="1" w:color="auto"/>
+        </w:pBdr>
+        <w:spacing w:after="0"/>
+        <w:ind w:left="720" w:firstLine="0"/>
+        <w:rPr>
+          <w:rFonts w:cs="Times New Roman"/>
+          <w:szCs w:val="28"/>
+        </w:rPr>
+      </w:pPr>
+      <w:r>
+        <w:rPr>
+          <w:rFonts w:cs="Times New Roman"/>
+          <w:szCs w:val="28"/>
+        </w:rPr>
+        <w:t xml:space="preserve">            result = </w:t>
+      </w:r>
+      <w:proofErr w:type="spellStart"/>
+      <w:proofErr w:type="gramStart"/>
+      <w:r>
+        <w:rPr>
+          <w:rFonts w:cs="Times New Roman"/>
+          <w:szCs w:val="28"/>
+        </w:rPr>
+        <w:t>dilena</w:t>
+      </w:r>
+      <w:proofErr w:type="spellEnd"/>
+      <w:r>
+        <w:rPr>
+          <w:rFonts w:cs="Times New Roman"/>
+          <w:szCs w:val="28"/>
+        </w:rPr>
+        <w:t>(</w:t>
+      </w:r>
+      <w:proofErr w:type="gramEnd"/>
+      <w:r>
+        <w:rPr>
+          <w:rFonts w:cs="Times New Roman"/>
+          <w:szCs w:val="28"/>
+        </w:rPr>
+        <w:t>a, b)</w:t>
+      </w:r>
+    </w:p>
+    <w:p>
+      <w:pPr>
+        <w:pBdr>
+          <w:top w:val="single" w:sz="4" w:space="1" w:color="auto"/>
+          <w:left w:val="single" w:sz="4" w:space="1" w:color="auto"/>
+          <w:bottom w:val="single" w:sz="4" w:space="1" w:color="auto"/>
+          <w:right w:val="single" w:sz="4" w:space="1" w:color="auto"/>
+        </w:pBdr>
+        <w:spacing w:after="0"/>
+        <w:ind w:left="720" w:firstLine="0"/>
+        <w:rPr>
+          <w:rFonts w:cs="Times New Roman"/>
+          <w:szCs w:val="28"/>
+        </w:rPr>
+      </w:pPr>
+      <w:r>
+        <w:rPr>
+          <w:rFonts w:cs="Times New Roman"/>
+          <w:szCs w:val="28"/>
+        </w:rPr>
+        <w:t xml:space="preserve">        else:</w:t>
+      </w:r>
+    </w:p>
+    <w:p>
+      <w:pPr>
+        <w:pBdr>
+          <w:top w:val="single" w:sz="4" w:space="1" w:color="auto"/>
+          <w:left w:val="single" w:sz="4" w:space="1" w:color="auto"/>
+          <w:bottom w:val="single" w:sz="4" w:space="1" w:color="auto"/>
+          <w:right w:val="single" w:sz="4" w:space="1" w:color="auto"/>
+        </w:pBdr>
+        <w:spacing w:after="0"/>
+        <w:ind w:left="720" w:firstLine="0"/>
+        <w:rPr>
+          <w:rFonts w:cs="Times New Roman"/>
+          <w:szCs w:val="28"/>
+        </w:rPr>
+      </w:pPr>
+      <w:r>
+        <w:rPr>
+          <w:rFonts w:cs="Times New Roman"/>
+          <w:szCs w:val="28"/>
+        </w:rPr>
+        <w:t xml:space="preserve">            result = ""</w:t>
+      </w:r>
+    </w:p>
+    <w:p>
+      <w:pPr>
+        <w:pBdr>
+          <w:top w:val="single" w:sz="4" w:space="1" w:color="auto"/>
+          <w:left w:val="single" w:sz="4" w:space="1" w:color="auto"/>
+          <w:bottom w:val="single" w:sz="4" w:space="1" w:color="auto"/>
+          <w:right w:val="single" w:sz="4" w:space="1" w:color="auto"/>
+        </w:pBdr>
+        <w:spacing w:after="0"/>
+        <w:ind w:left="720" w:firstLine="0"/>
+        <w:rPr>
+          <w:rFonts w:cs="Times New Roman"/>
+          <w:szCs w:val="28"/>
+        </w:rPr>
+      </w:pPr>
+    </w:p>
+    <w:p>
+      <w:pPr>
+        <w:pBdr>
+          <w:top w:val="single" w:sz="4" w:space="1" w:color="auto"/>
+          <w:left w:val="single" w:sz="4" w:space="1" w:color="auto"/>
+          <w:bottom w:val="single" w:sz="4" w:space="1" w:color="auto"/>
+          <w:right w:val="single" w:sz="4" w:space="1" w:color="auto"/>
+        </w:pBdr>
+        <w:spacing w:after="0"/>
+        <w:ind w:left="720" w:firstLine="0"/>
+        <w:rPr>
+          <w:rFonts w:cs="Times New Roman"/>
+          <w:szCs w:val="28"/>
+        </w:rPr>
+      </w:pPr>
+      <w:r>
+        <w:rPr>
+          <w:rFonts w:cs="Times New Roman"/>
+          <w:szCs w:val="28"/>
+        </w:rPr>
+        <w:t xml:space="preserve">        </w:t>
+      </w:r>
+      <w:proofErr w:type="spellStart"/>
+      <w:r>
+        <w:rPr>
+          <w:rFonts w:cs="Times New Roman"/>
+          <w:szCs w:val="28"/>
+        </w:rPr>
+        <w:t>log_</w:t>
+      </w:r>
+      <w:proofErr w:type="gramStart"/>
+      <w:r>
+        <w:rPr>
+          <w:rFonts w:cs="Times New Roman"/>
+          <w:szCs w:val="28"/>
+        </w:rPr>
+        <w:t>operation</w:t>
+      </w:r>
+      <w:proofErr w:type="spellEnd"/>
+      <w:r>
+        <w:rPr>
+          <w:rFonts w:cs="Times New Roman"/>
+          <w:szCs w:val="28"/>
+        </w:rPr>
+        <w:t>(</w:t>
+      </w:r>
+      <w:proofErr w:type="gramEnd"/>
+      <w:r>
+        <w:rPr>
+          <w:rFonts w:cs="Times New Roman"/>
+          <w:szCs w:val="28"/>
+        </w:rPr>
+        <w:t>a, b, operation, result)</w:t>
+      </w:r>
+    </w:p>
+    <w:p>
+      <w:pPr>
+        <w:pBdr>
+          <w:top w:val="single" w:sz="4" w:space="1" w:color="auto"/>
+          <w:left w:val="single" w:sz="4" w:space="1" w:color="auto"/>
+          <w:bottom w:val="single" w:sz="4" w:space="1" w:color="auto"/>
+          <w:right w:val="single" w:sz="4" w:space="1" w:color="auto"/>
+        </w:pBdr>
+        <w:spacing w:after="0"/>
+        <w:ind w:left="720" w:firstLine="0"/>
+        <w:rPr>
+          <w:rFonts w:cs="Times New Roman"/>
+          <w:szCs w:val="28"/>
+        </w:rPr>
+      </w:pPr>
+      <w:r>
+        <w:rPr>
+          <w:rFonts w:cs="Times New Roman"/>
+          <w:szCs w:val="28"/>
+        </w:rPr>
+        <w:t xml:space="preserve">        return result</w:t>
+      </w:r>
+    </w:p>
+    <w:p>
+      <w:pPr>
+        <w:pBdr>
+          <w:top w:val="single" w:sz="4" w:space="1" w:color="auto"/>
+          <w:left w:val="single" w:sz="4" w:space="1" w:color="auto"/>
+          <w:bottom w:val="single" w:sz="4" w:space="1" w:color="auto"/>
+          <w:right w:val="single" w:sz="4" w:space="1" w:color="auto"/>
+        </w:pBdr>
+        <w:spacing w:after="0"/>
+        <w:ind w:left="720" w:firstLine="0"/>
+        <w:rPr>
+          <w:rFonts w:cs="Times New Roman"/>
+          <w:szCs w:val="28"/>
+        </w:rPr>
+      </w:pPr>
+    </w:p>
+    <w:p>
+      <w:pPr>
+        <w:pBdr>
+          <w:top w:val="single" w:sz="4" w:space="1" w:color="auto"/>
+          <w:left w:val="single" w:sz="4" w:space="1" w:color="auto"/>
+          <w:bottom w:val="single" w:sz="4" w:space="1" w:color="auto"/>
+          <w:right w:val="single" w:sz="4" w:space="1" w:color="auto"/>
+        </w:pBdr>
+        <w:spacing w:after="0"/>
+        <w:ind w:left="720" w:firstLine="0"/>
+        <w:rPr>
+          <w:rFonts w:cs="Times New Roman"/>
+          <w:szCs w:val="28"/>
+        </w:rPr>
+      </w:pPr>
+      <w:r>
+        <w:rPr>
+          <w:rFonts w:cs="Times New Roman"/>
+          <w:szCs w:val="28"/>
+        </w:rPr>
+        <w:t xml:space="preserve">    </w:t>
+      </w:r>
+      <w:proofErr w:type="spellStart"/>
+      <w:r>
+        <w:rPr>
+          <w:rFonts w:cs="Times New Roman"/>
+          <w:szCs w:val="28"/>
+        </w:rPr>
+        <w:t>def</w:t>
+      </w:r>
+      <w:proofErr w:type="spellEnd"/>
+      <w:r>
+        <w:rPr>
+          <w:rFonts w:cs="Times New Roman"/>
+          <w:szCs w:val="28"/>
+        </w:rPr>
+        <w:t xml:space="preserve"> run(self):</w:t>
+      </w:r>
+    </w:p>
+    <w:p>
+      <w:pPr>
+        <w:pBdr>
+          <w:top w:val="single" w:sz="4" w:space="1" w:color="auto"/>
+          <w:left w:val="single" w:sz="4" w:space="1" w:color="auto"/>
+          <w:bottom w:val="single" w:sz="4" w:space="1" w:color="auto"/>
+          <w:right w:val="single" w:sz="4" w:space="1" w:color="auto"/>
+        </w:pBdr>
+        <w:spacing w:after="0"/>
+        <w:ind w:left="720" w:firstLine="0"/>
+        <w:rPr>
+          <w:rFonts w:cs="Times New Roman"/>
+          <w:szCs w:val="28"/>
+        </w:rPr>
+      </w:pPr>
+      <w:r>
+        <w:rPr>
+          <w:rFonts w:cs="Times New Roman"/>
+          <w:szCs w:val="28"/>
+        </w:rPr>
+        <w:t xml:space="preserve">        a, b = </w:t>
+      </w:r>
+      <w:proofErr w:type="spellStart"/>
+      <w:proofErr w:type="gramStart"/>
+      <w:r>
+        <w:rPr>
+          <w:rFonts w:cs="Times New Roman"/>
+          <w:szCs w:val="28"/>
+        </w:rPr>
+        <w:t>self.input</w:t>
+      </w:r>
+      <w:proofErr w:type="gramEnd"/>
+      <w:r>
+        <w:rPr>
+          <w:rFonts w:cs="Times New Roman"/>
+          <w:szCs w:val="28"/>
+        </w:rPr>
+        <w:t>_numbers</w:t>
+      </w:r>
+      <w:proofErr w:type="spellEnd"/>
+      <w:r>
+        <w:rPr>
+          <w:rFonts w:cs="Times New Roman"/>
+          <w:szCs w:val="28"/>
+        </w:rPr>
+        <w:t>()</w:t>
+      </w:r>
+    </w:p>
+    <w:p>
+      <w:pPr>
+        <w:pBdr>
+          <w:top w:val="single" w:sz="4" w:space="1" w:color="auto"/>
+          <w:left w:val="single" w:sz="4" w:space="1" w:color="auto"/>
+          <w:bottom w:val="single" w:sz="4" w:space="1" w:color="auto"/>
+          <w:right w:val="single" w:sz="4" w:space="1" w:color="auto"/>
+        </w:pBdr>
+        <w:spacing w:after="0"/>
+        <w:ind w:left="720" w:firstLine="0"/>
+        <w:rPr>
+          <w:rFonts w:cs="Times New Roman"/>
+          <w:szCs w:val="28"/>
+        </w:rPr>
+      </w:pPr>
+      <w:r>
+        <w:rPr>
+          <w:rFonts w:cs="Times New Roman"/>
+          <w:szCs w:val="28"/>
+        </w:rPr>
+        <w:t xml:space="preserve">        if a is None or b is None:</w:t>
+      </w:r>
+    </w:p>
+    <w:p>
+      <w:pPr>
+        <w:pBdr>
+          <w:top w:val="single" w:sz="4" w:space="1" w:color="auto"/>
+          <w:left w:val="single" w:sz="4" w:space="1" w:color="auto"/>
+          <w:bottom w:val="single" w:sz="4" w:space="1" w:color="auto"/>
+          <w:right w:val="single" w:sz="4" w:space="1" w:color="auto"/>
+        </w:pBdr>
+        <w:spacing w:after="0"/>
+        <w:ind w:left="720" w:firstLine="0"/>
+        <w:rPr>
+          <w:rFonts w:cs="Times New Roman"/>
+          <w:szCs w:val="28"/>
+        </w:rPr>
+      </w:pPr>
+      <w:r>
+        <w:rPr>
+          <w:rFonts w:cs="Times New Roman"/>
+          <w:szCs w:val="28"/>
+        </w:rPr>
+        <w:lastRenderedPageBreak/>
+        <w:t xml:space="preserve">            return </w:t>
+      </w:r>
+    </w:p>
+    <w:p>
+      <w:pPr>
+        <w:pBdr>
+          <w:top w:val="single" w:sz="4" w:space="1" w:color="auto"/>
+          <w:left w:val="single" w:sz="4" w:space="1" w:color="auto"/>
+          <w:bottom w:val="single" w:sz="4" w:space="1" w:color="auto"/>
+          <w:right w:val="single" w:sz="4" w:space="1" w:color="auto"/>
+        </w:pBdr>
+        <w:spacing w:after="0"/>
+        <w:ind w:left="720" w:firstLine="0"/>
+        <w:rPr>
+          <w:rFonts w:cs="Times New Roman"/>
+          <w:szCs w:val="28"/>
+        </w:rPr>
+      </w:pPr>
+      <w:r>
+        <w:rPr>
+          <w:rFonts w:cs="Times New Roman"/>
+          <w:szCs w:val="28"/>
+        </w:rPr>
+        <w:t xml:space="preserve">        operation = </w:t>
+      </w:r>
+      <w:proofErr w:type="spellStart"/>
+      <w:proofErr w:type="gramStart"/>
+      <w:r>
+        <w:rPr>
+          <w:rFonts w:cs="Times New Roman"/>
+          <w:szCs w:val="28"/>
+        </w:rPr>
+        <w:t>self.input</w:t>
+      </w:r>
+      <w:proofErr w:type="gramEnd"/>
+      <w:r>
+        <w:rPr>
+          <w:rFonts w:cs="Times New Roman"/>
+          <w:szCs w:val="28"/>
+        </w:rPr>
+        <w:t>_operation</w:t>
+      </w:r>
+      <w:proofErr w:type="spellEnd"/>
+      <w:r>
+        <w:rPr>
+          <w:rFonts w:cs="Times New Roman"/>
+          <w:szCs w:val="28"/>
+        </w:rPr>
+        <w:t>()</w:t>
+      </w:r>
+    </w:p>
+    <w:p>
+      <w:pPr>
+        <w:pBdr>
+          <w:top w:val="single" w:sz="4" w:space="1" w:color="auto"/>
+          <w:left w:val="single" w:sz="4" w:space="1" w:color="auto"/>
+          <w:bottom w:val="single" w:sz="4" w:space="1" w:color="auto"/>
+          <w:right w:val="single" w:sz="4" w:space="1" w:color="auto"/>
+        </w:pBdr>
+        <w:spacing w:after="0"/>
+        <w:ind w:left="720" w:firstLine="0"/>
+        <w:rPr>
+          <w:rFonts w:cs="Times New Roman"/>
+          <w:szCs w:val="28"/>
+        </w:rPr>
+      </w:pPr>
+      <w:r>
+        <w:rPr>
+          <w:rFonts w:cs="Times New Roman"/>
+          <w:szCs w:val="28"/>
+        </w:rPr>
+        <w:t xml:space="preserve">        if operation is None:</w:t>
+      </w:r>
+    </w:p>
+    <w:p>
+      <w:pPr>
+        <w:pBdr>
+          <w:top w:val="single" w:sz="4" w:space="1" w:color="auto"/>
+          <w:left w:val="single" w:sz="4" w:space="1" w:color="auto"/>
+          <w:bottom w:val="single" w:sz="4" w:space="1" w:color="auto"/>
+          <w:right w:val="single" w:sz="4" w:space="1" w:color="auto"/>
+        </w:pBdr>
+        <w:spacing w:after="0"/>
+        <w:ind w:left="720" w:firstLine="0"/>
+        <w:rPr>
+          <w:rFonts w:cs="Times New Roman"/>
+          <w:szCs w:val="28"/>
+        </w:rPr>
+      </w:pPr>
+      <w:r>
+        <w:rPr>
+          <w:rFonts w:cs="Times New Roman"/>
+          <w:szCs w:val="28"/>
+        </w:rPr>
+        <w:t xml:space="preserve">            return  </w:t>
+      </w:r>
+    </w:p>
+    <w:p>
+      <w:pPr>
+        <w:pBdr>
+          <w:top w:val="single" w:sz="4" w:space="1" w:color="auto"/>
+          <w:left w:val="single" w:sz="4" w:space="1" w:color="auto"/>
+          <w:bottom w:val="single" w:sz="4" w:space="1" w:color="auto"/>
+          <w:right w:val="single" w:sz="4" w:space="1" w:color="auto"/>
+        </w:pBdr>
+        <w:spacing w:after="0"/>
+        <w:ind w:left="720" w:firstLine="0"/>
+        <w:rPr>
+          <w:rFonts w:cs="Times New Roman"/>
+          <w:szCs w:val="28"/>
+        </w:rPr>
+      </w:pPr>
+    </w:p>
+    <w:p>
+      <w:pPr>
+        <w:pBdr>
+          <w:top w:val="single" w:sz="4" w:space="1" w:color="auto"/>
+          <w:left w:val="single" w:sz="4" w:space="1" w:color="auto"/>
+          <w:bottom w:val="single" w:sz="4" w:space="1" w:color="auto"/>
+          <w:right w:val="single" w:sz="4" w:space="1" w:color="auto"/>
+        </w:pBdr>
+        <w:spacing w:after="0"/>
+        <w:ind w:left="720" w:firstLine="0"/>
+        <w:rPr>
+          <w:rFonts w:cs="Times New Roman"/>
+          <w:szCs w:val="28"/>
+        </w:rPr>
+      </w:pPr>
+      <w:r>
+        <w:rPr>
+          <w:rFonts w:cs="Times New Roman"/>
+          <w:szCs w:val="28"/>
+        </w:rPr>
+        <w:t xml:space="preserve">        result = </w:t>
+      </w:r>
+      <w:proofErr w:type="spellStart"/>
+      <w:r>
+        <w:rPr>
+          <w:rFonts w:cs="Times New Roman"/>
+          <w:szCs w:val="28"/>
+        </w:rPr>
+        <w:t>self.do_</w:t>
+      </w:r>
+      <w:proofErr w:type="gramStart"/>
+      <w:r>
+        <w:rPr>
+          <w:rFonts w:cs="Times New Roman"/>
+          <w:szCs w:val="28"/>
+        </w:rPr>
+        <w:t>operation</w:t>
+      </w:r>
+      <w:proofErr w:type="spellEnd"/>
+      <w:r>
+        <w:rPr>
+          <w:rFonts w:cs="Times New Roman"/>
+          <w:szCs w:val="28"/>
+        </w:rPr>
+        <w:t>(</w:t>
+      </w:r>
+      <w:proofErr w:type="gramEnd"/>
+      <w:r>
+        <w:rPr>
+          <w:rFonts w:cs="Times New Roman"/>
+          <w:szCs w:val="28"/>
+        </w:rPr>
+        <w:t>a, b, operation)</w:t>
+      </w:r>
+    </w:p>
+    <w:p>
+      <w:pPr>
+        <w:pBdr>
+          <w:top w:val="single" w:sz="4" w:space="1" w:color="auto"/>
+          <w:left w:val="single" w:sz="4" w:space="1" w:color="auto"/>
+          <w:bottom w:val="single" w:sz="4" w:space="1" w:color="auto"/>
+          <w:right w:val="single" w:sz="4" w:space="1" w:color="auto"/>
+        </w:pBdr>
+        <w:spacing w:after="0"/>
+        <w:ind w:left="720" w:firstLine="0"/>
+        <w:rPr>
+          <w:rFonts w:cs="Times New Roman"/>
+          <w:szCs w:val="28"/>
+        </w:rPr>
+      </w:pPr>
+      <w:r>
+        <w:rPr>
+          <w:rFonts w:cs="Times New Roman"/>
+          <w:szCs w:val="28"/>
+        </w:rPr>
+        <w:t xml:space="preserve">        </w:t>
+      </w:r>
+      <w:proofErr w:type="gramStart"/>
+      <w:r>
+        <w:rPr>
+          <w:rFonts w:cs="Times New Roman"/>
+          <w:szCs w:val="28"/>
+        </w:rPr>
+        <w:t>print(</w:t>
+      </w:r>
+      <w:proofErr w:type="gramEnd"/>
+      <w:r>
+        <w:rPr>
+          <w:rFonts w:cs="Times New Roman"/>
+          <w:szCs w:val="28"/>
+        </w:rPr>
+        <w:t>"Result:", result)</w:t>
+      </w:r>
+    </w:p>
+    <w:p>
+      <w:pPr>
+        <w:pBdr>
+          <w:top w:val="single" w:sz="4" w:space="1" w:color="auto"/>
+          <w:left w:val="single" w:sz="4" w:space="1" w:color="auto"/>
+          <w:bottom w:val="single" w:sz="4" w:space="1" w:color="auto"/>
+          <w:right w:val="single" w:sz="4" w:space="1" w:color="auto"/>
+        </w:pBdr>
+        <w:spacing w:after="0"/>
+        <w:ind w:left="720" w:firstLine="0"/>
+        <w:rPr>
+          <w:rFonts w:cs="Times New Roman"/>
+          <w:szCs w:val="28"/>
+        </w:rPr>
+      </w:pPr>
+      <w:r>
+        <w:rPr>
+          <w:rFonts w:cs="Times New Roman"/>
+          <w:szCs w:val="28"/>
+        </w:rPr>
+        <w:t>if __name__ == "__main__":</w:t>
+      </w:r>
+    </w:p>
+    <w:p>
+      <w:pPr>
+        <w:pBdr>
+          <w:top w:val="single" w:sz="4" w:space="1" w:color="auto"/>
+          <w:left w:val="single" w:sz="4" w:space="1" w:color="auto"/>
+          <w:bottom w:val="single" w:sz="4" w:space="1" w:color="auto"/>
+          <w:right w:val="single" w:sz="4" w:space="1" w:color="auto"/>
+        </w:pBdr>
+        <w:spacing w:after="0"/>
+        <w:ind w:left="720" w:firstLine="0"/>
+        <w:rPr>
+          <w:rFonts w:cs="Times New Roman"/>
+          <w:szCs w:val="28"/>
+        </w:rPr>
+      </w:pPr>
+      <w:r>
+        <w:rPr>
+          <w:rFonts w:cs="Times New Roman"/>
+          <w:szCs w:val="28"/>
+        </w:rPr>
+        <w:t xml:space="preserve">    </w:t>
+      </w:r>
+      <w:proofErr w:type="spellStart"/>
+      <w:r>
+        <w:rPr>
+          <w:rFonts w:cs="Times New Roman"/>
+          <w:szCs w:val="28"/>
+        </w:rPr>
+        <w:t>calc</w:t>
+      </w:r>
+      <w:proofErr w:type="spellEnd"/>
+      <w:r>
+        <w:rPr>
+          <w:rFonts w:cs="Times New Roman"/>
+          <w:szCs w:val="28"/>
+        </w:rPr>
+        <w:t xml:space="preserve"> = </w:t>
+      </w:r>
+      <w:proofErr w:type="gramStart"/>
+      <w:r>
+        <w:rPr>
+          <w:rFonts w:cs="Times New Roman"/>
+          <w:szCs w:val="28"/>
+        </w:rPr>
+        <w:t>Calculator(</w:t>
+      </w:r>
+      <w:proofErr w:type="gramEnd"/>
+      <w:r>
+        <w:rPr>
+          <w:rFonts w:cs="Times New Roman"/>
+          <w:szCs w:val="28"/>
+        </w:rPr>
+        <w:t>)</w:t>
+      </w:r>
+    </w:p>
+    <w:p>
+      <w:pPr>
+        <w:pBdr>
+          <w:top w:val="single" w:sz="4" w:space="1" w:color="auto"/>
+          <w:left w:val="single" w:sz="4" w:space="1" w:color="auto"/>
+          <w:bottom w:val="single" w:sz="4" w:space="1" w:color="auto"/>
+          <w:right w:val="single" w:sz="4" w:space="1" w:color="auto"/>
+        </w:pBdr>
+        <w:spacing w:after="0"/>
+        <w:ind w:left="720" w:firstLine="0"/>
+        <w:rPr>
+          <w:rFonts w:cs="Times New Roman"/>
+          <w:szCs w:val="28"/>
+        </w:rPr>
+      </w:pPr>
+      <w:r>
+        <w:rPr>
+          <w:rFonts w:cs="Times New Roman"/>
+          <w:szCs w:val="28"/>
+        </w:rPr>
+        <w:t xml:space="preserve">    </w:t>
+      </w:r>
+      <w:proofErr w:type="spellStart"/>
+      <w:proofErr w:type="gramStart"/>
+      <w:r>
+        <w:rPr>
+          <w:rFonts w:cs="Times New Roman"/>
+          <w:szCs w:val="28"/>
+        </w:rPr>
+        <w:t>calc.run</w:t>
+      </w:r>
+      <w:proofErr w:type="spellEnd"/>
+      <w:r>
+        <w:rPr>
+          <w:rFonts w:cs="Times New Roman"/>
+          <w:szCs w:val="28"/>
+        </w:rPr>
+        <w:t>(</w:t>
+      </w:r>
+      <w:proofErr w:type="gramEnd"/>
+      <w:r>
+        <w:rPr>
+          <w:rFonts w:cs="Times New Roman"/>
+          <w:szCs w:val="28"/>
+        </w:rPr>
+        <w:t>)</w:t>
+      </w:r>
+    </w:p>
+    <w:p>
+      <w:pPr>
+        <w:spacing w:after="0"/>
+        <w:ind w:firstLine="0"/>
+        <w:rPr>
+          <w:rFonts w:cs="Times New Roman"/>
+          <w:szCs w:val="28"/>
+        </w:rPr>
+      </w:pPr>
+      <w:r>
+        <w:rPr>
+          <w:rFonts w:cs="Times New Roman"/>
+          <w:szCs w:val="28"/>
+        </w:rPr>
+        <w:tab/>
+      </w:r>
+      <w:proofErr w:type="spellStart"/>
+      <w:proofErr w:type="gramStart"/>
+      <w:r>
+        <w:rPr>
+          <w:rFonts w:cs="Times New Roman"/>
+          <w:szCs w:val="28"/>
+        </w:rPr>
+        <w:t>log,py</w:t>
+      </w:r>
+      <w:proofErr w:type="spellEnd"/>
+      <w:proofErr w:type="gramEnd"/>
+    </w:p>
+    <w:p>
+      <w:pPr>
+        <w:pBdr>
+          <w:top w:val="single" w:sz="4" w:space="1" w:color="auto"/>
+          <w:left w:val="single" w:sz="4" w:space="4" w:color="auto"/>
+          <w:bottom w:val="single" w:sz="4" w:space="1" w:color="auto"/>
+          <w:right w:val="single" w:sz="4" w:space="4" w:color="auto"/>
+        </w:pBdr>
+        <w:spacing w:after="0"/>
+        <w:ind w:firstLine="709"/>
+        <w:rPr>
+          <w:rFonts w:cs="Times New Roman"/>
+          <w:szCs w:val="28"/>
+        </w:rPr>
+      </w:pPr>
+      <w:r>
+        <w:rPr>
+          <w:rFonts w:cs="Times New Roman"/>
+          <w:szCs w:val="28"/>
+        </w:rPr>
+        <w:tab/>
+      </w:r>
+      <w:r>
+        <w:rPr>
+          <w:rFonts w:cs="Times New Roman"/>
+          <w:szCs w:val="28"/>
+        </w:rPr>
+        <w:t>import logging</w:t>
+      </w:r>
+    </w:p>
+    <w:p>
+      <w:pPr>
+        <w:pBdr>
+          <w:top w:val="single" w:sz="4" w:space="1" w:color="auto"/>
+          <w:left w:val="single" w:sz="4" w:space="4" w:color="auto"/>
+          <w:bottom w:val="single" w:sz="4" w:space="1" w:color="auto"/>
+          <w:right w:val="single" w:sz="4" w:space="4" w:color="auto"/>
+        </w:pBdr>
+        <w:spacing w:after="0"/>
+        <w:ind w:firstLine="709"/>
+        <w:rPr>
+          <w:rFonts w:cs="Times New Roman"/>
+          <w:szCs w:val="28"/>
+        </w:rPr>
+      </w:pPr>
+    </w:p>
+    <w:p>
+      <w:pPr>
+        <w:pBdr>
+          <w:top w:val="single" w:sz="4" w:space="1" w:color="auto"/>
+          <w:left w:val="single" w:sz="4" w:space="4" w:color="auto"/>
+          <w:bottom w:val="single" w:sz="4" w:space="1" w:color="auto"/>
+          <w:right w:val="single" w:sz="4" w:space="4" w:color="auto"/>
+        </w:pBdr>
+        <w:spacing w:after="0"/>
+        <w:ind w:firstLine="709"/>
+        <w:rPr>
+          <w:rFonts w:cs="Times New Roman"/>
+          <w:szCs w:val="28"/>
+        </w:rPr>
+      </w:pPr>
+      <w:proofErr w:type="spellStart"/>
+      <w:r>
+        <w:rPr>
+          <w:rFonts w:cs="Times New Roman"/>
+          <w:szCs w:val="28"/>
+        </w:rPr>
+        <w:t>def</w:t>
+      </w:r>
+      <w:proofErr w:type="spellEnd"/>
+      <w:r>
+        <w:rPr>
+          <w:rFonts w:cs="Times New Roman"/>
+          <w:szCs w:val="28"/>
+        </w:rPr>
+        <w:t xml:space="preserve"> </w:t>
+      </w:r>
+      <w:proofErr w:type="spellStart"/>
+      <w:r>
+        <w:rPr>
+          <w:rFonts w:cs="Times New Roman"/>
+          <w:szCs w:val="28"/>
+        </w:rPr>
+        <w:t>setup_</w:t>
+      </w:r>
+      <w:proofErr w:type="gramStart"/>
+      <w:r>
+        <w:rPr>
+          <w:rFonts w:cs="Times New Roman"/>
+          <w:szCs w:val="28"/>
+        </w:rPr>
+        <w:t>logger</w:t>
+      </w:r>
+      <w:proofErr w:type="spellEnd"/>
+      <w:r>
+        <w:rPr>
+          <w:rFonts w:cs="Times New Roman"/>
+          <w:szCs w:val="28"/>
+        </w:rPr>
+        <w:t>(</w:t>
+      </w:r>
+      <w:proofErr w:type="gramEnd"/>
+      <w:r>
+        <w:rPr>
+          <w:rFonts w:cs="Times New Roman"/>
+          <w:szCs w:val="28"/>
+        </w:rPr>
+        <w:t>):</w:t>
+      </w:r>
+    </w:p>
+    <w:p>
+      <w:pPr>
+        <w:pBdr>
+          <w:top w:val="single" w:sz="4" w:space="1" w:color="auto"/>
+          <w:left w:val="single" w:sz="4" w:space="4" w:color="auto"/>
+          <w:bottom w:val="single" w:sz="4" w:space="1" w:color="auto"/>
+          <w:right w:val="single" w:sz="4" w:space="4" w:color="auto"/>
+        </w:pBdr>
+        <w:spacing w:after="0"/>
+        <w:ind w:firstLine="709"/>
+        <w:rPr>
+          <w:rFonts w:cs="Times New Roman"/>
+          <w:szCs w:val="28"/>
+        </w:rPr>
+      </w:pPr>
+      <w:r>
+        <w:rPr>
+          <w:rFonts w:cs="Times New Roman"/>
+          <w:szCs w:val="28"/>
+        </w:rPr>
+        <w:t xml:space="preserve">    </w:t>
+      </w:r>
+      <w:proofErr w:type="spellStart"/>
+      <w:proofErr w:type="gramStart"/>
+      <w:r>
+        <w:rPr>
+          <w:rFonts w:cs="Times New Roman"/>
+          <w:szCs w:val="28"/>
+        </w:rPr>
+        <w:t>logging.basicConfig</w:t>
+      </w:r>
+      <w:proofErr w:type="spellEnd"/>
+      <w:proofErr w:type="gramEnd"/>
+      <w:r>
+        <w:rPr>
+          <w:rFonts w:cs="Times New Roman"/>
+          <w:szCs w:val="28"/>
+        </w:rPr>
+        <w:t>(filename='calculator.log', level=logging.INFO, format='%(</w:t>
+      </w:r>
+      <w:proofErr w:type="spellStart"/>
+      <w:r>
+        <w:rPr>
+          <w:rFonts w:cs="Times New Roman"/>
+          <w:szCs w:val="28"/>
+        </w:rPr>
+        <w:t>asctime</w:t>
+      </w:r>
+      <w:proofErr w:type="spellEnd"/>
+      <w:r>
+        <w:rPr>
+          <w:rFonts w:cs="Times New Roman"/>
+          <w:szCs w:val="28"/>
+        </w:rPr>
+        <w:t>)s - %(message)s')</w:t>
+      </w:r>
+    </w:p>
+    <w:p>
+      <w:pPr>
+        <w:pBdr>
+          <w:top w:val="single" w:sz="4" w:space="1" w:color="auto"/>
+          <w:left w:val="single" w:sz="4" w:space="4" w:color="auto"/>
+          <w:bottom w:val="single" w:sz="4" w:space="1" w:color="auto"/>
+          <w:right w:val="single" w:sz="4" w:space="4" w:color="auto"/>
+        </w:pBdr>
+        <w:spacing w:after="0"/>
+        <w:ind w:firstLine="709"/>
+        <w:rPr>
+          <w:rFonts w:cs="Times New Roman"/>
+          <w:szCs w:val="28"/>
+        </w:rPr>
+      </w:pPr>
+    </w:p>
+    <w:p>
+      <w:pPr>
+        <w:pBdr>
+          <w:top w:val="single" w:sz="4" w:space="1" w:color="auto"/>
+          <w:left w:val="single" w:sz="4" w:space="4" w:color="auto"/>
+          <w:bottom w:val="single" w:sz="4" w:space="1" w:color="auto"/>
+          <w:right w:val="single" w:sz="4" w:space="4" w:color="auto"/>
+        </w:pBdr>
+        <w:spacing w:after="0"/>
+        <w:ind w:firstLine="709"/>
+        <w:rPr>
+          <w:rFonts w:cs="Times New Roman"/>
+          <w:szCs w:val="28"/>
+        </w:rPr>
+      </w:pPr>
+      <w:proofErr w:type="spellStart"/>
+      <w:r>
+        <w:rPr>
+          <w:rFonts w:cs="Times New Roman"/>
+          <w:szCs w:val="28"/>
+        </w:rPr>
+        <w:t>def</w:t>
+      </w:r>
+      <w:proofErr w:type="spellEnd"/>
+      <w:r>
+        <w:rPr>
+          <w:rFonts w:cs="Times New Roman"/>
+          <w:szCs w:val="28"/>
+        </w:rPr>
+        <w:t xml:space="preserve"> </w:t>
+      </w:r>
+      <w:proofErr w:type="spellStart"/>
+      <w:r>
+        <w:rPr>
+          <w:rFonts w:cs="Times New Roman"/>
+          <w:szCs w:val="28"/>
+        </w:rPr>
+        <w:t>log_</w:t>
+      </w:r>
+      <w:proofErr w:type="gramStart"/>
+      <w:r>
+        <w:rPr>
+          <w:rFonts w:cs="Times New Roman"/>
+          <w:szCs w:val="28"/>
+        </w:rPr>
+        <w:t>operation</w:t>
+      </w:r>
+      <w:proofErr w:type="spellEnd"/>
+      <w:r>
+        <w:rPr>
+          <w:rFonts w:cs="Times New Roman"/>
+          <w:szCs w:val="28"/>
+        </w:rPr>
+        <w:t>(</w:t>
+      </w:r>
+      <w:proofErr w:type="gramEnd"/>
+      <w:r>
+        <w:rPr>
+          <w:rFonts w:cs="Times New Roman"/>
+          <w:szCs w:val="28"/>
+        </w:rPr>
+        <w:t>a, b, operation, result):</w:t>
+      </w:r>
+    </w:p>
+    <w:p>
+      <w:pPr>
+        <w:pBdr>
+          <w:top w:val="single" w:sz="4" w:space="1" w:color="auto"/>
+          <w:left w:val="single" w:sz="4" w:space="4" w:color="auto"/>
+          <w:bottom w:val="single" w:sz="4" w:space="1" w:color="auto"/>
+          <w:right w:val="single" w:sz="4" w:space="4" w:color="auto"/>
+        </w:pBdr>
+        <w:spacing w:after="0"/>
+        <w:ind w:firstLine="709"/>
+        <w:rPr>
+          <w:rFonts w:cs="Times New Roman"/>
+          <w:szCs w:val="28"/>
+        </w:rPr>
+      </w:pPr>
+      <w:r>
+        <w:rPr>
+          <w:rFonts w:cs="Times New Roman"/>
+          <w:szCs w:val="28"/>
+        </w:rPr>
+        <w:t xml:space="preserve">    </w:t>
+      </w:r>
+      <w:proofErr w:type="gramStart"/>
+      <w:r>
+        <w:rPr>
+          <w:rFonts w:cs="Times New Roman"/>
+          <w:szCs w:val="28"/>
+        </w:rPr>
+        <w:t>logging.info(</w:t>
+      </w:r>
+      <w:proofErr w:type="spellStart"/>
+      <w:proofErr w:type="gramEnd"/>
+      <w:r>
+        <w:rPr>
+          <w:rFonts w:cs="Times New Roman"/>
+          <w:szCs w:val="28"/>
+        </w:rPr>
+        <w:t>f'Операції</w:t>
+      </w:r>
+      <w:proofErr w:type="spellEnd"/>
+      <w:r>
+        <w:rPr>
+          <w:rFonts w:cs="Times New Roman"/>
+          <w:szCs w:val="28"/>
+        </w:rPr>
+        <w:t>: a={a}, b={b}, operation={operation}, result={result}')</w:t>
+      </w:r>
+    </w:p>
+    <w:p>
+      <w:pPr>
+        <w:pBdr>
+          <w:top w:val="single" w:sz="4" w:space="1" w:color="auto"/>
+          <w:left w:val="single" w:sz="4" w:space="4" w:color="auto"/>
+          <w:bottom w:val="single" w:sz="4" w:space="1" w:color="auto"/>
+          <w:right w:val="single" w:sz="4" w:space="4" w:color="auto"/>
+        </w:pBdr>
+        <w:spacing w:after="0"/>
+        <w:ind w:firstLine="709"/>
+        <w:rPr>
+          <w:rFonts w:cs="Times New Roman"/>
+          <w:szCs w:val="28"/>
+        </w:rPr>
+      </w:pPr>
+    </w:p>
+    <w:p>
+      <w:pPr>
+        <w:pBdr>
+          <w:top w:val="single" w:sz="4" w:space="1" w:color="auto"/>
+          <w:left w:val="single" w:sz="4" w:space="4" w:color="auto"/>
+          <w:bottom w:val="single" w:sz="4" w:space="1" w:color="auto"/>
+          <w:right w:val="single" w:sz="4" w:space="4" w:color="auto"/>
+        </w:pBdr>
+        <w:spacing w:after="0"/>
+        <w:ind w:firstLine="709"/>
+        <w:rPr>
+          <w:rFonts w:cs="Times New Roman"/>
+          <w:szCs w:val="28"/>
+        </w:rPr>
+      </w:pPr>
+      <w:proofErr w:type="spellStart"/>
+      <w:r>
+        <w:rPr>
+          <w:rFonts w:cs="Times New Roman"/>
+          <w:szCs w:val="28"/>
+        </w:rPr>
+        <w:t>def</w:t>
+      </w:r>
+      <w:proofErr w:type="spellEnd"/>
+      <w:r>
+        <w:rPr>
+          <w:rFonts w:cs="Times New Roman"/>
+          <w:szCs w:val="28"/>
+        </w:rPr>
+        <w:t xml:space="preserve"> </w:t>
+      </w:r>
+      <w:proofErr w:type="spellStart"/>
+      <w:r>
+        <w:rPr>
+          <w:rFonts w:cs="Times New Roman"/>
+          <w:szCs w:val="28"/>
+        </w:rPr>
+        <w:t>log_error</w:t>
+      </w:r>
+      <w:proofErr w:type="spellEnd"/>
+      <w:r>
+        <w:rPr>
+          <w:rFonts w:cs="Times New Roman"/>
+          <w:szCs w:val="28"/>
+        </w:rPr>
+        <w:t>(message):</w:t>
+      </w:r>
+    </w:p>
+    <w:p>
+      <w:pPr>
+        <w:pBdr>
+          <w:top w:val="single" w:sz="4" w:space="1" w:color="auto"/>
+          <w:left w:val="single" w:sz="4" w:space="4" w:color="auto"/>
+          <w:bottom w:val="single" w:sz="4" w:space="1" w:color="auto"/>
+          <w:right w:val="single" w:sz="4" w:space="4" w:color="auto"/>
+        </w:pBdr>
+        <w:spacing w:after="0"/>
+        <w:ind w:firstLine="709"/>
+        <w:rPr>
+          <w:rFonts w:cs="Times New Roman"/>
+          <w:szCs w:val="28"/>
+        </w:rPr>
+      </w:pPr>
+      <w:r>
+        <w:rPr>
+          <w:rFonts w:cs="Times New Roman"/>
+          <w:szCs w:val="28"/>
+        </w:rPr>
+        <w:t xml:space="preserve">    </w:t>
+      </w:r>
+      <w:proofErr w:type="spellStart"/>
+      <w:proofErr w:type="gramStart"/>
+      <w:r>
+        <w:rPr>
+          <w:rFonts w:cs="Times New Roman"/>
+          <w:szCs w:val="28"/>
+        </w:rPr>
+        <w:t>logging.error</w:t>
+      </w:r>
+      <w:proofErr w:type="spellEnd"/>
+      <w:proofErr w:type="gramEnd"/>
+      <w:r>
+        <w:rPr>
+          <w:rFonts w:cs="Times New Roman"/>
+          <w:szCs w:val="28"/>
+        </w:rPr>
+        <w:t>(</w:t>
+      </w:r>
+      <w:proofErr w:type="spellStart"/>
+      <w:r>
+        <w:rPr>
+          <w:rFonts w:cs="Times New Roman"/>
+          <w:szCs w:val="28"/>
+        </w:rPr>
+        <w:t>f"Помилка</w:t>
+      </w:r>
+      <w:proofErr w:type="spellEnd"/>
+      <w:r>
+        <w:rPr>
+          <w:rFonts w:cs="Times New Roman"/>
+          <w:szCs w:val="28"/>
+        </w:rPr>
+        <w:t>: {message}")</w:t>
+      </w:r>
+    </w:p>
+    <w:p>
+      <w:pPr>
+        <w:spacing w:after="0"/>
+        <w:ind w:left="720" w:firstLine="0"/>
+        <w:rPr>
+          <w:rFonts w:cs="Times New Roman"/>
+          <w:szCs w:val="28"/>
+        </w:rPr>
+      </w:pPr>
+      <w:r>
+        <w:rPr>
+          <w:rFonts w:cs="Times New Roman"/>
+          <w:szCs w:val="28"/>
+        </w:rPr>
+        <w:t>operation.py</w:t>
+      </w:r>
+    </w:p>
+    <w:p>
+      <w:pPr>
+        <w:pBdr>
+          <w:top w:val="single" w:sz="4" w:space="1" w:color="auto"/>
+          <w:left w:val="single" w:sz="4" w:space="4" w:color="auto"/>
+          <w:bottom w:val="single" w:sz="4" w:space="1" w:color="auto"/>
+          <w:right w:val="single" w:sz="4" w:space="4" w:color="auto"/>
+        </w:pBdr>
+        <w:spacing w:after="0"/>
+        <w:ind w:left="720" w:firstLine="0"/>
+        <w:rPr>
+          <w:rFonts w:cs="Times New Roman"/>
+          <w:szCs w:val="28"/>
+          <w:lang w:val="uk-UA"/>
+        </w:rPr>
+      </w:pPr>
+      <w:proofErr w:type="spellStart"/>
+      <w:r>
+        <w:rPr>
+          <w:rFonts w:cs="Times New Roman"/>
+          <w:szCs w:val="28"/>
+          <w:lang w:val="uk-UA"/>
+        </w:rPr>
+        <w:t>def</w:t>
+      </w:r>
+      <w:proofErr w:type="spellEnd"/>
+      <w:r>
+        <w:rPr>
+          <w:rFonts w:cs="Times New Roman"/>
+          <w:szCs w:val="28"/>
+          <w:lang w:val="uk-UA"/>
+        </w:rPr>
+        <w:t xml:space="preserve"> </w:t>
+      </w:r>
+      <w:proofErr w:type="spellStart"/>
+      <w:r>
+        <w:rPr>
+          <w:rFonts w:cs="Times New Roman"/>
+          <w:szCs w:val="28"/>
+          <w:lang w:val="uk-UA"/>
+        </w:rPr>
+        <w:t>plus</w:t>
+      </w:r>
+      <w:proofErr w:type="spellEnd"/>
+      <w:r>
+        <w:rPr>
+          <w:rFonts w:cs="Times New Roman"/>
+          <w:szCs w:val="28"/>
+          <w:lang w:val="uk-UA"/>
+        </w:rPr>
+        <w:t>(a, b):</w:t>
+      </w:r>
+    </w:p>
+    <w:p>
+      <w:pPr>
+        <w:pBdr>
+          <w:top w:val="single" w:sz="4" w:space="1" w:color="auto"/>
+          <w:left w:val="single" w:sz="4" w:space="4" w:color="auto"/>
+          <w:bottom w:val="single" w:sz="4" w:space="1" w:color="auto"/>
+          <w:right w:val="single" w:sz="4" w:space="4" w:color="auto"/>
+        </w:pBdr>
+        <w:spacing w:after="0"/>
+        <w:ind w:left="720" w:firstLine="0"/>
+        <w:rPr>
+          <w:rFonts w:cs="Times New Roman"/>
+          <w:szCs w:val="28"/>
+          <w:lang w:val="uk-UA"/>
+        </w:rPr>
+      </w:pPr>
+      <w:r>
+        <w:rPr>
+          <w:rFonts w:cs="Times New Roman"/>
+          <w:szCs w:val="28"/>
+          <w:lang w:val="uk-UA"/>
+        </w:rPr>
+        <w:t xml:space="preserve">    </w:t>
+      </w:r>
+      <w:proofErr w:type="spellStart"/>
+      <w:r>
+        <w:rPr>
+          <w:rFonts w:cs="Times New Roman"/>
+          <w:szCs w:val="28"/>
+          <w:lang w:val="uk-UA"/>
+        </w:rPr>
+        <w:t>return</w:t>
+      </w:r>
+      <w:proofErr w:type="spellEnd"/>
+      <w:r>
+        <w:rPr>
+          <w:rFonts w:cs="Times New Roman"/>
+          <w:szCs w:val="28"/>
+          <w:lang w:val="uk-UA"/>
+        </w:rPr>
+        <w:t xml:space="preserve"> a + b</w:t>
+      </w:r>
+    </w:p>
+    <w:p>
+      <w:pPr>
+        <w:pBdr>
+          <w:top w:val="single" w:sz="4" w:space="1" w:color="auto"/>
+          <w:left w:val="single" w:sz="4" w:space="4" w:color="auto"/>
+          <w:bottom w:val="single" w:sz="4" w:space="1" w:color="auto"/>
+          <w:right w:val="single" w:sz="4" w:space="4" w:color="auto"/>
+        </w:pBdr>
+        <w:spacing w:after="0"/>
+        <w:ind w:left="720" w:firstLine="0"/>
+        <w:rPr>
+          <w:rFonts w:cs="Times New Roman"/>
+          <w:szCs w:val="28"/>
+          <w:lang w:val="uk-UA"/>
+        </w:rPr>
+      </w:pPr>
+    </w:p>
+    <w:p>
+      <w:pPr>
+        <w:pBdr>
+          <w:top w:val="single" w:sz="4" w:space="1" w:color="auto"/>
+          <w:left w:val="single" w:sz="4" w:space="4" w:color="auto"/>
+          <w:bottom w:val="single" w:sz="4" w:space="1" w:color="auto"/>
+          <w:right w:val="single" w:sz="4" w:space="4" w:color="auto"/>
+        </w:pBdr>
+        <w:spacing w:after="0"/>
+        <w:ind w:left="720" w:firstLine="0"/>
+        <w:rPr>
+          <w:rFonts w:cs="Times New Roman"/>
+          <w:szCs w:val="28"/>
+          <w:lang w:val="uk-UA"/>
+        </w:rPr>
+      </w:pPr>
+      <w:proofErr w:type="spellStart"/>
+      <w:r>
+        <w:rPr>
+          <w:rFonts w:cs="Times New Roman"/>
+          <w:szCs w:val="28"/>
+          <w:lang w:val="uk-UA"/>
+        </w:rPr>
+        <w:t>def</w:t>
+      </w:r>
+      <w:proofErr w:type="spellEnd"/>
+      <w:r>
+        <w:rPr>
+          <w:rFonts w:cs="Times New Roman"/>
+          <w:szCs w:val="28"/>
+          <w:lang w:val="uk-UA"/>
+        </w:rPr>
+        <w:t xml:space="preserve"> </w:t>
+      </w:r>
+      <w:proofErr w:type="spellStart"/>
+      <w:r>
+        <w:rPr>
+          <w:rFonts w:cs="Times New Roman"/>
+          <w:szCs w:val="28"/>
+          <w:lang w:val="uk-UA"/>
+        </w:rPr>
+        <w:t>minus</w:t>
+      </w:r>
+      <w:proofErr w:type="spellEnd"/>
+      <w:r>
+        <w:rPr>
+          <w:rFonts w:cs="Times New Roman"/>
+          <w:szCs w:val="28"/>
+          <w:lang w:val="uk-UA"/>
+        </w:rPr>
+        <w:t>(a, b):</w:t>
+      </w:r>
+    </w:p>
+    <w:p>
+      <w:pPr>
+        <w:pBdr>
+          <w:top w:val="single" w:sz="4" w:space="1" w:color="auto"/>
+          <w:left w:val="single" w:sz="4" w:space="4" w:color="auto"/>
+          <w:bottom w:val="single" w:sz="4" w:space="1" w:color="auto"/>
+          <w:right w:val="single" w:sz="4" w:space="4" w:color="auto"/>
+        </w:pBdr>
+        <w:spacing w:after="0"/>
+        <w:ind w:left="720" w:firstLine="0"/>
+        <w:rPr>
+          <w:rFonts w:cs="Times New Roman"/>
+          <w:szCs w:val="28"/>
+          <w:lang w:val="uk-UA"/>
+        </w:rPr>
+      </w:pPr>
+      <w:r>
+        <w:rPr>
+          <w:rFonts w:cs="Times New Roman"/>
+          <w:szCs w:val="28"/>
+          <w:lang w:val="uk-UA"/>
+        </w:rPr>
+        <w:t xml:space="preserve">    </w:t>
+      </w:r>
+      <w:proofErr w:type="spellStart"/>
+      <w:r>
+        <w:rPr>
+          <w:rFonts w:cs="Times New Roman"/>
+          <w:szCs w:val="28"/>
+          <w:lang w:val="uk-UA"/>
+        </w:rPr>
+        <w:t>return</w:t>
+      </w:r>
+      <w:proofErr w:type="spellEnd"/>
+      <w:r>
+        <w:rPr>
+          <w:rFonts w:cs="Times New Roman"/>
+          <w:szCs w:val="28"/>
+          <w:lang w:val="uk-UA"/>
+        </w:rPr>
+        <w:t xml:space="preserve"> a - b</w:t>
+      </w:r>
+    </w:p>
+    <w:p>
+      <w:pPr>
+        <w:pBdr>
+          <w:top w:val="single" w:sz="4" w:space="1" w:color="auto"/>
+          <w:left w:val="single" w:sz="4" w:space="4" w:color="auto"/>
+          <w:bottom w:val="single" w:sz="4" w:space="1" w:color="auto"/>
+          <w:right w:val="single" w:sz="4" w:space="4" w:color="auto"/>
+        </w:pBdr>
+        <w:spacing w:after="0"/>
+        <w:ind w:left="720" w:firstLine="0"/>
+        <w:rPr>
+          <w:rFonts w:cs="Times New Roman"/>
+          <w:szCs w:val="28"/>
+          <w:lang w:val="uk-UA"/>
+        </w:rPr>
+      </w:pPr>
+    </w:p>
+    <w:p>
+      <w:pPr>
+        <w:pBdr>
+          <w:top w:val="single" w:sz="4" w:space="1" w:color="auto"/>
+          <w:left w:val="single" w:sz="4" w:space="4" w:color="auto"/>
+          <w:bottom w:val="single" w:sz="4" w:space="1" w:color="auto"/>
+          <w:right w:val="single" w:sz="4" w:space="4" w:color="auto"/>
+        </w:pBdr>
+        <w:spacing w:after="0"/>
+        <w:ind w:left="720" w:firstLine="0"/>
+        <w:rPr>
+          <w:rFonts w:cs="Times New Roman"/>
+          <w:szCs w:val="28"/>
+          <w:lang w:val="uk-UA"/>
+        </w:rPr>
+      </w:pPr>
+      <w:proofErr w:type="spellStart"/>
+      <w:r>
+        <w:rPr>
+          <w:rFonts w:cs="Times New Roman"/>
+          <w:szCs w:val="28"/>
+          <w:lang w:val="uk-UA"/>
+        </w:rPr>
+        <w:t>def</w:t>
+      </w:r>
+      <w:proofErr w:type="spellEnd"/>
+      <w:r>
+        <w:rPr>
+          <w:rFonts w:cs="Times New Roman"/>
+          <w:szCs w:val="28"/>
+          <w:lang w:val="uk-UA"/>
+        </w:rPr>
+        <w:t xml:space="preserve"> </w:t>
+      </w:r>
+      <w:proofErr w:type="spellStart"/>
+      <w:r>
+        <w:rPr>
+          <w:rFonts w:cs="Times New Roman"/>
+          <w:szCs w:val="28"/>
+          <w:lang w:val="uk-UA"/>
+        </w:rPr>
+        <w:t>mnoj</w:t>
+      </w:r>
+      <w:proofErr w:type="spellEnd"/>
+      <w:r>
+        <w:rPr>
+          <w:rFonts w:cs="Times New Roman"/>
+          <w:szCs w:val="28"/>
+          <w:lang w:val="uk-UA"/>
+        </w:rPr>
+        <w:t>(a, b):</w:t>
+      </w:r>
+    </w:p>
+    <w:p>
+      <w:pPr>
+        <w:pBdr>
+          <w:top w:val="single" w:sz="4" w:space="1" w:color="auto"/>
+          <w:left w:val="single" w:sz="4" w:space="4" w:color="auto"/>
+          <w:bottom w:val="single" w:sz="4" w:space="1" w:color="auto"/>
+          <w:right w:val="single" w:sz="4" w:space="4" w:color="auto"/>
+        </w:pBdr>
+        <w:spacing w:after="0"/>
+        <w:ind w:left="720" w:firstLine="0"/>
+        <w:rPr>
+          <w:rFonts w:cs="Times New Roman"/>
+          <w:szCs w:val="28"/>
+          <w:lang w:val="uk-UA"/>
+        </w:rPr>
+      </w:pPr>
+      <w:r>
+        <w:rPr>
+          <w:rFonts w:cs="Times New Roman"/>
+          <w:szCs w:val="28"/>
+          <w:lang w:val="uk-UA"/>
+        </w:rPr>
+        <w:t xml:space="preserve">    </w:t>
+      </w:r>
+      <w:proofErr w:type="spellStart"/>
+      <w:r>
+        <w:rPr>
+          <w:rFonts w:cs="Times New Roman"/>
+          <w:szCs w:val="28"/>
+          <w:lang w:val="uk-UA"/>
+        </w:rPr>
+        <w:t>return</w:t>
+      </w:r>
+      <w:proofErr w:type="spellEnd"/>
+      <w:r>
+        <w:rPr>
+          <w:rFonts w:cs="Times New Roman"/>
+          <w:szCs w:val="28"/>
+          <w:lang w:val="uk-UA"/>
+        </w:rPr>
+        <w:t xml:space="preserve"> a * b</w:t>
+      </w:r>
+    </w:p>
+    <w:p>
+      <w:pPr>
+        <w:pBdr>
+          <w:top w:val="single" w:sz="4" w:space="1" w:color="auto"/>
+          <w:left w:val="single" w:sz="4" w:space="4" w:color="auto"/>
+          <w:bottom w:val="single" w:sz="4" w:space="1" w:color="auto"/>
+          <w:right w:val="single" w:sz="4" w:space="4" w:color="auto"/>
+        </w:pBdr>
+        <w:spacing w:after="0"/>
+        <w:ind w:left="720" w:firstLine="0"/>
+        <w:rPr>
+          <w:rFonts w:cs="Times New Roman"/>
+          <w:szCs w:val="28"/>
+          <w:lang w:val="uk-UA"/>
+        </w:rPr>
+      </w:pPr>
+    </w:p>
+    <w:p>
+      <w:pPr>
+        <w:pBdr>
+          <w:top w:val="single" w:sz="4" w:space="1" w:color="auto"/>
+          <w:left w:val="single" w:sz="4" w:space="4" w:color="auto"/>
+          <w:bottom w:val="single" w:sz="4" w:space="1" w:color="auto"/>
+          <w:right w:val="single" w:sz="4" w:space="4" w:color="auto"/>
+        </w:pBdr>
+        <w:spacing w:after="0"/>
+        <w:ind w:left="720" w:firstLine="0"/>
+        <w:rPr>
+          <w:rFonts w:cs="Times New Roman"/>
+          <w:szCs w:val="28"/>
+          <w:lang w:val="uk-UA"/>
+        </w:rPr>
+      </w:pPr>
+      <w:proofErr w:type="spellStart"/>
+      <w:r>
+        <w:rPr>
+          <w:rFonts w:cs="Times New Roman"/>
+          <w:szCs w:val="28"/>
+          <w:lang w:val="uk-UA"/>
+        </w:rPr>
+        <w:t>def</w:t>
+      </w:r>
+      <w:proofErr w:type="spellEnd"/>
+      <w:r>
+        <w:rPr>
+          <w:rFonts w:cs="Times New Roman"/>
+          <w:szCs w:val="28"/>
+          <w:lang w:val="uk-UA"/>
+        </w:rPr>
+        <w:t xml:space="preserve"> </w:t>
+      </w:r>
+      <w:proofErr w:type="spellStart"/>
+      <w:r>
+        <w:rPr>
+          <w:rFonts w:cs="Times New Roman"/>
+          <w:szCs w:val="28"/>
+          <w:lang w:val="uk-UA"/>
+        </w:rPr>
+        <w:t>dilena</w:t>
+      </w:r>
+      <w:proofErr w:type="spellEnd"/>
+      <w:r>
+        <w:rPr>
+          <w:rFonts w:cs="Times New Roman"/>
+          <w:szCs w:val="28"/>
+          <w:lang w:val="uk-UA"/>
+        </w:rPr>
+        <w:t>(a, b):</w:t>
+      </w:r>
+    </w:p>
+    <w:p>
+      <w:pPr>
+        <w:pBdr>
+          <w:top w:val="single" w:sz="4" w:space="1" w:color="auto"/>
+          <w:left w:val="single" w:sz="4" w:space="4" w:color="auto"/>
+          <w:bottom w:val="single" w:sz="4" w:space="1" w:color="auto"/>
+          <w:right w:val="single" w:sz="4" w:space="4" w:color="auto"/>
+        </w:pBdr>
+        <w:spacing w:after="0"/>
+        <w:ind w:left="720" w:firstLine="0"/>
+        <w:rPr>
+          <w:rFonts w:cs="Times New Roman"/>
+          <w:szCs w:val="28"/>
+          <w:lang w:val="uk-UA"/>
+        </w:rPr>
+      </w:pPr>
+      <w:r>
+        <w:rPr>
+          <w:rFonts w:cs="Times New Roman"/>
+          <w:szCs w:val="28"/>
+          <w:lang w:val="uk-UA"/>
+        </w:rPr>
+        <w:t xml:space="preserve">    </w:t>
+      </w:r>
+      <w:proofErr w:type="spellStart"/>
+      <w:r>
+        <w:rPr>
+          <w:rFonts w:cs="Times New Roman"/>
+          <w:szCs w:val="28"/>
+          <w:lang w:val="uk-UA"/>
+        </w:rPr>
+        <w:t>if</w:t>
+      </w:r>
+      <w:proofErr w:type="spellEnd"/>
+      <w:r>
+        <w:rPr>
+          <w:rFonts w:cs="Times New Roman"/>
+          <w:szCs w:val="28"/>
+          <w:lang w:val="uk-UA"/>
+        </w:rPr>
+        <w:t xml:space="preserve"> b != 0:</w:t>
+      </w:r>
+    </w:p>
+    <w:p>
+      <w:pPr>
+        <w:pBdr>
+          <w:top w:val="single" w:sz="4" w:space="1" w:color="auto"/>
+          <w:left w:val="single" w:sz="4" w:space="4" w:color="auto"/>
+          <w:bottom w:val="single" w:sz="4" w:space="1" w:color="auto"/>
+          <w:right w:val="single" w:sz="4" w:space="4" w:color="auto"/>
+        </w:pBdr>
+        <w:spacing w:after="0"/>
+        <w:ind w:left="720" w:firstLine="0"/>
+        <w:rPr>
+          <w:rFonts w:cs="Times New Roman"/>
+          <w:szCs w:val="28"/>
+          <w:lang w:val="uk-UA"/>
+        </w:rPr>
+      </w:pPr>
+      <w:r>
+        <w:rPr>
+          <w:rFonts w:cs="Times New Roman"/>
+          <w:szCs w:val="28"/>
+          <w:lang w:val="uk-UA"/>
+        </w:rPr>
+        <w:t xml:space="preserve">        </w:t>
+      </w:r>
+      <w:proofErr w:type="spellStart"/>
+      <w:r>
+        <w:rPr>
+          <w:rFonts w:cs="Times New Roman"/>
+          <w:szCs w:val="28"/>
+          <w:lang w:val="uk-UA"/>
+        </w:rPr>
+        <w:t>return</w:t>
+      </w:r>
+      <w:proofErr w:type="spellEnd"/>
+      <w:r>
+        <w:rPr>
+          <w:rFonts w:cs="Times New Roman"/>
+          <w:szCs w:val="28"/>
+          <w:lang w:val="uk-UA"/>
+        </w:rPr>
+        <w:t xml:space="preserve"> a / b</w:t>
+      </w:r>
+    </w:p>
+    <w:p>
+      <w:pPr>
+        <w:pBdr>
+          <w:top w:val="single" w:sz="4" w:space="1" w:color="auto"/>
+          <w:left w:val="single" w:sz="4" w:space="4" w:color="auto"/>
+          <w:bottom w:val="single" w:sz="4" w:space="1" w:color="auto"/>
+          <w:right w:val="single" w:sz="4" w:space="4" w:color="auto"/>
+        </w:pBdr>
+        <w:spacing w:after="0"/>
+        <w:ind w:left="720" w:firstLine="0"/>
+        <w:rPr>
+          <w:rFonts w:cs="Times New Roman"/>
+          <w:szCs w:val="28"/>
+          <w:lang w:val="uk-UA"/>
+        </w:rPr>
+      </w:pPr>
+      <w:r>
+        <w:rPr>
+          <w:rFonts w:cs="Times New Roman"/>
+          <w:szCs w:val="28"/>
+          <w:lang w:val="uk-UA"/>
+        </w:rPr>
+        <w:t xml:space="preserve">    </w:t>
+      </w:r>
+      <w:proofErr w:type="spellStart"/>
+      <w:r>
+        <w:rPr>
+          <w:rFonts w:cs="Times New Roman"/>
+          <w:szCs w:val="28"/>
+          <w:lang w:val="uk-UA"/>
+        </w:rPr>
+        <w:t>else</w:t>
+      </w:r>
+      <w:proofErr w:type="spellEnd"/>
+      <w:r>
+        <w:rPr>
+          <w:rFonts w:cs="Times New Roman"/>
+          <w:szCs w:val="28"/>
+          <w:lang w:val="uk-UA"/>
+        </w:rPr>
+        <w:t>:</w:t>
+      </w:r>
+    </w:p>
+    <w:p>
+      <w:pPr>
+        <w:pBdr>
+          <w:top w:val="single" w:sz="4" w:space="1" w:color="auto"/>
+          <w:left w:val="single" w:sz="4" w:space="4" w:color="auto"/>
+          <w:bottom w:val="single" w:sz="4" w:space="1" w:color="auto"/>
+          <w:right w:val="single" w:sz="4" w:space="4" w:color="auto"/>
+        </w:pBdr>
+        <w:spacing w:after="0"/>
+        <w:ind w:left="720" w:firstLine="0"/>
+        <w:rPr>
+          <w:rFonts w:cs="Times New Roman"/>
+          <w:szCs w:val="28"/>
+          <w:lang w:val="uk-UA"/>
+        </w:rPr>
+      </w:pPr>
+      <w:r>
+        <w:rPr>
+          <w:rFonts w:cs="Times New Roman"/>
+          <w:szCs w:val="28"/>
+          <w:lang w:val="uk-UA"/>
+        </w:rPr>
+        <w:t xml:space="preserve">        </w:t>
+      </w:r>
+      <w:proofErr w:type="spellStart"/>
+      <w:r>
+        <w:rPr>
+          <w:rFonts w:cs="Times New Roman"/>
+          <w:szCs w:val="28"/>
+          <w:lang w:val="uk-UA"/>
+        </w:rPr>
+        <w:t>return</w:t>
+      </w:r>
+      <w:proofErr w:type="spellEnd"/>
+      <w:r>
+        <w:rPr>
+          <w:rFonts w:cs="Times New Roman"/>
+          <w:szCs w:val="28"/>
+          <w:lang w:val="uk-UA"/>
+        </w:rPr>
+        <w:t xml:space="preserve"> "Помилка, ділення на нуль!"</w:t>
+      </w:r>
+    </w:p>
+    <w:p>
+      <w:pPr>
+        <w:spacing w:after="0"/>
+        <w:ind w:left="720" w:firstLine="0"/>
+        <w:rPr>
+          <w:rFonts w:cs="Times New Roman"/>
+          <w:szCs w:val="28"/>
+          <w:lang w:val="ru-RU"/>
+        </w:rPr>
+      </w:pPr>
+      <w:r>
+        <w:rPr>
+          <w:rFonts w:cs="Times New Roman"/>
+          <w:szCs w:val="28"/>
+          <w:lang w:val="ru-RU"/>
+        </w:rPr>
+        <w:t>Результат:</w:t>
+      </w:r>
+    </w:p>
+    <w:p>
+      <w:pPr>
+        <w:spacing w:after="0"/>
+        <w:ind w:left="720" w:firstLine="0"/>
+        <w:rPr>
+          <w:rFonts w:cs="Times New Roman"/>
+          <w:szCs w:val="28"/>
+          <w:lang w:val="ru-RU"/>
+        </w:rPr>
+      </w:pPr>
+      <w:r>
+        <w:rPr>
+          <w:rFonts w:cs="Times New Roman"/>
+          <w:szCs w:val="28"/>
+          <w:lang w:val="ru-RU"/>
+        </w:rPr>
+        <w:drawing>
+          <wp:inline distT="0" distB="0" distL="0" distR="0" wp14:anchorId="7926EA97" wp14:editId="650297BE">
+            <wp:extent cx="2753109" cy="1352739"/>
+            <wp:effectExtent l="0" t="0" r="0" b="0"/>
+            <wp:docPr id="10" name="Рисунок 10"/>
+            <wp:cNvGraphicFramePr>
+              <a:graphicFrameLocks xmlns:a="http://schemas.openxmlformats.org/drawingml/2006/main" noChangeAspect="1"/>
+            </wp:cNvGraphicFramePr>
+            <a:graphic xmlns:a="http://schemas.openxmlformats.org/drawingml/2006/main">
+              <a:graphicData uri="http://schemas.openxmlformats.org/drawingml/2006/picture">
+                <pic:pic xmlns:pic="http://schemas.openxmlformats.org/drawingml/2006/picture">
+                  <pic:nvPicPr>
+                    <pic:cNvPr id="1" name=""/>
+                    <pic:cNvPicPr/>
+                  </pic:nvPicPr>
+                  <pic:blipFill>
+                    <a:blip r:embed="rId30"/>
+                    <a:stretch>
+                      <a:fillRect/>
+                    </a:stretch>
+                  </pic:blipFill>
+                  <pic:spPr>
+                    <a:xfrm>
+                      <a:off x="0" y="0"/>
+                      <a:ext cx="2753109" cy="1352739"/>
+                    </a:xfrm>
+                    <a:prstGeom prst="rect">
+                      <a:avLst/>
+                    </a:prstGeom>
+                  </pic:spPr>
+                </pic:pic>
+              </a:graphicData>
+            </a:graphic>
+          </wp:inline>
+        </w:drawing>
+      </w:r>
+      <w:bookmarkStart w:id="0" w:name="_GoBack"/>
+      <w:bookmarkEnd w:id="0"/>
+    </w:p>
+    <w:p>
+      <w:pPr>
+        <w:spacing w:after="0"/>
+        <w:ind w:left="720" w:firstLine="0"/>
+        <w:rPr>
+          <w:rFonts w:cs="Times New Roman"/>
+          <w:szCs w:val="28"/>
+          <w:lang w:val="uk-UA"/>
+        </w:rPr>
+      </w:pPr>
     </w:p>
     <w:sectPr>
       <w:pgSz w:w="12240" w:h="15840"/>
@@ -20960,6 +26873,95 @@
     </w:lvl>
   </w:abstractNum>
   <w:abstractNum w:abstractNumId="3" w15:restartNumberingAfterBreak="0">
+    <w:nsid w:val="6034018B"/>
+    <w:multiLevelType w:val="hybridMultilevel"/>
+    <w:tmpl w:val="911A095E"/>
+    <w:lvl w:ilvl="0" w:tplc="913C4A52">
+      <w:start w:val="1"/>
+      <w:numFmt w:val="decimal"/>
+      <w:lvlText w:val="%1)"/>
+      <w:lvlJc w:val="left"/>
+      <w:pPr>
+        <w:ind w:left="1080" w:hanging="360"/>
+      </w:pPr>
+      <w:rPr>
+        <w:rFonts w:hint="default"/>
+      </w:rPr>
+    </w:lvl>
+    <w:lvl w:ilvl="1" w:tplc="04220019" w:tentative="1">
+      <w:start w:val="1"/>
+      <w:numFmt w:val="lowerLetter"/>
+      <w:lvlText w:val="%2."/>
+      <w:lvlJc w:val="left"/>
+      <w:pPr>
+        <w:ind w:left="1800" w:hanging="360"/>
+      </w:pPr>
+    </w:lvl>
+    <w:lvl w:ilvl="2" w:tplc="0422001B" w:tentative="1">
+      <w:start w:val="1"/>
+      <w:numFmt w:val="lowerRoman"/>
+      <w:lvlText w:val="%3."/>
+      <w:lvlJc w:val="right"/>
+      <w:pPr>
+        <w:ind w:left="2520" w:hanging="180"/>
+      </w:pPr>
+    </w:lvl>
+    <w:lvl w:ilvl="3" w:tplc="0422000F" w:tentative="1">
+      <w:start w:val="1"/>
+      <w:numFmt w:val="decimal"/>
+      <w:lvlText w:val="%4."/>
+      <w:lvlJc w:val="left"/>
+      <w:pPr>
+        <w:ind w:left="3240" w:hanging="360"/>
+      </w:pPr>
+    </w:lvl>
+    <w:lvl w:ilvl="4" w:tplc="04220019" w:tentative="1">
+      <w:start w:val="1"/>
+      <w:numFmt w:val="lowerLetter"/>
+      <w:lvlText w:val="%5."/>
+      <w:lvlJc w:val="left"/>
+      <w:pPr>
+        <w:ind w:left="3960" w:hanging="360"/>
+      </w:pPr>
+    </w:lvl>
+    <w:lvl w:ilvl="5" w:tplc="0422001B" w:tentative="1">
+      <w:start w:val="1"/>
+      <w:numFmt w:val="lowerRoman"/>
+      <w:lvlText w:val="%6."/>
+      <w:lvlJc w:val="right"/>
+      <w:pPr>
+        <w:ind w:left="4680" w:hanging="180"/>
+      </w:pPr>
+    </w:lvl>
+    <w:lvl w:ilvl="6" w:tplc="0422000F" w:tentative="1">
+      <w:start w:val="1"/>
+      <w:numFmt w:val="decimal"/>
+      <w:lvlText w:val="%7."/>
+      <w:lvlJc w:val="left"/>
+      <w:pPr>
+        <w:ind w:left="5400" w:hanging="360"/>
+      </w:pPr>
+    </w:lvl>
+    <w:lvl w:ilvl="7" w:tplc="04220019" w:tentative="1">
+      <w:start w:val="1"/>
+      <w:numFmt w:val="lowerLetter"/>
+      <w:lvlText w:val="%8."/>
+      <w:lvlJc w:val="left"/>
+      <w:pPr>
+        <w:ind w:left="6120" w:hanging="360"/>
+      </w:pPr>
+    </w:lvl>
+    <w:lvl w:ilvl="8" w:tplc="0422001B" w:tentative="1">
+      <w:start w:val="1"/>
+      <w:numFmt w:val="lowerRoman"/>
+      <w:lvlText w:val="%9."/>
+      <w:lvlJc w:val="right"/>
+      <w:pPr>
+        <w:ind w:left="6840" w:hanging="180"/>
+      </w:pPr>
+    </w:lvl>
+  </w:abstractNum>
+  <w:abstractNum w:abstractNumId="4" w15:restartNumberingAfterBreak="0">
     <w:nsid w:val="61597136"/>
     <w:multiLevelType w:val="hybridMultilevel"/>
     <w:tmpl w:val="CBC02F5A"/>
@@ -21048,7 +27050,7 @@
       </w:pPr>
     </w:lvl>
   </w:abstractNum>
-  <w:abstractNum w:abstractNumId="4" w15:restartNumberingAfterBreak="0">
+  <w:abstractNum w:abstractNumId="5" w15:restartNumberingAfterBreak="0">
     <w:nsid w:val="62342268"/>
     <w:multiLevelType w:val="hybridMultilevel"/>
     <w:tmpl w:val="F0DA62AE"/>
@@ -21137,7 +27139,7 @@
       </w:pPr>
     </w:lvl>
   </w:abstractNum>
-  <w:abstractNum w:abstractNumId="5" w15:restartNumberingAfterBreak="0">
+  <w:abstractNum w:abstractNumId="6" w15:restartNumberingAfterBreak="0">
     <w:nsid w:val="65BC1C9A"/>
     <w:multiLevelType w:val="hybridMultilevel"/>
     <w:tmpl w:val="F1945C1E"/>
@@ -21226,7 +27228,7 @@
       </w:pPr>
     </w:lvl>
   </w:abstractNum>
-  <w:abstractNum w:abstractNumId="6" w15:restartNumberingAfterBreak="0">
+  <w:abstractNum w:abstractNumId="7" w15:restartNumberingAfterBreak="0">
     <w:nsid w:val="6CE54FE5"/>
     <w:multiLevelType w:val="hybridMultilevel"/>
     <w:tmpl w:val="E6D05908"/>
@@ -21316,10 +27318,10 @@
     </w:lvl>
   </w:abstractNum>
   <w:num w:numId="1">
-    <w:abstractNumId w:val="6"/>
+    <w:abstractNumId w:val="7"/>
   </w:num>
   <w:num w:numId="2">
-    <w:abstractNumId w:val="3"/>
+    <w:abstractNumId w:val="4"/>
   </w:num>
   <w:num w:numId="3">
     <w:abstractNumId w:val="0"/>
@@ -21328,13 +27330,16 @@
     <w:abstractNumId w:val="2"/>
   </w:num>
   <w:num w:numId="5">
-    <w:abstractNumId w:val="5"/>
+    <w:abstractNumId w:val="6"/>
   </w:num>
   <w:num w:numId="6">
     <w:abstractNumId w:val="1"/>
   </w:num>
   <w:num w:numId="7">
-    <w:abstractNumId w:val="4"/>
+    <w:abstractNumId w:val="5"/>
+  </w:num>
+  <w:num w:numId="8">
+    <w:abstractNumId w:val="3"/>
   </w:num>
 </w:numbering>
 </file>

--- a/TP-KB-241-Shchuchkin-Pavlo-lpr.docx
+++ b/TP-KB-241-Shchuchkin-Pavlo-lpr.docx
@@ -26579,8 +26579,137 @@
           </wp:inline>
         </w:drawing>
       </w:r>
+    </w:p>
+    <w:p>
+      <w:pPr>
+        <w:spacing w:after="0"/>
+        <w:rPr>
+          <w:lang w:val="ru-RU"/>
+        </w:rPr>
+      </w:pPr>
       <w:bookmarkStart w:id="0" w:name="_GoBack"/>
-      <w:bookmarkEnd w:id="0"/>
+      <w:r>
+        <w:rPr>
+          <w:lang w:val="uk-UA"/>
+        </w:rPr>
+        <w:t xml:space="preserve">Посилання на </w:t>
+      </w:r>
+      <w:r>
+        <w:t>github</w:t>
+      </w:r>
+      <w:r>
+        <w:rPr>
+          <w:lang w:val="ru-RU"/>
+        </w:rPr>
+        <w:t>:</w:t>
+      </w:r>
+    </w:p>
+    <w:p>
+      <w:pPr>
+        <w:spacing w:after="0"/>
+        <w:rPr>
+          <w:lang w:val="ru-RU"/>
+        </w:rPr>
+      </w:pPr>
+      <w:hyperlink r:id="rId31" w:history="1">
+        <w:r>
+          <w:rPr>
+            <w:rStyle w:val="a5"/>
+            <w:lang w:val="ru-RU"/>
+          </w:rPr>
+          <w:t>https://github.com/PavelSanguinary/TP-KB-241-Pavlo-Shchuchkin.git</w:t>
+        </w:r>
+      </w:hyperlink>
+    </w:p>
+    <w:p>
+      <w:pPr>
+        <w:spacing w:after="0"/>
+        <w:rPr>
+          <w:lang w:val="ru-RU"/>
+        </w:rPr>
+      </w:pPr>
+      <w:r>
+        <w:rPr>
+          <w:lang w:val="uk-UA"/>
+        </w:rPr>
+        <w:t xml:space="preserve">Знімок екрану з посилання на </w:t>
+      </w:r>
+      <w:r>
+        <w:t>github</w:t>
+      </w:r>
+      <w:r>
+        <w:rPr>
+          <w:lang w:val="ru-RU"/>
+        </w:rPr>
+        <w:t>:</w:t>
+      </w:r>
+    </w:p>
+    <w:bookmarkEnd w:id="0"/>
+    <w:p>
+      <w:pPr>
+        <w:rPr>
+          <w:lang w:val="ru-RU"/>
+        </w:rPr>
+      </w:pPr>
+    </w:p>
+    <w:p>
+      <w:pPr>
+        <w:rPr>
+          <w:lang w:val="ru-RU"/>
+        </w:rPr>
+      </w:pPr>
+      <w:r>
+        <w:rPr>
+          <w:lang w:val="ru-RU"/>
+        </w:rPr>
+        <w:lastRenderedPageBreak/>
+        <w:drawing>
+          <wp:inline distT="0" distB="0" distL="0" distR="0" wp14:anchorId="2A46EC21" wp14:editId="694A763D">
+            <wp:extent cx="5943600" cy="2687955"/>
+            <wp:effectExtent l="0" t="0" r="0" b="0"/>
+            <wp:docPr id="11" name="Рисунок 11"/>
+            <wp:cNvGraphicFramePr>
+              <a:graphicFrameLocks xmlns:a="http://schemas.openxmlformats.org/drawingml/2006/main" noChangeAspect="1"/>
+            </wp:cNvGraphicFramePr>
+            <a:graphic xmlns:a="http://schemas.openxmlformats.org/drawingml/2006/main">
+              <a:graphicData uri="http://schemas.openxmlformats.org/drawingml/2006/picture">
+                <pic:pic xmlns:pic="http://schemas.openxmlformats.org/drawingml/2006/picture">
+                  <pic:nvPicPr>
+                    <pic:cNvPr id="1" name=""/>
+                    <pic:cNvPicPr/>
+                  </pic:nvPicPr>
+                  <pic:blipFill>
+                    <a:blip r:embed="rId32"/>
+                    <a:stretch>
+                      <a:fillRect/>
+                    </a:stretch>
+                  </pic:blipFill>
+                  <pic:spPr>
+                    <a:xfrm>
+                      <a:off x="0" y="0"/>
+                      <a:ext cx="5943600" cy="2687955"/>
+                    </a:xfrm>
+                    <a:prstGeom prst="rect">
+                      <a:avLst/>
+                    </a:prstGeom>
+                  </pic:spPr>
+                </pic:pic>
+              </a:graphicData>
+            </a:graphic>
+          </wp:inline>
+        </w:drawing>
+      </w:r>
+    </w:p>
+    <w:p>
+      <w:pPr>
+        <w:spacing w:after="0"/>
+        <w:ind w:left="720" w:firstLine="0"/>
+        <w:rPr>
+          <w:rFonts w:cs="Times New Roman"/>
+          <w:szCs w:val="28"/>
+          <w:lang w:val="ru-RU"/>
+        </w:rPr>
+      </w:pPr>
     </w:p>
     <w:p>
       <w:pPr>
